--- a/RestaurantReservations/Relatório_DOS.docx
+++ b/RestaurantReservations/Relatório_DOS.docx
@@ -4,13 +4,6 @@
   <w:body>
     <w:sdt>
       <w:sdtPr>
-        <w:id w:val="1318540449"/>
-        <w:docPartObj>
-          <w:docPartGallery w:val="Cover Pages"/>
-          <w:docPartUnique/>
-        </w:docPartObj>
-      </w:sdtPr>
-      <w:sdtEndPr>
         <w:rPr>
           <w:rFonts w:eastAsiaTheme="minorEastAsia"/>
           <w:kern w:val="0"/>
@@ -19,7 +12,12 @@
           <w:lang w:val="en-US"/>
           <w14:ligatures w14:val="none"/>
         </w:rPr>
-      </w:sdtEndPr>
+        <w:id w:val="1318540449"/>
+        <w:docPartObj>
+          <w:docPartGallery w:val="Cover Pages"/>
+          <w:docPartUnique/>
+        </w:docPartObj>
+      </w:sdtPr>
       <w:sdtContent>
         <w:p>
           <w:r>
@@ -1002,7 +1000,7 @@
           <w:r>
             <w:fldChar w:fldCharType="separate"/>
           </w:r>
-          <w:hyperlink w:anchor="_Toc219600415" w:history="1">
+          <w:hyperlink w:anchor="_Toc219641491" w:history="1">
             <w:r>
               <w:rPr>
                 <w:rStyle w:val="Hiperligao"/>
@@ -1044,7 +1042,7 @@
                 <w:noProof/>
                 <w:webHidden/>
               </w:rPr>
-              <w:instrText xml:space="preserve"> PAGEREF _Toc219600415 \h </w:instrText>
+              <w:instrText xml:space="preserve"> PAGEREF _Toc219641491 \h </w:instrText>
             </w:r>
             <w:r>
               <w:rPr>
@@ -1088,7 +1086,7 @@
               <w:lang w:eastAsia="pt-PT"/>
             </w:rPr>
           </w:pPr>
-          <w:hyperlink w:anchor="_Toc219600416" w:history="1">
+          <w:hyperlink w:anchor="_Toc219641492" w:history="1">
             <w:r>
               <w:rPr>
                 <w:rStyle w:val="Hiperligao"/>
@@ -1130,7 +1128,7 @@
                 <w:noProof/>
                 <w:webHidden/>
               </w:rPr>
-              <w:instrText xml:space="preserve"> PAGEREF _Toc219600416 \h </w:instrText>
+              <w:instrText xml:space="preserve"> PAGEREF _Toc219641492 \h </w:instrText>
             </w:r>
             <w:r>
               <w:rPr>
@@ -1174,7 +1172,7 @@
               <w:lang w:eastAsia="pt-PT"/>
             </w:rPr>
           </w:pPr>
-          <w:hyperlink w:anchor="_Toc219600417" w:history="1">
+          <w:hyperlink w:anchor="_Toc219641493" w:history="1">
             <w:r>
               <w:rPr>
                 <w:rStyle w:val="Hiperligao"/>
@@ -1216,7 +1214,7 @@
                 <w:noProof/>
                 <w:webHidden/>
               </w:rPr>
-              <w:instrText xml:space="preserve"> PAGEREF _Toc219600417 \h </w:instrText>
+              <w:instrText xml:space="preserve"> PAGEREF _Toc219641493 \h </w:instrText>
             </w:r>
             <w:r>
               <w:rPr>
@@ -1260,7 +1258,7 @@
               <w:lang w:eastAsia="pt-PT"/>
             </w:rPr>
           </w:pPr>
-          <w:hyperlink w:anchor="_Toc219600418" w:history="1">
+          <w:hyperlink w:anchor="_Toc219641494" w:history="1">
             <w:r>
               <w:rPr>
                 <w:rStyle w:val="Hiperligao"/>
@@ -1302,7 +1300,7 @@
                 <w:noProof/>
                 <w:webHidden/>
               </w:rPr>
-              <w:instrText xml:space="preserve"> PAGEREF _Toc219600418 \h </w:instrText>
+              <w:instrText xml:space="preserve"> PAGEREF _Toc219641494 \h </w:instrText>
             </w:r>
             <w:r>
               <w:rPr>
@@ -1346,7 +1344,7 @@
               <w:lang w:eastAsia="pt-PT"/>
             </w:rPr>
           </w:pPr>
-          <w:hyperlink w:anchor="_Toc219600419" w:history="1">
+          <w:hyperlink w:anchor="_Toc219641495" w:history="1">
             <w:r>
               <w:rPr>
                 <w:rStyle w:val="Hiperligao"/>
@@ -1388,7 +1386,7 @@
                 <w:noProof/>
                 <w:webHidden/>
               </w:rPr>
-              <w:instrText xml:space="preserve"> PAGEREF _Toc219600419 \h </w:instrText>
+              <w:instrText xml:space="preserve"> PAGEREF _Toc219641495 \h </w:instrText>
             </w:r>
             <w:r>
               <w:rPr>
@@ -1432,7 +1430,7 @@
               <w:lang w:eastAsia="pt-PT"/>
             </w:rPr>
           </w:pPr>
-          <w:hyperlink w:anchor="_Toc219600420" w:history="1">
+          <w:hyperlink w:anchor="_Toc219641496" w:history="1">
             <w:r>
               <w:rPr>
                 <w:rStyle w:val="Hiperligao"/>
@@ -1474,7 +1472,7 @@
                 <w:noProof/>
                 <w:webHidden/>
               </w:rPr>
-              <w:instrText xml:space="preserve"> PAGEREF _Toc219600420 \h </w:instrText>
+              <w:instrText xml:space="preserve"> PAGEREF _Toc219641496 \h </w:instrText>
             </w:r>
             <w:r>
               <w:rPr>
@@ -1518,7 +1516,7 @@
               <w:lang w:eastAsia="pt-PT"/>
             </w:rPr>
           </w:pPr>
-          <w:hyperlink w:anchor="_Toc219600421" w:history="1">
+          <w:hyperlink w:anchor="_Toc219641497" w:history="1">
             <w:r>
               <w:rPr>
                 <w:rStyle w:val="Hiperligao"/>
@@ -1560,7 +1558,7 @@
                 <w:noProof/>
                 <w:webHidden/>
               </w:rPr>
-              <w:instrText xml:space="preserve"> PAGEREF _Toc219600421 \h </w:instrText>
+              <w:instrText xml:space="preserve"> PAGEREF _Toc219641497 \h </w:instrText>
             </w:r>
             <w:r>
               <w:rPr>
@@ -1604,7 +1602,7 @@
               <w:lang w:eastAsia="pt-PT"/>
             </w:rPr>
           </w:pPr>
-          <w:hyperlink w:anchor="_Toc219600422" w:history="1">
+          <w:hyperlink w:anchor="_Toc219641498" w:history="1">
             <w:r>
               <w:rPr>
                 <w:rStyle w:val="Hiperligao"/>
@@ -1646,7 +1644,7 @@
                 <w:noProof/>
                 <w:webHidden/>
               </w:rPr>
-              <w:instrText xml:space="preserve"> PAGEREF _Toc219600422 \h </w:instrText>
+              <w:instrText xml:space="preserve"> PAGEREF _Toc219641498 \h </w:instrText>
             </w:r>
             <w:r>
               <w:rPr>
@@ -1690,7 +1688,7 @@
               <w:lang w:eastAsia="pt-PT"/>
             </w:rPr>
           </w:pPr>
-          <w:hyperlink w:anchor="_Toc219600423" w:history="1">
+          <w:hyperlink w:anchor="_Toc219641499" w:history="1">
             <w:r>
               <w:rPr>
                 <w:rStyle w:val="Hiperligao"/>
@@ -1732,7 +1730,7 @@
                 <w:noProof/>
                 <w:webHidden/>
               </w:rPr>
-              <w:instrText xml:space="preserve"> PAGEREF _Toc219600423 \h </w:instrText>
+              <w:instrText xml:space="preserve"> PAGEREF _Toc219641499 \h </w:instrText>
             </w:r>
             <w:r>
               <w:rPr>
@@ -1776,7 +1774,7 @@
               <w:lang w:eastAsia="pt-PT"/>
             </w:rPr>
           </w:pPr>
-          <w:hyperlink w:anchor="_Toc219600424" w:history="1">
+          <w:hyperlink w:anchor="_Toc219641500" w:history="1">
             <w:r>
               <w:rPr>
                 <w:rStyle w:val="Hiperligao"/>
@@ -1818,7 +1816,7 @@
                 <w:noProof/>
                 <w:webHidden/>
               </w:rPr>
-              <w:instrText xml:space="preserve"> PAGEREF _Toc219600424 \h </w:instrText>
+              <w:instrText xml:space="preserve"> PAGEREF _Toc219641500 \h </w:instrText>
             </w:r>
             <w:r>
               <w:rPr>
@@ -1862,7 +1860,7 @@
               <w:lang w:eastAsia="pt-PT"/>
             </w:rPr>
           </w:pPr>
-          <w:hyperlink w:anchor="_Toc219600425" w:history="1">
+          <w:hyperlink w:anchor="_Toc219641501" w:history="1">
             <w:r>
               <w:rPr>
                 <w:rStyle w:val="Hiperligao"/>
@@ -1904,7 +1902,7 @@
                 <w:noProof/>
                 <w:webHidden/>
               </w:rPr>
-              <w:instrText xml:space="preserve"> PAGEREF _Toc219600425 \h </w:instrText>
+              <w:instrText xml:space="preserve"> PAGEREF _Toc219641501 \h </w:instrText>
             </w:r>
             <w:r>
               <w:rPr>
@@ -1948,7 +1946,7 @@
               <w:lang w:eastAsia="pt-PT"/>
             </w:rPr>
           </w:pPr>
-          <w:hyperlink w:anchor="_Toc219600426" w:history="1">
+          <w:hyperlink w:anchor="_Toc219641502" w:history="1">
             <w:r>
               <w:rPr>
                 <w:rStyle w:val="Hiperligao"/>
@@ -1990,7 +1988,7 @@
                 <w:noProof/>
                 <w:webHidden/>
               </w:rPr>
-              <w:instrText xml:space="preserve"> PAGEREF _Toc219600426 \h </w:instrText>
+              <w:instrText xml:space="preserve"> PAGEREF _Toc219641502 \h </w:instrText>
             </w:r>
             <w:r>
               <w:rPr>
@@ -2034,7 +2032,7 @@
               <w:lang w:eastAsia="pt-PT"/>
             </w:rPr>
           </w:pPr>
-          <w:hyperlink w:anchor="_Toc219600427" w:history="1">
+          <w:hyperlink w:anchor="_Toc219641503" w:history="1">
             <w:r>
               <w:rPr>
                 <w:rStyle w:val="Hiperligao"/>
@@ -2076,7 +2074,7 @@
                 <w:noProof/>
                 <w:webHidden/>
               </w:rPr>
-              <w:instrText xml:space="preserve"> PAGEREF _Toc219600427 \h </w:instrText>
+              <w:instrText xml:space="preserve"> PAGEREF _Toc219641503 \h </w:instrText>
             </w:r>
             <w:r>
               <w:rPr>
@@ -2120,7 +2118,7 @@
               <w:lang w:eastAsia="pt-PT"/>
             </w:rPr>
           </w:pPr>
-          <w:hyperlink w:anchor="_Toc219600428" w:history="1">
+          <w:hyperlink w:anchor="_Toc219641504" w:history="1">
             <w:r>
               <w:rPr>
                 <w:rStyle w:val="Hiperligao"/>
@@ -2162,7 +2160,7 @@
                 <w:noProof/>
                 <w:webHidden/>
               </w:rPr>
-              <w:instrText xml:space="preserve"> PAGEREF _Toc219600428 \h </w:instrText>
+              <w:instrText xml:space="preserve"> PAGEREF _Toc219641504 \h </w:instrText>
             </w:r>
             <w:r>
               <w:rPr>
@@ -2206,7 +2204,7 @@
               <w:lang w:eastAsia="pt-PT"/>
             </w:rPr>
           </w:pPr>
-          <w:hyperlink w:anchor="_Toc219600429" w:history="1">
+          <w:hyperlink w:anchor="_Toc219641505" w:history="1">
             <w:r>
               <w:rPr>
                 <w:rStyle w:val="Hiperligao"/>
@@ -2248,7 +2246,7 @@
                 <w:noProof/>
                 <w:webHidden/>
               </w:rPr>
-              <w:instrText xml:space="preserve"> PAGEREF _Toc219600429 \h </w:instrText>
+              <w:instrText xml:space="preserve"> PAGEREF _Toc219641505 \h </w:instrText>
             </w:r>
             <w:r>
               <w:rPr>
@@ -2292,7 +2290,7 @@
               <w:lang w:eastAsia="pt-PT"/>
             </w:rPr>
           </w:pPr>
-          <w:hyperlink w:anchor="_Toc219600430" w:history="1">
+          <w:hyperlink w:anchor="_Toc219641506" w:history="1">
             <w:r>
               <w:rPr>
                 <w:rStyle w:val="Hiperligao"/>
@@ -2334,7 +2332,7 @@
                 <w:noProof/>
                 <w:webHidden/>
               </w:rPr>
-              <w:instrText xml:space="preserve"> PAGEREF _Toc219600430 \h </w:instrText>
+              <w:instrText xml:space="preserve"> PAGEREF _Toc219641506 \h </w:instrText>
             </w:r>
             <w:r>
               <w:rPr>
@@ -2378,7 +2376,7 @@
               <w:lang w:eastAsia="pt-PT"/>
             </w:rPr>
           </w:pPr>
-          <w:hyperlink w:anchor="_Toc219600431" w:history="1">
+          <w:hyperlink w:anchor="_Toc219641507" w:history="1">
             <w:r>
               <w:rPr>
                 <w:rStyle w:val="Hiperligao"/>
@@ -2420,7 +2418,7 @@
                 <w:noProof/>
                 <w:webHidden/>
               </w:rPr>
-              <w:instrText xml:space="preserve"> PAGEREF _Toc219600431 \h </w:instrText>
+              <w:instrText xml:space="preserve"> PAGEREF _Toc219641507 \h </w:instrText>
             </w:r>
             <w:r>
               <w:rPr>
@@ -2464,7 +2462,7 @@
               <w:lang w:eastAsia="pt-PT"/>
             </w:rPr>
           </w:pPr>
-          <w:hyperlink w:anchor="_Toc219600432" w:history="1">
+          <w:hyperlink w:anchor="_Toc219641508" w:history="1">
             <w:r>
               <w:rPr>
                 <w:rStyle w:val="Hiperligao"/>
@@ -2506,7 +2504,7 @@
                 <w:noProof/>
                 <w:webHidden/>
               </w:rPr>
-              <w:instrText xml:space="preserve"> PAGEREF _Toc219600432 \h </w:instrText>
+              <w:instrText xml:space="preserve"> PAGEREF _Toc219641508 \h </w:instrText>
             </w:r>
             <w:r>
               <w:rPr>
@@ -2550,7 +2548,7 @@
               <w:lang w:eastAsia="pt-PT"/>
             </w:rPr>
           </w:pPr>
-          <w:hyperlink w:anchor="_Toc219600433" w:history="1">
+          <w:hyperlink w:anchor="_Toc219641509" w:history="1">
             <w:r>
               <w:rPr>
                 <w:rStyle w:val="Hiperligao"/>
@@ -2592,7 +2590,7 @@
                 <w:noProof/>
                 <w:webHidden/>
               </w:rPr>
-              <w:instrText xml:space="preserve"> PAGEREF _Toc219600433 \h </w:instrText>
+              <w:instrText xml:space="preserve"> PAGEREF _Toc219641509 \h </w:instrText>
             </w:r>
             <w:r>
               <w:rPr>
@@ -2636,7 +2634,7 @@
               <w:lang w:eastAsia="pt-PT"/>
             </w:rPr>
           </w:pPr>
-          <w:hyperlink w:anchor="_Toc219600434" w:history="1">
+          <w:hyperlink w:anchor="_Toc219641510" w:history="1">
             <w:r>
               <w:rPr>
                 <w:rStyle w:val="Hiperligao"/>
@@ -2678,7 +2676,7 @@
                 <w:noProof/>
                 <w:webHidden/>
               </w:rPr>
-              <w:instrText xml:space="preserve"> PAGEREF _Toc219600434 \h </w:instrText>
+              <w:instrText xml:space="preserve"> PAGEREF _Toc219641510 \h </w:instrText>
             </w:r>
             <w:r>
               <w:rPr>
@@ -2722,7 +2720,7 @@
               <w:lang w:eastAsia="pt-PT"/>
             </w:rPr>
           </w:pPr>
-          <w:hyperlink w:anchor="_Toc219600435" w:history="1">
+          <w:hyperlink w:anchor="_Toc219641511" w:history="1">
             <w:r>
               <w:rPr>
                 <w:rStyle w:val="Hiperligao"/>
@@ -2764,7 +2762,7 @@
                 <w:noProof/>
                 <w:webHidden/>
               </w:rPr>
-              <w:instrText xml:space="preserve"> PAGEREF _Toc219600435 \h </w:instrText>
+              <w:instrText xml:space="preserve"> PAGEREF _Toc219641511 \h </w:instrText>
             </w:r>
             <w:r>
               <w:rPr>
@@ -2808,7 +2806,7 @@
               <w:lang w:eastAsia="pt-PT"/>
             </w:rPr>
           </w:pPr>
-          <w:hyperlink w:anchor="_Toc219600436" w:history="1">
+          <w:hyperlink w:anchor="_Toc219641512" w:history="1">
             <w:r>
               <w:rPr>
                 <w:rStyle w:val="Hiperligao"/>
@@ -2850,7 +2848,7 @@
                 <w:noProof/>
                 <w:webHidden/>
               </w:rPr>
-              <w:instrText xml:space="preserve"> PAGEREF _Toc219600436 \h </w:instrText>
+              <w:instrText xml:space="preserve"> PAGEREF _Toc219641512 \h </w:instrText>
             </w:r>
             <w:r>
               <w:rPr>
@@ -2894,7 +2892,7 @@
               <w:lang w:eastAsia="pt-PT"/>
             </w:rPr>
           </w:pPr>
-          <w:hyperlink w:anchor="_Toc219600437" w:history="1">
+          <w:hyperlink w:anchor="_Toc219641513" w:history="1">
             <w:r>
               <w:rPr>
                 <w:rStyle w:val="Hiperligao"/>
@@ -2936,7 +2934,7 @@
                 <w:noProof/>
                 <w:webHidden/>
               </w:rPr>
-              <w:instrText xml:space="preserve"> PAGEREF _Toc219600437 \h </w:instrText>
+              <w:instrText xml:space="preserve"> PAGEREF _Toc219641513 \h </w:instrText>
             </w:r>
             <w:r>
               <w:rPr>
@@ -2980,7 +2978,7 @@
               <w:lang w:eastAsia="pt-PT"/>
             </w:rPr>
           </w:pPr>
-          <w:hyperlink w:anchor="_Toc219600438" w:history="1">
+          <w:hyperlink w:anchor="_Toc219641514" w:history="1">
             <w:r>
               <w:rPr>
                 <w:rStyle w:val="Hiperligao"/>
@@ -3022,7 +3020,7 @@
                 <w:noProof/>
                 <w:webHidden/>
               </w:rPr>
-              <w:instrText xml:space="preserve"> PAGEREF _Toc219600438 \h </w:instrText>
+              <w:instrText xml:space="preserve"> PAGEREF _Toc219641514 \h </w:instrText>
             </w:r>
             <w:r>
               <w:rPr>
@@ -3066,7 +3064,7 @@
               <w:lang w:eastAsia="pt-PT"/>
             </w:rPr>
           </w:pPr>
-          <w:hyperlink w:anchor="_Toc219600439" w:history="1">
+          <w:hyperlink w:anchor="_Toc219641515" w:history="1">
             <w:r>
               <w:rPr>
                 <w:rStyle w:val="Hiperligao"/>
@@ -3108,7 +3106,7 @@
                 <w:noProof/>
                 <w:webHidden/>
               </w:rPr>
-              <w:instrText xml:space="preserve"> PAGEREF _Toc219600439 \h </w:instrText>
+              <w:instrText xml:space="preserve"> PAGEREF _Toc219641515 \h </w:instrText>
             </w:r>
             <w:r>
               <w:rPr>
@@ -3152,7 +3150,7 @@
               <w:lang w:eastAsia="pt-PT"/>
             </w:rPr>
           </w:pPr>
-          <w:hyperlink w:anchor="_Toc219600440" w:history="1">
+          <w:hyperlink w:anchor="_Toc219641516" w:history="1">
             <w:r>
               <w:rPr>
                 <w:rStyle w:val="Hiperligao"/>
@@ -3194,7 +3192,7 @@
                 <w:noProof/>
                 <w:webHidden/>
               </w:rPr>
-              <w:instrText xml:space="preserve"> PAGEREF _Toc219600440 \h </w:instrText>
+              <w:instrText xml:space="preserve"> PAGEREF _Toc219641516 \h </w:instrText>
             </w:r>
             <w:r>
               <w:rPr>
@@ -3238,7 +3236,7 @@
               <w:lang w:eastAsia="pt-PT"/>
             </w:rPr>
           </w:pPr>
-          <w:hyperlink w:anchor="_Toc219600441" w:history="1">
+          <w:hyperlink w:anchor="_Toc219641517" w:history="1">
             <w:r>
               <w:rPr>
                 <w:rStyle w:val="Hiperligao"/>
@@ -3280,7 +3278,7 @@
                 <w:noProof/>
                 <w:webHidden/>
               </w:rPr>
-              <w:instrText xml:space="preserve"> PAGEREF _Toc219600441 \h </w:instrText>
+              <w:instrText xml:space="preserve"> PAGEREF _Toc219641517 \h </w:instrText>
             </w:r>
             <w:r>
               <w:rPr>
@@ -3324,7 +3322,7 @@
               <w:lang w:eastAsia="pt-PT"/>
             </w:rPr>
           </w:pPr>
-          <w:hyperlink w:anchor="_Toc219600442" w:history="1">
+          <w:hyperlink w:anchor="_Toc219641518" w:history="1">
             <w:r>
               <w:rPr>
                 <w:rStyle w:val="Hiperligao"/>
@@ -3366,7 +3364,7 @@
                 <w:noProof/>
                 <w:webHidden/>
               </w:rPr>
-              <w:instrText xml:space="preserve"> PAGEREF _Toc219600442 \h </w:instrText>
+              <w:instrText xml:space="preserve"> PAGEREF _Toc219641518 \h </w:instrText>
             </w:r>
             <w:r>
               <w:rPr>
@@ -3410,7 +3408,7 @@
               <w:lang w:eastAsia="pt-PT"/>
             </w:rPr>
           </w:pPr>
-          <w:hyperlink w:anchor="_Toc219600443" w:history="1">
+          <w:hyperlink w:anchor="_Toc219641519" w:history="1">
             <w:r>
               <w:rPr>
                 <w:rStyle w:val="Hiperligao"/>
@@ -3452,7 +3450,7 @@
                 <w:noProof/>
                 <w:webHidden/>
               </w:rPr>
-              <w:instrText xml:space="preserve"> PAGEREF _Toc219600443 \h </w:instrText>
+              <w:instrText xml:space="preserve"> PAGEREF _Toc219641519 \h </w:instrText>
             </w:r>
             <w:r>
               <w:rPr>
@@ -3496,7 +3494,7 @@
               <w:lang w:eastAsia="pt-PT"/>
             </w:rPr>
           </w:pPr>
-          <w:hyperlink w:anchor="_Toc219600444" w:history="1">
+          <w:hyperlink w:anchor="_Toc219641520" w:history="1">
             <w:r>
               <w:rPr>
                 <w:rStyle w:val="Hiperligao"/>
@@ -3547,7 +3545,7 @@
                 <w:noProof/>
                 <w:webHidden/>
               </w:rPr>
-              <w:instrText xml:space="preserve"> PAGEREF _Toc219600444 \h </w:instrText>
+              <w:instrText xml:space="preserve"> PAGEREF _Toc219641520 \h </w:instrText>
             </w:r>
             <w:r>
               <w:rPr>
@@ -3591,7 +3589,7 @@
               <w:lang w:eastAsia="pt-PT"/>
             </w:rPr>
           </w:pPr>
-          <w:hyperlink w:anchor="_Toc219600445" w:history="1">
+          <w:hyperlink w:anchor="_Toc219641521" w:history="1">
             <w:r>
               <w:rPr>
                 <w:rStyle w:val="Hiperligao"/>
@@ -3649,7 +3647,7 @@
                 <w:noProof/>
                 <w:webHidden/>
               </w:rPr>
-              <w:instrText xml:space="preserve"> PAGEREF _Toc219600445 \h </w:instrText>
+              <w:instrText xml:space="preserve"> PAGEREF _Toc219641521 \h </w:instrText>
             </w:r>
             <w:r>
               <w:rPr>
@@ -3693,7 +3691,7 @@
               <w:lang w:eastAsia="pt-PT"/>
             </w:rPr>
           </w:pPr>
-          <w:hyperlink w:anchor="_Toc219600446" w:history="1">
+          <w:hyperlink w:anchor="_Toc219641522" w:history="1">
             <w:r>
               <w:rPr>
                 <w:rStyle w:val="Hiperligao"/>
@@ -3735,7 +3733,7 @@
                 <w:noProof/>
                 <w:webHidden/>
               </w:rPr>
-              <w:instrText xml:space="preserve"> PAGEREF _Toc219600446 \h </w:instrText>
+              <w:instrText xml:space="preserve"> PAGEREF _Toc219641522 \h </w:instrText>
             </w:r>
             <w:r>
               <w:rPr>
@@ -3779,7 +3777,7 @@
               <w:lang w:eastAsia="pt-PT"/>
             </w:rPr>
           </w:pPr>
-          <w:hyperlink w:anchor="_Toc219600447" w:history="1">
+          <w:hyperlink w:anchor="_Toc219641523" w:history="1">
             <w:r>
               <w:rPr>
                 <w:rStyle w:val="Hiperligao"/>
@@ -3837,7 +3835,7 @@
                 <w:noProof/>
                 <w:webHidden/>
               </w:rPr>
-              <w:instrText xml:space="preserve"> PAGEREF _Toc219600447 \h </w:instrText>
+              <w:instrText xml:space="preserve"> PAGEREF _Toc219641523 \h </w:instrText>
             </w:r>
             <w:r>
               <w:rPr>
@@ -3881,7 +3879,7 @@
               <w:lang w:eastAsia="pt-PT"/>
             </w:rPr>
           </w:pPr>
-          <w:hyperlink w:anchor="_Toc219600448" w:history="1">
+          <w:hyperlink w:anchor="_Toc219641524" w:history="1">
             <w:r>
               <w:rPr>
                 <w:rStyle w:val="Hiperligao"/>
@@ -3923,7 +3921,7 @@
                 <w:noProof/>
                 <w:webHidden/>
               </w:rPr>
-              <w:instrText xml:space="preserve"> PAGEREF _Toc219600448 \h </w:instrText>
+              <w:instrText xml:space="preserve"> PAGEREF _Toc219641524 \h </w:instrText>
             </w:r>
             <w:r>
               <w:rPr>
@@ -3967,7 +3965,7 @@
               <w:lang w:eastAsia="pt-PT"/>
             </w:rPr>
           </w:pPr>
-          <w:hyperlink w:anchor="_Toc219600449" w:history="1">
+          <w:hyperlink w:anchor="_Toc219641525" w:history="1">
             <w:r>
               <w:rPr>
                 <w:rStyle w:val="Hiperligao"/>
@@ -4009,7 +4007,7 @@
                 <w:noProof/>
                 <w:webHidden/>
               </w:rPr>
-              <w:instrText xml:space="preserve"> PAGEREF _Toc219600449 \h </w:instrText>
+              <w:instrText xml:space="preserve"> PAGEREF _Toc219641525 \h </w:instrText>
             </w:r>
             <w:r>
               <w:rPr>
@@ -4053,7 +4051,7 @@
               <w:lang w:eastAsia="pt-PT"/>
             </w:rPr>
           </w:pPr>
-          <w:hyperlink w:anchor="_Toc219600450" w:history="1">
+          <w:hyperlink w:anchor="_Toc219641526" w:history="1">
             <w:r>
               <w:rPr>
                 <w:rStyle w:val="Hiperligao"/>
@@ -4104,7 +4102,7 @@
                 <w:noProof/>
                 <w:webHidden/>
               </w:rPr>
-              <w:instrText xml:space="preserve"> PAGEREF _Toc219600450 \h </w:instrText>
+              <w:instrText xml:space="preserve"> PAGEREF _Toc219641526 \h </w:instrText>
             </w:r>
             <w:r>
               <w:rPr>
@@ -4148,7 +4146,7 @@
               <w:lang w:eastAsia="pt-PT"/>
             </w:rPr>
           </w:pPr>
-          <w:hyperlink w:anchor="_Toc219600451" w:history="1">
+          <w:hyperlink w:anchor="_Toc219641527" w:history="1">
             <w:r>
               <w:rPr>
                 <w:rStyle w:val="Hiperligao"/>
@@ -4190,7 +4188,7 @@
                 <w:noProof/>
                 <w:webHidden/>
               </w:rPr>
-              <w:instrText xml:space="preserve"> PAGEREF _Toc219600451 \h </w:instrText>
+              <w:instrText xml:space="preserve"> PAGEREF _Toc219641527 \h </w:instrText>
             </w:r>
             <w:r>
               <w:rPr>
@@ -4234,7 +4232,7 @@
               <w:lang w:eastAsia="pt-PT"/>
             </w:rPr>
           </w:pPr>
-          <w:hyperlink w:anchor="_Toc219600452" w:history="1">
+          <w:hyperlink w:anchor="_Toc219641528" w:history="1">
             <w:r>
               <w:rPr>
                 <w:rStyle w:val="Hiperligao"/>
@@ -4276,7 +4274,7 @@
                 <w:noProof/>
                 <w:webHidden/>
               </w:rPr>
-              <w:instrText xml:space="preserve"> PAGEREF _Toc219600452 \h </w:instrText>
+              <w:instrText xml:space="preserve"> PAGEREF _Toc219641528 \h </w:instrText>
             </w:r>
             <w:r>
               <w:rPr>
@@ -4320,7 +4318,7 @@
               <w:lang w:eastAsia="pt-PT"/>
             </w:rPr>
           </w:pPr>
-          <w:hyperlink w:anchor="_Toc219600453" w:history="1">
+          <w:hyperlink w:anchor="_Toc219641529" w:history="1">
             <w:r>
               <w:rPr>
                 <w:rStyle w:val="Hiperligao"/>
@@ -4362,7 +4360,7 @@
                 <w:noProof/>
                 <w:webHidden/>
               </w:rPr>
-              <w:instrText xml:space="preserve"> PAGEREF _Toc219600453 \h </w:instrText>
+              <w:instrText xml:space="preserve"> PAGEREF _Toc219641529 \h </w:instrText>
             </w:r>
             <w:r>
               <w:rPr>
@@ -4406,7 +4404,7 @@
               <w:lang w:eastAsia="pt-PT"/>
             </w:rPr>
           </w:pPr>
-          <w:hyperlink w:anchor="_Toc219600454" w:history="1">
+          <w:hyperlink w:anchor="_Toc219641530" w:history="1">
             <w:r>
               <w:rPr>
                 <w:rStyle w:val="Hiperligao"/>
@@ -4448,7 +4446,7 @@
                 <w:noProof/>
                 <w:webHidden/>
               </w:rPr>
-              <w:instrText xml:space="preserve"> PAGEREF _Toc219600454 \h </w:instrText>
+              <w:instrText xml:space="preserve"> PAGEREF _Toc219641530 \h </w:instrText>
             </w:r>
             <w:r>
               <w:rPr>
@@ -4492,7 +4490,7 @@
               <w:lang w:eastAsia="pt-PT"/>
             </w:rPr>
           </w:pPr>
-          <w:hyperlink w:anchor="_Toc219600455" w:history="1">
+          <w:hyperlink w:anchor="_Toc219641531" w:history="1">
             <w:r>
               <w:rPr>
                 <w:rStyle w:val="Hiperligao"/>
@@ -4534,7 +4532,7 @@
                 <w:noProof/>
                 <w:webHidden/>
               </w:rPr>
-              <w:instrText xml:space="preserve"> PAGEREF _Toc219600455 \h </w:instrText>
+              <w:instrText xml:space="preserve"> PAGEREF _Toc219641531 \h </w:instrText>
             </w:r>
             <w:r>
               <w:rPr>
@@ -4578,7 +4576,7 @@
               <w:lang w:eastAsia="pt-PT"/>
             </w:rPr>
           </w:pPr>
-          <w:hyperlink w:anchor="_Toc219600456" w:history="1">
+          <w:hyperlink w:anchor="_Toc219641532" w:history="1">
             <w:r>
               <w:rPr>
                 <w:rStyle w:val="Hiperligao"/>
@@ -4620,7 +4618,7 @@
                 <w:noProof/>
                 <w:webHidden/>
               </w:rPr>
-              <w:instrText xml:space="preserve"> PAGEREF _Toc219600456 \h </w:instrText>
+              <w:instrText xml:space="preserve"> PAGEREF _Toc219641532 \h </w:instrText>
             </w:r>
             <w:r>
               <w:rPr>
@@ -4664,7 +4662,7 @@
               <w:lang w:eastAsia="pt-PT"/>
             </w:rPr>
           </w:pPr>
-          <w:hyperlink w:anchor="_Toc219600457" w:history="1">
+          <w:hyperlink w:anchor="_Toc219641533" w:history="1">
             <w:r>
               <w:rPr>
                 <w:rStyle w:val="Hiperligao"/>
@@ -4685,6 +4683,92 @@
                 <w:rStyle w:val="Hiperligao"/>
                 <w:noProof/>
               </w:rPr>
+              <w:t>Ambientes de Execução</w:t>
+            </w:r>
+            <w:r>
+              <w:rPr>
+                <w:noProof/>
+                <w:webHidden/>
+              </w:rPr>
+              <w:tab/>
+            </w:r>
+            <w:r>
+              <w:rPr>
+                <w:noProof/>
+                <w:webHidden/>
+              </w:rPr>
+              <w:fldChar w:fldCharType="begin"/>
+            </w:r>
+            <w:r>
+              <w:rPr>
+                <w:noProof/>
+                <w:webHidden/>
+              </w:rPr>
+              <w:instrText xml:space="preserve"> PAGEREF _Toc219641533 \h </w:instrText>
+            </w:r>
+            <w:r>
+              <w:rPr>
+                <w:noProof/>
+                <w:webHidden/>
+              </w:rPr>
+            </w:r>
+            <w:r>
+              <w:rPr>
+                <w:noProof/>
+                <w:webHidden/>
+              </w:rPr>
+              <w:fldChar w:fldCharType="separate"/>
+            </w:r>
+            <w:r>
+              <w:rPr>
+                <w:noProof/>
+                <w:webHidden/>
+              </w:rPr>
+              <w:t>19</w:t>
+            </w:r>
+            <w:r>
+              <w:rPr>
+                <w:noProof/>
+                <w:webHidden/>
+              </w:rPr>
+              <w:fldChar w:fldCharType="end"/>
+            </w:r>
+          </w:hyperlink>
+        </w:p>
+        <w:p>
+          <w:pPr>
+            <w:pStyle w:val="ndice1"/>
+            <w:tabs>
+              <w:tab w:val="left" w:pos="720"/>
+              <w:tab w:val="right" w:leader="dot" w:pos="9607"/>
+            </w:tabs>
+            <w:rPr>
+              <w:rFonts w:eastAsiaTheme="minorEastAsia"/>
+              <w:noProof/>
+              <w:lang w:eastAsia="pt-PT"/>
+            </w:rPr>
+          </w:pPr>
+          <w:hyperlink w:anchor="_Toc219641534" w:history="1">
+            <w:r>
+              <w:rPr>
+                <w:rStyle w:val="Hiperligao"/>
+                <w:noProof/>
+              </w:rPr>
+              <w:t>10.</w:t>
+            </w:r>
+            <w:r>
+              <w:rPr>
+                <w:rFonts w:eastAsiaTheme="minorEastAsia"/>
+                <w:noProof/>
+                <w:lang w:eastAsia="pt-PT"/>
+              </w:rPr>
+              <w:tab/>
+            </w:r>
+            <w:r>
+              <w:rPr>
+                <w:rStyle w:val="Hiperligao"/>
+                <w:noProof/>
+              </w:rPr>
               <w:t>CONCLUSÃO</w:t>
             </w:r>
             <w:r>
@@ -4706,7 +4790,7 @@
                 <w:noProof/>
                 <w:webHidden/>
               </w:rPr>
-              <w:instrText xml:space="preserve"> PAGEREF _Toc219600457 \h </w:instrText>
+              <w:instrText xml:space="preserve"> PAGEREF _Toc219641534 \h </w:instrText>
             </w:r>
             <w:r>
               <w:rPr>
@@ -4726,7 +4810,7 @@
                 <w:noProof/>
                 <w:webHidden/>
               </w:rPr>
-              <w:t>19</w:t>
+              <w:t>20</w:t>
             </w:r>
             <w:r>
               <w:rPr>
@@ -4777,7 +4861,7 @@
           <w:numId w:val="120"/>
         </w:numPr>
       </w:pPr>
-      <w:bookmarkStart w:id="0" w:name="_Toc219600415"/>
+      <w:bookmarkStart w:id="0" w:name="_Toc219641491"/>
       <w:r>
         <w:t>I</w:t>
       </w:r>
@@ -5115,7 +5199,7 @@
           <w:numId w:val="120"/>
         </w:numPr>
       </w:pPr>
-      <w:bookmarkStart w:id="1" w:name="_Toc219600416"/>
+      <w:bookmarkStart w:id="1" w:name="_Toc219641492"/>
       <w:r>
         <w:t>ARQUITETURA DO SISTEMA</w:t>
       </w:r>
@@ -5140,7 +5224,7 @@
           <w:numId w:val="120"/>
         </w:numPr>
       </w:pPr>
-      <w:bookmarkStart w:id="2" w:name="_Toc219600417"/>
+      <w:bookmarkStart w:id="2" w:name="_Toc219641493"/>
       <w:r>
         <w:t>Diagrama de Arquitetura</w:t>
       </w:r>
@@ -5177,6 +5261,9 @@
         <w:jc w:val="center"/>
       </w:pPr>
       <w:r>
+        <w:rPr>
+          <w:noProof/>
+        </w:rPr>
         <w:drawing>
           <wp:inline distT="0" distB="0" distL="0" distR="0" wp14:anchorId="1E3BA83A" wp14:editId="451B3A3F">
             <wp:extent cx="2645312" cy="2080260"/>
@@ -5365,7 +5452,7 @@
           <w:numId w:val="120"/>
         </w:numPr>
       </w:pPr>
-      <w:bookmarkStart w:id="3" w:name="_Toc219600418"/>
+      <w:bookmarkStart w:id="3" w:name="_Toc219641494"/>
       <w:r>
         <w:t>Tecnologias e Ferramentas</w:t>
       </w:r>
@@ -5422,10 +5509,7 @@
         </w:numPr>
       </w:pPr>
       <w:r>
-        <w:t>ASP.NET</w:t>
-      </w:r>
-      <w:r>
-        <w:t> Core 9.0: Framework principal para desenvolvimento da API REST, escolhido pela sua performance otimizada, suporte a longo prazo e natureza multiplataforma.</w:t>
+        <w:t>ASP.NET Core 9.0: Framework principal para desenvolvimento da API REST, escolhido pela sua performance otimizada, suporte a longo prazo e natureza multiplataforma.</w:t>
       </w:r>
     </w:p>
     <w:p>
@@ -5817,7 +5901,7 @@
           <w:numId w:val="120"/>
         </w:numPr>
       </w:pPr>
-      <w:bookmarkStart w:id="4" w:name="_Toc219600419"/>
+      <w:bookmarkStart w:id="4" w:name="_Toc219641495"/>
       <w:r>
         <w:t>Estrutura do Projeto</w:t>
       </w:r>
@@ -5842,6 +5926,9 @@
         <w:keepNext/>
       </w:pPr>
       <w:r>
+        <w:rPr>
+          <w:noProof/>
+        </w:rPr>
         <w:drawing>
           <wp:inline distT="0" distB="0" distL="0" distR="0" wp14:anchorId="6C6DDB7D" wp14:editId="5D0EB125">
             <wp:extent cx="6106795" cy="4871720"/>
@@ -5917,7 +6004,7 @@
           <w:numId w:val="120"/>
         </w:numPr>
       </w:pPr>
-      <w:bookmarkStart w:id="5" w:name="_Toc219600420"/>
+      <w:bookmarkStart w:id="5" w:name="_Toc219641496"/>
       <w:r>
         <w:t>IMPLEMENTAÇÃO DA API</w:t>
       </w:r>
@@ -5928,10 +6015,7 @@
         <w:ind w:firstLine="720"/>
       </w:pPr>
       <w:r>
-        <w:t>A implementação da API REST para gestão de reservas de restaurante seguiu uma abordagem prática focada em funcionalidade robusta, testabilidade e preparação para produção. O desenvolvimento enfrentou diversos desafios técnicos que foram superados através de decisões arquiteturais bem fundamentadas e adoção de padrões de desenvolvimento modernos.</w:t>
-      </w:r>
-      <w:r>
-        <w:t xml:space="preserve"> </w:t>
+        <w:t xml:space="preserve">A implementação da API REST para gestão de reservas de restaurante seguiu uma abordagem prática focada em funcionalidade robusta, testabilidade e preparação para produção. O desenvolvimento enfrentou diversos desafios técnicos que foram superados através de decisões arquiteturais bem fundamentadas e adoção de padrões de desenvolvimento modernos. </w:t>
       </w:r>
     </w:p>
     <w:p>
@@ -5942,7 +6026,7 @@
           <w:numId w:val="120"/>
         </w:numPr>
       </w:pPr>
-      <w:bookmarkStart w:id="6" w:name="_Toc219600421"/>
+      <w:bookmarkStart w:id="6" w:name="_Toc219641497"/>
       <w:proofErr w:type="spellStart"/>
       <w:r>
         <w:t>Endpoints</w:t>
@@ -6629,7 +6713,7 @@
           <w:numId w:val="120"/>
         </w:numPr>
       </w:pPr>
-      <w:bookmarkStart w:id="7" w:name="_Toc219600422"/>
+      <w:bookmarkStart w:id="7" w:name="_Toc219641498"/>
       <w:r>
         <w:t>Desafios Técnicos e Soluções</w:t>
       </w:r>
@@ -6643,7 +6727,7 @@
           <w:numId w:val="120"/>
         </w:numPr>
       </w:pPr>
-      <w:bookmarkStart w:id="8" w:name="_Toc219600423"/>
+      <w:bookmarkStart w:id="8" w:name="_Toc219641499"/>
       <w:r>
         <w:t>Gestão de Conflitos de Horário</w:t>
       </w:r>
@@ -6704,7 +6788,7 @@
           <w:numId w:val="120"/>
         </w:numPr>
       </w:pPr>
-      <w:bookmarkStart w:id="9" w:name="_Toc219600424"/>
+      <w:bookmarkStart w:id="9" w:name="_Toc219641500"/>
       <w:r>
         <w:t>Compatibilidade de Versões</w:t>
       </w:r>
@@ -6813,7 +6897,7 @@
           <w:numId w:val="120"/>
         </w:numPr>
       </w:pPr>
-      <w:bookmarkStart w:id="10" w:name="_Toc219600425"/>
+      <w:bookmarkStart w:id="10" w:name="_Toc219641501"/>
       <w:r>
         <w:t>Configuração CORS para Desenvolvimento</w:t>
       </w:r>
@@ -6871,7 +6955,7 @@
           <w:numId w:val="120"/>
         </w:numPr>
       </w:pPr>
-      <w:bookmarkStart w:id="11" w:name="_Toc219600426"/>
+      <w:bookmarkStart w:id="11" w:name="_Toc219641502"/>
       <w:r>
         <w:t>Padrões de Design Aplicados</w:t>
       </w:r>
@@ -6885,7 +6969,7 @@
           <w:numId w:val="120"/>
         </w:numPr>
       </w:pPr>
-      <w:bookmarkStart w:id="12" w:name="_Toc219600427"/>
+      <w:bookmarkStart w:id="12" w:name="_Toc219641503"/>
       <w:r>
         <w:t>Separação em Camadas</w:t>
       </w:r>
@@ -6985,7 +7069,7 @@
           <w:numId w:val="120"/>
         </w:numPr>
       </w:pPr>
-      <w:bookmarkStart w:id="13" w:name="_Toc219600428"/>
+      <w:bookmarkStart w:id="13" w:name="_Toc219641504"/>
       <w:r>
         <w:t xml:space="preserve">DTO </w:t>
       </w:r>
@@ -7100,7 +7184,7 @@
           <w:numId w:val="120"/>
         </w:numPr>
       </w:pPr>
-      <w:bookmarkStart w:id="14" w:name="_Toc219600429"/>
+      <w:bookmarkStart w:id="14" w:name="_Toc219641505"/>
       <w:r>
         <w:t>Validações e Segurança</w:t>
       </w:r>
@@ -7344,7 +7428,7 @@
           <w:numId w:val="120"/>
         </w:numPr>
       </w:pPr>
-      <w:bookmarkStart w:id="15" w:name="_Toc219600430"/>
+      <w:bookmarkStart w:id="15" w:name="_Toc219641506"/>
       <w:r>
         <w:t>BASE DE DADOS E CONTAINERIZAÇÃO</w:t>
       </w:r>
@@ -7377,7 +7461,7 @@
           <w:numId w:val="120"/>
         </w:numPr>
       </w:pPr>
-      <w:bookmarkStart w:id="16" w:name="_Toc219600431"/>
+      <w:bookmarkStart w:id="16" w:name="_Toc219641507"/>
       <w:r>
         <w:rPr>
           <w:rStyle w:val="Ttulo2Carter"/>
@@ -7434,7 +7518,7 @@
           <w:numId w:val="120"/>
         </w:numPr>
       </w:pPr>
-      <w:bookmarkStart w:id="17" w:name="_Toc219600432"/>
+      <w:bookmarkStart w:id="17" w:name="_Toc219641508"/>
       <w:proofErr w:type="spellStart"/>
       <w:r>
         <w:rPr>
@@ -7483,7 +7567,7 @@
           <w:numId w:val="120"/>
         </w:numPr>
       </w:pPr>
-      <w:bookmarkStart w:id="18" w:name="_Toc219600433"/>
+      <w:bookmarkStart w:id="18" w:name="_Toc219641509"/>
       <w:r>
         <w:rPr>
           <w:rStyle w:val="Ttulo2Carter"/>
@@ -7532,7 +7616,7 @@
           <w:numId w:val="120"/>
         </w:numPr>
       </w:pPr>
-      <w:bookmarkStart w:id="19" w:name="_Toc219600434"/>
+      <w:bookmarkStart w:id="19" w:name="_Toc219641510"/>
       <w:r>
         <w:rPr>
           <w:rStyle w:val="Ttulo2Carter"/>
@@ -7613,7 +7697,7 @@
           <w:numId w:val="120"/>
         </w:numPr>
       </w:pPr>
-      <w:bookmarkStart w:id="20" w:name="_Toc219600435"/>
+      <w:bookmarkStart w:id="20" w:name="_Toc219641511"/>
       <w:r>
         <w:t>Desafios Técnicos e Soluções</w:t>
       </w:r>
@@ -7627,7 +7711,7 @@
           <w:numId w:val="120"/>
         </w:numPr>
       </w:pPr>
-      <w:bookmarkStart w:id="21" w:name="_Toc219600436"/>
+      <w:bookmarkStart w:id="21" w:name="_Toc219641512"/>
       <w:r>
         <w:t>Sincronização na Inicialização dos Containers</w:t>
       </w:r>
@@ -7765,7 +7849,7 @@
           <w:numId w:val="120"/>
         </w:numPr>
       </w:pPr>
-      <w:bookmarkStart w:id="22" w:name="_Toc219600437"/>
+      <w:bookmarkStart w:id="22" w:name="_Toc219641513"/>
       <w:r>
         <w:t>Gestão de Configurações por Ambiente</w:t>
       </w:r>
@@ -7881,7 +7965,7 @@
           <w:numId w:val="120"/>
         </w:numPr>
       </w:pPr>
-      <w:bookmarkStart w:id="23" w:name="_Toc219600438"/>
+      <w:bookmarkStart w:id="23" w:name="_Toc219641514"/>
       <w:r>
         <w:t>Autenticação Inicial no SQL Server em Container</w:t>
       </w:r>
@@ -8000,7 +8084,7 @@
           <w:numId w:val="120"/>
         </w:numPr>
       </w:pPr>
-      <w:bookmarkStart w:id="24" w:name="_Toc219600439"/>
+      <w:bookmarkStart w:id="24" w:name="_Toc219641515"/>
       <w:r>
         <w:t>TESTES UNITÁRIOS</w:t>
       </w:r>
@@ -8035,7 +8119,7 @@
           <w:numId w:val="120"/>
         </w:numPr>
       </w:pPr>
-      <w:bookmarkStart w:id="25" w:name="_Toc219600440"/>
+      <w:bookmarkStart w:id="25" w:name="_Toc219641516"/>
       <w:r>
         <w:rPr>
           <w:rStyle w:val="Ttulo2Carter"/>
@@ -9258,7 +9342,7 @@
           <w:numId w:val="120"/>
         </w:numPr>
       </w:pPr>
-      <w:bookmarkStart w:id="26" w:name="_Toc219600441"/>
+      <w:bookmarkStart w:id="26" w:name="_Toc219641517"/>
       <w:r>
         <w:rPr>
           <w:rStyle w:val="Ttulo2Carter"/>
@@ -9315,7 +9399,7 @@
           <w:numId w:val="120"/>
         </w:numPr>
       </w:pPr>
-      <w:bookmarkStart w:id="27" w:name="_Toc219600442"/>
+      <w:bookmarkStart w:id="27" w:name="_Toc219641518"/>
       <w:r>
         <w:t>Cobertura de Código e Integração no CI/CD</w:t>
       </w:r>
@@ -9520,7 +9604,7 @@
           <w:numId w:val="120"/>
         </w:numPr>
       </w:pPr>
-      <w:bookmarkStart w:id="28" w:name="_Toc219600443"/>
+      <w:bookmarkStart w:id="28" w:name="_Toc219641519"/>
       <w:r>
         <w:t>PIPELINE CI/CD COM JENKINS</w:t>
       </w:r>
@@ -9614,7 +9698,7 @@
           <w:numId w:val="120"/>
         </w:numPr>
       </w:pPr>
-      <w:bookmarkStart w:id="29" w:name="_Toc219600444"/>
+      <w:bookmarkStart w:id="29" w:name="_Toc219641520"/>
       <w:r>
         <w:t>Arquitetura e Visão Geral do </w:t>
       </w:r>
@@ -10163,8 +10247,13 @@
             </w:r>
             <w:proofErr w:type="spellEnd"/>
             <w:r>
-              <w:t xml:space="preserve"> Analysis</w:t>
-            </w:r>
+              <w:t xml:space="preserve"> </w:t>
+            </w:r>
+            <w:proofErr w:type="spellStart"/>
+            <w:r>
+              <w:t>Analysis</w:t>
+            </w:r>
+            <w:proofErr w:type="spellEnd"/>
           </w:p>
         </w:tc>
         <w:tc>
@@ -10181,8 +10270,13 @@
             </w:r>
             <w:proofErr w:type="spellEnd"/>
             <w:r>
-              <w:t xml:space="preserve"> sonarscanner</w:t>
-            </w:r>
+              <w:t xml:space="preserve"> </w:t>
+            </w:r>
+            <w:proofErr w:type="spellStart"/>
+            <w:r>
+              <w:t>sonarscanner</w:t>
+            </w:r>
+            <w:proofErr w:type="spellEnd"/>
           </w:p>
         </w:tc>
         <w:tc>
@@ -10335,8 +10429,13 @@
             </w:r>
             <w:proofErr w:type="spellEnd"/>
             <w:r>
-              <w:t xml:space="preserve"> Docker Image</w:t>
-            </w:r>
+              <w:t xml:space="preserve"> Docker </w:t>
+            </w:r>
+            <w:proofErr w:type="spellStart"/>
+            <w:r>
+              <w:t>Image</w:t>
+            </w:r>
+            <w:proofErr w:type="spellEnd"/>
           </w:p>
         </w:tc>
         <w:tc>
@@ -10353,8 +10452,13 @@
             </w:r>
             <w:proofErr w:type="spellEnd"/>
             <w:r>
-              <w:t xml:space="preserve"> build</w:t>
-            </w:r>
+              <w:t xml:space="preserve"> </w:t>
+            </w:r>
+            <w:proofErr w:type="spellStart"/>
+            <w:r>
+              <w:t>build</w:t>
+            </w:r>
+            <w:proofErr w:type="spellEnd"/>
           </w:p>
         </w:tc>
         <w:tc>
@@ -10422,8 +10526,13 @@
             </w:r>
             <w:proofErr w:type="spellEnd"/>
             <w:r>
-              <w:t xml:space="preserve"> Docker Image</w:t>
-            </w:r>
+              <w:t xml:space="preserve"> Docker </w:t>
+            </w:r>
+            <w:proofErr w:type="spellStart"/>
+            <w:r>
+              <w:t>Image</w:t>
+            </w:r>
+            <w:proofErr w:type="spellEnd"/>
           </w:p>
         </w:tc>
         <w:tc>
@@ -10653,7 +10762,7 @@
           <w:numId w:val="120"/>
         </w:numPr>
       </w:pPr>
-      <w:bookmarkStart w:id="30" w:name="_Toc219600445"/>
+      <w:bookmarkStart w:id="30" w:name="_Toc219641521"/>
       <w:r>
         <w:t>Integração e </w:t>
       </w:r>
@@ -10809,7 +10918,7 @@
           <w:numId w:val="120"/>
         </w:numPr>
       </w:pPr>
-      <w:bookmarkStart w:id="31" w:name="_Toc219600446"/>
+      <w:bookmarkStart w:id="31" w:name="_Toc219641522"/>
       <w:r>
         <w:t>Gestão de Segurança e Configuração</w:t>
       </w:r>
@@ -10983,7 +11092,7 @@
           <w:numId w:val="120"/>
         </w:numPr>
       </w:pPr>
-      <w:bookmarkStart w:id="32" w:name="_Toc219600447"/>
+      <w:bookmarkStart w:id="32" w:name="_Toc219641523"/>
       <w:r>
         <w:t>Estratégia de </w:t>
       </w:r>
@@ -11098,7 +11207,7 @@
           <w:numId w:val="120"/>
         </w:numPr>
       </w:pPr>
-      <w:bookmarkStart w:id="33" w:name="_Toc219600448"/>
+      <w:bookmarkStart w:id="33" w:name="_Toc219641524"/>
       <w:r>
         <w:t>DEPLOYMENT COM KUBERNETES E HELM</w:t>
       </w:r>
@@ -11144,7 +11253,7 @@
           <w:numId w:val="120"/>
         </w:numPr>
       </w:pPr>
-      <w:bookmarkStart w:id="34" w:name="_Toc219600449"/>
+      <w:bookmarkStart w:id="34" w:name="_Toc219641525"/>
       <w:r>
         <w:t xml:space="preserve">Arquitetura de </w:t>
       </w:r>
@@ -11227,7 +11336,7 @@
           <w:numId w:val="120"/>
         </w:numPr>
       </w:pPr>
-      <w:bookmarkStart w:id="35" w:name="_Toc219600450"/>
+      <w:bookmarkStart w:id="35" w:name="_Toc219641526"/>
       <w:r>
         <w:t>Estrutura do </w:t>
       </w:r>
@@ -12009,7 +12118,7 @@
           <w:rStyle w:val="Ttulo2Carter"/>
         </w:rPr>
       </w:pPr>
-      <w:bookmarkStart w:id="36" w:name="_Toc219600451"/>
+      <w:bookmarkStart w:id="36" w:name="_Toc219641527"/>
       <w:r>
         <w:rPr>
           <w:rStyle w:val="Ttulo2Carter"/>
@@ -12387,7 +12496,7 @@
           <w:szCs w:val="32"/>
         </w:rPr>
       </w:pPr>
-      <w:bookmarkStart w:id="37" w:name="_Toc219600452"/>
+      <w:bookmarkStart w:id="37" w:name="_Toc219641528"/>
       <w:r>
         <w:rPr>
           <w:rStyle w:val="Ttulo2Carter"/>
@@ -12474,6 +12583,9 @@
         <w:jc w:val="center"/>
       </w:pPr>
       <w:r>
+        <w:rPr>
+          <w:noProof/>
+        </w:rPr>
         <w:drawing>
           <wp:inline distT="0" distB="0" distL="0" distR="0" wp14:anchorId="4DB1C776" wp14:editId="629F4682">
             <wp:extent cx="3131820" cy="904868"/>
@@ -12623,7 +12735,7 @@
       <w:r>
         <w:br w:type="page"/>
       </w:r>
-      <w:bookmarkStart w:id="38" w:name="_Toc219600453"/>
+      <w:bookmarkStart w:id="38" w:name="_Toc219641529"/>
       <w:r>
         <w:t>ANÁLISE DE QUALIDADE COM SONARQUBE</w:t>
       </w:r>
@@ -12679,7 +12791,7 @@
           <w:numId w:val="120"/>
         </w:numPr>
       </w:pPr>
-      <w:bookmarkStart w:id="39" w:name="_Toc219600454"/>
+      <w:bookmarkStart w:id="39" w:name="_Toc219641530"/>
       <w:r>
         <w:t>Configuração e Integração</w:t>
       </w:r>
@@ -12816,7 +12928,7 @@
           <w:numId w:val="120"/>
         </w:numPr>
       </w:pPr>
-      <w:bookmarkStart w:id="40" w:name="_Toc219600455"/>
+      <w:bookmarkStart w:id="40" w:name="_Toc219641531"/>
       <w:r>
         <w:rPr>
           <w:rStyle w:val="Ttulo2Carter"/>
@@ -13083,7 +13195,7 @@
           <w:numId w:val="120"/>
         </w:numPr>
       </w:pPr>
-      <w:bookmarkStart w:id="41" w:name="_Toc219600456"/>
+      <w:bookmarkStart w:id="41" w:name="_Toc219641532"/>
       <w:r>
         <w:t>Impacto no Processo de Desenvolvimento</w:t>
       </w:r>
@@ -13227,11 +13339,330 @@
           <w:numId w:val="120"/>
         </w:numPr>
       </w:pPr>
-      <w:bookmarkStart w:id="42" w:name="_Toc219600457"/>
+      <w:bookmarkStart w:id="42" w:name="_Toc219641533"/>
+      <w:r>
+        <w:t>Ambientes de Execução</w:t>
+      </w:r>
+      <w:bookmarkEnd w:id="42"/>
+    </w:p>
+    <w:p>
+      <w:pPr>
+        <w:ind w:firstLine="360"/>
+      </w:pPr>
+      <w:r>
+        <w:t>O projeto dispõe de dois ambientes de desenvolvimento distintos:</w:t>
+      </w:r>
+    </w:p>
+    <w:p>
+      <w:pPr>
+        <w:ind w:firstLine="360"/>
+      </w:pPr>
+      <w:r>
+        <w:t>1. localhost:5188 (Desenvolvimento Local)</w:t>
+      </w:r>
+    </w:p>
+    <w:p>
+      <w:pPr>
+        <w:numPr>
+          <w:ilvl w:val="0"/>
+          <w:numId w:val="142"/>
+        </w:numPr>
+      </w:pPr>
+      <w:r>
+        <w:t>Execução: via </w:t>
+      </w:r>
+      <w:proofErr w:type="spellStart"/>
+      <w:r>
+        <w:t>dotnet</w:t>
+      </w:r>
+      <w:proofErr w:type="spellEnd"/>
+      <w:r>
+        <w:t xml:space="preserve"> </w:t>
+      </w:r>
+      <w:proofErr w:type="spellStart"/>
+      <w:r>
+        <w:t>run</w:t>
+      </w:r>
+      <w:proofErr w:type="spellEnd"/>
+      <w:r>
+        <w:t> no ambiente nativo do sistema</w:t>
+      </w:r>
+    </w:p>
+    <w:p>
+      <w:pPr>
+        <w:numPr>
+          <w:ilvl w:val="0"/>
+          <w:numId w:val="142"/>
+        </w:numPr>
+      </w:pPr>
+      <w:r>
+        <w:t>Configuração: utiliza </w:t>
+      </w:r>
+      <w:proofErr w:type="spellStart"/>
+      <w:r>
+        <w:t>launchSettings.json</w:t>
+      </w:r>
+      <w:proofErr w:type="spellEnd"/>
+      <w:r>
+        <w:t> e </w:t>
+      </w:r>
+      <w:proofErr w:type="spellStart"/>
+      <w:proofErr w:type="gramStart"/>
+      <w:r>
+        <w:t>appsettings.Development.json</w:t>
+      </w:r>
+      <w:proofErr w:type="spellEnd"/>
+      <w:proofErr w:type="gramEnd"/>
+    </w:p>
+    <w:p>
+      <w:pPr>
+        <w:numPr>
+          <w:ilvl w:val="0"/>
+          <w:numId w:val="142"/>
+        </w:numPr>
+      </w:pPr>
+      <w:r>
+        <w:t>Características:</w:t>
+      </w:r>
+    </w:p>
+    <w:p>
+      <w:pPr>
+        <w:numPr>
+          <w:ilvl w:val="1"/>
+          <w:numId w:val="142"/>
+        </w:numPr>
+      </w:pPr>
+      <w:r>
+        <w:t xml:space="preserve">Hot </w:t>
+      </w:r>
+      <w:proofErr w:type="spellStart"/>
+      <w:r>
+        <w:t>reload</w:t>
+      </w:r>
+      <w:proofErr w:type="spellEnd"/>
+      <w:r>
+        <w:t xml:space="preserve"> automático para desenvolvimento ágil</w:t>
+      </w:r>
+    </w:p>
+    <w:p>
+      <w:pPr>
+        <w:numPr>
+          <w:ilvl w:val="1"/>
+          <w:numId w:val="142"/>
+        </w:numPr>
+      </w:pPr>
+      <w:r>
+        <w:t xml:space="preserve">Facilidade de </w:t>
+      </w:r>
+      <w:proofErr w:type="spellStart"/>
+      <w:r>
+        <w:t>debugging</w:t>
+      </w:r>
+      <w:proofErr w:type="spellEnd"/>
+      <w:r>
+        <w:t xml:space="preserve"> em ferramentas como VS </w:t>
+      </w:r>
+      <w:proofErr w:type="spellStart"/>
+      <w:r>
+        <w:t>Code</w:t>
+      </w:r>
+      <w:proofErr w:type="spellEnd"/>
+    </w:p>
+    <w:p>
+      <w:pPr>
+        <w:numPr>
+          <w:ilvl w:val="1"/>
+          <w:numId w:val="142"/>
+        </w:numPr>
+      </w:pPr>
+      <w:r>
+        <w:t>Requer instância de SQL Server disponível localmente ou em container</w:t>
+      </w:r>
+    </w:p>
+    <w:p>
+      <w:pPr>
+        <w:ind w:firstLine="360"/>
+      </w:pPr>
+      <w:r>
+        <w:t xml:space="preserve">2. localhost:5000 (Ambiente </w:t>
+      </w:r>
+      <w:proofErr w:type="spellStart"/>
+      <w:r>
+        <w:t>Containerizado</w:t>
+      </w:r>
+      <w:proofErr w:type="spellEnd"/>
+      <w:r>
+        <w:t>)</w:t>
+      </w:r>
+    </w:p>
+    <w:p>
+      <w:pPr>
+        <w:numPr>
+          <w:ilvl w:val="0"/>
+          <w:numId w:val="143"/>
+        </w:numPr>
+      </w:pPr>
+      <w:r>
+        <w:t>Execução: via </w:t>
+      </w:r>
+      <w:proofErr w:type="spellStart"/>
+      <w:r>
+        <w:t>docker-compose</w:t>
+      </w:r>
+      <w:proofErr w:type="spellEnd"/>
+      <w:r>
+        <w:t xml:space="preserve"> </w:t>
+      </w:r>
+      <w:proofErr w:type="spellStart"/>
+      <w:r>
+        <w:t>up</w:t>
+      </w:r>
+      <w:proofErr w:type="spellEnd"/>
+      <w:r>
+        <w:t> com containers Docker</w:t>
+      </w:r>
+    </w:p>
+    <w:p>
+      <w:pPr>
+        <w:numPr>
+          <w:ilvl w:val="0"/>
+          <w:numId w:val="143"/>
+        </w:numPr>
+      </w:pPr>
+      <w:r>
+        <w:t>Configuração: gerida por </w:t>
+      </w:r>
+      <w:proofErr w:type="spellStart"/>
+      <w:r>
+        <w:t>docker-compose.yml</w:t>
+      </w:r>
+      <w:proofErr w:type="spellEnd"/>
+      <w:r>
+        <w:t xml:space="preserve"> e variáveis de ambiente no </w:t>
+      </w:r>
+      <w:proofErr w:type="spellStart"/>
+      <w:r>
+        <w:t>Dockerfile</w:t>
+      </w:r>
+      <w:proofErr w:type="spellEnd"/>
+    </w:p>
+    <w:p>
+      <w:pPr>
+        <w:numPr>
+          <w:ilvl w:val="0"/>
+          <w:numId w:val="143"/>
+        </w:numPr>
+      </w:pPr>
+      <w:r>
+        <w:t>Características:</w:t>
+      </w:r>
+    </w:p>
+    <w:p>
+      <w:pPr>
+        <w:numPr>
+          <w:ilvl w:val="1"/>
+          <w:numId w:val="143"/>
+        </w:numPr>
+      </w:pPr>
+      <w:r>
+        <w:t>Ambiente isolado (</w:t>
+      </w:r>
+      <w:proofErr w:type="spellStart"/>
+      <w:r>
+        <w:t>sandbox</w:t>
+      </w:r>
+      <w:proofErr w:type="spellEnd"/>
+      <w:r>
+        <w:t>) idêntico ao de produção</w:t>
+      </w:r>
+    </w:p>
+    <w:p>
+      <w:pPr>
+        <w:numPr>
+          <w:ilvl w:val="1"/>
+          <w:numId w:val="143"/>
+        </w:numPr>
+      </w:pPr>
+      <w:r>
+        <w:t>SQL Server executado em container separado</w:t>
+      </w:r>
+    </w:p>
+    <w:p>
+      <w:pPr>
+        <w:numPr>
+          <w:ilvl w:val="1"/>
+          <w:numId w:val="143"/>
+        </w:numPr>
+      </w:pPr>
+      <w:r>
+        <w:t>Porta 5000 mapeada para a porta 8080 interna do container</w:t>
+      </w:r>
+    </w:p>
+    <w:p>
+      <w:pPr>
+        <w:ind w:firstLine="360"/>
+      </w:pPr>
+      <w:r>
+        <w:t>Portas e Configuração</w:t>
+      </w:r>
+    </w:p>
+    <w:p>
+      <w:pPr>
+        <w:numPr>
+          <w:ilvl w:val="0"/>
+          <w:numId w:val="144"/>
+        </w:numPr>
+      </w:pPr>
+      <w:r>
+        <w:t xml:space="preserve">A porta 5188 é padrão do </w:t>
+      </w:r>
+      <w:proofErr w:type="spellStart"/>
+      <w:r>
+        <w:t>template</w:t>
+      </w:r>
+      <w:proofErr w:type="spellEnd"/>
+      <w:r>
+        <w:t xml:space="preserve"> .NET Web API</w:t>
+      </w:r>
+    </w:p>
+    <w:p>
+      <w:pPr>
+        <w:numPr>
+          <w:ilvl w:val="0"/>
+          <w:numId w:val="144"/>
+        </w:numPr>
+      </w:pPr>
+      <w:r>
+        <w:t>A porta 5000 é comum para desenvolvimento e mapeia para 8080 no container</w:t>
+      </w:r>
+    </w:p>
+    <w:p>
+      <w:pPr>
+        <w:numPr>
+          <w:ilvl w:val="0"/>
+          <w:numId w:val="144"/>
+        </w:numPr>
+      </w:pPr>
+      <w:r>
+        <w:t>Ambas podem ser configuradas nos respetivos ficheiros de configuração</w:t>
+      </w:r>
+    </w:p>
+    <w:p>
+      <w:pPr>
+        <w:ind w:firstLine="360"/>
+      </w:pPr>
+    </w:p>
+    <w:p>
+      <w:pPr>
+        <w:pStyle w:val="Ttulo1"/>
+        <w:numPr>
+          <w:ilvl w:val="0"/>
+          <w:numId w:val="120"/>
+        </w:numPr>
+      </w:pPr>
       <w:r>
         <w:t>CONCLUSÃO</w:t>
       </w:r>
-      <w:bookmarkEnd w:id="42"/>
     </w:p>
     <w:p>
       <w:pPr>
@@ -14636,6 +15067,92 @@
     </w:lvl>
   </w:abstractNum>
   <w:abstractNum w:abstractNumId="7" w15:restartNumberingAfterBreak="0">
+    <w:nsid w:val="05F83432"/>
+    <w:multiLevelType w:val="hybridMultilevel"/>
+    <w:tmpl w:val="46BC220C"/>
+    <w:lvl w:ilvl="0" w:tplc="0816000F">
+      <w:start w:val="1"/>
+      <w:numFmt w:val="decimal"/>
+      <w:lvlText w:val="%1."/>
+      <w:lvlJc w:val="left"/>
+      <w:pPr>
+        <w:ind w:left="720" w:hanging="360"/>
+      </w:pPr>
+    </w:lvl>
+    <w:lvl w:ilvl="1" w:tplc="08160019" w:tentative="1">
+      <w:start w:val="1"/>
+      <w:numFmt w:val="lowerLetter"/>
+      <w:lvlText w:val="%2."/>
+      <w:lvlJc w:val="left"/>
+      <w:pPr>
+        <w:ind w:left="1440" w:hanging="360"/>
+      </w:pPr>
+    </w:lvl>
+    <w:lvl w:ilvl="2" w:tplc="0816001B" w:tentative="1">
+      <w:start w:val="1"/>
+      <w:numFmt w:val="lowerRoman"/>
+      <w:lvlText w:val="%3."/>
+      <w:lvlJc w:val="right"/>
+      <w:pPr>
+        <w:ind w:left="2160" w:hanging="180"/>
+      </w:pPr>
+    </w:lvl>
+    <w:lvl w:ilvl="3" w:tplc="0816000F" w:tentative="1">
+      <w:start w:val="1"/>
+      <w:numFmt w:val="decimal"/>
+      <w:lvlText w:val="%4."/>
+      <w:lvlJc w:val="left"/>
+      <w:pPr>
+        <w:ind w:left="2880" w:hanging="360"/>
+      </w:pPr>
+    </w:lvl>
+    <w:lvl w:ilvl="4" w:tplc="08160019" w:tentative="1">
+      <w:start w:val="1"/>
+      <w:numFmt w:val="lowerLetter"/>
+      <w:lvlText w:val="%5."/>
+      <w:lvlJc w:val="left"/>
+      <w:pPr>
+        <w:ind w:left="3600" w:hanging="360"/>
+      </w:pPr>
+    </w:lvl>
+    <w:lvl w:ilvl="5" w:tplc="0816001B" w:tentative="1">
+      <w:start w:val="1"/>
+      <w:numFmt w:val="lowerRoman"/>
+      <w:lvlText w:val="%6."/>
+      <w:lvlJc w:val="right"/>
+      <w:pPr>
+        <w:ind w:left="4320" w:hanging="180"/>
+      </w:pPr>
+    </w:lvl>
+    <w:lvl w:ilvl="6" w:tplc="0816000F" w:tentative="1">
+      <w:start w:val="1"/>
+      <w:numFmt w:val="decimal"/>
+      <w:lvlText w:val="%7."/>
+      <w:lvlJc w:val="left"/>
+      <w:pPr>
+        <w:ind w:left="5040" w:hanging="360"/>
+      </w:pPr>
+    </w:lvl>
+    <w:lvl w:ilvl="7" w:tplc="08160019" w:tentative="1">
+      <w:start w:val="1"/>
+      <w:numFmt w:val="lowerLetter"/>
+      <w:lvlText w:val="%8."/>
+      <w:lvlJc w:val="left"/>
+      <w:pPr>
+        <w:ind w:left="5760" w:hanging="360"/>
+      </w:pPr>
+    </w:lvl>
+    <w:lvl w:ilvl="8" w:tplc="0816001B" w:tentative="1">
+      <w:start w:val="1"/>
+      <w:numFmt w:val="lowerRoman"/>
+      <w:lvlText w:val="%9."/>
+      <w:lvlJc w:val="right"/>
+      <w:pPr>
+        <w:ind w:left="6480" w:hanging="180"/>
+      </w:pPr>
+    </w:lvl>
+  </w:abstractNum>
+  <w:abstractNum w:abstractNumId="8" w15:restartNumberingAfterBreak="0">
     <w:nsid w:val="064002C2"/>
     <w:multiLevelType w:val="hybridMultilevel"/>
     <w:tmpl w:val="59D2569C"/>
@@ -14724,7 +15241,156 @@
       </w:pPr>
     </w:lvl>
   </w:abstractNum>
-  <w:abstractNum w:abstractNumId="8" w15:restartNumberingAfterBreak="0">
+  <w:abstractNum w:abstractNumId="9" w15:restartNumberingAfterBreak="0">
+    <w:nsid w:val="067F6214"/>
+    <w:multiLevelType w:val="multilevel"/>
+    <w:tmpl w:val="CC487F68"/>
+    <w:lvl w:ilvl="0">
+      <w:start w:val="1"/>
+      <w:numFmt w:val="bullet"/>
+      <w:lvlText w:val=""/>
+      <w:lvlJc w:val="left"/>
+      <w:pPr>
+        <w:tabs>
+          <w:tab w:val="num" w:pos="720"/>
+        </w:tabs>
+        <w:ind w:left="720" w:hanging="360"/>
+      </w:pPr>
+      <w:rPr>
+        <w:rFonts w:ascii="Symbol" w:hAnsi="Symbol" w:hint="default"/>
+        <w:sz w:val="20"/>
+      </w:rPr>
+    </w:lvl>
+    <w:lvl w:ilvl="1">
+      <w:start w:val="1"/>
+      <w:numFmt w:val="bullet"/>
+      <w:lvlText w:val="o"/>
+      <w:lvlJc w:val="left"/>
+      <w:pPr>
+        <w:tabs>
+          <w:tab w:val="num" w:pos="1440"/>
+        </w:tabs>
+        <w:ind w:left="1440" w:hanging="360"/>
+      </w:pPr>
+      <w:rPr>
+        <w:rFonts w:ascii="Courier New" w:hAnsi="Courier New" w:hint="default"/>
+        <w:sz w:val="20"/>
+      </w:rPr>
+    </w:lvl>
+    <w:lvl w:ilvl="2" w:tentative="1">
+      <w:start w:val="1"/>
+      <w:numFmt w:val="bullet"/>
+      <w:lvlText w:val=""/>
+      <w:lvlJc w:val="left"/>
+      <w:pPr>
+        <w:tabs>
+          <w:tab w:val="num" w:pos="2160"/>
+        </w:tabs>
+        <w:ind w:left="2160" w:hanging="360"/>
+      </w:pPr>
+      <w:rPr>
+        <w:rFonts w:ascii="Wingdings" w:hAnsi="Wingdings" w:hint="default"/>
+        <w:sz w:val="20"/>
+      </w:rPr>
+    </w:lvl>
+    <w:lvl w:ilvl="3" w:tentative="1">
+      <w:start w:val="1"/>
+      <w:numFmt w:val="bullet"/>
+      <w:lvlText w:val=""/>
+      <w:lvlJc w:val="left"/>
+      <w:pPr>
+        <w:tabs>
+          <w:tab w:val="num" w:pos="2880"/>
+        </w:tabs>
+        <w:ind w:left="2880" w:hanging="360"/>
+      </w:pPr>
+      <w:rPr>
+        <w:rFonts w:ascii="Wingdings" w:hAnsi="Wingdings" w:hint="default"/>
+        <w:sz w:val="20"/>
+      </w:rPr>
+    </w:lvl>
+    <w:lvl w:ilvl="4" w:tentative="1">
+      <w:start w:val="1"/>
+      <w:numFmt w:val="bullet"/>
+      <w:lvlText w:val=""/>
+      <w:lvlJc w:val="left"/>
+      <w:pPr>
+        <w:tabs>
+          <w:tab w:val="num" w:pos="3600"/>
+        </w:tabs>
+        <w:ind w:left="3600" w:hanging="360"/>
+      </w:pPr>
+      <w:rPr>
+        <w:rFonts w:ascii="Wingdings" w:hAnsi="Wingdings" w:hint="default"/>
+        <w:sz w:val="20"/>
+      </w:rPr>
+    </w:lvl>
+    <w:lvl w:ilvl="5" w:tentative="1">
+      <w:start w:val="1"/>
+      <w:numFmt w:val="bullet"/>
+      <w:lvlText w:val=""/>
+      <w:lvlJc w:val="left"/>
+      <w:pPr>
+        <w:tabs>
+          <w:tab w:val="num" w:pos="4320"/>
+        </w:tabs>
+        <w:ind w:left="4320" w:hanging="360"/>
+      </w:pPr>
+      <w:rPr>
+        <w:rFonts w:ascii="Wingdings" w:hAnsi="Wingdings" w:hint="default"/>
+        <w:sz w:val="20"/>
+      </w:rPr>
+    </w:lvl>
+    <w:lvl w:ilvl="6" w:tentative="1">
+      <w:start w:val="1"/>
+      <w:numFmt w:val="bullet"/>
+      <w:lvlText w:val=""/>
+      <w:lvlJc w:val="left"/>
+      <w:pPr>
+        <w:tabs>
+          <w:tab w:val="num" w:pos="5040"/>
+        </w:tabs>
+        <w:ind w:left="5040" w:hanging="360"/>
+      </w:pPr>
+      <w:rPr>
+        <w:rFonts w:ascii="Wingdings" w:hAnsi="Wingdings" w:hint="default"/>
+        <w:sz w:val="20"/>
+      </w:rPr>
+    </w:lvl>
+    <w:lvl w:ilvl="7" w:tentative="1">
+      <w:start w:val="1"/>
+      <w:numFmt w:val="bullet"/>
+      <w:lvlText w:val=""/>
+      <w:lvlJc w:val="left"/>
+      <w:pPr>
+        <w:tabs>
+          <w:tab w:val="num" w:pos="5760"/>
+        </w:tabs>
+        <w:ind w:left="5760" w:hanging="360"/>
+      </w:pPr>
+      <w:rPr>
+        <w:rFonts w:ascii="Wingdings" w:hAnsi="Wingdings" w:hint="default"/>
+        <w:sz w:val="20"/>
+      </w:rPr>
+    </w:lvl>
+    <w:lvl w:ilvl="8" w:tentative="1">
+      <w:start w:val="1"/>
+      <w:numFmt w:val="bullet"/>
+      <w:lvlText w:val=""/>
+      <w:lvlJc w:val="left"/>
+      <w:pPr>
+        <w:tabs>
+          <w:tab w:val="num" w:pos="6480"/>
+        </w:tabs>
+        <w:ind w:left="6480" w:hanging="360"/>
+      </w:pPr>
+      <w:rPr>
+        <w:rFonts w:ascii="Wingdings" w:hAnsi="Wingdings" w:hint="default"/>
+        <w:sz w:val="20"/>
+      </w:rPr>
+    </w:lvl>
+  </w:abstractNum>
+  <w:abstractNum w:abstractNumId="10" w15:restartNumberingAfterBreak="0">
     <w:nsid w:val="06E8295D"/>
     <w:multiLevelType w:val="multilevel"/>
     <w:tmpl w:val="1A78F412"/>
@@ -14873,7 +15539,7 @@
       </w:rPr>
     </w:lvl>
   </w:abstractNum>
-  <w:abstractNum w:abstractNumId="9" w15:restartNumberingAfterBreak="0">
+  <w:abstractNum w:abstractNumId="11" w15:restartNumberingAfterBreak="0">
     <w:nsid w:val="076B544A"/>
     <w:multiLevelType w:val="multilevel"/>
     <w:tmpl w:val="ADA422D2"/>
@@ -14994,7 +15660,7 @@
       </w:rPr>
     </w:lvl>
   </w:abstractNum>
-  <w:abstractNum w:abstractNumId="10" w15:restartNumberingAfterBreak="0">
+  <w:abstractNum w:abstractNumId="12" w15:restartNumberingAfterBreak="0">
     <w:nsid w:val="07DA57B4"/>
     <w:multiLevelType w:val="multilevel"/>
     <w:tmpl w:val="D5A81084"/>
@@ -15107,7 +15773,7 @@
       </w:pPr>
     </w:lvl>
   </w:abstractNum>
-  <w:abstractNum w:abstractNumId="11" w15:restartNumberingAfterBreak="0">
+  <w:abstractNum w:abstractNumId="13" w15:restartNumberingAfterBreak="0">
     <w:nsid w:val="09B34CD6"/>
     <w:multiLevelType w:val="multilevel"/>
     <w:tmpl w:val="F28688B6"/>
@@ -15256,7 +15922,7 @@
       </w:rPr>
     </w:lvl>
   </w:abstractNum>
-  <w:abstractNum w:abstractNumId="12" w15:restartNumberingAfterBreak="0">
+  <w:abstractNum w:abstractNumId="14" w15:restartNumberingAfterBreak="0">
     <w:nsid w:val="0B741AD4"/>
     <w:multiLevelType w:val="multilevel"/>
     <w:tmpl w:val="BA06FC12"/>
@@ -15369,7 +16035,156 @@
       </w:pPr>
     </w:lvl>
   </w:abstractNum>
-  <w:abstractNum w:abstractNumId="13" w15:restartNumberingAfterBreak="0">
+  <w:abstractNum w:abstractNumId="15" w15:restartNumberingAfterBreak="0">
+    <w:nsid w:val="0BA56683"/>
+    <w:multiLevelType w:val="multilevel"/>
+    <w:tmpl w:val="05549F6A"/>
+    <w:lvl w:ilvl="0">
+      <w:start w:val="1"/>
+      <w:numFmt w:val="bullet"/>
+      <w:lvlText w:val=""/>
+      <w:lvlJc w:val="left"/>
+      <w:pPr>
+        <w:tabs>
+          <w:tab w:val="num" w:pos="720"/>
+        </w:tabs>
+        <w:ind w:left="720" w:hanging="360"/>
+      </w:pPr>
+      <w:rPr>
+        <w:rFonts w:ascii="Symbol" w:hAnsi="Symbol" w:hint="default"/>
+        <w:sz w:val="20"/>
+      </w:rPr>
+    </w:lvl>
+    <w:lvl w:ilvl="1" w:tentative="1">
+      <w:start w:val="1"/>
+      <w:numFmt w:val="bullet"/>
+      <w:lvlText w:val="o"/>
+      <w:lvlJc w:val="left"/>
+      <w:pPr>
+        <w:tabs>
+          <w:tab w:val="num" w:pos="1440"/>
+        </w:tabs>
+        <w:ind w:left="1440" w:hanging="360"/>
+      </w:pPr>
+      <w:rPr>
+        <w:rFonts w:ascii="Courier New" w:hAnsi="Courier New" w:hint="default"/>
+        <w:sz w:val="20"/>
+      </w:rPr>
+    </w:lvl>
+    <w:lvl w:ilvl="2" w:tentative="1">
+      <w:start w:val="1"/>
+      <w:numFmt w:val="bullet"/>
+      <w:lvlText w:val=""/>
+      <w:lvlJc w:val="left"/>
+      <w:pPr>
+        <w:tabs>
+          <w:tab w:val="num" w:pos="2160"/>
+        </w:tabs>
+        <w:ind w:left="2160" w:hanging="360"/>
+      </w:pPr>
+      <w:rPr>
+        <w:rFonts w:ascii="Wingdings" w:hAnsi="Wingdings" w:hint="default"/>
+        <w:sz w:val="20"/>
+      </w:rPr>
+    </w:lvl>
+    <w:lvl w:ilvl="3" w:tentative="1">
+      <w:start w:val="1"/>
+      <w:numFmt w:val="bullet"/>
+      <w:lvlText w:val=""/>
+      <w:lvlJc w:val="left"/>
+      <w:pPr>
+        <w:tabs>
+          <w:tab w:val="num" w:pos="2880"/>
+        </w:tabs>
+        <w:ind w:left="2880" w:hanging="360"/>
+      </w:pPr>
+      <w:rPr>
+        <w:rFonts w:ascii="Wingdings" w:hAnsi="Wingdings" w:hint="default"/>
+        <w:sz w:val="20"/>
+      </w:rPr>
+    </w:lvl>
+    <w:lvl w:ilvl="4" w:tentative="1">
+      <w:start w:val="1"/>
+      <w:numFmt w:val="bullet"/>
+      <w:lvlText w:val=""/>
+      <w:lvlJc w:val="left"/>
+      <w:pPr>
+        <w:tabs>
+          <w:tab w:val="num" w:pos="3600"/>
+        </w:tabs>
+        <w:ind w:left="3600" w:hanging="360"/>
+      </w:pPr>
+      <w:rPr>
+        <w:rFonts w:ascii="Wingdings" w:hAnsi="Wingdings" w:hint="default"/>
+        <w:sz w:val="20"/>
+      </w:rPr>
+    </w:lvl>
+    <w:lvl w:ilvl="5" w:tentative="1">
+      <w:start w:val="1"/>
+      <w:numFmt w:val="bullet"/>
+      <w:lvlText w:val=""/>
+      <w:lvlJc w:val="left"/>
+      <w:pPr>
+        <w:tabs>
+          <w:tab w:val="num" w:pos="4320"/>
+        </w:tabs>
+        <w:ind w:left="4320" w:hanging="360"/>
+      </w:pPr>
+      <w:rPr>
+        <w:rFonts w:ascii="Wingdings" w:hAnsi="Wingdings" w:hint="default"/>
+        <w:sz w:val="20"/>
+      </w:rPr>
+    </w:lvl>
+    <w:lvl w:ilvl="6" w:tentative="1">
+      <w:start w:val="1"/>
+      <w:numFmt w:val="bullet"/>
+      <w:lvlText w:val=""/>
+      <w:lvlJc w:val="left"/>
+      <w:pPr>
+        <w:tabs>
+          <w:tab w:val="num" w:pos="5040"/>
+        </w:tabs>
+        <w:ind w:left="5040" w:hanging="360"/>
+      </w:pPr>
+      <w:rPr>
+        <w:rFonts w:ascii="Wingdings" w:hAnsi="Wingdings" w:hint="default"/>
+        <w:sz w:val="20"/>
+      </w:rPr>
+    </w:lvl>
+    <w:lvl w:ilvl="7" w:tentative="1">
+      <w:start w:val="1"/>
+      <w:numFmt w:val="bullet"/>
+      <w:lvlText w:val=""/>
+      <w:lvlJc w:val="left"/>
+      <w:pPr>
+        <w:tabs>
+          <w:tab w:val="num" w:pos="5760"/>
+        </w:tabs>
+        <w:ind w:left="5760" w:hanging="360"/>
+      </w:pPr>
+      <w:rPr>
+        <w:rFonts w:ascii="Wingdings" w:hAnsi="Wingdings" w:hint="default"/>
+        <w:sz w:val="20"/>
+      </w:rPr>
+    </w:lvl>
+    <w:lvl w:ilvl="8" w:tentative="1">
+      <w:start w:val="1"/>
+      <w:numFmt w:val="bullet"/>
+      <w:lvlText w:val=""/>
+      <w:lvlJc w:val="left"/>
+      <w:pPr>
+        <w:tabs>
+          <w:tab w:val="num" w:pos="6480"/>
+        </w:tabs>
+        <w:ind w:left="6480" w:hanging="360"/>
+      </w:pPr>
+      <w:rPr>
+        <w:rFonts w:ascii="Wingdings" w:hAnsi="Wingdings" w:hint="default"/>
+        <w:sz w:val="20"/>
+      </w:rPr>
+    </w:lvl>
+  </w:abstractNum>
+  <w:abstractNum w:abstractNumId="16" w15:restartNumberingAfterBreak="0">
     <w:nsid w:val="0DE52E7D"/>
     <w:multiLevelType w:val="multilevel"/>
     <w:tmpl w:val="70EA49C4"/>
@@ -15518,7 +16333,7 @@
       </w:rPr>
     </w:lvl>
   </w:abstractNum>
-  <w:abstractNum w:abstractNumId="14" w15:restartNumberingAfterBreak="0">
+  <w:abstractNum w:abstractNumId="17" w15:restartNumberingAfterBreak="0">
     <w:nsid w:val="0F5B4507"/>
     <w:multiLevelType w:val="hybridMultilevel"/>
     <w:tmpl w:val="B8AC19FC"/>
@@ -15631,7 +16446,93 @@
       </w:rPr>
     </w:lvl>
   </w:abstractNum>
-  <w:abstractNum w:abstractNumId="15" w15:restartNumberingAfterBreak="0">
+  <w:abstractNum w:abstractNumId="18" w15:restartNumberingAfterBreak="0">
+    <w:nsid w:val="10886FD2"/>
+    <w:multiLevelType w:val="hybridMultilevel"/>
+    <w:tmpl w:val="15D6FE70"/>
+    <w:lvl w:ilvl="0" w:tplc="0816000F">
+      <w:start w:val="1"/>
+      <w:numFmt w:val="decimal"/>
+      <w:lvlText w:val="%1."/>
+      <w:lvlJc w:val="left"/>
+      <w:pPr>
+        <w:ind w:left="720" w:hanging="360"/>
+      </w:pPr>
+    </w:lvl>
+    <w:lvl w:ilvl="1" w:tplc="08160019" w:tentative="1">
+      <w:start w:val="1"/>
+      <w:numFmt w:val="lowerLetter"/>
+      <w:lvlText w:val="%2."/>
+      <w:lvlJc w:val="left"/>
+      <w:pPr>
+        <w:ind w:left="1440" w:hanging="360"/>
+      </w:pPr>
+    </w:lvl>
+    <w:lvl w:ilvl="2" w:tplc="0816001B" w:tentative="1">
+      <w:start w:val="1"/>
+      <w:numFmt w:val="lowerRoman"/>
+      <w:lvlText w:val="%3."/>
+      <w:lvlJc w:val="right"/>
+      <w:pPr>
+        <w:ind w:left="2160" w:hanging="180"/>
+      </w:pPr>
+    </w:lvl>
+    <w:lvl w:ilvl="3" w:tplc="0816000F" w:tentative="1">
+      <w:start w:val="1"/>
+      <w:numFmt w:val="decimal"/>
+      <w:lvlText w:val="%4."/>
+      <w:lvlJc w:val="left"/>
+      <w:pPr>
+        <w:ind w:left="2880" w:hanging="360"/>
+      </w:pPr>
+    </w:lvl>
+    <w:lvl w:ilvl="4" w:tplc="08160019" w:tentative="1">
+      <w:start w:val="1"/>
+      <w:numFmt w:val="lowerLetter"/>
+      <w:lvlText w:val="%5."/>
+      <w:lvlJc w:val="left"/>
+      <w:pPr>
+        <w:ind w:left="3600" w:hanging="360"/>
+      </w:pPr>
+    </w:lvl>
+    <w:lvl w:ilvl="5" w:tplc="0816001B" w:tentative="1">
+      <w:start w:val="1"/>
+      <w:numFmt w:val="lowerRoman"/>
+      <w:lvlText w:val="%6."/>
+      <w:lvlJc w:val="right"/>
+      <w:pPr>
+        <w:ind w:left="4320" w:hanging="180"/>
+      </w:pPr>
+    </w:lvl>
+    <w:lvl w:ilvl="6" w:tplc="0816000F" w:tentative="1">
+      <w:start w:val="1"/>
+      <w:numFmt w:val="decimal"/>
+      <w:lvlText w:val="%7."/>
+      <w:lvlJc w:val="left"/>
+      <w:pPr>
+        <w:ind w:left="5040" w:hanging="360"/>
+      </w:pPr>
+    </w:lvl>
+    <w:lvl w:ilvl="7" w:tplc="08160019" w:tentative="1">
+      <w:start w:val="1"/>
+      <w:numFmt w:val="lowerLetter"/>
+      <w:lvlText w:val="%8."/>
+      <w:lvlJc w:val="left"/>
+      <w:pPr>
+        <w:ind w:left="5760" w:hanging="360"/>
+      </w:pPr>
+    </w:lvl>
+    <w:lvl w:ilvl="8" w:tplc="0816001B" w:tentative="1">
+      <w:start w:val="1"/>
+      <w:numFmt w:val="lowerRoman"/>
+      <w:lvlText w:val="%9."/>
+      <w:lvlJc w:val="right"/>
+      <w:pPr>
+        <w:ind w:left="6480" w:hanging="180"/>
+      </w:pPr>
+    </w:lvl>
+  </w:abstractNum>
+  <w:abstractNum w:abstractNumId="19" w15:restartNumberingAfterBreak="0">
     <w:nsid w:val="10C058BD"/>
     <w:multiLevelType w:val="multilevel"/>
     <w:tmpl w:val="28CA1B60"/>
@@ -15780,7 +16681,93 @@
       </w:rPr>
     </w:lvl>
   </w:abstractNum>
-  <w:abstractNum w:abstractNumId="16" w15:restartNumberingAfterBreak="0">
+  <w:abstractNum w:abstractNumId="20" w15:restartNumberingAfterBreak="0">
+    <w:nsid w:val="10ED7BEC"/>
+    <w:multiLevelType w:val="hybridMultilevel"/>
+    <w:tmpl w:val="A448E6EA"/>
+    <w:lvl w:ilvl="0" w:tplc="0816000F">
+      <w:start w:val="1"/>
+      <w:numFmt w:val="decimal"/>
+      <w:lvlText w:val="%1."/>
+      <w:lvlJc w:val="left"/>
+      <w:pPr>
+        <w:ind w:left="720" w:hanging="360"/>
+      </w:pPr>
+    </w:lvl>
+    <w:lvl w:ilvl="1" w:tplc="08160019" w:tentative="1">
+      <w:start w:val="1"/>
+      <w:numFmt w:val="lowerLetter"/>
+      <w:lvlText w:val="%2."/>
+      <w:lvlJc w:val="left"/>
+      <w:pPr>
+        <w:ind w:left="1440" w:hanging="360"/>
+      </w:pPr>
+    </w:lvl>
+    <w:lvl w:ilvl="2" w:tplc="0816001B" w:tentative="1">
+      <w:start w:val="1"/>
+      <w:numFmt w:val="lowerRoman"/>
+      <w:lvlText w:val="%3."/>
+      <w:lvlJc w:val="right"/>
+      <w:pPr>
+        <w:ind w:left="2160" w:hanging="180"/>
+      </w:pPr>
+    </w:lvl>
+    <w:lvl w:ilvl="3" w:tplc="0816000F" w:tentative="1">
+      <w:start w:val="1"/>
+      <w:numFmt w:val="decimal"/>
+      <w:lvlText w:val="%4."/>
+      <w:lvlJc w:val="left"/>
+      <w:pPr>
+        <w:ind w:left="2880" w:hanging="360"/>
+      </w:pPr>
+    </w:lvl>
+    <w:lvl w:ilvl="4" w:tplc="08160019" w:tentative="1">
+      <w:start w:val="1"/>
+      <w:numFmt w:val="lowerLetter"/>
+      <w:lvlText w:val="%5."/>
+      <w:lvlJc w:val="left"/>
+      <w:pPr>
+        <w:ind w:left="3600" w:hanging="360"/>
+      </w:pPr>
+    </w:lvl>
+    <w:lvl w:ilvl="5" w:tplc="0816001B" w:tentative="1">
+      <w:start w:val="1"/>
+      <w:numFmt w:val="lowerRoman"/>
+      <w:lvlText w:val="%6."/>
+      <w:lvlJc w:val="right"/>
+      <w:pPr>
+        <w:ind w:left="4320" w:hanging="180"/>
+      </w:pPr>
+    </w:lvl>
+    <w:lvl w:ilvl="6" w:tplc="0816000F" w:tentative="1">
+      <w:start w:val="1"/>
+      <w:numFmt w:val="decimal"/>
+      <w:lvlText w:val="%7."/>
+      <w:lvlJc w:val="left"/>
+      <w:pPr>
+        <w:ind w:left="5040" w:hanging="360"/>
+      </w:pPr>
+    </w:lvl>
+    <w:lvl w:ilvl="7" w:tplc="08160019" w:tentative="1">
+      <w:start w:val="1"/>
+      <w:numFmt w:val="lowerLetter"/>
+      <w:lvlText w:val="%8."/>
+      <w:lvlJc w:val="left"/>
+      <w:pPr>
+        <w:ind w:left="5760" w:hanging="360"/>
+      </w:pPr>
+    </w:lvl>
+    <w:lvl w:ilvl="8" w:tplc="0816001B" w:tentative="1">
+      <w:start w:val="1"/>
+      <w:numFmt w:val="lowerRoman"/>
+      <w:lvlText w:val="%9."/>
+      <w:lvlJc w:val="right"/>
+      <w:pPr>
+        <w:ind w:left="6480" w:hanging="180"/>
+      </w:pPr>
+    </w:lvl>
+  </w:abstractNum>
+  <w:abstractNum w:abstractNumId="21" w15:restartNumberingAfterBreak="0">
     <w:nsid w:val="112329F9"/>
     <w:multiLevelType w:val="multilevel"/>
     <w:tmpl w:val="DE0AAFAE"/>
@@ -15929,7 +16916,7 @@
       </w:rPr>
     </w:lvl>
   </w:abstractNum>
-  <w:abstractNum w:abstractNumId="17" w15:restartNumberingAfterBreak="0">
+  <w:abstractNum w:abstractNumId="22" w15:restartNumberingAfterBreak="0">
     <w:nsid w:val="11BC03C8"/>
     <w:multiLevelType w:val="multilevel"/>
     <w:tmpl w:val="7624D08E"/>
@@ -16078,7 +17065,7 @@
       </w:rPr>
     </w:lvl>
   </w:abstractNum>
-  <w:abstractNum w:abstractNumId="18" w15:restartNumberingAfterBreak="0">
+  <w:abstractNum w:abstractNumId="23" w15:restartNumberingAfterBreak="0">
     <w:nsid w:val="11EC4599"/>
     <w:multiLevelType w:val="multilevel"/>
     <w:tmpl w:val="74CC3986"/>
@@ -16227,7 +17214,7 @@
       </w:rPr>
     </w:lvl>
   </w:abstractNum>
-  <w:abstractNum w:abstractNumId="19" w15:restartNumberingAfterBreak="0">
+  <w:abstractNum w:abstractNumId="24" w15:restartNumberingAfterBreak="0">
     <w:nsid w:val="135D084A"/>
     <w:multiLevelType w:val="multilevel"/>
     <w:tmpl w:val="42308966"/>
@@ -16376,7 +17363,7 @@
       </w:rPr>
     </w:lvl>
   </w:abstractNum>
-  <w:abstractNum w:abstractNumId="20" w15:restartNumberingAfterBreak="0">
+  <w:abstractNum w:abstractNumId="25" w15:restartNumberingAfterBreak="0">
     <w:nsid w:val="14D90E55"/>
     <w:multiLevelType w:val="multilevel"/>
     <w:tmpl w:val="151C5A80"/>
@@ -16525,7 +17512,7 @@
       </w:rPr>
     </w:lvl>
   </w:abstractNum>
-  <w:abstractNum w:abstractNumId="21" w15:restartNumberingAfterBreak="0">
+  <w:abstractNum w:abstractNumId="26" w15:restartNumberingAfterBreak="0">
     <w:nsid w:val="167068C2"/>
     <w:multiLevelType w:val="multilevel"/>
     <w:tmpl w:val="3BEAE0B4"/>
@@ -16674,7 +17661,7 @@
       </w:rPr>
     </w:lvl>
   </w:abstractNum>
-  <w:abstractNum w:abstractNumId="22" w15:restartNumberingAfterBreak="0">
+  <w:abstractNum w:abstractNumId="27" w15:restartNumberingAfterBreak="0">
     <w:nsid w:val="1768142E"/>
     <w:multiLevelType w:val="hybridMultilevel"/>
     <w:tmpl w:val="D18C871A"/>
@@ -16760,7 +17747,7 @@
       </w:pPr>
     </w:lvl>
   </w:abstractNum>
-  <w:abstractNum w:abstractNumId="23" w15:restartNumberingAfterBreak="0">
+  <w:abstractNum w:abstractNumId="28" w15:restartNumberingAfterBreak="0">
     <w:nsid w:val="193947D4"/>
     <w:multiLevelType w:val="multilevel"/>
     <w:tmpl w:val="BE0E95FC"/>
@@ -16909,7 +17896,93 @@
       </w:rPr>
     </w:lvl>
   </w:abstractNum>
-  <w:abstractNum w:abstractNumId="24" w15:restartNumberingAfterBreak="0">
+  <w:abstractNum w:abstractNumId="29" w15:restartNumberingAfterBreak="0">
+    <w:nsid w:val="197A1633"/>
+    <w:multiLevelType w:val="hybridMultilevel"/>
+    <w:tmpl w:val="8C96C7B2"/>
+    <w:lvl w:ilvl="0" w:tplc="0816000F">
+      <w:start w:val="1"/>
+      <w:numFmt w:val="decimal"/>
+      <w:lvlText w:val="%1."/>
+      <w:lvlJc w:val="left"/>
+      <w:pPr>
+        <w:ind w:left="720" w:hanging="360"/>
+      </w:pPr>
+    </w:lvl>
+    <w:lvl w:ilvl="1" w:tplc="08160019" w:tentative="1">
+      <w:start w:val="1"/>
+      <w:numFmt w:val="lowerLetter"/>
+      <w:lvlText w:val="%2."/>
+      <w:lvlJc w:val="left"/>
+      <w:pPr>
+        <w:ind w:left="1440" w:hanging="360"/>
+      </w:pPr>
+    </w:lvl>
+    <w:lvl w:ilvl="2" w:tplc="0816001B" w:tentative="1">
+      <w:start w:val="1"/>
+      <w:numFmt w:val="lowerRoman"/>
+      <w:lvlText w:val="%3."/>
+      <w:lvlJc w:val="right"/>
+      <w:pPr>
+        <w:ind w:left="2160" w:hanging="180"/>
+      </w:pPr>
+    </w:lvl>
+    <w:lvl w:ilvl="3" w:tplc="0816000F" w:tentative="1">
+      <w:start w:val="1"/>
+      <w:numFmt w:val="decimal"/>
+      <w:lvlText w:val="%4."/>
+      <w:lvlJc w:val="left"/>
+      <w:pPr>
+        <w:ind w:left="2880" w:hanging="360"/>
+      </w:pPr>
+    </w:lvl>
+    <w:lvl w:ilvl="4" w:tplc="08160019" w:tentative="1">
+      <w:start w:val="1"/>
+      <w:numFmt w:val="lowerLetter"/>
+      <w:lvlText w:val="%5."/>
+      <w:lvlJc w:val="left"/>
+      <w:pPr>
+        <w:ind w:left="3600" w:hanging="360"/>
+      </w:pPr>
+    </w:lvl>
+    <w:lvl w:ilvl="5" w:tplc="0816001B" w:tentative="1">
+      <w:start w:val="1"/>
+      <w:numFmt w:val="lowerRoman"/>
+      <w:lvlText w:val="%6."/>
+      <w:lvlJc w:val="right"/>
+      <w:pPr>
+        <w:ind w:left="4320" w:hanging="180"/>
+      </w:pPr>
+    </w:lvl>
+    <w:lvl w:ilvl="6" w:tplc="0816000F" w:tentative="1">
+      <w:start w:val="1"/>
+      <w:numFmt w:val="decimal"/>
+      <w:lvlText w:val="%7."/>
+      <w:lvlJc w:val="left"/>
+      <w:pPr>
+        <w:ind w:left="5040" w:hanging="360"/>
+      </w:pPr>
+    </w:lvl>
+    <w:lvl w:ilvl="7" w:tplc="08160019" w:tentative="1">
+      <w:start w:val="1"/>
+      <w:numFmt w:val="lowerLetter"/>
+      <w:lvlText w:val="%8."/>
+      <w:lvlJc w:val="left"/>
+      <w:pPr>
+        <w:ind w:left="5760" w:hanging="360"/>
+      </w:pPr>
+    </w:lvl>
+    <w:lvl w:ilvl="8" w:tplc="0816001B" w:tentative="1">
+      <w:start w:val="1"/>
+      <w:numFmt w:val="lowerRoman"/>
+      <w:lvlText w:val="%9."/>
+      <w:lvlJc w:val="right"/>
+      <w:pPr>
+        <w:ind w:left="6480" w:hanging="180"/>
+      </w:pPr>
+    </w:lvl>
+  </w:abstractNum>
+  <w:abstractNum w:abstractNumId="30" w15:restartNumberingAfterBreak="0">
     <w:nsid w:val="1AD33DBE"/>
     <w:multiLevelType w:val="multilevel"/>
     <w:tmpl w:val="BF220ACC"/>
@@ -17058,7 +18131,7 @@
       </w:rPr>
     </w:lvl>
   </w:abstractNum>
-  <w:abstractNum w:abstractNumId="25" w15:restartNumberingAfterBreak="0">
+  <w:abstractNum w:abstractNumId="31" w15:restartNumberingAfterBreak="0">
     <w:nsid w:val="1BAB38B2"/>
     <w:multiLevelType w:val="multilevel"/>
     <w:tmpl w:val="65F868C6"/>
@@ -17207,7 +18280,7 @@
       </w:rPr>
     </w:lvl>
   </w:abstractNum>
-  <w:abstractNum w:abstractNumId="26" w15:restartNumberingAfterBreak="0">
+  <w:abstractNum w:abstractNumId="32" w15:restartNumberingAfterBreak="0">
     <w:nsid w:val="1C2D1618"/>
     <w:multiLevelType w:val="multilevel"/>
     <w:tmpl w:val="86DAD572"/>
@@ -17320,7 +18393,7 @@
       </w:pPr>
     </w:lvl>
   </w:abstractNum>
-  <w:abstractNum w:abstractNumId="27" w15:restartNumberingAfterBreak="0">
+  <w:abstractNum w:abstractNumId="33" w15:restartNumberingAfterBreak="0">
     <w:nsid w:val="1CC61888"/>
     <w:multiLevelType w:val="multilevel"/>
     <w:tmpl w:val="80245298"/>
@@ -17469,7 +18542,7 @@
       </w:rPr>
     </w:lvl>
   </w:abstractNum>
-  <w:abstractNum w:abstractNumId="28" w15:restartNumberingAfterBreak="0">
+  <w:abstractNum w:abstractNumId="34" w15:restartNumberingAfterBreak="0">
     <w:nsid w:val="1D190210"/>
     <w:multiLevelType w:val="hybridMultilevel"/>
     <w:tmpl w:val="B8D2E9EE"/>
@@ -17582,7 +18655,7 @@
       </w:rPr>
     </w:lvl>
   </w:abstractNum>
-  <w:abstractNum w:abstractNumId="29" w15:restartNumberingAfterBreak="0">
+  <w:abstractNum w:abstractNumId="35" w15:restartNumberingAfterBreak="0">
     <w:nsid w:val="1E2D6C29"/>
     <w:multiLevelType w:val="multilevel"/>
     <w:tmpl w:val="640A7330"/>
@@ -17731,7 +18804,7 @@
       </w:rPr>
     </w:lvl>
   </w:abstractNum>
-  <w:abstractNum w:abstractNumId="30" w15:restartNumberingAfterBreak="0">
+  <w:abstractNum w:abstractNumId="36" w15:restartNumberingAfterBreak="0">
     <w:nsid w:val="1F275CD8"/>
     <w:multiLevelType w:val="multilevel"/>
     <w:tmpl w:val="172686B8"/>
@@ -17848,7 +18921,7 @@
       </w:pPr>
     </w:lvl>
   </w:abstractNum>
-  <w:abstractNum w:abstractNumId="31" w15:restartNumberingAfterBreak="0">
+  <w:abstractNum w:abstractNumId="37" w15:restartNumberingAfterBreak="0">
     <w:nsid w:val="1F651ADE"/>
     <w:multiLevelType w:val="multilevel"/>
     <w:tmpl w:val="C40ED378"/>
@@ -17997,7 +19070,7 @@
       </w:rPr>
     </w:lvl>
   </w:abstractNum>
-  <w:abstractNum w:abstractNumId="32" w15:restartNumberingAfterBreak="0">
+  <w:abstractNum w:abstractNumId="38" w15:restartNumberingAfterBreak="0">
     <w:nsid w:val="20811B01"/>
     <w:multiLevelType w:val="multilevel"/>
     <w:tmpl w:val="2602A17E"/>
@@ -18110,7 +19183,7 @@
       </w:rPr>
     </w:lvl>
   </w:abstractNum>
-  <w:abstractNum w:abstractNumId="33" w15:restartNumberingAfterBreak="0">
+  <w:abstractNum w:abstractNumId="39" w15:restartNumberingAfterBreak="0">
     <w:nsid w:val="20C84E21"/>
     <w:multiLevelType w:val="multilevel"/>
     <w:tmpl w:val="FA8C704A"/>
@@ -18259,7 +19332,7 @@
       </w:rPr>
     </w:lvl>
   </w:abstractNum>
-  <w:abstractNum w:abstractNumId="34" w15:restartNumberingAfterBreak="0">
+  <w:abstractNum w:abstractNumId="40" w15:restartNumberingAfterBreak="0">
     <w:nsid w:val="20D65809"/>
     <w:multiLevelType w:val="multilevel"/>
     <w:tmpl w:val="4742FEC4"/>
@@ -18408,7 +19481,7 @@
       </w:rPr>
     </w:lvl>
   </w:abstractNum>
-  <w:abstractNum w:abstractNumId="35" w15:restartNumberingAfterBreak="0">
+  <w:abstractNum w:abstractNumId="41" w15:restartNumberingAfterBreak="0">
     <w:nsid w:val="22537DEE"/>
     <w:multiLevelType w:val="multilevel"/>
     <w:tmpl w:val="B66C03F0"/>
@@ -18557,7 +19630,7 @@
       </w:rPr>
     </w:lvl>
   </w:abstractNum>
-  <w:abstractNum w:abstractNumId="36" w15:restartNumberingAfterBreak="0">
+  <w:abstractNum w:abstractNumId="42" w15:restartNumberingAfterBreak="0">
     <w:nsid w:val="22F416B3"/>
     <w:multiLevelType w:val="multilevel"/>
     <w:tmpl w:val="03D41D62"/>
@@ -18706,7 +19779,93 @@
       </w:rPr>
     </w:lvl>
   </w:abstractNum>
-  <w:abstractNum w:abstractNumId="37" w15:restartNumberingAfterBreak="0">
+  <w:abstractNum w:abstractNumId="43" w15:restartNumberingAfterBreak="0">
+    <w:nsid w:val="23007238"/>
+    <w:multiLevelType w:val="hybridMultilevel"/>
+    <w:tmpl w:val="21B8DA56"/>
+    <w:lvl w:ilvl="0" w:tplc="0816000F">
+      <w:start w:val="1"/>
+      <w:numFmt w:val="decimal"/>
+      <w:lvlText w:val="%1."/>
+      <w:lvlJc w:val="left"/>
+      <w:pPr>
+        <w:ind w:left="720" w:hanging="360"/>
+      </w:pPr>
+    </w:lvl>
+    <w:lvl w:ilvl="1" w:tplc="08160019" w:tentative="1">
+      <w:start w:val="1"/>
+      <w:numFmt w:val="lowerLetter"/>
+      <w:lvlText w:val="%2."/>
+      <w:lvlJc w:val="left"/>
+      <w:pPr>
+        <w:ind w:left="1440" w:hanging="360"/>
+      </w:pPr>
+    </w:lvl>
+    <w:lvl w:ilvl="2" w:tplc="0816001B" w:tentative="1">
+      <w:start w:val="1"/>
+      <w:numFmt w:val="lowerRoman"/>
+      <w:lvlText w:val="%3."/>
+      <w:lvlJc w:val="right"/>
+      <w:pPr>
+        <w:ind w:left="2160" w:hanging="180"/>
+      </w:pPr>
+    </w:lvl>
+    <w:lvl w:ilvl="3" w:tplc="0816000F" w:tentative="1">
+      <w:start w:val="1"/>
+      <w:numFmt w:val="decimal"/>
+      <w:lvlText w:val="%4."/>
+      <w:lvlJc w:val="left"/>
+      <w:pPr>
+        <w:ind w:left="2880" w:hanging="360"/>
+      </w:pPr>
+    </w:lvl>
+    <w:lvl w:ilvl="4" w:tplc="08160019" w:tentative="1">
+      <w:start w:val="1"/>
+      <w:numFmt w:val="lowerLetter"/>
+      <w:lvlText w:val="%5."/>
+      <w:lvlJc w:val="left"/>
+      <w:pPr>
+        <w:ind w:left="3600" w:hanging="360"/>
+      </w:pPr>
+    </w:lvl>
+    <w:lvl w:ilvl="5" w:tplc="0816001B" w:tentative="1">
+      <w:start w:val="1"/>
+      <w:numFmt w:val="lowerRoman"/>
+      <w:lvlText w:val="%6."/>
+      <w:lvlJc w:val="right"/>
+      <w:pPr>
+        <w:ind w:left="4320" w:hanging="180"/>
+      </w:pPr>
+    </w:lvl>
+    <w:lvl w:ilvl="6" w:tplc="0816000F" w:tentative="1">
+      <w:start w:val="1"/>
+      <w:numFmt w:val="decimal"/>
+      <w:lvlText w:val="%7."/>
+      <w:lvlJc w:val="left"/>
+      <w:pPr>
+        <w:ind w:left="5040" w:hanging="360"/>
+      </w:pPr>
+    </w:lvl>
+    <w:lvl w:ilvl="7" w:tplc="08160019" w:tentative="1">
+      <w:start w:val="1"/>
+      <w:numFmt w:val="lowerLetter"/>
+      <w:lvlText w:val="%8."/>
+      <w:lvlJc w:val="left"/>
+      <w:pPr>
+        <w:ind w:left="5760" w:hanging="360"/>
+      </w:pPr>
+    </w:lvl>
+    <w:lvl w:ilvl="8" w:tplc="0816001B" w:tentative="1">
+      <w:start w:val="1"/>
+      <w:numFmt w:val="lowerRoman"/>
+      <w:lvlText w:val="%9."/>
+      <w:lvlJc w:val="right"/>
+      <w:pPr>
+        <w:ind w:left="6480" w:hanging="180"/>
+      </w:pPr>
+    </w:lvl>
+  </w:abstractNum>
+  <w:abstractNum w:abstractNumId="44" w15:restartNumberingAfterBreak="0">
     <w:nsid w:val="24DE1DE2"/>
     <w:multiLevelType w:val="multilevel"/>
     <w:tmpl w:val="80A25B8A"/>
@@ -18819,7 +19978,7 @@
       </w:rPr>
     </w:lvl>
   </w:abstractNum>
-  <w:abstractNum w:abstractNumId="38" w15:restartNumberingAfterBreak="0">
+  <w:abstractNum w:abstractNumId="45" w15:restartNumberingAfterBreak="0">
     <w:nsid w:val="24F033D0"/>
     <w:multiLevelType w:val="multilevel"/>
     <w:tmpl w:val="E94463EA"/>
@@ -18968,7 +20127,7 @@
       </w:rPr>
     </w:lvl>
   </w:abstractNum>
-  <w:abstractNum w:abstractNumId="39" w15:restartNumberingAfterBreak="0">
+  <w:abstractNum w:abstractNumId="46" w15:restartNumberingAfterBreak="0">
     <w:nsid w:val="256A7CB5"/>
     <w:multiLevelType w:val="multilevel"/>
     <w:tmpl w:val="EC54E2E8"/>
@@ -19117,7 +20276,7 @@
       </w:rPr>
     </w:lvl>
   </w:abstractNum>
-  <w:abstractNum w:abstractNumId="40" w15:restartNumberingAfterBreak="0">
+  <w:abstractNum w:abstractNumId="47" w15:restartNumberingAfterBreak="0">
     <w:nsid w:val="27CC7BD6"/>
     <w:multiLevelType w:val="multilevel"/>
     <w:tmpl w:val="072A23F2"/>
@@ -19266,7 +20425,7 @@
       </w:rPr>
     </w:lvl>
   </w:abstractNum>
-  <w:abstractNum w:abstractNumId="41" w15:restartNumberingAfterBreak="0">
+  <w:abstractNum w:abstractNumId="48" w15:restartNumberingAfterBreak="0">
     <w:nsid w:val="27E77C48"/>
     <w:multiLevelType w:val="hybridMultilevel"/>
     <w:tmpl w:val="3858D636"/>
@@ -19355,7 +20514,156 @@
       </w:pPr>
     </w:lvl>
   </w:abstractNum>
-  <w:abstractNum w:abstractNumId="42" w15:restartNumberingAfterBreak="0">
+  <w:abstractNum w:abstractNumId="49" w15:restartNumberingAfterBreak="0">
+    <w:nsid w:val="28CA07B2"/>
+    <w:multiLevelType w:val="multilevel"/>
+    <w:tmpl w:val="DC764C6E"/>
+    <w:lvl w:ilvl="0">
+      <w:start w:val="1"/>
+      <w:numFmt w:val="bullet"/>
+      <w:lvlText w:val=""/>
+      <w:lvlJc w:val="left"/>
+      <w:pPr>
+        <w:tabs>
+          <w:tab w:val="num" w:pos="720"/>
+        </w:tabs>
+        <w:ind w:left="720" w:hanging="360"/>
+      </w:pPr>
+      <w:rPr>
+        <w:rFonts w:ascii="Symbol" w:hAnsi="Symbol" w:hint="default"/>
+        <w:sz w:val="20"/>
+      </w:rPr>
+    </w:lvl>
+    <w:lvl w:ilvl="1">
+      <w:start w:val="1"/>
+      <w:numFmt w:val="bullet"/>
+      <w:lvlText w:val="o"/>
+      <w:lvlJc w:val="left"/>
+      <w:pPr>
+        <w:tabs>
+          <w:tab w:val="num" w:pos="1440"/>
+        </w:tabs>
+        <w:ind w:left="1440" w:hanging="360"/>
+      </w:pPr>
+      <w:rPr>
+        <w:rFonts w:ascii="Courier New" w:hAnsi="Courier New" w:hint="default"/>
+        <w:sz w:val="20"/>
+      </w:rPr>
+    </w:lvl>
+    <w:lvl w:ilvl="2" w:tentative="1">
+      <w:start w:val="1"/>
+      <w:numFmt w:val="bullet"/>
+      <w:lvlText w:val=""/>
+      <w:lvlJc w:val="left"/>
+      <w:pPr>
+        <w:tabs>
+          <w:tab w:val="num" w:pos="2160"/>
+        </w:tabs>
+        <w:ind w:left="2160" w:hanging="360"/>
+      </w:pPr>
+      <w:rPr>
+        <w:rFonts w:ascii="Wingdings" w:hAnsi="Wingdings" w:hint="default"/>
+        <w:sz w:val="20"/>
+      </w:rPr>
+    </w:lvl>
+    <w:lvl w:ilvl="3" w:tentative="1">
+      <w:start w:val="1"/>
+      <w:numFmt w:val="bullet"/>
+      <w:lvlText w:val=""/>
+      <w:lvlJc w:val="left"/>
+      <w:pPr>
+        <w:tabs>
+          <w:tab w:val="num" w:pos="2880"/>
+        </w:tabs>
+        <w:ind w:left="2880" w:hanging="360"/>
+      </w:pPr>
+      <w:rPr>
+        <w:rFonts w:ascii="Wingdings" w:hAnsi="Wingdings" w:hint="default"/>
+        <w:sz w:val="20"/>
+      </w:rPr>
+    </w:lvl>
+    <w:lvl w:ilvl="4" w:tentative="1">
+      <w:start w:val="1"/>
+      <w:numFmt w:val="bullet"/>
+      <w:lvlText w:val=""/>
+      <w:lvlJc w:val="left"/>
+      <w:pPr>
+        <w:tabs>
+          <w:tab w:val="num" w:pos="3600"/>
+        </w:tabs>
+        <w:ind w:left="3600" w:hanging="360"/>
+      </w:pPr>
+      <w:rPr>
+        <w:rFonts w:ascii="Wingdings" w:hAnsi="Wingdings" w:hint="default"/>
+        <w:sz w:val="20"/>
+      </w:rPr>
+    </w:lvl>
+    <w:lvl w:ilvl="5" w:tentative="1">
+      <w:start w:val="1"/>
+      <w:numFmt w:val="bullet"/>
+      <w:lvlText w:val=""/>
+      <w:lvlJc w:val="left"/>
+      <w:pPr>
+        <w:tabs>
+          <w:tab w:val="num" w:pos="4320"/>
+        </w:tabs>
+        <w:ind w:left="4320" w:hanging="360"/>
+      </w:pPr>
+      <w:rPr>
+        <w:rFonts w:ascii="Wingdings" w:hAnsi="Wingdings" w:hint="default"/>
+        <w:sz w:val="20"/>
+      </w:rPr>
+    </w:lvl>
+    <w:lvl w:ilvl="6" w:tentative="1">
+      <w:start w:val="1"/>
+      <w:numFmt w:val="bullet"/>
+      <w:lvlText w:val=""/>
+      <w:lvlJc w:val="left"/>
+      <w:pPr>
+        <w:tabs>
+          <w:tab w:val="num" w:pos="5040"/>
+        </w:tabs>
+        <w:ind w:left="5040" w:hanging="360"/>
+      </w:pPr>
+      <w:rPr>
+        <w:rFonts w:ascii="Wingdings" w:hAnsi="Wingdings" w:hint="default"/>
+        <w:sz w:val="20"/>
+      </w:rPr>
+    </w:lvl>
+    <w:lvl w:ilvl="7" w:tentative="1">
+      <w:start w:val="1"/>
+      <w:numFmt w:val="bullet"/>
+      <w:lvlText w:val=""/>
+      <w:lvlJc w:val="left"/>
+      <w:pPr>
+        <w:tabs>
+          <w:tab w:val="num" w:pos="5760"/>
+        </w:tabs>
+        <w:ind w:left="5760" w:hanging="360"/>
+      </w:pPr>
+      <w:rPr>
+        <w:rFonts w:ascii="Wingdings" w:hAnsi="Wingdings" w:hint="default"/>
+        <w:sz w:val="20"/>
+      </w:rPr>
+    </w:lvl>
+    <w:lvl w:ilvl="8" w:tentative="1">
+      <w:start w:val="1"/>
+      <w:numFmt w:val="bullet"/>
+      <w:lvlText w:val=""/>
+      <w:lvlJc w:val="left"/>
+      <w:pPr>
+        <w:tabs>
+          <w:tab w:val="num" w:pos="6480"/>
+        </w:tabs>
+        <w:ind w:left="6480" w:hanging="360"/>
+      </w:pPr>
+      <w:rPr>
+        <w:rFonts w:ascii="Wingdings" w:hAnsi="Wingdings" w:hint="default"/>
+        <w:sz w:val="20"/>
+      </w:rPr>
+    </w:lvl>
+  </w:abstractNum>
+  <w:abstractNum w:abstractNumId="50" w15:restartNumberingAfterBreak="0">
     <w:nsid w:val="2A425EE3"/>
     <w:multiLevelType w:val="multilevel"/>
     <w:tmpl w:val="0816001F"/>
@@ -19441,7 +20749,7 @@
       </w:pPr>
     </w:lvl>
   </w:abstractNum>
-  <w:abstractNum w:abstractNumId="43" w15:restartNumberingAfterBreak="0">
+  <w:abstractNum w:abstractNumId="51" w15:restartNumberingAfterBreak="0">
     <w:nsid w:val="2C416E03"/>
     <w:multiLevelType w:val="multilevel"/>
     <w:tmpl w:val="D35ABE42"/>
@@ -19562,7 +20870,7 @@
       </w:rPr>
     </w:lvl>
   </w:abstractNum>
-  <w:abstractNum w:abstractNumId="44" w15:restartNumberingAfterBreak="0">
+  <w:abstractNum w:abstractNumId="52" w15:restartNumberingAfterBreak="0">
     <w:nsid w:val="2C9F05EA"/>
     <w:multiLevelType w:val="multilevel"/>
     <w:tmpl w:val="2C68DD0E"/>
@@ -19711,7 +21019,7 @@
       </w:rPr>
     </w:lvl>
   </w:abstractNum>
-  <w:abstractNum w:abstractNumId="45" w15:restartNumberingAfterBreak="0">
+  <w:abstractNum w:abstractNumId="53" w15:restartNumberingAfterBreak="0">
     <w:nsid w:val="2E2322D9"/>
     <w:multiLevelType w:val="multilevel"/>
     <w:tmpl w:val="4CE43624"/>
@@ -19860,7 +21168,7 @@
       </w:rPr>
     </w:lvl>
   </w:abstractNum>
-  <w:abstractNum w:abstractNumId="46" w15:restartNumberingAfterBreak="0">
+  <w:abstractNum w:abstractNumId="54" w15:restartNumberingAfterBreak="0">
     <w:nsid w:val="2E522CE7"/>
     <w:multiLevelType w:val="multilevel"/>
     <w:tmpl w:val="92462D00"/>
@@ -20009,7 +21317,7 @@
       </w:rPr>
     </w:lvl>
   </w:abstractNum>
-  <w:abstractNum w:abstractNumId="47" w15:restartNumberingAfterBreak="0">
+  <w:abstractNum w:abstractNumId="55" w15:restartNumberingAfterBreak="0">
     <w:nsid w:val="2FF22411"/>
     <w:multiLevelType w:val="multilevel"/>
     <w:tmpl w:val="C0AE525A"/>
@@ -20122,7 +21430,7 @@
       </w:pPr>
     </w:lvl>
   </w:abstractNum>
-  <w:abstractNum w:abstractNumId="48" w15:restartNumberingAfterBreak="0">
+  <w:abstractNum w:abstractNumId="56" w15:restartNumberingAfterBreak="0">
     <w:nsid w:val="30B66263"/>
     <w:multiLevelType w:val="multilevel"/>
     <w:tmpl w:val="7DF0F358"/>
@@ -20271,7 +21579,93 @@
       </w:rPr>
     </w:lvl>
   </w:abstractNum>
-  <w:abstractNum w:abstractNumId="49" w15:restartNumberingAfterBreak="0">
+  <w:abstractNum w:abstractNumId="57" w15:restartNumberingAfterBreak="0">
+    <w:nsid w:val="31F42AAD"/>
+    <w:multiLevelType w:val="hybridMultilevel"/>
+    <w:tmpl w:val="E028E5DE"/>
+    <w:lvl w:ilvl="0" w:tplc="0816000F">
+      <w:start w:val="1"/>
+      <w:numFmt w:val="decimal"/>
+      <w:lvlText w:val="%1."/>
+      <w:lvlJc w:val="left"/>
+      <w:pPr>
+        <w:ind w:left="720" w:hanging="360"/>
+      </w:pPr>
+    </w:lvl>
+    <w:lvl w:ilvl="1" w:tplc="08160019" w:tentative="1">
+      <w:start w:val="1"/>
+      <w:numFmt w:val="lowerLetter"/>
+      <w:lvlText w:val="%2."/>
+      <w:lvlJc w:val="left"/>
+      <w:pPr>
+        <w:ind w:left="1440" w:hanging="360"/>
+      </w:pPr>
+    </w:lvl>
+    <w:lvl w:ilvl="2" w:tplc="0816001B" w:tentative="1">
+      <w:start w:val="1"/>
+      <w:numFmt w:val="lowerRoman"/>
+      <w:lvlText w:val="%3."/>
+      <w:lvlJc w:val="right"/>
+      <w:pPr>
+        <w:ind w:left="2160" w:hanging="180"/>
+      </w:pPr>
+    </w:lvl>
+    <w:lvl w:ilvl="3" w:tplc="0816000F" w:tentative="1">
+      <w:start w:val="1"/>
+      <w:numFmt w:val="decimal"/>
+      <w:lvlText w:val="%4."/>
+      <w:lvlJc w:val="left"/>
+      <w:pPr>
+        <w:ind w:left="2880" w:hanging="360"/>
+      </w:pPr>
+    </w:lvl>
+    <w:lvl w:ilvl="4" w:tplc="08160019" w:tentative="1">
+      <w:start w:val="1"/>
+      <w:numFmt w:val="lowerLetter"/>
+      <w:lvlText w:val="%5."/>
+      <w:lvlJc w:val="left"/>
+      <w:pPr>
+        <w:ind w:left="3600" w:hanging="360"/>
+      </w:pPr>
+    </w:lvl>
+    <w:lvl w:ilvl="5" w:tplc="0816001B" w:tentative="1">
+      <w:start w:val="1"/>
+      <w:numFmt w:val="lowerRoman"/>
+      <w:lvlText w:val="%6."/>
+      <w:lvlJc w:val="right"/>
+      <w:pPr>
+        <w:ind w:left="4320" w:hanging="180"/>
+      </w:pPr>
+    </w:lvl>
+    <w:lvl w:ilvl="6" w:tplc="0816000F" w:tentative="1">
+      <w:start w:val="1"/>
+      <w:numFmt w:val="decimal"/>
+      <w:lvlText w:val="%7."/>
+      <w:lvlJc w:val="left"/>
+      <w:pPr>
+        <w:ind w:left="5040" w:hanging="360"/>
+      </w:pPr>
+    </w:lvl>
+    <w:lvl w:ilvl="7" w:tplc="08160019" w:tentative="1">
+      <w:start w:val="1"/>
+      <w:numFmt w:val="lowerLetter"/>
+      <w:lvlText w:val="%8."/>
+      <w:lvlJc w:val="left"/>
+      <w:pPr>
+        <w:ind w:left="5760" w:hanging="360"/>
+      </w:pPr>
+    </w:lvl>
+    <w:lvl w:ilvl="8" w:tplc="0816001B" w:tentative="1">
+      <w:start w:val="1"/>
+      <w:numFmt w:val="lowerRoman"/>
+      <w:lvlText w:val="%9."/>
+      <w:lvlJc w:val="right"/>
+      <w:pPr>
+        <w:ind w:left="6480" w:hanging="180"/>
+      </w:pPr>
+    </w:lvl>
+  </w:abstractNum>
+  <w:abstractNum w:abstractNumId="58" w15:restartNumberingAfterBreak="0">
     <w:nsid w:val="32202B9C"/>
     <w:multiLevelType w:val="multilevel"/>
     <w:tmpl w:val="71F89498"/>
@@ -20420,7 +21814,7 @@
       </w:rPr>
     </w:lvl>
   </w:abstractNum>
-  <w:abstractNum w:abstractNumId="50" w15:restartNumberingAfterBreak="0">
+  <w:abstractNum w:abstractNumId="59" w15:restartNumberingAfterBreak="0">
     <w:nsid w:val="3298228E"/>
     <w:multiLevelType w:val="multilevel"/>
     <w:tmpl w:val="D35ACF68"/>
@@ -20569,7 +21963,7 @@
       </w:rPr>
     </w:lvl>
   </w:abstractNum>
-  <w:abstractNum w:abstractNumId="51" w15:restartNumberingAfterBreak="0">
+  <w:abstractNum w:abstractNumId="60" w15:restartNumberingAfterBreak="0">
     <w:nsid w:val="357F7DBD"/>
     <w:multiLevelType w:val="hybridMultilevel"/>
     <w:tmpl w:val="154C775E"/>
@@ -20655,7 +22049,7 @@
       </w:pPr>
     </w:lvl>
   </w:abstractNum>
-  <w:abstractNum w:abstractNumId="52" w15:restartNumberingAfterBreak="0">
+  <w:abstractNum w:abstractNumId="61" w15:restartNumberingAfterBreak="0">
     <w:nsid w:val="35B76F33"/>
     <w:multiLevelType w:val="hybridMultilevel"/>
     <w:tmpl w:val="7BA61C0C"/>
@@ -20741,7 +22135,7 @@
       </w:pPr>
     </w:lvl>
   </w:abstractNum>
-  <w:abstractNum w:abstractNumId="53" w15:restartNumberingAfterBreak="0">
+  <w:abstractNum w:abstractNumId="62" w15:restartNumberingAfterBreak="0">
     <w:nsid w:val="362022C8"/>
     <w:multiLevelType w:val="multilevel"/>
     <w:tmpl w:val="22A437FC"/>
@@ -20890,7 +22284,7 @@
       </w:rPr>
     </w:lvl>
   </w:abstractNum>
-  <w:abstractNum w:abstractNumId="54" w15:restartNumberingAfterBreak="0">
+  <w:abstractNum w:abstractNumId="63" w15:restartNumberingAfterBreak="0">
     <w:nsid w:val="381F3A99"/>
     <w:multiLevelType w:val="multilevel"/>
     <w:tmpl w:val="D35ABE42"/>
@@ -21011,7 +22405,7 @@
       </w:rPr>
     </w:lvl>
   </w:abstractNum>
-  <w:abstractNum w:abstractNumId="55" w15:restartNumberingAfterBreak="0">
+  <w:abstractNum w:abstractNumId="64" w15:restartNumberingAfterBreak="0">
     <w:nsid w:val="3823633A"/>
     <w:multiLevelType w:val="hybridMultilevel"/>
     <w:tmpl w:val="FA94CAEC"/>
@@ -21097,7 +22491,7 @@
       </w:pPr>
     </w:lvl>
   </w:abstractNum>
-  <w:abstractNum w:abstractNumId="56" w15:restartNumberingAfterBreak="0">
+  <w:abstractNum w:abstractNumId="65" w15:restartNumberingAfterBreak="0">
     <w:nsid w:val="3827673E"/>
     <w:multiLevelType w:val="multilevel"/>
     <w:tmpl w:val="21F4E456"/>
@@ -21246,7 +22640,7 @@
       </w:rPr>
     </w:lvl>
   </w:abstractNum>
-  <w:abstractNum w:abstractNumId="57" w15:restartNumberingAfterBreak="0">
+  <w:abstractNum w:abstractNumId="66" w15:restartNumberingAfterBreak="0">
     <w:nsid w:val="385A01CD"/>
     <w:multiLevelType w:val="multilevel"/>
     <w:tmpl w:val="8E26EB0E"/>
@@ -21395,7 +22789,7 @@
       </w:rPr>
     </w:lvl>
   </w:abstractNum>
-  <w:abstractNum w:abstractNumId="58" w15:restartNumberingAfterBreak="0">
+  <w:abstractNum w:abstractNumId="67" w15:restartNumberingAfterBreak="0">
     <w:nsid w:val="3B252971"/>
     <w:multiLevelType w:val="multilevel"/>
     <w:tmpl w:val="17AEE0AA"/>
@@ -21544,7 +22938,7 @@
       </w:rPr>
     </w:lvl>
   </w:abstractNum>
-  <w:abstractNum w:abstractNumId="59" w15:restartNumberingAfterBreak="0">
+  <w:abstractNum w:abstractNumId="68" w15:restartNumberingAfterBreak="0">
     <w:nsid w:val="3BA84F76"/>
     <w:multiLevelType w:val="multilevel"/>
     <w:tmpl w:val="2602A17E"/>
@@ -21657,7 +23051,7 @@
       </w:rPr>
     </w:lvl>
   </w:abstractNum>
-  <w:abstractNum w:abstractNumId="60" w15:restartNumberingAfterBreak="0">
+  <w:abstractNum w:abstractNumId="69" w15:restartNumberingAfterBreak="0">
     <w:nsid w:val="3BB7251F"/>
     <w:multiLevelType w:val="multilevel"/>
     <w:tmpl w:val="BE4ACE14"/>
@@ -21806,7 +23200,7 @@
       </w:rPr>
     </w:lvl>
   </w:abstractNum>
-  <w:abstractNum w:abstractNumId="61" w15:restartNumberingAfterBreak="0">
+  <w:abstractNum w:abstractNumId="70" w15:restartNumberingAfterBreak="0">
     <w:nsid w:val="3BEB61C0"/>
     <w:multiLevelType w:val="multilevel"/>
     <w:tmpl w:val="A6C2127A"/>
@@ -21955,7 +23349,7 @@
       </w:rPr>
     </w:lvl>
   </w:abstractNum>
-  <w:abstractNum w:abstractNumId="62" w15:restartNumberingAfterBreak="0">
+  <w:abstractNum w:abstractNumId="71" w15:restartNumberingAfterBreak="0">
     <w:nsid w:val="3D9F4B5B"/>
     <w:multiLevelType w:val="multilevel"/>
     <w:tmpl w:val="3CCCE91E"/>
@@ -22072,7 +23466,7 @@
       </w:pPr>
     </w:lvl>
   </w:abstractNum>
-  <w:abstractNum w:abstractNumId="63" w15:restartNumberingAfterBreak="0">
+  <w:abstractNum w:abstractNumId="72" w15:restartNumberingAfterBreak="0">
     <w:nsid w:val="3EC548BB"/>
     <w:multiLevelType w:val="multilevel"/>
     <w:tmpl w:val="C1D0CEC8"/>
@@ -22221,7 +23615,7 @@
       </w:rPr>
     </w:lvl>
   </w:abstractNum>
-  <w:abstractNum w:abstractNumId="64" w15:restartNumberingAfterBreak="0">
+  <w:abstractNum w:abstractNumId="73" w15:restartNumberingAfterBreak="0">
     <w:nsid w:val="402518A4"/>
     <w:multiLevelType w:val="multilevel"/>
     <w:tmpl w:val="DF0086A4"/>
@@ -22370,7 +23764,7 @@
       </w:rPr>
     </w:lvl>
   </w:abstractNum>
-  <w:abstractNum w:abstractNumId="65" w15:restartNumberingAfterBreak="0">
+  <w:abstractNum w:abstractNumId="74" w15:restartNumberingAfterBreak="0">
     <w:nsid w:val="40CA3DC9"/>
     <w:multiLevelType w:val="multilevel"/>
     <w:tmpl w:val="D35ABE42"/>
@@ -22491,7 +23885,7 @@
       </w:rPr>
     </w:lvl>
   </w:abstractNum>
-  <w:abstractNum w:abstractNumId="66" w15:restartNumberingAfterBreak="0">
+  <w:abstractNum w:abstractNumId="75" w15:restartNumberingAfterBreak="0">
     <w:nsid w:val="42BD0C06"/>
     <w:multiLevelType w:val="multilevel"/>
     <w:tmpl w:val="C2A0E9A4"/>
@@ -22640,7 +24034,7 @@
       </w:rPr>
     </w:lvl>
   </w:abstractNum>
-  <w:abstractNum w:abstractNumId="67" w15:restartNumberingAfterBreak="0">
+  <w:abstractNum w:abstractNumId="76" w15:restartNumberingAfterBreak="0">
     <w:nsid w:val="43137D52"/>
     <w:multiLevelType w:val="multilevel"/>
     <w:tmpl w:val="455C64A6"/>
@@ -22763,7 +24157,7 @@
       </w:rPr>
     </w:lvl>
   </w:abstractNum>
-  <w:abstractNum w:abstractNumId="68" w15:restartNumberingAfterBreak="0">
+  <w:abstractNum w:abstractNumId="77" w15:restartNumberingAfterBreak="0">
     <w:nsid w:val="439B4D11"/>
     <w:multiLevelType w:val="hybridMultilevel"/>
     <w:tmpl w:val="8B501FEC"/>
@@ -22852,7 +24246,7 @@
       </w:pPr>
     </w:lvl>
   </w:abstractNum>
-  <w:abstractNum w:abstractNumId="69" w15:restartNumberingAfterBreak="0">
+  <w:abstractNum w:abstractNumId="78" w15:restartNumberingAfterBreak="0">
     <w:nsid w:val="43AF5864"/>
     <w:multiLevelType w:val="multilevel"/>
     <w:tmpl w:val="8BEEA2BC"/>
@@ -23001,7 +24395,7 @@
       </w:rPr>
     </w:lvl>
   </w:abstractNum>
-  <w:abstractNum w:abstractNumId="70" w15:restartNumberingAfterBreak="0">
+  <w:abstractNum w:abstractNumId="79" w15:restartNumberingAfterBreak="0">
     <w:nsid w:val="44443A04"/>
     <w:multiLevelType w:val="multilevel"/>
     <w:tmpl w:val="C8C4AA7E"/>
@@ -23150,7 +24544,7 @@
       </w:rPr>
     </w:lvl>
   </w:abstractNum>
-  <w:abstractNum w:abstractNumId="71" w15:restartNumberingAfterBreak="0">
+  <w:abstractNum w:abstractNumId="80" w15:restartNumberingAfterBreak="0">
     <w:nsid w:val="45BA38CB"/>
     <w:multiLevelType w:val="hybridMultilevel"/>
     <w:tmpl w:val="2604F23C"/>
@@ -23236,7 +24630,7 @@
       </w:pPr>
     </w:lvl>
   </w:abstractNum>
-  <w:abstractNum w:abstractNumId="72" w15:restartNumberingAfterBreak="0">
+  <w:abstractNum w:abstractNumId="81" w15:restartNumberingAfterBreak="0">
     <w:nsid w:val="48A065FC"/>
     <w:multiLevelType w:val="multilevel"/>
     <w:tmpl w:val="83EC9DD0"/>
@@ -23385,7 +24779,7 @@
       </w:rPr>
     </w:lvl>
   </w:abstractNum>
-  <w:abstractNum w:abstractNumId="73" w15:restartNumberingAfterBreak="0">
+  <w:abstractNum w:abstractNumId="82" w15:restartNumberingAfterBreak="0">
     <w:nsid w:val="490473CF"/>
     <w:multiLevelType w:val="hybridMultilevel"/>
     <w:tmpl w:val="5D8C2ACA"/>
@@ -23474,7 +24868,7 @@
       </w:pPr>
     </w:lvl>
   </w:abstractNum>
-  <w:abstractNum w:abstractNumId="74" w15:restartNumberingAfterBreak="0">
+  <w:abstractNum w:abstractNumId="83" w15:restartNumberingAfterBreak="0">
     <w:nsid w:val="49FF0A01"/>
     <w:multiLevelType w:val="multilevel"/>
     <w:tmpl w:val="ECB813A2"/>
@@ -23623,7 +25017,7 @@
       </w:rPr>
     </w:lvl>
   </w:abstractNum>
-  <w:abstractNum w:abstractNumId="75" w15:restartNumberingAfterBreak="0">
+  <w:abstractNum w:abstractNumId="84" w15:restartNumberingAfterBreak="0">
     <w:nsid w:val="4A1F579F"/>
     <w:multiLevelType w:val="multilevel"/>
     <w:tmpl w:val="4F08753C"/>
@@ -23772,7 +25166,7 @@
       </w:rPr>
     </w:lvl>
   </w:abstractNum>
-  <w:abstractNum w:abstractNumId="76" w15:restartNumberingAfterBreak="0">
+  <w:abstractNum w:abstractNumId="85" w15:restartNumberingAfterBreak="0">
     <w:nsid w:val="4AAF5F17"/>
     <w:multiLevelType w:val="multilevel"/>
     <w:tmpl w:val="9DE843B2"/>
@@ -23885,7 +25279,7 @@
       </w:pPr>
     </w:lvl>
   </w:abstractNum>
-  <w:abstractNum w:abstractNumId="77" w15:restartNumberingAfterBreak="0">
+  <w:abstractNum w:abstractNumId="86" w15:restartNumberingAfterBreak="0">
     <w:nsid w:val="4AB41374"/>
     <w:multiLevelType w:val="multilevel"/>
     <w:tmpl w:val="12CC8992"/>
@@ -24034,7 +25428,7 @@
       </w:rPr>
     </w:lvl>
   </w:abstractNum>
-  <w:abstractNum w:abstractNumId="78" w15:restartNumberingAfterBreak="0">
+  <w:abstractNum w:abstractNumId="87" w15:restartNumberingAfterBreak="0">
     <w:nsid w:val="4B1939CB"/>
     <w:multiLevelType w:val="multilevel"/>
     <w:tmpl w:val="DD280648"/>
@@ -24147,7 +25541,7 @@
       </w:pPr>
     </w:lvl>
   </w:abstractNum>
-  <w:abstractNum w:abstractNumId="79" w15:restartNumberingAfterBreak="0">
+  <w:abstractNum w:abstractNumId="88" w15:restartNumberingAfterBreak="0">
     <w:nsid w:val="4CA04912"/>
     <w:multiLevelType w:val="multilevel"/>
     <w:tmpl w:val="19E4AB8C"/>
@@ -24296,7 +25690,7 @@
       </w:rPr>
     </w:lvl>
   </w:abstractNum>
-  <w:abstractNum w:abstractNumId="80" w15:restartNumberingAfterBreak="0">
+  <w:abstractNum w:abstractNumId="89" w15:restartNumberingAfterBreak="0">
     <w:nsid w:val="4CF10624"/>
     <w:multiLevelType w:val="hybridMultilevel"/>
     <w:tmpl w:val="822EAFE2"/>
@@ -24382,7 +25776,7 @@
       </w:pPr>
     </w:lvl>
   </w:abstractNum>
-  <w:abstractNum w:abstractNumId="81" w15:restartNumberingAfterBreak="0">
+  <w:abstractNum w:abstractNumId="90" w15:restartNumberingAfterBreak="0">
     <w:nsid w:val="4D4224F3"/>
     <w:multiLevelType w:val="multilevel"/>
     <w:tmpl w:val="D35ABE42"/>
@@ -24503,7 +25897,7 @@
       </w:rPr>
     </w:lvl>
   </w:abstractNum>
-  <w:abstractNum w:abstractNumId="82" w15:restartNumberingAfterBreak="0">
+  <w:abstractNum w:abstractNumId="91" w15:restartNumberingAfterBreak="0">
     <w:nsid w:val="4DAB6195"/>
     <w:multiLevelType w:val="multilevel"/>
     <w:tmpl w:val="B4C0D026"/>
@@ -24652,7 +26046,7 @@
       </w:rPr>
     </w:lvl>
   </w:abstractNum>
-  <w:abstractNum w:abstractNumId="83" w15:restartNumberingAfterBreak="0">
+  <w:abstractNum w:abstractNumId="92" w15:restartNumberingAfterBreak="0">
     <w:nsid w:val="4EF9639C"/>
     <w:multiLevelType w:val="multilevel"/>
     <w:tmpl w:val="D35ABE42"/>
@@ -24773,7 +26167,7 @@
       </w:rPr>
     </w:lvl>
   </w:abstractNum>
-  <w:abstractNum w:abstractNumId="84" w15:restartNumberingAfterBreak="0">
+  <w:abstractNum w:abstractNumId="93" w15:restartNumberingAfterBreak="0">
     <w:nsid w:val="4F437FB4"/>
     <w:multiLevelType w:val="multilevel"/>
     <w:tmpl w:val="F8C097C4"/>
@@ -24922,7 +26316,7 @@
       </w:rPr>
     </w:lvl>
   </w:abstractNum>
-  <w:abstractNum w:abstractNumId="85" w15:restartNumberingAfterBreak="0">
+  <w:abstractNum w:abstractNumId="94" w15:restartNumberingAfterBreak="0">
     <w:nsid w:val="5059245A"/>
     <w:multiLevelType w:val="multilevel"/>
     <w:tmpl w:val="774031A6"/>
@@ -25071,7 +26465,7 @@
       </w:rPr>
     </w:lvl>
   </w:abstractNum>
-  <w:abstractNum w:abstractNumId="86" w15:restartNumberingAfterBreak="0">
+  <w:abstractNum w:abstractNumId="95" w15:restartNumberingAfterBreak="0">
     <w:nsid w:val="507306D6"/>
     <w:multiLevelType w:val="hybridMultilevel"/>
     <w:tmpl w:val="F96E7628"/>
@@ -25157,7 +26551,7 @@
       </w:pPr>
     </w:lvl>
   </w:abstractNum>
-  <w:abstractNum w:abstractNumId="87" w15:restartNumberingAfterBreak="0">
+  <w:abstractNum w:abstractNumId="96" w15:restartNumberingAfterBreak="0">
     <w:nsid w:val="51BB481C"/>
     <w:multiLevelType w:val="multilevel"/>
     <w:tmpl w:val="2BE4360A"/>
@@ -25306,7 +26700,7 @@
       </w:rPr>
     </w:lvl>
   </w:abstractNum>
-  <w:abstractNum w:abstractNumId="88" w15:restartNumberingAfterBreak="0">
+  <w:abstractNum w:abstractNumId="97" w15:restartNumberingAfterBreak="0">
     <w:nsid w:val="52153DFB"/>
     <w:multiLevelType w:val="multilevel"/>
     <w:tmpl w:val="337EFAD6"/>
@@ -25455,7 +26849,7 @@
       </w:rPr>
     </w:lvl>
   </w:abstractNum>
-  <w:abstractNum w:abstractNumId="89" w15:restartNumberingAfterBreak="0">
+  <w:abstractNum w:abstractNumId="98" w15:restartNumberingAfterBreak="0">
     <w:nsid w:val="54883882"/>
     <w:multiLevelType w:val="multilevel"/>
     <w:tmpl w:val="2BE08E7E"/>
@@ -25568,7 +26962,7 @@
       </w:pPr>
     </w:lvl>
   </w:abstractNum>
-  <w:abstractNum w:abstractNumId="90" w15:restartNumberingAfterBreak="0">
+  <w:abstractNum w:abstractNumId="99" w15:restartNumberingAfterBreak="0">
     <w:nsid w:val="557C3DD6"/>
     <w:multiLevelType w:val="multilevel"/>
     <w:tmpl w:val="0352AF0A"/>
@@ -25681,7 +27075,7 @@
       </w:pPr>
     </w:lvl>
   </w:abstractNum>
-  <w:abstractNum w:abstractNumId="91" w15:restartNumberingAfterBreak="0">
+  <w:abstractNum w:abstractNumId="100" w15:restartNumberingAfterBreak="0">
     <w:nsid w:val="572D15C9"/>
     <w:multiLevelType w:val="multilevel"/>
     <w:tmpl w:val="D86EB10A"/>
@@ -25830,7 +27224,7 @@
       </w:rPr>
     </w:lvl>
   </w:abstractNum>
-  <w:abstractNum w:abstractNumId="92" w15:restartNumberingAfterBreak="0">
+  <w:abstractNum w:abstractNumId="101" w15:restartNumberingAfterBreak="0">
     <w:nsid w:val="57471968"/>
     <w:multiLevelType w:val="multilevel"/>
     <w:tmpl w:val="C130E56C"/>
@@ -25979,7 +27373,7 @@
       </w:rPr>
     </w:lvl>
   </w:abstractNum>
-  <w:abstractNum w:abstractNumId="93" w15:restartNumberingAfterBreak="0">
+  <w:abstractNum w:abstractNumId="102" w15:restartNumberingAfterBreak="0">
     <w:nsid w:val="57D9773A"/>
     <w:multiLevelType w:val="multilevel"/>
     <w:tmpl w:val="5D40DC26"/>
@@ -26128,7 +27522,7 @@
       </w:rPr>
     </w:lvl>
   </w:abstractNum>
-  <w:abstractNum w:abstractNumId="94" w15:restartNumberingAfterBreak="0">
+  <w:abstractNum w:abstractNumId="103" w15:restartNumberingAfterBreak="0">
     <w:nsid w:val="584C2E55"/>
     <w:multiLevelType w:val="multilevel"/>
     <w:tmpl w:val="3A180AD2"/>
@@ -26277,7 +27671,7 @@
       </w:rPr>
     </w:lvl>
   </w:abstractNum>
-  <w:abstractNum w:abstractNumId="95" w15:restartNumberingAfterBreak="0">
+  <w:abstractNum w:abstractNumId="104" w15:restartNumberingAfterBreak="0">
     <w:nsid w:val="58AF715A"/>
     <w:multiLevelType w:val="multilevel"/>
     <w:tmpl w:val="AE2AFD90"/>
@@ -26426,7 +27820,7 @@
       </w:rPr>
     </w:lvl>
   </w:abstractNum>
-  <w:abstractNum w:abstractNumId="96" w15:restartNumberingAfterBreak="0">
+  <w:abstractNum w:abstractNumId="105" w15:restartNumberingAfterBreak="0">
     <w:nsid w:val="58F6173C"/>
     <w:multiLevelType w:val="multilevel"/>
     <w:tmpl w:val="1BA283E0"/>
@@ -26539,7 +27933,7 @@
       </w:pPr>
     </w:lvl>
   </w:abstractNum>
-  <w:abstractNum w:abstractNumId="97" w15:restartNumberingAfterBreak="0">
+  <w:abstractNum w:abstractNumId="106" w15:restartNumberingAfterBreak="0">
     <w:nsid w:val="59E7425D"/>
     <w:multiLevelType w:val="multilevel"/>
     <w:tmpl w:val="7ABE3474"/>
@@ -26688,7 +28082,7 @@
       </w:rPr>
     </w:lvl>
   </w:abstractNum>
-  <w:abstractNum w:abstractNumId="98" w15:restartNumberingAfterBreak="0">
+  <w:abstractNum w:abstractNumId="107" w15:restartNumberingAfterBreak="0">
     <w:nsid w:val="5A263E39"/>
     <w:multiLevelType w:val="multilevel"/>
     <w:tmpl w:val="B896D218"/>
@@ -26837,7 +28231,7 @@
       </w:rPr>
     </w:lvl>
   </w:abstractNum>
-  <w:abstractNum w:abstractNumId="99" w15:restartNumberingAfterBreak="0">
+  <w:abstractNum w:abstractNumId="108" w15:restartNumberingAfterBreak="0">
     <w:nsid w:val="5B6625E5"/>
     <w:multiLevelType w:val="multilevel"/>
     <w:tmpl w:val="0AA6F544"/>
@@ -26986,7 +28380,7 @@
       </w:rPr>
     </w:lvl>
   </w:abstractNum>
-  <w:abstractNum w:abstractNumId="100" w15:restartNumberingAfterBreak="0">
+  <w:abstractNum w:abstractNumId="109" w15:restartNumberingAfterBreak="0">
     <w:nsid w:val="5BC4449E"/>
     <w:multiLevelType w:val="multilevel"/>
     <w:tmpl w:val="51440786"/>
@@ -27099,7 +28493,7 @@
       </w:pPr>
     </w:lvl>
   </w:abstractNum>
-  <w:abstractNum w:abstractNumId="101" w15:restartNumberingAfterBreak="0">
+  <w:abstractNum w:abstractNumId="110" w15:restartNumberingAfterBreak="0">
     <w:nsid w:val="5BD94FBB"/>
     <w:multiLevelType w:val="multilevel"/>
     <w:tmpl w:val="F9D2969A"/>
@@ -27248,7 +28642,7 @@
       </w:rPr>
     </w:lvl>
   </w:abstractNum>
-  <w:abstractNum w:abstractNumId="102" w15:restartNumberingAfterBreak="0">
+  <w:abstractNum w:abstractNumId="111" w15:restartNumberingAfterBreak="0">
     <w:nsid w:val="5D2C1FCF"/>
     <w:multiLevelType w:val="hybridMultilevel"/>
     <w:tmpl w:val="FD4C0648"/>
@@ -27361,7 +28755,7 @@
       </w:rPr>
     </w:lvl>
   </w:abstractNum>
-  <w:abstractNum w:abstractNumId="103" w15:restartNumberingAfterBreak="0">
+  <w:abstractNum w:abstractNumId="112" w15:restartNumberingAfterBreak="0">
     <w:nsid w:val="5E3B4397"/>
     <w:multiLevelType w:val="multilevel"/>
     <w:tmpl w:val="0816001F"/>
@@ -27447,7 +28841,7 @@
       </w:pPr>
     </w:lvl>
   </w:abstractNum>
-  <w:abstractNum w:abstractNumId="104" w15:restartNumberingAfterBreak="0">
+  <w:abstractNum w:abstractNumId="113" w15:restartNumberingAfterBreak="0">
     <w:nsid w:val="5E774B1F"/>
     <w:multiLevelType w:val="hybridMultilevel"/>
     <w:tmpl w:val="4E962550"/>
@@ -27560,7 +28954,7 @@
       </w:rPr>
     </w:lvl>
   </w:abstractNum>
-  <w:abstractNum w:abstractNumId="105" w15:restartNumberingAfterBreak="0">
+  <w:abstractNum w:abstractNumId="114" w15:restartNumberingAfterBreak="0">
     <w:nsid w:val="5FFC16C0"/>
     <w:multiLevelType w:val="multilevel"/>
     <w:tmpl w:val="00EA9250"/>
@@ -27709,7 +29103,7 @@
       </w:rPr>
     </w:lvl>
   </w:abstractNum>
-  <w:abstractNum w:abstractNumId="106" w15:restartNumberingAfterBreak="0">
+  <w:abstractNum w:abstractNumId="115" w15:restartNumberingAfterBreak="0">
     <w:nsid w:val="604C151E"/>
     <w:multiLevelType w:val="multilevel"/>
     <w:tmpl w:val="A7306B04"/>
@@ -27858,7 +29252,7 @@
       </w:rPr>
     </w:lvl>
   </w:abstractNum>
-  <w:abstractNum w:abstractNumId="107" w15:restartNumberingAfterBreak="0">
+  <w:abstractNum w:abstractNumId="116" w15:restartNumberingAfterBreak="0">
     <w:nsid w:val="605B5679"/>
     <w:multiLevelType w:val="multilevel"/>
     <w:tmpl w:val="36DA9D70"/>
@@ -27971,7 +29365,7 @@
       </w:pPr>
     </w:lvl>
   </w:abstractNum>
-  <w:abstractNum w:abstractNumId="108" w15:restartNumberingAfterBreak="0">
+  <w:abstractNum w:abstractNumId="117" w15:restartNumberingAfterBreak="0">
     <w:nsid w:val="6102610D"/>
     <w:multiLevelType w:val="multilevel"/>
     <w:tmpl w:val="D35ABE42"/>
@@ -28092,7 +29486,7 @@
       </w:rPr>
     </w:lvl>
   </w:abstractNum>
-  <w:abstractNum w:abstractNumId="109" w15:restartNumberingAfterBreak="0">
+  <w:abstractNum w:abstractNumId="118" w15:restartNumberingAfterBreak="0">
     <w:nsid w:val="61BA5CC3"/>
     <w:multiLevelType w:val="multilevel"/>
     <w:tmpl w:val="C5501394"/>
@@ -28241,7 +29635,93 @@
       </w:rPr>
     </w:lvl>
   </w:abstractNum>
-  <w:abstractNum w:abstractNumId="110" w15:restartNumberingAfterBreak="0">
+  <w:abstractNum w:abstractNumId="119" w15:restartNumberingAfterBreak="0">
+    <w:nsid w:val="61E13A41"/>
+    <w:multiLevelType w:val="hybridMultilevel"/>
+    <w:tmpl w:val="FE26AC70"/>
+    <w:lvl w:ilvl="0" w:tplc="0816000F">
+      <w:start w:val="1"/>
+      <w:numFmt w:val="decimal"/>
+      <w:lvlText w:val="%1."/>
+      <w:lvlJc w:val="left"/>
+      <w:pPr>
+        <w:ind w:left="720" w:hanging="360"/>
+      </w:pPr>
+    </w:lvl>
+    <w:lvl w:ilvl="1" w:tplc="08160019" w:tentative="1">
+      <w:start w:val="1"/>
+      <w:numFmt w:val="lowerLetter"/>
+      <w:lvlText w:val="%2."/>
+      <w:lvlJc w:val="left"/>
+      <w:pPr>
+        <w:ind w:left="1440" w:hanging="360"/>
+      </w:pPr>
+    </w:lvl>
+    <w:lvl w:ilvl="2" w:tplc="0816001B" w:tentative="1">
+      <w:start w:val="1"/>
+      <w:numFmt w:val="lowerRoman"/>
+      <w:lvlText w:val="%3."/>
+      <w:lvlJc w:val="right"/>
+      <w:pPr>
+        <w:ind w:left="2160" w:hanging="180"/>
+      </w:pPr>
+    </w:lvl>
+    <w:lvl w:ilvl="3" w:tplc="0816000F" w:tentative="1">
+      <w:start w:val="1"/>
+      <w:numFmt w:val="decimal"/>
+      <w:lvlText w:val="%4."/>
+      <w:lvlJc w:val="left"/>
+      <w:pPr>
+        <w:ind w:left="2880" w:hanging="360"/>
+      </w:pPr>
+    </w:lvl>
+    <w:lvl w:ilvl="4" w:tplc="08160019" w:tentative="1">
+      <w:start w:val="1"/>
+      <w:numFmt w:val="lowerLetter"/>
+      <w:lvlText w:val="%5."/>
+      <w:lvlJc w:val="left"/>
+      <w:pPr>
+        <w:ind w:left="3600" w:hanging="360"/>
+      </w:pPr>
+    </w:lvl>
+    <w:lvl w:ilvl="5" w:tplc="0816001B" w:tentative="1">
+      <w:start w:val="1"/>
+      <w:numFmt w:val="lowerRoman"/>
+      <w:lvlText w:val="%6."/>
+      <w:lvlJc w:val="right"/>
+      <w:pPr>
+        <w:ind w:left="4320" w:hanging="180"/>
+      </w:pPr>
+    </w:lvl>
+    <w:lvl w:ilvl="6" w:tplc="0816000F" w:tentative="1">
+      <w:start w:val="1"/>
+      <w:numFmt w:val="decimal"/>
+      <w:lvlText w:val="%7."/>
+      <w:lvlJc w:val="left"/>
+      <w:pPr>
+        <w:ind w:left="5040" w:hanging="360"/>
+      </w:pPr>
+    </w:lvl>
+    <w:lvl w:ilvl="7" w:tplc="08160019" w:tentative="1">
+      <w:start w:val="1"/>
+      <w:numFmt w:val="lowerLetter"/>
+      <w:lvlText w:val="%8."/>
+      <w:lvlJc w:val="left"/>
+      <w:pPr>
+        <w:ind w:left="5760" w:hanging="360"/>
+      </w:pPr>
+    </w:lvl>
+    <w:lvl w:ilvl="8" w:tplc="0816001B" w:tentative="1">
+      <w:start w:val="1"/>
+      <w:numFmt w:val="lowerRoman"/>
+      <w:lvlText w:val="%9."/>
+      <w:lvlJc w:val="right"/>
+      <w:pPr>
+        <w:ind w:left="6480" w:hanging="180"/>
+      </w:pPr>
+    </w:lvl>
+  </w:abstractNum>
+  <w:abstractNum w:abstractNumId="120" w15:restartNumberingAfterBreak="0">
     <w:nsid w:val="62720136"/>
     <w:multiLevelType w:val="multilevel"/>
     <w:tmpl w:val="4FC47DEE"/>
@@ -28390,7 +29870,7 @@
       </w:rPr>
     </w:lvl>
   </w:abstractNum>
-  <w:abstractNum w:abstractNumId="111" w15:restartNumberingAfterBreak="0">
+  <w:abstractNum w:abstractNumId="121" w15:restartNumberingAfterBreak="0">
     <w:nsid w:val="62897F75"/>
     <w:multiLevelType w:val="multilevel"/>
     <w:tmpl w:val="0816001F"/>
@@ -28476,7 +29956,7 @@
       </w:pPr>
     </w:lvl>
   </w:abstractNum>
-  <w:abstractNum w:abstractNumId="112" w15:restartNumberingAfterBreak="0">
+  <w:abstractNum w:abstractNumId="122" w15:restartNumberingAfterBreak="0">
     <w:nsid w:val="63661CC1"/>
     <w:multiLevelType w:val="multilevel"/>
     <w:tmpl w:val="BFF84150"/>
@@ -28625,7 +30105,7 @@
       </w:rPr>
     </w:lvl>
   </w:abstractNum>
-  <w:abstractNum w:abstractNumId="113" w15:restartNumberingAfterBreak="0">
+  <w:abstractNum w:abstractNumId="123" w15:restartNumberingAfterBreak="0">
     <w:nsid w:val="640E2731"/>
     <w:multiLevelType w:val="multilevel"/>
     <w:tmpl w:val="D35ABE42"/>
@@ -28746,7 +30226,7 @@
       </w:rPr>
     </w:lvl>
   </w:abstractNum>
-  <w:abstractNum w:abstractNumId="114" w15:restartNumberingAfterBreak="0">
+  <w:abstractNum w:abstractNumId="124" w15:restartNumberingAfterBreak="0">
     <w:nsid w:val="647A5EB3"/>
     <w:multiLevelType w:val="hybridMultilevel"/>
     <w:tmpl w:val="8EB2C45A"/>
@@ -28832,7 +30312,7 @@
       </w:pPr>
     </w:lvl>
   </w:abstractNum>
-  <w:abstractNum w:abstractNumId="115" w15:restartNumberingAfterBreak="0">
+  <w:abstractNum w:abstractNumId="125" w15:restartNumberingAfterBreak="0">
     <w:nsid w:val="659C51B4"/>
     <w:multiLevelType w:val="multilevel"/>
     <w:tmpl w:val="7308670A"/>
@@ -28981,7 +30461,7 @@
       </w:rPr>
     </w:lvl>
   </w:abstractNum>
-  <w:abstractNum w:abstractNumId="116" w15:restartNumberingAfterBreak="0">
+  <w:abstractNum w:abstractNumId="126" w15:restartNumberingAfterBreak="0">
     <w:nsid w:val="65CA345D"/>
     <w:multiLevelType w:val="multilevel"/>
     <w:tmpl w:val="D35ABE42"/>
@@ -29102,7 +30582,7 @@
       </w:rPr>
     </w:lvl>
   </w:abstractNum>
-  <w:abstractNum w:abstractNumId="117" w15:restartNumberingAfterBreak="0">
+  <w:abstractNum w:abstractNumId="127" w15:restartNumberingAfterBreak="0">
     <w:nsid w:val="667D1133"/>
     <w:multiLevelType w:val="multilevel"/>
     <w:tmpl w:val="F4A64DB2"/>
@@ -29251,7 +30731,93 @@
       </w:rPr>
     </w:lvl>
   </w:abstractNum>
-  <w:abstractNum w:abstractNumId="118" w15:restartNumberingAfterBreak="0">
+  <w:abstractNum w:abstractNumId="128" w15:restartNumberingAfterBreak="0">
+    <w:nsid w:val="689A3C88"/>
+    <w:multiLevelType w:val="hybridMultilevel"/>
+    <w:tmpl w:val="D2B89E2C"/>
+    <w:lvl w:ilvl="0" w:tplc="0816000F">
+      <w:start w:val="1"/>
+      <w:numFmt w:val="decimal"/>
+      <w:lvlText w:val="%1."/>
+      <w:lvlJc w:val="left"/>
+      <w:pPr>
+        <w:ind w:left="720" w:hanging="360"/>
+      </w:pPr>
+    </w:lvl>
+    <w:lvl w:ilvl="1" w:tplc="08160019" w:tentative="1">
+      <w:start w:val="1"/>
+      <w:numFmt w:val="lowerLetter"/>
+      <w:lvlText w:val="%2."/>
+      <w:lvlJc w:val="left"/>
+      <w:pPr>
+        <w:ind w:left="1440" w:hanging="360"/>
+      </w:pPr>
+    </w:lvl>
+    <w:lvl w:ilvl="2" w:tplc="0816001B" w:tentative="1">
+      <w:start w:val="1"/>
+      <w:numFmt w:val="lowerRoman"/>
+      <w:lvlText w:val="%3."/>
+      <w:lvlJc w:val="right"/>
+      <w:pPr>
+        <w:ind w:left="2160" w:hanging="180"/>
+      </w:pPr>
+    </w:lvl>
+    <w:lvl w:ilvl="3" w:tplc="0816000F" w:tentative="1">
+      <w:start w:val="1"/>
+      <w:numFmt w:val="decimal"/>
+      <w:lvlText w:val="%4."/>
+      <w:lvlJc w:val="left"/>
+      <w:pPr>
+        <w:ind w:left="2880" w:hanging="360"/>
+      </w:pPr>
+    </w:lvl>
+    <w:lvl w:ilvl="4" w:tplc="08160019" w:tentative="1">
+      <w:start w:val="1"/>
+      <w:numFmt w:val="lowerLetter"/>
+      <w:lvlText w:val="%5."/>
+      <w:lvlJc w:val="left"/>
+      <w:pPr>
+        <w:ind w:left="3600" w:hanging="360"/>
+      </w:pPr>
+    </w:lvl>
+    <w:lvl w:ilvl="5" w:tplc="0816001B" w:tentative="1">
+      <w:start w:val="1"/>
+      <w:numFmt w:val="lowerRoman"/>
+      <w:lvlText w:val="%6."/>
+      <w:lvlJc w:val="right"/>
+      <w:pPr>
+        <w:ind w:left="4320" w:hanging="180"/>
+      </w:pPr>
+    </w:lvl>
+    <w:lvl w:ilvl="6" w:tplc="0816000F" w:tentative="1">
+      <w:start w:val="1"/>
+      <w:numFmt w:val="decimal"/>
+      <w:lvlText w:val="%7."/>
+      <w:lvlJc w:val="left"/>
+      <w:pPr>
+        <w:ind w:left="5040" w:hanging="360"/>
+      </w:pPr>
+    </w:lvl>
+    <w:lvl w:ilvl="7" w:tplc="08160019" w:tentative="1">
+      <w:start w:val="1"/>
+      <w:numFmt w:val="lowerLetter"/>
+      <w:lvlText w:val="%8."/>
+      <w:lvlJc w:val="left"/>
+      <w:pPr>
+        <w:ind w:left="5760" w:hanging="360"/>
+      </w:pPr>
+    </w:lvl>
+    <w:lvl w:ilvl="8" w:tplc="0816001B" w:tentative="1">
+      <w:start w:val="1"/>
+      <w:numFmt w:val="lowerRoman"/>
+      <w:lvlText w:val="%9."/>
+      <w:lvlJc w:val="right"/>
+      <w:pPr>
+        <w:ind w:left="6480" w:hanging="180"/>
+      </w:pPr>
+    </w:lvl>
+  </w:abstractNum>
+  <w:abstractNum w:abstractNumId="129" w15:restartNumberingAfterBreak="0">
     <w:nsid w:val="69EB1F34"/>
     <w:multiLevelType w:val="multilevel"/>
     <w:tmpl w:val="75327144"/>
@@ -29400,7 +30966,7 @@
       </w:rPr>
     </w:lvl>
   </w:abstractNum>
-  <w:abstractNum w:abstractNumId="119" w15:restartNumberingAfterBreak="0">
+  <w:abstractNum w:abstractNumId="130" w15:restartNumberingAfterBreak="0">
     <w:nsid w:val="6A52202D"/>
     <w:multiLevelType w:val="multilevel"/>
     <w:tmpl w:val="2602A17E"/>
@@ -29513,7 +31079,7 @@
       </w:rPr>
     </w:lvl>
   </w:abstractNum>
-  <w:abstractNum w:abstractNumId="120" w15:restartNumberingAfterBreak="0">
+  <w:abstractNum w:abstractNumId="131" w15:restartNumberingAfterBreak="0">
     <w:nsid w:val="6D7A1E75"/>
     <w:multiLevelType w:val="multilevel"/>
     <w:tmpl w:val="51885E8E"/>
@@ -29662,7 +31228,7 @@
       </w:rPr>
     </w:lvl>
   </w:abstractNum>
-  <w:abstractNum w:abstractNumId="121" w15:restartNumberingAfterBreak="0">
+  <w:abstractNum w:abstractNumId="132" w15:restartNumberingAfterBreak="0">
     <w:nsid w:val="6D82520A"/>
     <w:multiLevelType w:val="multilevel"/>
     <w:tmpl w:val="17CEC3A0"/>
@@ -29811,7 +31377,7 @@
       </w:rPr>
     </w:lvl>
   </w:abstractNum>
-  <w:abstractNum w:abstractNumId="122" w15:restartNumberingAfterBreak="0">
+  <w:abstractNum w:abstractNumId="133" w15:restartNumberingAfterBreak="0">
     <w:nsid w:val="6E9F0986"/>
     <w:multiLevelType w:val="multilevel"/>
     <w:tmpl w:val="27D0A42C"/>
@@ -29960,7 +31526,7 @@
       </w:rPr>
     </w:lvl>
   </w:abstractNum>
-  <w:abstractNum w:abstractNumId="123" w15:restartNumberingAfterBreak="0">
+  <w:abstractNum w:abstractNumId="134" w15:restartNumberingAfterBreak="0">
     <w:nsid w:val="6F013AAB"/>
     <w:multiLevelType w:val="multilevel"/>
     <w:tmpl w:val="D91CB292"/>
@@ -30109,7 +31675,7 @@
       </w:rPr>
     </w:lvl>
   </w:abstractNum>
-  <w:abstractNum w:abstractNumId="124" w15:restartNumberingAfterBreak="0">
+  <w:abstractNum w:abstractNumId="135" w15:restartNumberingAfterBreak="0">
     <w:nsid w:val="6F723B73"/>
     <w:multiLevelType w:val="multilevel"/>
     <w:tmpl w:val="E15AE09A"/>
@@ -30222,7 +31788,93 @@
       </w:pPr>
     </w:lvl>
   </w:abstractNum>
-  <w:abstractNum w:abstractNumId="125" w15:restartNumberingAfterBreak="0">
+  <w:abstractNum w:abstractNumId="136" w15:restartNumberingAfterBreak="0">
+    <w:nsid w:val="6FDA5C22"/>
+    <w:multiLevelType w:val="hybridMultilevel"/>
+    <w:tmpl w:val="B380E038"/>
+    <w:lvl w:ilvl="0" w:tplc="0816000F">
+      <w:start w:val="1"/>
+      <w:numFmt w:val="decimal"/>
+      <w:lvlText w:val="%1."/>
+      <w:lvlJc w:val="left"/>
+      <w:pPr>
+        <w:ind w:left="720" w:hanging="360"/>
+      </w:pPr>
+    </w:lvl>
+    <w:lvl w:ilvl="1" w:tplc="08160019" w:tentative="1">
+      <w:start w:val="1"/>
+      <w:numFmt w:val="lowerLetter"/>
+      <w:lvlText w:val="%2."/>
+      <w:lvlJc w:val="left"/>
+      <w:pPr>
+        <w:ind w:left="1440" w:hanging="360"/>
+      </w:pPr>
+    </w:lvl>
+    <w:lvl w:ilvl="2" w:tplc="0816001B" w:tentative="1">
+      <w:start w:val="1"/>
+      <w:numFmt w:val="lowerRoman"/>
+      <w:lvlText w:val="%3."/>
+      <w:lvlJc w:val="right"/>
+      <w:pPr>
+        <w:ind w:left="2160" w:hanging="180"/>
+      </w:pPr>
+    </w:lvl>
+    <w:lvl w:ilvl="3" w:tplc="0816000F" w:tentative="1">
+      <w:start w:val="1"/>
+      <w:numFmt w:val="decimal"/>
+      <w:lvlText w:val="%4."/>
+      <w:lvlJc w:val="left"/>
+      <w:pPr>
+        <w:ind w:left="2880" w:hanging="360"/>
+      </w:pPr>
+    </w:lvl>
+    <w:lvl w:ilvl="4" w:tplc="08160019" w:tentative="1">
+      <w:start w:val="1"/>
+      <w:numFmt w:val="lowerLetter"/>
+      <w:lvlText w:val="%5."/>
+      <w:lvlJc w:val="left"/>
+      <w:pPr>
+        <w:ind w:left="3600" w:hanging="360"/>
+      </w:pPr>
+    </w:lvl>
+    <w:lvl w:ilvl="5" w:tplc="0816001B" w:tentative="1">
+      <w:start w:val="1"/>
+      <w:numFmt w:val="lowerRoman"/>
+      <w:lvlText w:val="%6."/>
+      <w:lvlJc w:val="right"/>
+      <w:pPr>
+        <w:ind w:left="4320" w:hanging="180"/>
+      </w:pPr>
+    </w:lvl>
+    <w:lvl w:ilvl="6" w:tplc="0816000F" w:tentative="1">
+      <w:start w:val="1"/>
+      <w:numFmt w:val="decimal"/>
+      <w:lvlText w:val="%7."/>
+      <w:lvlJc w:val="left"/>
+      <w:pPr>
+        <w:ind w:left="5040" w:hanging="360"/>
+      </w:pPr>
+    </w:lvl>
+    <w:lvl w:ilvl="7" w:tplc="08160019" w:tentative="1">
+      <w:start w:val="1"/>
+      <w:numFmt w:val="lowerLetter"/>
+      <w:lvlText w:val="%8."/>
+      <w:lvlJc w:val="left"/>
+      <w:pPr>
+        <w:ind w:left="5760" w:hanging="360"/>
+      </w:pPr>
+    </w:lvl>
+    <w:lvl w:ilvl="8" w:tplc="0816001B" w:tentative="1">
+      <w:start w:val="1"/>
+      <w:numFmt w:val="lowerRoman"/>
+      <w:lvlText w:val="%9."/>
+      <w:lvlJc w:val="right"/>
+      <w:pPr>
+        <w:ind w:left="6480" w:hanging="180"/>
+      </w:pPr>
+    </w:lvl>
+  </w:abstractNum>
+  <w:abstractNum w:abstractNumId="137" w15:restartNumberingAfterBreak="0">
     <w:nsid w:val="706E75E3"/>
     <w:multiLevelType w:val="multilevel"/>
     <w:tmpl w:val="9F5AD954"/>
@@ -30371,7 +32023,7 @@
       </w:rPr>
     </w:lvl>
   </w:abstractNum>
-  <w:abstractNum w:abstractNumId="126" w15:restartNumberingAfterBreak="0">
+  <w:abstractNum w:abstractNumId="138" w15:restartNumberingAfterBreak="0">
     <w:nsid w:val="71546FBA"/>
     <w:multiLevelType w:val="multilevel"/>
     <w:tmpl w:val="28D01BB0"/>
@@ -30520,7 +32172,7 @@
       </w:rPr>
     </w:lvl>
   </w:abstractNum>
-  <w:abstractNum w:abstractNumId="127" w15:restartNumberingAfterBreak="0">
+  <w:abstractNum w:abstractNumId="139" w15:restartNumberingAfterBreak="0">
     <w:nsid w:val="74B47E50"/>
     <w:multiLevelType w:val="multilevel"/>
     <w:tmpl w:val="225CA16E"/>
@@ -30669,7 +32321,7 @@
       </w:rPr>
     </w:lvl>
   </w:abstractNum>
-  <w:abstractNum w:abstractNumId="128" w15:restartNumberingAfterBreak="0">
+  <w:abstractNum w:abstractNumId="140" w15:restartNumberingAfterBreak="0">
     <w:nsid w:val="751F6976"/>
     <w:multiLevelType w:val="multilevel"/>
     <w:tmpl w:val="358EED7A"/>
@@ -30818,7 +32470,7 @@
       </w:rPr>
     </w:lvl>
   </w:abstractNum>
-  <w:abstractNum w:abstractNumId="129" w15:restartNumberingAfterBreak="0">
+  <w:abstractNum w:abstractNumId="141" w15:restartNumberingAfterBreak="0">
     <w:nsid w:val="756E4B1D"/>
     <w:multiLevelType w:val="multilevel"/>
     <w:tmpl w:val="D966AC9C"/>
@@ -30967,7 +32619,7 @@
       </w:rPr>
     </w:lvl>
   </w:abstractNum>
-  <w:abstractNum w:abstractNumId="130" w15:restartNumberingAfterBreak="0">
+  <w:abstractNum w:abstractNumId="142" w15:restartNumberingAfterBreak="0">
     <w:nsid w:val="75FA5091"/>
     <w:multiLevelType w:val="multilevel"/>
     <w:tmpl w:val="1834D700"/>
@@ -31116,7 +32768,7 @@
       </w:rPr>
     </w:lvl>
   </w:abstractNum>
-  <w:abstractNum w:abstractNumId="131" w15:restartNumberingAfterBreak="0">
+  <w:abstractNum w:abstractNumId="143" w15:restartNumberingAfterBreak="0">
     <w:nsid w:val="76CB219F"/>
     <w:multiLevelType w:val="multilevel"/>
     <w:tmpl w:val="D35ABE42"/>
@@ -31237,7 +32889,7 @@
       </w:rPr>
     </w:lvl>
   </w:abstractNum>
-  <w:abstractNum w:abstractNumId="132" w15:restartNumberingAfterBreak="0">
+  <w:abstractNum w:abstractNumId="144" w15:restartNumberingAfterBreak="0">
     <w:nsid w:val="76CF2898"/>
     <w:multiLevelType w:val="hybridMultilevel"/>
     <w:tmpl w:val="FBA69770"/>
@@ -31350,7 +33002,7 @@
       </w:rPr>
     </w:lvl>
   </w:abstractNum>
-  <w:abstractNum w:abstractNumId="133" w15:restartNumberingAfterBreak="0">
+  <w:abstractNum w:abstractNumId="145" w15:restartNumberingAfterBreak="0">
     <w:nsid w:val="774272DE"/>
     <w:multiLevelType w:val="hybridMultilevel"/>
     <w:tmpl w:val="11322A32"/>
@@ -31436,7 +33088,7 @@
       </w:pPr>
     </w:lvl>
   </w:abstractNum>
-  <w:abstractNum w:abstractNumId="134" w15:restartNumberingAfterBreak="0">
+  <w:abstractNum w:abstractNumId="146" w15:restartNumberingAfterBreak="0">
     <w:nsid w:val="774315F9"/>
     <w:multiLevelType w:val="multilevel"/>
     <w:tmpl w:val="D35ABE42"/>
@@ -31557,7 +33209,7 @@
       </w:rPr>
     </w:lvl>
   </w:abstractNum>
-  <w:abstractNum w:abstractNumId="135" w15:restartNumberingAfterBreak="0">
+  <w:abstractNum w:abstractNumId="147" w15:restartNumberingAfterBreak="0">
     <w:nsid w:val="7A8D4B4B"/>
     <w:multiLevelType w:val="multilevel"/>
     <w:tmpl w:val="837216CC"/>
@@ -31706,7 +33358,7 @@
       </w:rPr>
     </w:lvl>
   </w:abstractNum>
-  <w:abstractNum w:abstractNumId="136" w15:restartNumberingAfterBreak="0">
+  <w:abstractNum w:abstractNumId="148" w15:restartNumberingAfterBreak="0">
     <w:nsid w:val="7BCA40C6"/>
     <w:multiLevelType w:val="hybridMultilevel"/>
     <w:tmpl w:val="6DD639CC"/>
@@ -31792,7 +33444,7 @@
       </w:pPr>
     </w:lvl>
   </w:abstractNum>
-  <w:abstractNum w:abstractNumId="137" w15:restartNumberingAfterBreak="0">
+  <w:abstractNum w:abstractNumId="149" w15:restartNumberingAfterBreak="0">
     <w:nsid w:val="7D0E4809"/>
     <w:multiLevelType w:val="multilevel"/>
     <w:tmpl w:val="713EBA78"/>
@@ -31941,7 +33593,7 @@
       </w:rPr>
     </w:lvl>
   </w:abstractNum>
-  <w:abstractNum w:abstractNumId="138" w15:restartNumberingAfterBreak="0">
+  <w:abstractNum w:abstractNumId="150" w15:restartNumberingAfterBreak="0">
     <w:nsid w:val="7DD7750F"/>
     <w:multiLevelType w:val="multilevel"/>
     <w:tmpl w:val="3EFA9150"/>
@@ -32054,7 +33706,7 @@
       </w:pPr>
     </w:lvl>
   </w:abstractNum>
-  <w:abstractNum w:abstractNumId="139" w15:restartNumberingAfterBreak="0">
+  <w:abstractNum w:abstractNumId="151" w15:restartNumberingAfterBreak="0">
     <w:nsid w:val="7EED1E4E"/>
     <w:multiLevelType w:val="multilevel"/>
     <w:tmpl w:val="B02E7C94"/>
@@ -32203,7 +33855,7 @@
       </w:rPr>
     </w:lvl>
   </w:abstractNum>
-  <w:abstractNum w:abstractNumId="140" w15:restartNumberingAfterBreak="0">
+  <w:abstractNum w:abstractNumId="152" w15:restartNumberingAfterBreak="0">
     <w:nsid w:val="7FD73B52"/>
     <w:multiLevelType w:val="multilevel"/>
     <w:tmpl w:val="16FE752A"/>
@@ -32353,277 +34005,277 @@
     </w:lvl>
   </w:abstractNum>
   <w:num w:numId="1" w16cid:durableId="1476531127">
-    <w:abstractNumId w:val="96"/>
+    <w:abstractNumId w:val="105"/>
   </w:num>
   <w:num w:numId="2" w16cid:durableId="1425540982">
-    <w:abstractNumId w:val="90"/>
+    <w:abstractNumId w:val="99"/>
   </w:num>
   <w:num w:numId="3" w16cid:durableId="563881263">
+    <w:abstractNumId w:val="150"/>
+  </w:num>
+  <w:num w:numId="4" w16cid:durableId="1974868665">
+    <w:abstractNumId w:val="71"/>
+  </w:num>
+  <w:num w:numId="5" w16cid:durableId="1004362191">
+    <w:abstractNumId w:val="19"/>
+  </w:num>
+  <w:num w:numId="6" w16cid:durableId="2143184542">
+    <w:abstractNumId w:val="33"/>
+  </w:num>
+  <w:num w:numId="7" w16cid:durableId="584270591">
+    <w:abstractNumId w:val="82"/>
+  </w:num>
+  <w:num w:numId="8" w16cid:durableId="1951011651">
+    <w:abstractNumId w:val="54"/>
+  </w:num>
+  <w:num w:numId="9" w16cid:durableId="2100132427">
+    <w:abstractNumId w:val="52"/>
+  </w:num>
+  <w:num w:numId="10" w16cid:durableId="897322645">
+    <w:abstractNumId w:val="35"/>
+  </w:num>
+  <w:num w:numId="11" w16cid:durableId="1750884150">
+    <w:abstractNumId w:val="144"/>
+  </w:num>
+  <w:num w:numId="12" w16cid:durableId="1826894777">
+    <w:abstractNumId w:val="75"/>
+  </w:num>
+  <w:num w:numId="13" w16cid:durableId="1076129564">
+    <w:abstractNumId w:val="139"/>
+  </w:num>
+  <w:num w:numId="14" w16cid:durableId="226695905">
+    <w:abstractNumId w:val="102"/>
+  </w:num>
+  <w:num w:numId="15" w16cid:durableId="1788353338">
+    <w:abstractNumId w:val="91"/>
+  </w:num>
+  <w:num w:numId="16" w16cid:durableId="1446341499">
+    <w:abstractNumId w:val="106"/>
+  </w:num>
+  <w:num w:numId="17" w16cid:durableId="331495862">
+    <w:abstractNumId w:val="94"/>
+  </w:num>
+  <w:num w:numId="18" w16cid:durableId="1073236943">
+    <w:abstractNumId w:val="114"/>
+  </w:num>
+  <w:num w:numId="19" w16cid:durableId="1620603468">
+    <w:abstractNumId w:val="131"/>
+  </w:num>
+  <w:num w:numId="20" w16cid:durableId="2082016408">
+    <w:abstractNumId w:val="147"/>
+  </w:num>
+  <w:num w:numId="21" w16cid:durableId="1694764734">
+    <w:abstractNumId w:val="77"/>
+  </w:num>
+  <w:num w:numId="22" w16cid:durableId="2023511278">
+    <w:abstractNumId w:val="14"/>
+  </w:num>
+  <w:num w:numId="23" w16cid:durableId="1913544612">
+    <w:abstractNumId w:val="26"/>
+  </w:num>
+  <w:num w:numId="24" w16cid:durableId="1315184553">
     <w:abstractNumId w:val="138"/>
   </w:num>
-  <w:num w:numId="4" w16cid:durableId="1974868665">
-    <w:abstractNumId w:val="62"/>
+  <w:num w:numId="25" w16cid:durableId="1715033336">
+    <w:abstractNumId w:val="55"/>
   </w:num>
-  <w:num w:numId="5" w16cid:durableId="1004362191">
-    <w:abstractNumId w:val="15"/>
+  <w:num w:numId="26" w16cid:durableId="859121906">
+    <w:abstractNumId w:val="8"/>
   </w:num>
-  <w:num w:numId="6" w16cid:durableId="2143184542">
-    <w:abstractNumId w:val="27"/>
-  </w:num>
-  <w:num w:numId="7" w16cid:durableId="584270591">
-    <w:abstractNumId w:val="73"/>
-  </w:num>
-  <w:num w:numId="8" w16cid:durableId="1951011651">
-    <w:abstractNumId w:val="46"/>
-  </w:num>
-  <w:num w:numId="9" w16cid:durableId="2100132427">
-    <w:abstractNumId w:val="44"/>
-  </w:num>
-  <w:num w:numId="10" w16cid:durableId="897322645">
-    <w:abstractNumId w:val="29"/>
-  </w:num>
-  <w:num w:numId="11" w16cid:durableId="1750884150">
-    <w:abstractNumId w:val="132"/>
-  </w:num>
-  <w:num w:numId="12" w16cid:durableId="1826894777">
-    <w:abstractNumId w:val="66"/>
-  </w:num>
-  <w:num w:numId="13" w16cid:durableId="1076129564">
+  <w:num w:numId="27" w16cid:durableId="273289302">
     <w:abstractNumId w:val="127"/>
   </w:num>
-  <w:num w:numId="14" w16cid:durableId="226695905">
+  <w:num w:numId="28" w16cid:durableId="1764182483">
+    <w:abstractNumId w:val="36"/>
+  </w:num>
+  <w:num w:numId="29" w16cid:durableId="1113403459">
+    <w:abstractNumId w:val="24"/>
+  </w:num>
+  <w:num w:numId="30" w16cid:durableId="46805828">
+    <w:abstractNumId w:val="32"/>
+  </w:num>
+  <w:num w:numId="31" w16cid:durableId="247161261">
+    <w:abstractNumId w:val="37"/>
+  </w:num>
+  <w:num w:numId="32" w16cid:durableId="499779128">
+    <w:abstractNumId w:val="65"/>
+  </w:num>
+  <w:num w:numId="33" w16cid:durableId="2135755063">
+    <w:abstractNumId w:val="149"/>
+  </w:num>
+  <w:num w:numId="34" w16cid:durableId="1072506364">
+    <w:abstractNumId w:val="53"/>
+  </w:num>
+  <w:num w:numId="35" w16cid:durableId="854423620">
+    <w:abstractNumId w:val="87"/>
+  </w:num>
+  <w:num w:numId="36" w16cid:durableId="1428769837">
     <w:abstractNumId w:val="93"/>
   </w:num>
-  <w:num w:numId="15" w16cid:durableId="1788353338">
-    <w:abstractNumId w:val="82"/>
+  <w:num w:numId="37" w16cid:durableId="1038430066">
+    <w:abstractNumId w:val="42"/>
   </w:num>
-  <w:num w:numId="16" w16cid:durableId="1446341499">
-    <w:abstractNumId w:val="97"/>
-  </w:num>
-  <w:num w:numId="17" w16cid:durableId="331495862">
-    <w:abstractNumId w:val="85"/>
-  </w:num>
-  <w:num w:numId="18" w16cid:durableId="1073236943">
-    <w:abstractNumId w:val="105"/>
-  </w:num>
-  <w:num w:numId="19" w16cid:durableId="1620603468">
-    <w:abstractNumId w:val="120"/>
-  </w:num>
-  <w:num w:numId="20" w16cid:durableId="2082016408">
-    <w:abstractNumId w:val="135"/>
-  </w:num>
-  <w:num w:numId="21" w16cid:durableId="1694764734">
-    <w:abstractNumId w:val="68"/>
-  </w:num>
-  <w:num w:numId="22" w16cid:durableId="2023511278">
-    <w:abstractNumId w:val="12"/>
-  </w:num>
-  <w:num w:numId="23" w16cid:durableId="1913544612">
-    <w:abstractNumId w:val="21"/>
-  </w:num>
-  <w:num w:numId="24" w16cid:durableId="1315184553">
-    <w:abstractNumId w:val="126"/>
-  </w:num>
-  <w:num w:numId="25" w16cid:durableId="1715033336">
+  <w:num w:numId="38" w16cid:durableId="874198200">
     <w:abstractNumId w:val="47"/>
   </w:num>
-  <w:num w:numId="26" w16cid:durableId="859121906">
-    <w:abstractNumId w:val="7"/>
-  </w:num>
-  <w:num w:numId="27" w16cid:durableId="273289302">
-    <w:abstractNumId w:val="117"/>
-  </w:num>
-  <w:num w:numId="28" w16cid:durableId="1764182483">
-    <w:abstractNumId w:val="30"/>
-  </w:num>
-  <w:num w:numId="29" w16cid:durableId="1113403459">
-    <w:abstractNumId w:val="19"/>
-  </w:num>
-  <w:num w:numId="30" w16cid:durableId="46805828">
-    <w:abstractNumId w:val="26"/>
-  </w:num>
-  <w:num w:numId="31" w16cid:durableId="247161261">
-    <w:abstractNumId w:val="31"/>
-  </w:num>
-  <w:num w:numId="32" w16cid:durableId="499779128">
-    <w:abstractNumId w:val="56"/>
-  </w:num>
-  <w:num w:numId="33" w16cid:durableId="2135755063">
-    <w:abstractNumId w:val="137"/>
-  </w:num>
-  <w:num w:numId="34" w16cid:durableId="1072506364">
-    <w:abstractNumId w:val="45"/>
-  </w:num>
-  <w:num w:numId="35" w16cid:durableId="854423620">
-    <w:abstractNumId w:val="78"/>
-  </w:num>
-  <w:num w:numId="36" w16cid:durableId="1428769837">
-    <w:abstractNumId w:val="84"/>
-  </w:num>
-  <w:num w:numId="37" w16cid:durableId="1038430066">
-    <w:abstractNumId w:val="36"/>
-  </w:num>
-  <w:num w:numId="38" w16cid:durableId="874198200">
-    <w:abstractNumId w:val="40"/>
-  </w:num>
   <w:num w:numId="39" w16cid:durableId="213591820">
-    <w:abstractNumId w:val="112"/>
+    <w:abstractNumId w:val="122"/>
   </w:num>
   <w:num w:numId="40" w16cid:durableId="97601356">
     <w:abstractNumId w:val="0"/>
   </w:num>
   <w:num w:numId="41" w16cid:durableId="797409131">
-    <w:abstractNumId w:val="94"/>
+    <w:abstractNumId w:val="103"/>
   </w:num>
   <w:num w:numId="42" w16cid:durableId="270357050">
-    <w:abstractNumId w:val="57"/>
+    <w:abstractNumId w:val="66"/>
   </w:num>
   <w:num w:numId="43" w16cid:durableId="101848519">
-    <w:abstractNumId w:val="75"/>
+    <w:abstractNumId w:val="84"/>
   </w:num>
   <w:num w:numId="44" w16cid:durableId="160121131">
-    <w:abstractNumId w:val="49"/>
+    <w:abstractNumId w:val="58"/>
   </w:num>
   <w:num w:numId="45" w16cid:durableId="1006710091">
-    <w:abstractNumId w:val="58"/>
+    <w:abstractNumId w:val="67"/>
   </w:num>
   <w:num w:numId="46" w16cid:durableId="1178545868">
-    <w:abstractNumId w:val="121"/>
+    <w:abstractNumId w:val="132"/>
   </w:num>
   <w:num w:numId="47" w16cid:durableId="120156354">
-    <w:abstractNumId w:val="10"/>
+    <w:abstractNumId w:val="12"/>
   </w:num>
   <w:num w:numId="48" w16cid:durableId="1129545118">
-    <w:abstractNumId w:val="39"/>
+    <w:abstractNumId w:val="46"/>
   </w:num>
   <w:num w:numId="49" w16cid:durableId="1543640162">
-    <w:abstractNumId w:val="118"/>
+    <w:abstractNumId w:val="129"/>
   </w:num>
   <w:num w:numId="50" w16cid:durableId="572004475">
-    <w:abstractNumId w:val="115"/>
+    <w:abstractNumId w:val="125"/>
   </w:num>
   <w:num w:numId="51" w16cid:durableId="1415857185">
     <w:abstractNumId w:val="4"/>
   </w:num>
   <w:num w:numId="52" w16cid:durableId="1116758237">
-    <w:abstractNumId w:val="129"/>
+    <w:abstractNumId w:val="141"/>
   </w:num>
   <w:num w:numId="53" w16cid:durableId="1711102869">
-    <w:abstractNumId w:val="99"/>
+    <w:abstractNumId w:val="108"/>
   </w:num>
   <w:num w:numId="54" w16cid:durableId="150485572">
-    <w:abstractNumId w:val="53"/>
+    <w:abstractNumId w:val="62"/>
   </w:num>
   <w:num w:numId="55" w16cid:durableId="1170560188">
+    <w:abstractNumId w:val="118"/>
+  </w:num>
+  <w:num w:numId="56" w16cid:durableId="685180374">
+    <w:abstractNumId w:val="152"/>
+  </w:num>
+  <w:num w:numId="57" w16cid:durableId="694767244">
+    <w:abstractNumId w:val="39"/>
+  </w:num>
+  <w:num w:numId="58" w16cid:durableId="136923557">
+    <w:abstractNumId w:val="13"/>
+  </w:num>
+  <w:num w:numId="59" w16cid:durableId="779374180">
+    <w:abstractNumId w:val="16"/>
+  </w:num>
+  <w:num w:numId="60" w16cid:durableId="795755633">
+    <w:abstractNumId w:val="25"/>
+  </w:num>
+  <w:num w:numId="61" w16cid:durableId="231621915">
+    <w:abstractNumId w:val="104"/>
+  </w:num>
+  <w:num w:numId="62" w16cid:durableId="88241088">
+    <w:abstractNumId w:val="101"/>
+  </w:num>
+  <w:num w:numId="63" w16cid:durableId="2012951516">
     <w:abstractNumId w:val="109"/>
   </w:num>
-  <w:num w:numId="56" w16cid:durableId="685180374">
-    <w:abstractNumId w:val="140"/>
+  <w:num w:numId="64" w16cid:durableId="664169274">
+    <w:abstractNumId w:val="85"/>
   </w:num>
-  <w:num w:numId="57" w16cid:durableId="694767244">
-    <w:abstractNumId w:val="33"/>
+  <w:num w:numId="65" w16cid:durableId="1173685379">
+    <w:abstractNumId w:val="30"/>
   </w:num>
-  <w:num w:numId="58" w16cid:durableId="136923557">
-    <w:abstractNumId w:val="11"/>
+  <w:num w:numId="66" w16cid:durableId="974219307">
+    <w:abstractNumId w:val="69"/>
   </w:num>
-  <w:num w:numId="59" w16cid:durableId="779374180">
-    <w:abstractNumId w:val="13"/>
+  <w:num w:numId="67" w16cid:durableId="1733583019">
+    <w:abstractNumId w:val="133"/>
   </w:num>
-  <w:num w:numId="60" w16cid:durableId="795755633">
-    <w:abstractNumId w:val="20"/>
+  <w:num w:numId="68" w16cid:durableId="991788621">
+    <w:abstractNumId w:val="107"/>
   </w:num>
-  <w:num w:numId="61" w16cid:durableId="231621915">
-    <w:abstractNumId w:val="95"/>
+  <w:num w:numId="69" w16cid:durableId="1030647212">
+    <w:abstractNumId w:val="59"/>
   </w:num>
-  <w:num w:numId="62" w16cid:durableId="88241088">
-    <w:abstractNumId w:val="92"/>
+  <w:num w:numId="70" w16cid:durableId="2026590825">
+    <w:abstractNumId w:val="31"/>
   </w:num>
-  <w:num w:numId="63" w16cid:durableId="2012951516">
+  <w:num w:numId="71" w16cid:durableId="1066147842">
+    <w:abstractNumId w:val="97"/>
+  </w:num>
+  <w:num w:numId="72" w16cid:durableId="1086153523">
+    <w:abstractNumId w:val="28"/>
+  </w:num>
+  <w:num w:numId="73" w16cid:durableId="152335553">
+    <w:abstractNumId w:val="98"/>
+  </w:num>
+  <w:num w:numId="74" w16cid:durableId="542910674">
     <w:abstractNumId w:val="100"/>
   </w:num>
-  <w:num w:numId="64" w16cid:durableId="664169274">
-    <w:abstractNumId w:val="76"/>
+  <w:num w:numId="75" w16cid:durableId="1872104148">
+    <w:abstractNumId w:val="81"/>
   </w:num>
-  <w:num w:numId="65" w16cid:durableId="1173685379">
-    <w:abstractNumId w:val="24"/>
+  <w:num w:numId="76" w16cid:durableId="604265089">
+    <w:abstractNumId w:val="40"/>
   </w:num>
-  <w:num w:numId="66" w16cid:durableId="974219307">
-    <w:abstractNumId w:val="60"/>
+  <w:num w:numId="77" w16cid:durableId="1910261528">
+    <w:abstractNumId w:val="115"/>
   </w:num>
-  <w:num w:numId="67" w16cid:durableId="1733583019">
-    <w:abstractNumId w:val="122"/>
-  </w:num>
-  <w:num w:numId="68" w16cid:durableId="991788621">
-    <w:abstractNumId w:val="98"/>
-  </w:num>
-  <w:num w:numId="69" w16cid:durableId="1030647212">
-    <w:abstractNumId w:val="50"/>
-  </w:num>
-  <w:num w:numId="70" w16cid:durableId="2026590825">
-    <w:abstractNumId w:val="25"/>
-  </w:num>
-  <w:num w:numId="71" w16cid:durableId="1066147842">
-    <w:abstractNumId w:val="88"/>
-  </w:num>
-  <w:num w:numId="72" w16cid:durableId="1086153523">
+  <w:num w:numId="78" w16cid:durableId="464666239">
     <w:abstractNumId w:val="23"/>
   </w:num>
-  <w:num w:numId="73" w16cid:durableId="152335553">
-    <w:abstractNumId w:val="89"/>
-  </w:num>
-  <w:num w:numId="74" w16cid:durableId="542910674">
-    <w:abstractNumId w:val="91"/>
-  </w:num>
-  <w:num w:numId="75" w16cid:durableId="1872104148">
-    <w:abstractNumId w:val="72"/>
-  </w:num>
-  <w:num w:numId="76" w16cid:durableId="604265089">
-    <w:abstractNumId w:val="34"/>
-  </w:num>
-  <w:num w:numId="77" w16cid:durableId="1910261528">
-    <w:abstractNumId w:val="106"/>
-  </w:num>
-  <w:num w:numId="78" w16cid:durableId="464666239">
-    <w:abstractNumId w:val="18"/>
-  </w:num>
   <w:num w:numId="79" w16cid:durableId="483399701">
-    <w:abstractNumId w:val="107"/>
+    <w:abstractNumId w:val="116"/>
   </w:num>
   <w:num w:numId="80" w16cid:durableId="669023476">
     <w:abstractNumId w:val="6"/>
   </w:num>
   <w:num w:numId="81" w16cid:durableId="994531963">
-    <w:abstractNumId w:val="110"/>
+    <w:abstractNumId w:val="120"/>
   </w:num>
   <w:num w:numId="82" w16cid:durableId="933169594">
-    <w:abstractNumId w:val="9"/>
+    <w:abstractNumId w:val="11"/>
   </w:num>
   <w:num w:numId="83" w16cid:durableId="1155755523">
-    <w:abstractNumId w:val="35"/>
+    <w:abstractNumId w:val="41"/>
   </w:num>
   <w:num w:numId="84" w16cid:durableId="1128478257">
-    <w:abstractNumId w:val="74"/>
+    <w:abstractNumId w:val="83"/>
   </w:num>
   <w:num w:numId="85" w16cid:durableId="1894003495">
-    <w:abstractNumId w:val="64"/>
+    <w:abstractNumId w:val="73"/>
   </w:num>
   <w:num w:numId="86" w16cid:durableId="1108891993">
-    <w:abstractNumId w:val="38"/>
+    <w:abstractNumId w:val="45"/>
   </w:num>
   <w:num w:numId="87" w16cid:durableId="1834178967">
-    <w:abstractNumId w:val="139"/>
+    <w:abstractNumId w:val="151"/>
   </w:num>
   <w:num w:numId="88" w16cid:durableId="1644189307">
-    <w:abstractNumId w:val="79"/>
+    <w:abstractNumId w:val="88"/>
   </w:num>
   <w:num w:numId="89" w16cid:durableId="1424910119">
-    <w:abstractNumId w:val="28"/>
+    <w:abstractNumId w:val="34"/>
   </w:num>
   <w:num w:numId="90" w16cid:durableId="733313531">
-    <w:abstractNumId w:val="102"/>
+    <w:abstractNumId w:val="111"/>
   </w:num>
   <w:num w:numId="91" w16cid:durableId="528762517">
-    <w:abstractNumId w:val="14"/>
+    <w:abstractNumId w:val="17"/>
   </w:num>
   <w:num w:numId="92" w16cid:durableId="1858612409">
     <w:abstractNumId w:val="1"/>
@@ -32632,148 +34284,184 @@
     <w:abstractNumId w:val="2"/>
   </w:num>
   <w:num w:numId="94" w16cid:durableId="247690857">
-    <w:abstractNumId w:val="16"/>
+    <w:abstractNumId w:val="21"/>
   </w:num>
   <w:num w:numId="95" w16cid:durableId="2129230248">
-    <w:abstractNumId w:val="128"/>
+    <w:abstractNumId w:val="140"/>
   </w:num>
   <w:num w:numId="96" w16cid:durableId="1880580507">
-    <w:abstractNumId w:val="8"/>
+    <w:abstractNumId w:val="10"/>
   </w:num>
   <w:num w:numId="97" w16cid:durableId="2115782667">
-    <w:abstractNumId w:val="48"/>
+    <w:abstractNumId w:val="56"/>
   </w:num>
   <w:num w:numId="98" w16cid:durableId="657342986">
+    <w:abstractNumId w:val="79"/>
+  </w:num>
+  <w:num w:numId="99" w16cid:durableId="1017148616">
+    <w:abstractNumId w:val="78"/>
+  </w:num>
+  <w:num w:numId="100" w16cid:durableId="1994407167">
+    <w:abstractNumId w:val="135"/>
+  </w:num>
+  <w:num w:numId="101" w16cid:durableId="1047146949">
+    <w:abstractNumId w:val="72"/>
+  </w:num>
+  <w:num w:numId="102" w16cid:durableId="359552478">
     <w:abstractNumId w:val="70"/>
   </w:num>
-  <w:num w:numId="99" w16cid:durableId="1017148616">
-    <w:abstractNumId w:val="69"/>
-  </w:num>
-  <w:num w:numId="100" w16cid:durableId="1994407167">
-    <w:abstractNumId w:val="124"/>
-  </w:num>
-  <w:num w:numId="101" w16cid:durableId="1047146949">
-    <w:abstractNumId w:val="63"/>
-  </w:num>
-  <w:num w:numId="102" w16cid:durableId="359552478">
-    <w:abstractNumId w:val="61"/>
-  </w:num>
   <w:num w:numId="103" w16cid:durableId="5444478">
-    <w:abstractNumId w:val="123"/>
+    <w:abstractNumId w:val="134"/>
   </w:num>
   <w:num w:numId="104" w16cid:durableId="220210857">
-    <w:abstractNumId w:val="104"/>
+    <w:abstractNumId w:val="113"/>
   </w:num>
   <w:num w:numId="105" w16cid:durableId="1654094749">
     <w:abstractNumId w:val="5"/>
   </w:num>
   <w:num w:numId="106" w16cid:durableId="852230417">
-    <w:abstractNumId w:val="87"/>
+    <w:abstractNumId w:val="96"/>
   </w:num>
   <w:num w:numId="107" w16cid:durableId="1090004940">
-    <w:abstractNumId w:val="17"/>
+    <w:abstractNumId w:val="22"/>
   </w:num>
   <w:num w:numId="108" w16cid:durableId="1185363479">
     <w:abstractNumId w:val="3"/>
   </w:num>
   <w:num w:numId="109" w16cid:durableId="507603310">
-    <w:abstractNumId w:val="101"/>
+    <w:abstractNumId w:val="110"/>
   </w:num>
   <w:num w:numId="110" w16cid:durableId="430710561">
-    <w:abstractNumId w:val="111"/>
+    <w:abstractNumId w:val="121"/>
   </w:num>
   <w:num w:numId="111" w16cid:durableId="276106983">
-    <w:abstractNumId w:val="133"/>
+    <w:abstractNumId w:val="145"/>
   </w:num>
   <w:num w:numId="112" w16cid:durableId="1294209731">
+    <w:abstractNumId w:val="148"/>
+  </w:num>
+  <w:num w:numId="113" w16cid:durableId="294992531">
+    <w:abstractNumId w:val="89"/>
+  </w:num>
+  <w:num w:numId="114" w16cid:durableId="2068675294">
+    <w:abstractNumId w:val="130"/>
+  </w:num>
+  <w:num w:numId="115" w16cid:durableId="2059620991">
+    <w:abstractNumId w:val="38"/>
+  </w:num>
+  <w:num w:numId="116" w16cid:durableId="1123843725">
+    <w:abstractNumId w:val="68"/>
+  </w:num>
+  <w:num w:numId="117" w16cid:durableId="635062728">
+    <w:abstractNumId w:val="44"/>
+  </w:num>
+  <w:num w:numId="118" w16cid:durableId="1142963046">
+    <w:abstractNumId w:val="123"/>
+  </w:num>
+  <w:num w:numId="119" w16cid:durableId="947468641">
+    <w:abstractNumId w:val="146"/>
+  </w:num>
+  <w:num w:numId="120" w16cid:durableId="1719428120">
+    <w:abstractNumId w:val="76"/>
+  </w:num>
+  <w:num w:numId="121" w16cid:durableId="1303656547">
+    <w:abstractNumId w:val="143"/>
+  </w:num>
+  <w:num w:numId="122" w16cid:durableId="1459226476">
+    <w:abstractNumId w:val="126"/>
+  </w:num>
+  <w:num w:numId="123" w16cid:durableId="1749882518">
+    <w:abstractNumId w:val="51"/>
+  </w:num>
+  <w:num w:numId="124" w16cid:durableId="2059935200">
+    <w:abstractNumId w:val="74"/>
+  </w:num>
+  <w:num w:numId="125" w16cid:durableId="391467961">
+    <w:abstractNumId w:val="63"/>
+  </w:num>
+  <w:num w:numId="126" w16cid:durableId="59716530">
+    <w:abstractNumId w:val="117"/>
+  </w:num>
+  <w:num w:numId="127" w16cid:durableId="717127446">
+    <w:abstractNumId w:val="48"/>
+  </w:num>
+  <w:num w:numId="128" w16cid:durableId="523399354">
+    <w:abstractNumId w:val="95"/>
+  </w:num>
+  <w:num w:numId="129" w16cid:durableId="132645548">
+    <w:abstractNumId w:val="61"/>
+  </w:num>
+  <w:num w:numId="130" w16cid:durableId="359212165">
+    <w:abstractNumId w:val="64"/>
+  </w:num>
+  <w:num w:numId="131" w16cid:durableId="186145689">
+    <w:abstractNumId w:val="60"/>
+  </w:num>
+  <w:num w:numId="132" w16cid:durableId="1718359681">
+    <w:abstractNumId w:val="27"/>
+  </w:num>
+  <w:num w:numId="133" w16cid:durableId="1473211698">
+    <w:abstractNumId w:val="124"/>
+  </w:num>
+  <w:num w:numId="134" w16cid:durableId="982079995">
+    <w:abstractNumId w:val="80"/>
+  </w:num>
+  <w:num w:numId="135" w16cid:durableId="1658680580">
+    <w:abstractNumId w:val="112"/>
+  </w:num>
+  <w:num w:numId="136" w16cid:durableId="1233269360">
+    <w:abstractNumId w:val="50"/>
+  </w:num>
+  <w:num w:numId="137" w16cid:durableId="1812751057">
+    <w:abstractNumId w:val="142"/>
+  </w:num>
+  <w:num w:numId="138" w16cid:durableId="291131247">
+    <w:abstractNumId w:val="137"/>
+  </w:num>
+  <w:num w:numId="139" w16cid:durableId="499008250">
+    <w:abstractNumId w:val="92"/>
+  </w:num>
+  <w:num w:numId="140" w16cid:durableId="929122336">
+    <w:abstractNumId w:val="90"/>
+  </w:num>
+  <w:num w:numId="141" w16cid:durableId="109206450">
+    <w:abstractNumId w:val="86"/>
+  </w:num>
+  <w:num w:numId="142" w16cid:durableId="218176861">
+    <w:abstractNumId w:val="9"/>
+  </w:num>
+  <w:num w:numId="143" w16cid:durableId="928005473">
+    <w:abstractNumId w:val="49"/>
+  </w:num>
+  <w:num w:numId="144" w16cid:durableId="561913249">
+    <w:abstractNumId w:val="15"/>
+  </w:num>
+  <w:num w:numId="145" w16cid:durableId="783425466">
+    <w:abstractNumId w:val="128"/>
+  </w:num>
+  <w:num w:numId="146" w16cid:durableId="911820138">
+    <w:abstractNumId w:val="57"/>
+  </w:num>
+  <w:num w:numId="147" w16cid:durableId="73942366">
     <w:abstractNumId w:val="136"/>
   </w:num>
-  <w:num w:numId="113" w16cid:durableId="294992531">
-    <w:abstractNumId w:val="80"/>
+  <w:num w:numId="148" w16cid:durableId="1655984637">
+    <w:abstractNumId w:val="29"/>
   </w:num>
-  <w:num w:numId="114" w16cid:durableId="2068675294">
+  <w:num w:numId="149" w16cid:durableId="1647322083">
+    <w:abstractNumId w:val="7"/>
+  </w:num>
+  <w:num w:numId="150" w16cid:durableId="243026712">
+    <w:abstractNumId w:val="20"/>
+  </w:num>
+  <w:num w:numId="151" w16cid:durableId="1163668281">
     <w:abstractNumId w:val="119"/>
   </w:num>
-  <w:num w:numId="115" w16cid:durableId="2059620991">
-    <w:abstractNumId w:val="32"/>
-  </w:num>
-  <w:num w:numId="116" w16cid:durableId="1123843725">
-    <w:abstractNumId w:val="59"/>
-  </w:num>
-  <w:num w:numId="117" w16cid:durableId="635062728">
-    <w:abstractNumId w:val="37"/>
-  </w:num>
-  <w:num w:numId="118" w16cid:durableId="1142963046">
-    <w:abstractNumId w:val="113"/>
-  </w:num>
-  <w:num w:numId="119" w16cid:durableId="947468641">
-    <w:abstractNumId w:val="134"/>
-  </w:num>
-  <w:num w:numId="120" w16cid:durableId="1719428120">
-    <w:abstractNumId w:val="67"/>
-  </w:num>
-  <w:num w:numId="121" w16cid:durableId="1303656547">
-    <w:abstractNumId w:val="131"/>
-  </w:num>
-  <w:num w:numId="122" w16cid:durableId="1459226476">
-    <w:abstractNumId w:val="116"/>
-  </w:num>
-  <w:num w:numId="123" w16cid:durableId="1749882518">
+  <w:num w:numId="152" w16cid:durableId="306470511">
     <w:abstractNumId w:val="43"/>
   </w:num>
-  <w:num w:numId="124" w16cid:durableId="2059935200">
-    <w:abstractNumId w:val="65"/>
-  </w:num>
-  <w:num w:numId="125" w16cid:durableId="391467961">
-    <w:abstractNumId w:val="54"/>
-  </w:num>
-  <w:num w:numId="126" w16cid:durableId="59716530">
-    <w:abstractNumId w:val="108"/>
-  </w:num>
-  <w:num w:numId="127" w16cid:durableId="717127446">
-    <w:abstractNumId w:val="41"/>
-  </w:num>
-  <w:num w:numId="128" w16cid:durableId="523399354">
-    <w:abstractNumId w:val="86"/>
-  </w:num>
-  <w:num w:numId="129" w16cid:durableId="132645548">
-    <w:abstractNumId w:val="52"/>
-  </w:num>
-  <w:num w:numId="130" w16cid:durableId="359212165">
-    <w:abstractNumId w:val="55"/>
-  </w:num>
-  <w:num w:numId="131" w16cid:durableId="186145689">
-    <w:abstractNumId w:val="51"/>
-  </w:num>
-  <w:num w:numId="132" w16cid:durableId="1718359681">
-    <w:abstractNumId w:val="22"/>
-  </w:num>
-  <w:num w:numId="133" w16cid:durableId="1473211698">
-    <w:abstractNumId w:val="114"/>
-  </w:num>
-  <w:num w:numId="134" w16cid:durableId="982079995">
-    <w:abstractNumId w:val="71"/>
-  </w:num>
-  <w:num w:numId="135" w16cid:durableId="1658680580">
-    <w:abstractNumId w:val="103"/>
-  </w:num>
-  <w:num w:numId="136" w16cid:durableId="1233269360">
-    <w:abstractNumId w:val="42"/>
-  </w:num>
-  <w:num w:numId="137" w16cid:durableId="1812751057">
-    <w:abstractNumId w:val="130"/>
-  </w:num>
-  <w:num w:numId="138" w16cid:durableId="291131247">
-    <w:abstractNumId w:val="125"/>
-  </w:num>
-  <w:num w:numId="139" w16cid:durableId="499008250">
-    <w:abstractNumId w:val="83"/>
-  </w:num>
-  <w:num w:numId="140" w16cid:durableId="929122336">
-    <w:abstractNumId w:val="81"/>
-  </w:num>
-  <w:num w:numId="141" w16cid:durableId="109206450">
-    <w:abstractNumId w:val="77"/>
+  <w:num w:numId="153" w16cid:durableId="1914662462">
+    <w:abstractNumId w:val="18"/>
   </w:num>
 </w:numbering>
 </file>

--- a/RestaurantReservations/Relatório_DOS.docx
+++ b/RestaurantReservations/Relatório_DOS.docx
@@ -4887,15 +4887,7 @@
         <w:t xml:space="preserve"> </w:t>
       </w:r>
       <w:r>
-        <w:t xml:space="preserve">foi proposto o desenvolvimento de um sistema de gestão de reservas para restaurantes, com o objetivo principal de aplicar e consolidar os conceitos técnicos abordados ao longo do semestre. Este projeto visa não apenas a criação de uma aplicação funcional, mas também a implementação de práticas modernas de desenvolvimento de software, incluindo </w:t>
-      </w:r>
-      <w:proofErr w:type="spellStart"/>
-      <w:r>
-        <w:t>containerização</w:t>
-      </w:r>
-      <w:proofErr w:type="spellEnd"/>
-      <w:r>
-        <w:t>, orquestração, integração contínua e entrega contínua (CI/CD), e garantia de qualidade através de testes automatizados.</w:t>
+        <w:t>foi proposto o desenvolvimento de um sistema de gestão de reservas para restaurantes, com o objetivo principal de aplicar e consolidar os conceitos técnicos abordados ao longo do semestre. Este projeto visa não apenas a criação de uma aplicação funcional, mas também a implementação de práticas modernas de desenvolvimento de software, incluindo containerização, orquestração, integração contínua e entrega contínua (CI/CD), e garantia de qualidade através de testes automatizados.</w:t>
       </w:r>
     </w:p>
     <w:p>
@@ -4921,21 +4913,12 @@
           <w:numId w:val="78"/>
         </w:numPr>
       </w:pPr>
-      <w:proofErr w:type="spellStart"/>
       <w:r>
         <w:rPr>
           <w:b/>
           <w:bCs/>
         </w:rPr>
-        <w:t>Backend</w:t>
-      </w:r>
-      <w:proofErr w:type="spellEnd"/>
-      <w:r>
-        <w:rPr>
-          <w:b/>
-          <w:bCs/>
-        </w:rPr>
-        <w:t>:</w:t>
+        <w:t>Backend:</w:t>
       </w:r>
       <w:r>
         <w:t> </w:t>
@@ -4949,15 +4932,7 @@
         </w:r>
       </w:hyperlink>
       <w:r>
-        <w:t xml:space="preserve"> Core 9.0, aproveitando as últimas funcionalidades do </w:t>
-      </w:r>
-      <w:proofErr w:type="spellStart"/>
-      <w:r>
-        <w:t>framework</w:t>
-      </w:r>
-      <w:proofErr w:type="spellEnd"/>
-      <w:r>
-        <w:t xml:space="preserve"> .NET</w:t>
+        <w:t> Core 9.0, aproveitando as últimas funcionalidades do framework .NET</w:t>
       </w:r>
     </w:p>
     <w:p>
@@ -4975,15 +4950,7 @@
         <w:t>Persistência de Dados:</w:t>
       </w:r>
       <w:r>
-        <w:t xml:space="preserve"> SQL Server 2022 com </w:t>
-      </w:r>
-      <w:proofErr w:type="spellStart"/>
-      <w:r>
-        <w:t>Entity</w:t>
-      </w:r>
-      <w:proofErr w:type="spellEnd"/>
-      <w:r>
-        <w:t xml:space="preserve"> Framework Core para acesso a dados</w:t>
+        <w:t> SQL Server 2022 com Entity Framework Core para acesso a dados</w:t>
       </w:r>
     </w:p>
     <w:p>
@@ -5001,31 +4968,7 @@
         <w:t>Testes Automatizados:</w:t>
       </w:r>
       <w:r>
-        <w:t> </w:t>
-      </w:r>
-      <w:proofErr w:type="spellStart"/>
-      <w:r>
-        <w:t>xUnit</w:t>
-      </w:r>
-      <w:proofErr w:type="spellEnd"/>
-      <w:r>
-        <w:t xml:space="preserve">, </w:t>
-      </w:r>
-      <w:proofErr w:type="spellStart"/>
-      <w:r>
-        <w:t>Moq</w:t>
-      </w:r>
-      <w:proofErr w:type="spellEnd"/>
-      <w:r>
-        <w:t xml:space="preserve"> e </w:t>
-      </w:r>
-      <w:proofErr w:type="spellStart"/>
-      <w:r>
-        <w:t>coverlet</w:t>
-      </w:r>
-      <w:proofErr w:type="spellEnd"/>
-      <w:r>
-        <w:t xml:space="preserve"> para testes unitários e medição de cobertura</w:t>
+        <w:t> xUnit, Moq e coverlet para testes unitários e medição de cobertura</w:t>
       </w:r>
     </w:p>
     <w:p>
@@ -5035,32 +4978,15 @@
           <w:numId w:val="78"/>
         </w:numPr>
       </w:pPr>
-      <w:proofErr w:type="spellStart"/>
       <w:r>
         <w:rPr>
           <w:b/>
           <w:bCs/>
         </w:rPr>
-        <w:t>Containerização</w:t>
-      </w:r>
-      <w:proofErr w:type="spellEnd"/>
-      <w:r>
-        <w:rPr>
-          <w:b/>
-          <w:bCs/>
-        </w:rPr>
-        <w:t>:</w:t>
-      </w:r>
-      <w:r>
-        <w:t xml:space="preserve"> Docker e Docker </w:t>
-      </w:r>
-      <w:proofErr w:type="spellStart"/>
-      <w:r>
-        <w:t>Compose</w:t>
-      </w:r>
-      <w:proofErr w:type="spellEnd"/>
-      <w:r>
-        <w:t xml:space="preserve"> para empacotamento e execução consistente</w:t>
+        <w:t>Containerização:</w:t>
+      </w:r>
+      <w:r>
+        <w:t> Docker e Docker Compose para empacotamento e execução consistente</w:t>
       </w:r>
     </w:p>
     <w:p>
@@ -5078,23 +5004,7 @@
         <w:t>CI/CD:</w:t>
       </w:r>
       <w:r>
-        <w:t> </w:t>
-      </w:r>
-      <w:proofErr w:type="spellStart"/>
-      <w:r>
-        <w:t>Jenkins</w:t>
-      </w:r>
-      <w:proofErr w:type="spellEnd"/>
-      <w:r>
-        <w:t xml:space="preserve"> e </w:t>
-      </w:r>
-      <w:proofErr w:type="spellStart"/>
-      <w:r>
-        <w:t>SonarQube</w:t>
-      </w:r>
-      <w:proofErr w:type="spellEnd"/>
-      <w:r>
-        <w:t xml:space="preserve"> para automação de pipeline e análise de qualidade de código</w:t>
+        <w:t> Jenkins e SonarQube para automação de pipeline e análise de qualidade de código</w:t>
       </w:r>
     </w:p>
     <w:p>
@@ -5112,39 +5022,7 @@
         <w:t>Orquestração:</w:t>
       </w:r>
       <w:r>
-        <w:t> </w:t>
-      </w:r>
-      <w:proofErr w:type="spellStart"/>
-      <w:r>
-        <w:t>Kubernetes</w:t>
-      </w:r>
-      <w:proofErr w:type="spellEnd"/>
-      <w:r>
-        <w:t xml:space="preserve"> com </w:t>
-      </w:r>
-      <w:proofErr w:type="spellStart"/>
-      <w:r>
-        <w:t>Helm</w:t>
-      </w:r>
-      <w:proofErr w:type="spellEnd"/>
-      <w:r>
-        <w:t xml:space="preserve"> </w:t>
-      </w:r>
-      <w:proofErr w:type="spellStart"/>
-      <w:r>
-        <w:t>Charts</w:t>
-      </w:r>
-      <w:proofErr w:type="spellEnd"/>
-      <w:r>
-        <w:t xml:space="preserve"> para </w:t>
-      </w:r>
-      <w:proofErr w:type="spellStart"/>
-      <w:r>
-        <w:t>deploy</w:t>
-      </w:r>
-      <w:proofErr w:type="spellEnd"/>
-      <w:r>
-        <w:t xml:space="preserve"> em ambientes de produção</w:t>
+        <w:t> Kubernetes com Helm Charts para deploy em ambientes de produção</w:t>
       </w:r>
     </w:p>
     <w:p>
@@ -5162,23 +5040,7 @@
         <w:t>Documentação:</w:t>
       </w:r>
       <w:r>
-        <w:t> </w:t>
-      </w:r>
-      <w:proofErr w:type="spellStart"/>
-      <w:r>
-        <w:t>Swagger</w:t>
-      </w:r>
-      <w:proofErr w:type="spellEnd"/>
-      <w:r>
-        <w:t>/</w:t>
-      </w:r>
-      <w:proofErr w:type="spellStart"/>
-      <w:r>
-        <w:t>OpenAPI</w:t>
-      </w:r>
-      <w:proofErr w:type="spellEnd"/>
-      <w:r>
-        <w:t xml:space="preserve"> para documentação automática da API</w:t>
+        <w:t> Swagger/OpenAPI para documentação automática da API</w:t>
       </w:r>
     </w:p>
     <w:p>
@@ -5235,23 +5097,7 @@
         <w:ind w:firstLine="720"/>
       </w:pPr>
       <w:r>
-        <w:t xml:space="preserve">O sistema implementa uma arquitetura cliente-servidor baseada em </w:t>
-      </w:r>
-      <w:proofErr w:type="spellStart"/>
-      <w:r>
-        <w:t>microserviços</w:t>
-      </w:r>
-      <w:proofErr w:type="spellEnd"/>
-      <w:r>
-        <w:t xml:space="preserve">, onde diferentes componentes comunicam através de </w:t>
-      </w:r>
-      <w:proofErr w:type="spellStart"/>
-      <w:r>
-        <w:t>APIs</w:t>
-      </w:r>
-      <w:proofErr w:type="spellEnd"/>
-      <w:r>
-        <w:t xml:space="preserve"> REST bem definidas. A arquitetura principal pode ser visualizada através do seguinte diagrama simplificado:</w:t>
+        <w:t>O sistema implementa uma arquitetura cliente-servidor baseada em microserviços, onde diferentes componentes comunicam através de APIs REST bem definidas. A arquitetura principal pode ser visualizada através do seguinte diagrama simplificado:</w:t>
       </w:r>
     </w:p>
     <w:p>
@@ -5336,55 +5182,7 @@
         <w:ind w:firstLine="720"/>
       </w:pPr>
       <w:r>
-        <w:t xml:space="preserve">No fluxo arquitetural, os clientes interagem com a API REST através de requisições HTTP/HTTPS. A API, desenvolvida em ASP.NET Core 9.0, processa as requisições, aplica a lógica de negócio e acede ao banco de dados SQL Server através do </w:t>
-      </w:r>
-      <w:proofErr w:type="spellStart"/>
-      <w:r>
-        <w:t>Entity</w:t>
-      </w:r>
-      <w:proofErr w:type="spellEnd"/>
-      <w:r>
-        <w:t xml:space="preserve"> Framework Core. Para desenvolvimento e teste, o </w:t>
-      </w:r>
-      <w:proofErr w:type="spellStart"/>
-      <w:r>
-        <w:t>Swagger</w:t>
-      </w:r>
-      <w:proofErr w:type="spellEnd"/>
-      <w:r>
-        <w:t xml:space="preserve"> UI fornece documentação interativa, enquanto em produção o sistema é </w:t>
-      </w:r>
-      <w:proofErr w:type="spellStart"/>
-      <w:r>
-        <w:t>containerizado</w:t>
-      </w:r>
-      <w:proofErr w:type="spellEnd"/>
-      <w:r>
-        <w:t xml:space="preserve"> com Docker e orquestrado via </w:t>
-      </w:r>
-      <w:proofErr w:type="spellStart"/>
-      <w:r>
-        <w:t>Kubernetes</w:t>
-      </w:r>
-      <w:proofErr w:type="spellEnd"/>
-      <w:r>
-        <w:t xml:space="preserve"> utilizando </w:t>
-      </w:r>
-      <w:proofErr w:type="spellStart"/>
-      <w:r>
-        <w:t>Helm</w:t>
-      </w:r>
-      <w:proofErr w:type="spellEnd"/>
-      <w:r>
-        <w:t xml:space="preserve"> </w:t>
-      </w:r>
-      <w:proofErr w:type="spellStart"/>
-      <w:r>
-        <w:t>Charts</w:t>
-      </w:r>
-      <w:proofErr w:type="spellEnd"/>
-      <w:r>
-        <w:t>.</w:t>
+        <w:t>No fluxo arquitetural, os clientes interagem com a API REST através de requisições HTTP/HTTPS. A API, desenvolvida em ASP.NET Core 9.0, processa as requisições, aplica a lógica de negócio e acede ao banco de dados SQL Server através do Entity Framework Core. Para desenvolvimento e teste, o Swagger UI fornece documentação interativa, enquanto em produção o sistema é containerizado com Docker e orquestrado via Kubernetes utilizando Helm Charts.</w:t>
       </w:r>
     </w:p>
     <w:p>
@@ -5433,15 +5231,7 @@
         </w:numPr>
       </w:pPr>
       <w:r>
-        <w:t>Portabilidade: </w:t>
-      </w:r>
-      <w:proofErr w:type="spellStart"/>
-      <w:r>
-        <w:t>Containerização</w:t>
-      </w:r>
-      <w:proofErr w:type="spellEnd"/>
-      <w:r>
-        <w:t xml:space="preserve"> garante consistência entre ambientes</w:t>
+        <w:t>Portabilidade: Containerização garante consistência entre ambientes</w:t>
       </w:r>
     </w:p>
     <w:p>
@@ -5463,41 +5253,16 @@
         <w:ind w:firstLine="720"/>
       </w:pPr>
       <w:r>
-        <w:t xml:space="preserve">A seleção de tecnologias foi realizada considerando maturidade, desempenho e adequação aos requisitos do projeto. A </w:t>
-      </w:r>
-      <w:proofErr w:type="spellStart"/>
-      <w:r>
-        <w:t>stack</w:t>
-      </w:r>
-      <w:proofErr w:type="spellEnd"/>
-      <w:r>
-        <w:t xml:space="preserve"> tecnológica adotada abrange desde o desenvolvimento </w:t>
-      </w:r>
-      <w:proofErr w:type="spellStart"/>
-      <w:r>
-        <w:t>backend</w:t>
-      </w:r>
-      <w:proofErr w:type="spellEnd"/>
-      <w:r>
-        <w:t xml:space="preserve"> até a implantação em produção.</w:t>
+        <w:t>A seleção de tecnologias foi realizada considerando maturidade, desempenho e adequação aos requisitos do projeto. A stack tecnológica adotada abrange desde o desenvolvimento backend até a implantação em produção.</w:t>
       </w:r>
     </w:p>
     <w:p>
-      <w:proofErr w:type="spellStart"/>
       <w:r>
         <w:rPr>
           <w:b/>
           <w:bCs/>
         </w:rPr>
-        <w:t>Backend</w:t>
-      </w:r>
-      <w:proofErr w:type="spellEnd"/>
-      <w:r>
-        <w:rPr>
-          <w:b/>
-          <w:bCs/>
-        </w:rPr>
-        <w:t xml:space="preserve"> e API:</w:t>
+        <w:t>Backend e API:</w:t>
       </w:r>
     </w:p>
     <w:p>
@@ -5520,45 +5285,8 @@
           <w:numId w:val="89"/>
         </w:numPr>
       </w:pPr>
-      <w:proofErr w:type="spellStart"/>
-      <w:r>
-        <w:t>Entity</w:t>
-      </w:r>
-      <w:proofErr w:type="spellEnd"/>
-      <w:r>
-        <w:t xml:space="preserve"> Framework Core 9.0: ORM (</w:t>
-      </w:r>
-      <w:proofErr w:type="spellStart"/>
-      <w:r>
-        <w:t>Object-Relational</w:t>
-      </w:r>
-      <w:proofErr w:type="spellEnd"/>
-      <w:r>
-        <w:t xml:space="preserve"> </w:t>
-      </w:r>
-      <w:proofErr w:type="spellStart"/>
-      <w:r>
-        <w:t>Mapper</w:t>
-      </w:r>
-      <w:proofErr w:type="spellEnd"/>
-      <w:r>
-        <w:t xml:space="preserve">) para acesso a dados, selecionado pela produtividade que oferece através do paradigma </w:t>
-      </w:r>
-      <w:proofErr w:type="spellStart"/>
-      <w:r>
-        <w:t>Code</w:t>
-      </w:r>
-      <w:proofErr w:type="spellEnd"/>
-      <w:r>
-        <w:t xml:space="preserve"> </w:t>
-      </w:r>
-      <w:proofErr w:type="spellStart"/>
-      <w:r>
-        <w:t>First</w:t>
-      </w:r>
-      <w:proofErr w:type="spellEnd"/>
-      <w:r>
-        <w:t xml:space="preserve"> e pelo suporte robusto a migrações de base de dados.</w:t>
+      <w:r>
+        <w:t>Entity Framework Core 9.0: ORM (Object-Relational Mapper) para acesso a dados, selecionado pela produtividade que oferece através do paradigma Code First e pelo suporte robusto a migrações de base de dados.</w:t>
       </w:r>
     </w:p>
     <w:p>
@@ -5590,13 +5318,8 @@
           <w:numId w:val="90"/>
         </w:numPr>
       </w:pPr>
-      <w:proofErr w:type="spellStart"/>
-      <w:r>
-        <w:t>xUnit</w:t>
-      </w:r>
-      <w:proofErr w:type="spellEnd"/>
-      <w:r>
-        <w:t>: Framework de testes unitários, selecionado pela simplicidade e integração com o .NET Core.</w:t>
+      <w:r>
+        <w:t>xUnit: Framework de testes unitários, selecionado pela simplicidade e integração com o .NET Core.</w:t>
       </w:r>
     </w:p>
     <w:p>
@@ -5607,21 +5330,8 @@
           <w:numId w:val="90"/>
         </w:numPr>
       </w:pPr>
-      <w:proofErr w:type="spellStart"/>
-      <w:r>
-        <w:t>Moq</w:t>
-      </w:r>
-      <w:proofErr w:type="spellEnd"/>
-      <w:r>
-        <w:t xml:space="preserve">: Biblioteca para </w:t>
-      </w:r>
-      <w:proofErr w:type="spellStart"/>
-      <w:r>
-        <w:t>mocking</w:t>
-      </w:r>
-      <w:proofErr w:type="spellEnd"/>
-      <w:r>
-        <w:t xml:space="preserve"> de dependências em testes, essencial para testar componentes isoladamente.</w:t>
+      <w:r>
+        <w:t>Moq: Biblioteca para mocking de dependências em testes, essencial para testar componentes isoladamente.</w:t>
       </w:r>
     </w:p>
     <w:p>
@@ -5632,29 +5342,8 @@
           <w:numId w:val="90"/>
         </w:numPr>
       </w:pPr>
-      <w:proofErr w:type="spellStart"/>
-      <w:r>
-        <w:t>Swagger</w:t>
-      </w:r>
-      <w:proofErr w:type="spellEnd"/>
-      <w:r>
-        <w:t>/</w:t>
-      </w:r>
-      <w:proofErr w:type="spellStart"/>
-      <w:r>
-        <w:t>OpenAPI</w:t>
-      </w:r>
-      <w:proofErr w:type="spellEnd"/>
-      <w:r>
-        <w:t xml:space="preserve">: Ferramenta para documentação automática da API, que gera interface interativa para teste e exploração dos </w:t>
-      </w:r>
-      <w:proofErr w:type="spellStart"/>
-      <w:r>
-        <w:t>endpoints</w:t>
-      </w:r>
-      <w:proofErr w:type="spellEnd"/>
-      <w:r>
-        <w:t>.</w:t>
+      <w:r>
+        <w:t>Swagger/OpenAPI: Ferramenta para documentação automática da API, que gera interface interativa para teste e exploração dos endpoints.</w:t>
       </w:r>
     </w:p>
     <w:p>
@@ -5665,13 +5354,8 @@
           <w:numId w:val="90"/>
         </w:numPr>
       </w:pPr>
-      <w:proofErr w:type="spellStart"/>
-      <w:r>
-        <w:t>Containerização</w:t>
-      </w:r>
-      <w:proofErr w:type="spellEnd"/>
-      <w:r>
-        <w:t xml:space="preserve"> e Orquestração:</w:t>
+      <w:r>
+        <w:t>Containerização e Orquestração:</w:t>
       </w:r>
     </w:p>
     <w:p>
@@ -5683,15 +5367,7 @@
         </w:numPr>
       </w:pPr>
       <w:r>
-        <w:t xml:space="preserve">Docker: Plataforma de </w:t>
-      </w:r>
-      <w:proofErr w:type="spellStart"/>
-      <w:r>
-        <w:t>containerização</w:t>
-      </w:r>
-      <w:proofErr w:type="spellEnd"/>
-      <w:r>
-        <w:t>, utilizada para empacotar a aplicação e suas dependências em imagens portáteis.</w:t>
+        <w:t>Docker: Plataforma de containerização, utilizada para empacotar a aplicação e suas dependências em imagens portáteis.</w:t>
       </w:r>
     </w:p>
     <w:p>
@@ -5703,15 +5379,7 @@
         </w:numPr>
       </w:pPr>
       <w:r>
-        <w:t xml:space="preserve">Docker </w:t>
-      </w:r>
-      <w:proofErr w:type="spellStart"/>
-      <w:r>
-        <w:t>Compose</w:t>
-      </w:r>
-      <w:proofErr w:type="spellEnd"/>
-      <w:r>
-        <w:t>: Ferramenta para orquestração de múltiplos containers, utilizada para configurar o ambiente de desenvolvimento com API e SQL Server.</w:t>
+        <w:t>Docker Compose: Ferramenta para orquestração de múltiplos containers, utilizada para configurar o ambiente de desenvolvimento com API e SQL Server.</w:t>
       </w:r>
     </w:p>
     <w:p>
@@ -5722,13 +5390,8 @@
           <w:numId w:val="90"/>
         </w:numPr>
       </w:pPr>
-      <w:proofErr w:type="spellStart"/>
-      <w:r>
-        <w:t>Kubernetes</w:t>
-      </w:r>
-      <w:proofErr w:type="spellEnd"/>
-      <w:r>
-        <w:t>: Sistema de orquestração de containers para ambientes de produção, escolhido pela capacidade de gerir aplicações escaláveis e resilientes.</w:t>
+      <w:r>
+        <w:t>Kubernetes: Sistema de orquestração de containers para ambientes de produção, escolhido pela capacidade de gerir aplicações escaláveis e resilientes.</w:t>
       </w:r>
     </w:p>
     <w:p>
@@ -5739,29 +5402,8 @@
           <w:numId w:val="90"/>
         </w:numPr>
       </w:pPr>
-      <w:proofErr w:type="spellStart"/>
-      <w:r>
-        <w:t>Helm</w:t>
-      </w:r>
-      <w:proofErr w:type="spellEnd"/>
-      <w:r>
-        <w:t xml:space="preserve">: Gestor de pacotes para </w:t>
-      </w:r>
-      <w:proofErr w:type="spellStart"/>
-      <w:r>
-        <w:t>Kubernetes</w:t>
-      </w:r>
-      <w:proofErr w:type="spellEnd"/>
-      <w:r>
-        <w:t xml:space="preserve">, utilizado para definir, instalar e atualizar aplicações complexas através de </w:t>
-      </w:r>
-      <w:proofErr w:type="spellStart"/>
-      <w:r>
-        <w:t>charts</w:t>
-      </w:r>
-      <w:proofErr w:type="spellEnd"/>
-      <w:r>
-        <w:t>.</w:t>
+      <w:r>
+        <w:t>Helm: Gestor de pacotes para Kubernetes, utilizado para definir, instalar e atualizar aplicações complexas através de charts.</w:t>
       </w:r>
     </w:p>
     <w:p>
@@ -5781,37 +5423,8 @@
           <w:numId w:val="91"/>
         </w:numPr>
       </w:pPr>
-      <w:proofErr w:type="spellStart"/>
-      <w:r>
-        <w:t>Jenkins</w:t>
-      </w:r>
-      <w:proofErr w:type="spellEnd"/>
-      <w:r>
-        <w:t xml:space="preserve">: Servidor de automação para CI/CD, configurado com pipeline </w:t>
-      </w:r>
-      <w:proofErr w:type="spellStart"/>
-      <w:r>
-        <w:t>multi-estágio</w:t>
-      </w:r>
-      <w:proofErr w:type="spellEnd"/>
-      <w:r>
-        <w:t xml:space="preserve"> para </w:t>
-      </w:r>
-      <w:proofErr w:type="spellStart"/>
-      <w:r>
-        <w:t>build</w:t>
-      </w:r>
-      <w:proofErr w:type="spellEnd"/>
-      <w:r>
-        <w:t xml:space="preserve">, teste e </w:t>
-      </w:r>
-      <w:proofErr w:type="spellStart"/>
-      <w:r>
-        <w:t>deploy</w:t>
-      </w:r>
-      <w:proofErr w:type="spellEnd"/>
-      <w:r>
-        <w:t xml:space="preserve"> automatizados.</w:t>
+      <w:r>
+        <w:t>Jenkins: Servidor de automação para CI/CD, configurado com pipeline multi-estágio para build, teste e deploy automatizados.</w:t>
       </w:r>
     </w:p>
     <w:p>
@@ -5822,13 +5435,8 @@
           <w:numId w:val="91"/>
         </w:numPr>
       </w:pPr>
-      <w:proofErr w:type="spellStart"/>
-      <w:r>
-        <w:t>SonarQube</w:t>
-      </w:r>
-      <w:proofErr w:type="spellEnd"/>
-      <w:r>
-        <w:t>: Plataforma para inspeção contínua da qualidade de código, integrada no pipeline para análise estática e medição de cobertura de testes.</w:t>
+      <w:r>
+        <w:t>SonarQube: Plataforma para inspeção contínua da qualidade de código, integrada no pipeline para análise estática e medição de cobertura de testes.</w:t>
       </w:r>
     </w:p>
     <w:p>
@@ -5849,23 +5457,7 @@
         </w:numPr>
       </w:pPr>
       <w:r>
-        <w:t xml:space="preserve">Visual </w:t>
-      </w:r>
-      <w:proofErr w:type="spellStart"/>
-      <w:r>
-        <w:t>Studio</w:t>
-      </w:r>
-      <w:proofErr w:type="spellEnd"/>
-      <w:r>
-        <w:t xml:space="preserve"> </w:t>
-      </w:r>
-      <w:proofErr w:type="spellStart"/>
-      <w:r>
-        <w:t>Code</w:t>
-      </w:r>
-      <w:proofErr w:type="spellEnd"/>
-      <w:r>
-        <w:t>: Editor de código principal, com extensões para C#, Docker e desenvolvimento .NET.</w:t>
+        <w:t>Visual Studio Code: Editor de código principal, com extensões para C#, Docker e desenvolvimento .NET.</w:t>
       </w:r>
     </w:p>
     <w:p>
@@ -5876,21 +5468,8 @@
           <w:numId w:val="92"/>
         </w:numPr>
       </w:pPr>
-      <w:proofErr w:type="spellStart"/>
-      <w:r>
-        <w:t>Git</w:t>
-      </w:r>
-      <w:proofErr w:type="spellEnd"/>
-      <w:r>
-        <w:t xml:space="preserve">: Sistema de controlo de versões, com estratégia de </w:t>
-      </w:r>
-      <w:proofErr w:type="spellStart"/>
-      <w:r>
-        <w:t>branching</w:t>
-      </w:r>
-      <w:proofErr w:type="spellEnd"/>
-      <w:r>
-        <w:t xml:space="preserve"> para desenvolvimento colaborativo.</w:t>
+      <w:r>
+        <w:t>Git: Sistema de controlo de versões, com estratégia de branching para desenvolvimento colaborativo.</w:t>
       </w:r>
     </w:p>
     <w:p>
@@ -6027,13 +5606,8 @@
         </w:numPr>
       </w:pPr>
       <w:bookmarkStart w:id="6" w:name="_Toc219641497"/>
-      <w:proofErr w:type="spellStart"/>
-      <w:r>
-        <w:t>Endpoints</w:t>
-      </w:r>
-      <w:proofErr w:type="spellEnd"/>
-      <w:r>
-        <w:t xml:space="preserve"> Implementados</w:t>
+      <w:r>
+        <w:t>Endpoints Implementados</w:t>
       </w:r>
       <w:bookmarkEnd w:id="6"/>
     </w:p>
@@ -6042,31 +5616,7 @@
         <w:ind w:firstLine="720"/>
       </w:pPr>
       <w:r>
-        <w:t xml:space="preserve">O desenvolvimento seguiu uma metodologia incremental com ênfase em testes unitários desde as fases iniciais. Adotou-se uma estratégia de "design </w:t>
-      </w:r>
-      <w:proofErr w:type="spellStart"/>
-      <w:r>
-        <w:t>first</w:t>
-      </w:r>
-      <w:proofErr w:type="spellEnd"/>
-      <w:r>
-        <w:t xml:space="preserve">" onde os contratos da API foram definidos antes da implementação, utilizando </w:t>
-      </w:r>
-      <w:proofErr w:type="spellStart"/>
-      <w:r>
-        <w:t>Swagger</w:t>
-      </w:r>
-      <w:proofErr w:type="spellEnd"/>
-      <w:r>
-        <w:t>/</w:t>
-      </w:r>
-      <w:proofErr w:type="spellStart"/>
-      <w:r>
-        <w:t>OpenAPI</w:t>
-      </w:r>
-      <w:proofErr w:type="spellEnd"/>
-      <w:r>
-        <w:t xml:space="preserve"> para documentação e validação. Esta abordagem permitiu antecipar potenciais problemas de integração e estabelecer expectativas claras sobre o comportamento do sistema.</w:t>
+        <w:t>O desenvolvimento seguiu uma metodologia incremental com ênfase em testes unitários desde as fases iniciais. Adotou-se uma estratégia de "design first" onde os contratos da API foram definidos antes da implementação, utilizando Swagger/OpenAPI para documentação e validação. Esta abordagem permitiu antecipar potenciais problemas de integração e estabelecer expectativas claras sobre o comportamento do sistema.</w:t>
       </w:r>
     </w:p>
     <w:p>
@@ -6096,13 +5646,8 @@
         <w:fldChar w:fldCharType="end"/>
       </w:r>
       <w:r>
-        <w:t xml:space="preserve"> - Lista de </w:t>
-      </w:r>
-      <w:proofErr w:type="spellStart"/>
-      <w:r>
-        <w:t>Endpoints</w:t>
-      </w:r>
-      <w:proofErr w:type="spellEnd"/>
+        <w:t xml:space="preserve"> - Lista de Endpoints</w:t>
+      </w:r>
     </w:p>
     <w:tbl>
       <w:tblPr>
@@ -6147,11 +5692,9 @@
               <w:spacing w:after="160" w:line="278" w:lineRule="auto"/>
               <w:cnfStyle w:val="100000000000" w:firstRow="1" w:lastRow="0" w:firstColumn="0" w:lastColumn="0" w:oddVBand="0" w:evenVBand="0" w:oddHBand="0" w:evenHBand="0" w:firstRowFirstColumn="0" w:firstRowLastColumn="0" w:lastRowFirstColumn="0" w:lastRowLastColumn="0"/>
             </w:pPr>
-            <w:proofErr w:type="spellStart"/>
             <w:r>
               <w:t>Endpoint</w:t>
             </w:r>
-            <w:proofErr w:type="spellEnd"/>
           </w:p>
         </w:tc>
         <w:tc>
@@ -6203,23 +5746,7 @@
               <w:cnfStyle w:val="000000100000" w:firstRow="0" w:lastRow="0" w:firstColumn="0" w:lastColumn="0" w:oddVBand="0" w:evenVBand="0" w:oddHBand="1" w:evenHBand="0" w:firstRowFirstColumn="0" w:firstRowLastColumn="0" w:lastRowFirstColumn="0" w:lastRowLastColumn="0"/>
             </w:pPr>
             <w:r>
-              <w:t>/</w:t>
-            </w:r>
-            <w:proofErr w:type="spellStart"/>
-            <w:r>
-              <w:t>api</w:t>
-            </w:r>
-            <w:proofErr w:type="spellEnd"/>
-            <w:r>
-              <w:t>/</w:t>
-            </w:r>
-            <w:proofErr w:type="spellStart"/>
-            <w:r>
-              <w:t>reservations</w:t>
-            </w:r>
-            <w:proofErr w:type="spellEnd"/>
-            <w:r>
-              <w:t>/status</w:t>
+              <w:t>/api/reservations/status</w:t>
             </w:r>
           </w:p>
         </w:tc>
@@ -6270,21 +5797,8 @@
               <w:cnfStyle w:val="000000000000" w:firstRow="0" w:lastRow="0" w:firstColumn="0" w:lastColumn="0" w:oddVBand="0" w:evenVBand="0" w:oddHBand="0" w:evenHBand="0" w:firstRowFirstColumn="0" w:firstRowLastColumn="0" w:lastRowFirstColumn="0" w:lastRowLastColumn="0"/>
             </w:pPr>
             <w:r>
-              <w:t>/</w:t>
-            </w:r>
-            <w:proofErr w:type="spellStart"/>
-            <w:r>
-              <w:t>api</w:t>
-            </w:r>
-            <w:proofErr w:type="spellEnd"/>
-            <w:r>
-              <w:t>/</w:t>
-            </w:r>
-            <w:proofErr w:type="spellStart"/>
-            <w:r>
-              <w:t>reservations</w:t>
-            </w:r>
-            <w:proofErr w:type="spellEnd"/>
+              <w:t>/api/reservations</w:t>
+            </w:r>
           </w:p>
         </w:tc>
         <w:tc>
@@ -6335,23 +5849,7 @@
               <w:cnfStyle w:val="000000100000" w:firstRow="0" w:lastRow="0" w:firstColumn="0" w:lastColumn="0" w:oddVBand="0" w:evenVBand="0" w:oddHBand="1" w:evenHBand="0" w:firstRowFirstColumn="0" w:firstRowLastColumn="0" w:lastRowFirstColumn="0" w:lastRowLastColumn="0"/>
             </w:pPr>
             <w:r>
-              <w:t>/</w:t>
-            </w:r>
-            <w:proofErr w:type="spellStart"/>
-            <w:r>
-              <w:t>api</w:t>
-            </w:r>
-            <w:proofErr w:type="spellEnd"/>
-            <w:r>
-              <w:t>/</w:t>
-            </w:r>
-            <w:proofErr w:type="spellStart"/>
-            <w:r>
-              <w:t>reservations</w:t>
-            </w:r>
-            <w:proofErr w:type="spellEnd"/>
-            <w:r>
-              <w:t>/{id}</w:t>
+              <w:t>/api/reservations/{id}</w:t>
             </w:r>
           </w:p>
         </w:tc>
@@ -6402,21 +5900,8 @@
               <w:cnfStyle w:val="000000000000" w:firstRow="0" w:lastRow="0" w:firstColumn="0" w:lastColumn="0" w:oddVBand="0" w:evenVBand="0" w:oddHBand="0" w:evenHBand="0" w:firstRowFirstColumn="0" w:firstRowLastColumn="0" w:lastRowFirstColumn="0" w:lastRowLastColumn="0"/>
             </w:pPr>
             <w:r>
-              <w:t>/</w:t>
-            </w:r>
-            <w:proofErr w:type="spellStart"/>
-            <w:r>
-              <w:t>api</w:t>
-            </w:r>
-            <w:proofErr w:type="spellEnd"/>
-            <w:r>
-              <w:t>/</w:t>
-            </w:r>
-            <w:proofErr w:type="spellStart"/>
-            <w:r>
-              <w:t>reservations</w:t>
-            </w:r>
-            <w:proofErr w:type="spellEnd"/>
+              <w:t>/api/reservations</w:t>
+            </w:r>
           </w:p>
         </w:tc>
         <w:tc>
@@ -6467,23 +5952,7 @@
               <w:cnfStyle w:val="000000100000" w:firstRow="0" w:lastRow="0" w:firstColumn="0" w:lastColumn="0" w:oddVBand="0" w:evenVBand="0" w:oddHBand="1" w:evenHBand="0" w:firstRowFirstColumn="0" w:firstRowLastColumn="0" w:lastRowFirstColumn="0" w:lastRowLastColumn="0"/>
             </w:pPr>
             <w:r>
-              <w:t>/</w:t>
-            </w:r>
-            <w:proofErr w:type="spellStart"/>
-            <w:r>
-              <w:t>api</w:t>
-            </w:r>
-            <w:proofErr w:type="spellEnd"/>
-            <w:r>
-              <w:t>/</w:t>
-            </w:r>
-            <w:proofErr w:type="spellStart"/>
-            <w:r>
-              <w:t>reservations</w:t>
-            </w:r>
-            <w:proofErr w:type="spellEnd"/>
-            <w:r>
-              <w:t>/{id}</w:t>
+              <w:t>/api/reservations/{id}</w:t>
             </w:r>
           </w:p>
         </w:tc>
@@ -6534,23 +6003,7 @@
               <w:cnfStyle w:val="000000000000" w:firstRow="0" w:lastRow="0" w:firstColumn="0" w:lastColumn="0" w:oddVBand="0" w:evenVBand="0" w:oddHBand="0" w:evenHBand="0" w:firstRowFirstColumn="0" w:firstRowLastColumn="0" w:lastRowFirstColumn="0" w:lastRowLastColumn="0"/>
             </w:pPr>
             <w:r>
-              <w:t>/</w:t>
-            </w:r>
-            <w:proofErr w:type="spellStart"/>
-            <w:r>
-              <w:t>api</w:t>
-            </w:r>
-            <w:proofErr w:type="spellEnd"/>
-            <w:r>
-              <w:t>/</w:t>
-            </w:r>
-            <w:proofErr w:type="spellStart"/>
-            <w:r>
-              <w:t>reservations</w:t>
-            </w:r>
-            <w:proofErr w:type="spellEnd"/>
-            <w:r>
-              <w:t>/{id}</w:t>
+              <w:t>/api/reservations/{id}</w:t>
             </w:r>
           </w:p>
         </w:tc>
@@ -6602,23 +6055,7 @@
               <w:cnfStyle w:val="000000100000" w:firstRow="0" w:lastRow="0" w:firstColumn="0" w:lastColumn="0" w:oddVBand="0" w:evenVBand="0" w:oddHBand="1" w:evenHBand="0" w:firstRowFirstColumn="0" w:firstRowLastColumn="0" w:lastRowFirstColumn="0" w:lastRowLastColumn="0"/>
             </w:pPr>
             <w:r>
-              <w:t>/</w:t>
-            </w:r>
-            <w:proofErr w:type="spellStart"/>
-            <w:r>
-              <w:t>api</w:t>
-            </w:r>
-            <w:proofErr w:type="spellEnd"/>
-            <w:r>
-              <w:t>/</w:t>
-            </w:r>
-            <w:proofErr w:type="spellStart"/>
-            <w:r>
-              <w:t>reservations?date</w:t>
-            </w:r>
-            <w:proofErr w:type="spellEnd"/>
-            <w:r>
-              <w:t>={date}</w:t>
+              <w:t>/api/reservations?date={date}</w:t>
             </w:r>
           </w:p>
         </w:tc>
@@ -6649,55 +6086,7 @@
         <w:ind w:firstLine="720"/>
       </w:pPr>
       <w:r>
-        <w:t xml:space="preserve">A implementação seguiu rigorosamente as convenções REST, utilizando códigos de status HTTP semanticamente apropriados: 200 OK para sucesso, 201 </w:t>
-      </w:r>
-      <w:proofErr w:type="spellStart"/>
-      <w:r>
-        <w:t>Created</w:t>
-      </w:r>
-      <w:proofErr w:type="spellEnd"/>
-      <w:r>
-        <w:t xml:space="preserve"> para criação de recursos, 400 </w:t>
-      </w:r>
-      <w:proofErr w:type="spellStart"/>
-      <w:r>
-        <w:t>Bad</w:t>
-      </w:r>
-      <w:proofErr w:type="spellEnd"/>
-      <w:r>
-        <w:t xml:space="preserve"> </w:t>
-      </w:r>
-      <w:proofErr w:type="spellStart"/>
-      <w:r>
-        <w:t>Request</w:t>
-      </w:r>
-      <w:proofErr w:type="spellEnd"/>
-      <w:r>
-        <w:t xml:space="preserve"> para dados inválidos, 404 </w:t>
-      </w:r>
-      <w:proofErr w:type="spellStart"/>
-      <w:r>
-        <w:t>Not</w:t>
-      </w:r>
-      <w:proofErr w:type="spellEnd"/>
-      <w:r>
-        <w:t xml:space="preserve"> </w:t>
-      </w:r>
-      <w:proofErr w:type="spellStart"/>
-      <w:r>
-        <w:t>Found</w:t>
-      </w:r>
-      <w:proofErr w:type="spellEnd"/>
-      <w:r>
-        <w:t xml:space="preserve"> para recursos inexistentes e 409 </w:t>
-      </w:r>
-      <w:proofErr w:type="spellStart"/>
-      <w:r>
-        <w:t>Conflict</w:t>
-      </w:r>
-      <w:proofErr w:type="spellEnd"/>
-      <w:r>
-        <w:t xml:space="preserve"> para conflitos de horário detetados.</w:t>
+        <w:t>A implementação seguiu rigorosamente as convenções REST, utilizando códigos de status HTTP semanticamente apropriados: 200 OK para sucesso, 201 Created para criação de recursos, 400 Bad Request para dados inválidos, 404 Not Found para recursos inexistentes e 409 Conflict para conflitos de horário detetados.</w:t>
       </w:r>
     </w:p>
     <w:p>
@@ -6753,31 +6142,7 @@
         <w:t>Solução:</w:t>
       </w:r>
       <w:r>
-        <w:t> Introduziu-se lógica adicional para distinguir entre atualizações que alteram dados críticos (mesa, data, hora) e atualizações que não afetam a unicidade. O método </w:t>
-      </w:r>
-      <w:proofErr w:type="spellStart"/>
-      <w:r>
-        <w:t>UpdateReservationAsync</w:t>
-      </w:r>
-      <w:proofErr w:type="spellEnd"/>
-      <w:r>
-        <w:t> agora verifica se está efetivamente a alterar mesa, data ou hora antes de verificar conflitos, permitindo atualizações seguras de outros campos como </w:t>
-      </w:r>
-      <w:proofErr w:type="spellStart"/>
-      <w:r>
-        <w:t>customerName</w:t>
-      </w:r>
-      <w:proofErr w:type="spellEnd"/>
-      <w:r>
-        <w:t> ou </w:t>
-      </w:r>
-      <w:proofErr w:type="spellStart"/>
-      <w:r>
-        <w:t>numberOfPeople</w:t>
-      </w:r>
-      <w:proofErr w:type="spellEnd"/>
-      <w:r>
-        <w:t>.</w:t>
+        <w:t> Introduziu-se lógica adicional para distinguir entre atualizações que alteram dados críticos (mesa, data, hora) e atualizações que não afetam a unicidade. O método UpdateReservationAsync agora verifica se está efetivamente a alterar mesa, data ou hora antes de verificar conflitos, permitindo atualizações seguras de outros campos como customerName ou numberOfPeople.</w:t>
       </w:r>
     </w:p>
     <w:p>
@@ -6799,31 +6164,7 @@
         <w:ind w:firstLine="720"/>
       </w:pPr>
       <w:r>
-        <w:t xml:space="preserve">Durante a configuração inicial, enfrentámos incompatibilidade entre a versão do .NET (9.0) e pacotes do </w:t>
-      </w:r>
-      <w:proofErr w:type="spellStart"/>
-      <w:r>
-        <w:t>Entity</w:t>
-      </w:r>
-      <w:proofErr w:type="spellEnd"/>
-      <w:r>
-        <w:t xml:space="preserve"> Framework Core, resultando em erros de </w:t>
-      </w:r>
-      <w:proofErr w:type="spellStart"/>
-      <w:r>
-        <w:t>build</w:t>
-      </w:r>
-      <w:proofErr w:type="spellEnd"/>
-      <w:r>
-        <w:t xml:space="preserve">. A instalação automática de pacotes </w:t>
-      </w:r>
-      <w:proofErr w:type="spellStart"/>
-      <w:r>
-        <w:t>NuGet</w:t>
-      </w:r>
-      <w:proofErr w:type="spellEnd"/>
-      <w:r>
-        <w:t xml:space="preserve"> baixava versões mais recentes incompatíveis.</w:t>
+        <w:t>Durante a configuração inicial, enfrentámos incompatibilidade entre a versão do .NET (9.0) e pacotes do Entity Framework Core, resultando em erros de build. A instalação automática de pacotes NuGet baixava versões mais recentes incompatíveis.</w:t>
       </w:r>
     </w:p>
     <w:p>
@@ -6838,55 +6179,7 @@
         <w:t>Solução:</w:t>
       </w:r>
       <w:r>
-        <w:t> Adotou-se versionamento explícito através do comando </w:t>
-      </w:r>
-      <w:proofErr w:type="spellStart"/>
-      <w:r>
-        <w:t>dotnet</w:t>
-      </w:r>
-      <w:proofErr w:type="spellEnd"/>
-      <w:r>
-        <w:t xml:space="preserve"> </w:t>
-      </w:r>
-      <w:proofErr w:type="spellStart"/>
-      <w:r>
-        <w:t>add</w:t>
-      </w:r>
-      <w:proofErr w:type="spellEnd"/>
-      <w:r>
-        <w:t xml:space="preserve"> package --</w:t>
-      </w:r>
-      <w:proofErr w:type="spellStart"/>
-      <w:r>
-        <w:t>version</w:t>
-      </w:r>
-      <w:proofErr w:type="spellEnd"/>
-      <w:r>
-        <w:t xml:space="preserve"> 9.0.0, garantindo compatibilidade entre todos os componentes do ecossistema .NET. Esta experiência reforçou a importância de verificar consistentemente a propriedade </w:t>
-      </w:r>
-      <w:proofErr w:type="spellStart"/>
-      <w:r>
-        <w:t>TargetFramework</w:t>
-      </w:r>
-      <w:proofErr w:type="spellEnd"/>
-      <w:r>
-        <w:t> e utilizar ferramentas como </w:t>
-      </w:r>
-      <w:proofErr w:type="spellStart"/>
-      <w:r>
-        <w:t>dotnet</w:t>
-      </w:r>
-      <w:proofErr w:type="spellEnd"/>
-      <w:r>
-        <w:t xml:space="preserve"> </w:t>
-      </w:r>
-      <w:proofErr w:type="spellStart"/>
-      <w:r>
-        <w:t>list</w:t>
-      </w:r>
-      <w:proofErr w:type="spellEnd"/>
-      <w:r>
-        <w:t xml:space="preserve"> package para auditoria regular de dependências.</w:t>
+        <w:t> Adotou-se versionamento explícito através do comando dotnet add package --version 9.0.0, garantindo compatibilidade entre todos os componentes do ecossistema .NET. Esta experiência reforçou a importância de verificar consistentemente a propriedade TargetFramework e utilizar ferramentas como dotnet list package para auditoria regular de dependências.</w:t>
       </w:r>
     </w:p>
     <w:p>
@@ -6908,15 +6201,7 @@
         <w:ind w:firstLine="720"/>
       </w:pPr>
       <w:r>
-        <w:t xml:space="preserve">No ambiente de desenvolvimento local, requisições do </w:t>
-      </w:r>
-      <w:proofErr w:type="spellStart"/>
-      <w:r>
-        <w:t>Swagger</w:t>
-      </w:r>
-      <w:proofErr w:type="spellEnd"/>
-      <w:r>
-        <w:t xml:space="preserve"> UI para a API eram bloqueadas por políticas CORS, impedindo testes diretos através da interface web.</w:t>
+        <w:t>No ambiente de desenvolvimento local, requisições do Swagger UI para a API eram bloqueadas por políticas CORS, impedindo testes diretos através da interface web.</w:t>
       </w:r>
     </w:p>
     <w:p>
@@ -6931,15 +6216,7 @@
         <w:t>Solução:</w:t>
       </w:r>
       <w:r>
-        <w:t> Implementou-se configuração CORS diferenciada para ambiente de desenvolvimento, permitindo qualquer origem durante os testes locais. Esta configuração é ativada apenas no ambiente </w:t>
-      </w:r>
-      <w:proofErr w:type="spellStart"/>
-      <w:r>
-        <w:t>Development</w:t>
-      </w:r>
-      <w:proofErr w:type="spellEnd"/>
-      <w:r>
-        <w:t>, com políticas mais restritivas configuradas para produção através de variáveis de ambiente.</w:t>
+        <w:t> Implementou-se configuração CORS diferenciada para ambiente de desenvolvimento, permitindo qualquer origem durante os testes locais. Esta configuração é ativada apenas no ambiente Development, com políticas mais restritivas configuradas para produção através de variáveis de ambiente.</w:t>
       </w:r>
     </w:p>
     <w:p>
@@ -7031,23 +6308,7 @@
           <w:b/>
           <w:bCs/>
         </w:rPr>
-        <w:t>Modelos/</w:t>
-      </w:r>
-      <w:proofErr w:type="spellStart"/>
-      <w:r>
-        <w:rPr>
-          <w:b/>
-          <w:bCs/>
-        </w:rPr>
-        <w:t>DTOs</w:t>
-      </w:r>
-      <w:proofErr w:type="spellEnd"/>
-      <w:r>
-        <w:rPr>
-          <w:b/>
-          <w:bCs/>
-        </w:rPr>
-        <w:t>:</w:t>
+        <w:t>Modelos/DTOs:</w:t>
       </w:r>
       <w:r>
         <w:t> Representam as entidades e objetos de transferência</w:t>
@@ -7071,37 +6332,16 @@
       </w:pPr>
       <w:bookmarkStart w:id="13" w:name="_Toc219641504"/>
       <w:r>
-        <w:t xml:space="preserve">DTO </w:t>
-      </w:r>
-      <w:proofErr w:type="spellStart"/>
-      <w:r>
-        <w:t>Pattern</w:t>
+        <w:t>DTO Pattern</w:t>
       </w:r>
       <w:bookmarkEnd w:id="13"/>
-      <w:proofErr w:type="spellEnd"/>
     </w:p>
     <w:p>
       <w:pPr>
         <w:ind w:firstLine="720"/>
       </w:pPr>
       <w:r>
-        <w:t xml:space="preserve">Foram implementados Data </w:t>
-      </w:r>
-      <w:proofErr w:type="spellStart"/>
-      <w:r>
-        <w:t>Transfer</w:t>
-      </w:r>
-      <w:proofErr w:type="spellEnd"/>
-      <w:r>
-        <w:t xml:space="preserve"> </w:t>
-      </w:r>
-      <w:proofErr w:type="spellStart"/>
-      <w:r>
-        <w:t>Objects</w:t>
-      </w:r>
-      <w:proofErr w:type="spellEnd"/>
-      <w:r>
-        <w:t xml:space="preserve"> específicos para diferentes operações:</w:t>
+        <w:t>Foram implementados Data Transfer Objects específicos para diferentes operações:</w:t>
       </w:r>
     </w:p>
     <w:p>
@@ -7111,13 +6351,8 @@
           <w:numId w:val="99"/>
         </w:numPr>
       </w:pPr>
-      <w:proofErr w:type="spellStart"/>
-      <w:r>
-        <w:t>ReservationDto</w:t>
-      </w:r>
-      <w:proofErr w:type="spellEnd"/>
-      <w:r>
-        <w:t> para operações de leitura</w:t>
+      <w:r>
+        <w:t>ReservationDto para operações de leitura</w:t>
       </w:r>
     </w:p>
     <w:p>
@@ -7127,13 +6362,8 @@
           <w:numId w:val="99"/>
         </w:numPr>
       </w:pPr>
-      <w:proofErr w:type="spellStart"/>
-      <w:r>
-        <w:t>CreateReservationDto</w:t>
-      </w:r>
-      <w:proofErr w:type="spellEnd"/>
-      <w:r>
-        <w:t> para criação de novas reservas</w:t>
+      <w:r>
+        <w:t>CreateReservationDto para criação de novas reservas</w:t>
       </w:r>
     </w:p>
     <w:p>
@@ -7143,13 +6373,8 @@
           <w:numId w:val="99"/>
         </w:numPr>
       </w:pPr>
-      <w:proofErr w:type="spellStart"/>
-      <w:r>
-        <w:t>UpdateReservationDto</w:t>
-      </w:r>
-      <w:proofErr w:type="spellEnd"/>
-      <w:r>
-        <w:t> para atualizações parciais</w:t>
+      <w:r>
+        <w:t>UpdateReservationDto para atualizações parciais</w:t>
       </w:r>
     </w:p>
     <w:p>
@@ -7157,23 +6382,7 @@
         <w:ind w:firstLine="720"/>
       </w:pPr>
       <w:r>
-        <w:t xml:space="preserve">Esta separação preveniu </w:t>
-      </w:r>
-      <w:proofErr w:type="spellStart"/>
-      <w:r>
-        <w:t>over-posting</w:t>
-      </w:r>
-      <w:proofErr w:type="spellEnd"/>
-      <w:r>
-        <w:t xml:space="preserve"> </w:t>
-      </w:r>
-      <w:proofErr w:type="spellStart"/>
-      <w:r>
-        <w:t>attacks</w:t>
-      </w:r>
-      <w:proofErr w:type="spellEnd"/>
-      <w:r>
-        <w:t xml:space="preserve"> e forneceu contratos de API mais claros e específicos para cada cenário de uso.</w:t>
+        <w:t>Esta separação preveniu over-posting attacks e forneceu contratos de API mais claros e específicos para cada cenário de uso.</w:t>
       </w:r>
     </w:p>
     <w:p>
@@ -7213,23 +6422,7 @@
         <w:t>Anotações de dados</w:t>
       </w:r>
       <w:r>
-        <w:t> nos modelos (</w:t>
-      </w:r>
-      <w:proofErr w:type="spellStart"/>
-      <w:r>
-        <w:t>Required</w:t>
-      </w:r>
-      <w:proofErr w:type="spellEnd"/>
-      <w:r>
-        <w:t xml:space="preserve">, </w:t>
-      </w:r>
-      <w:proofErr w:type="spellStart"/>
-      <w:r>
-        <w:t>MaxLength</w:t>
-      </w:r>
-      <w:proofErr w:type="spellEnd"/>
-      <w:r>
-        <w:t>, Range)</w:t>
+        <w:t> nos modelos (Required, MaxLength, Range)</w:t>
       </w:r>
     </w:p>
     <w:p>
@@ -7247,13 +6440,8 @@
         <w:t>Validação de modelo automática</w:t>
       </w:r>
       <w:r>
-        <w:t> através do </w:t>
-      </w:r>
-      <w:proofErr w:type="spellStart"/>
-      <w:r>
-        <w:t>ModelState</w:t>
-      </w:r>
-      <w:proofErr w:type="spellEnd"/>
+        <w:t> através do ModelState</w:t>
+      </w:r>
     </w:p>
     <w:p>
       <w:pPr>
@@ -7280,57 +6468,39 @@
           <w:numId w:val="100"/>
         </w:numPr>
       </w:pPr>
-      <w:proofErr w:type="spellStart"/>
       <w:r>
         <w:rPr>
           <w:b/>
           <w:bCs/>
         </w:rPr>
-        <w:t>Constraints</w:t>
-      </w:r>
-      <w:proofErr w:type="spellEnd"/>
+        <w:t>Constraints na base de dados</w:t>
+      </w:r>
+      <w:r>
+        <w:t> como última linha de defesa</w:t>
+      </w:r>
+    </w:p>
+    <w:p>
+      <w:pPr>
+        <w:ind w:firstLine="720"/>
+      </w:pPr>
+      <w:r>
+        <w:t>Para segurança básica, implementou-se:</w:t>
+      </w:r>
+    </w:p>
+    <w:p>
+      <w:pPr>
+        <w:numPr>
+          <w:ilvl w:val="0"/>
+          <w:numId w:val="101"/>
+        </w:numPr>
+      </w:pPr>
       <w:r>
         <w:rPr>
           <w:b/>
           <w:bCs/>
         </w:rPr>
-        <w:t xml:space="preserve"> na base de dados</w:t>
-      </w:r>
-      <w:r>
-        <w:t> como última linha de defesa</w:t>
-      </w:r>
-    </w:p>
-    <w:p>
-      <w:pPr>
-        <w:ind w:firstLine="720"/>
-      </w:pPr>
-      <w:r>
-        <w:t>Para segurança básica, implementou-se:</w:t>
-      </w:r>
-    </w:p>
-    <w:p>
-      <w:pPr>
-        <w:numPr>
-          <w:ilvl w:val="0"/>
-          <w:numId w:val="101"/>
-        </w:numPr>
-      </w:pPr>
-      <w:r>
-        <w:rPr>
-          <w:b/>
-          <w:bCs/>
-        </w:rPr>
-        <w:t xml:space="preserve">HTTPS </w:t>
-      </w:r>
-      <w:proofErr w:type="spellStart"/>
-      <w:r>
-        <w:rPr>
-          <w:b/>
-          <w:bCs/>
-        </w:rPr>
-        <w:t>redirection</w:t>
-      </w:r>
-      <w:proofErr w:type="spellEnd"/>
+        <w:t>HTTPS redirection</w:t>
+      </w:r>
       <w:r>
         <w:t> em ambientes de produção</w:t>
       </w:r>
@@ -7365,60 +6535,29 @@
           <w:b/>
           <w:bCs/>
         </w:rPr>
-        <w:t xml:space="preserve">Proteção contra SQL </w:t>
-      </w:r>
-      <w:proofErr w:type="spellStart"/>
+        <w:t>Proteção contra SQL injection</w:t>
+      </w:r>
+      <w:r>
+        <w:t> através do uso de parâmetros no Entity Framework</w:t>
+      </w:r>
+    </w:p>
+    <w:p>
+      <w:pPr>
+        <w:numPr>
+          <w:ilvl w:val="0"/>
+          <w:numId w:val="101"/>
+        </w:numPr>
+      </w:pPr>
       <w:r>
         <w:rPr>
           <w:b/>
           <w:bCs/>
         </w:rPr>
-        <w:t>injection</w:t>
-      </w:r>
-      <w:proofErr w:type="spellEnd"/>
-      <w:r>
-        <w:t xml:space="preserve"> através do uso de parâmetros no </w:t>
-      </w:r>
-      <w:proofErr w:type="spellStart"/>
-      <w:r>
-        <w:t>Entity</w:t>
-      </w:r>
-      <w:proofErr w:type="spellEnd"/>
-      <w:r>
-        <w:t xml:space="preserve"> Framework</w:t>
-      </w:r>
-    </w:p>
-    <w:p>
-      <w:pPr>
-        <w:numPr>
-          <w:ilvl w:val="0"/>
-          <w:numId w:val="101"/>
-        </w:numPr>
-      </w:pPr>
-      <w:proofErr w:type="spellStart"/>
-      <w:r>
-        <w:rPr>
-          <w:b/>
-          <w:bCs/>
-        </w:rPr>
-        <w:t>Logging</w:t>
-      </w:r>
-      <w:proofErr w:type="spellEnd"/>
-      <w:r>
-        <w:rPr>
-          <w:b/>
-          <w:bCs/>
-        </w:rPr>
-        <w:t xml:space="preserve"> estruturado</w:t>
-      </w:r>
-      <w:r>
-        <w:t xml:space="preserve"> para auditoria e </w:t>
-      </w:r>
-      <w:proofErr w:type="spellStart"/>
-      <w:r>
-        <w:t>troubleshooting</w:t>
-      </w:r>
-      <w:proofErr w:type="spellEnd"/>
+        <w:t>Logging estruturado</w:t>
+      </w:r>
+      <w:r>
+        <w:t> para auditoria e troubleshooting</w:t>
+      </w:r>
     </w:p>
     <w:p>
       <w:pPr>
@@ -7442,15 +6581,7 @@
         <w:ind w:firstLine="720"/>
       </w:pPr>
       <w:r>
-        <w:t xml:space="preserve">Esta fase focou-se na criação de uma infraestrutura de dados robusta e de um ambiente de execução portátil e consistente para a aplicação. As principais componentes foram a configuração da base de dados, a </w:t>
-      </w:r>
-      <w:proofErr w:type="spellStart"/>
-      <w:r>
-        <w:t>containerização</w:t>
-      </w:r>
-      <w:proofErr w:type="spellEnd"/>
-      <w:r>
-        <w:t xml:space="preserve"> dos serviços e a sua orquestração, culminando em preparativos para um ambiente de produção.</w:t>
+        <w:t>Esta fase focou-se na criação de uma infraestrutura de dados robusta e de um ambiente de execução portátil e consistente para a aplicação. As principais componentes foram a configuração da base de dados, a containerização dos serviços e a sua orquestração, culminando em preparativos para um ambiente de produção.</w:t>
       </w:r>
     </w:p>
     <w:p>
@@ -7475,39 +6606,7 @@
         <w:ind w:firstLine="720"/>
       </w:pPr>
       <w:r>
-        <w:t>A base de dados foi modelada usando a abordagem </w:t>
-      </w:r>
-      <w:proofErr w:type="spellStart"/>
-      <w:r>
-        <w:t>Code-First</w:t>
-      </w:r>
-      <w:proofErr w:type="spellEnd"/>
-      <w:r>
-        <w:t xml:space="preserve"> do </w:t>
-      </w:r>
-      <w:proofErr w:type="spellStart"/>
-      <w:r>
-        <w:t>Entity</w:t>
-      </w:r>
-      <w:proofErr w:type="spellEnd"/>
-      <w:r>
-        <w:t xml:space="preserve"> Framework Core. A estrutura da tabela principal (</w:t>
-      </w:r>
-      <w:proofErr w:type="spellStart"/>
-      <w:r>
-        <w:t>Reservations</w:t>
-      </w:r>
-      <w:proofErr w:type="spellEnd"/>
-      <w:r>
-        <w:t xml:space="preserve">) foi definida em código C#, com a decisão técnica de usar tipos de dados específicos (DATE e TIME) para melhor desempenho e validação nativa. As alterações ao esquema foram geridas de forma controlada através do sistema de migrações do EF Core, permitindo atualizações seguras e </w:t>
-      </w:r>
-      <w:proofErr w:type="spellStart"/>
-      <w:r>
-        <w:t>versionadas</w:t>
-      </w:r>
-      <w:proofErr w:type="spellEnd"/>
-      <w:r>
-        <w:t xml:space="preserve"> da base de dados.</w:t>
+        <w:t>A base de dados foi modelada usando a abordagem Code-First do Entity Framework Core. A estrutura da tabela principal (Reservations) foi definida em código C#, com a decisão técnica de usar tipos de dados específicos (DATE e TIME) para melhor desempenho e validação nativa. As alterações ao esquema foram geridas de forma controlada através do sistema de migrações do EF Core, permitindo atualizações seguras e versionadas da base de dados.</w:t>
       </w:r>
     </w:p>
     <w:p>
@@ -7519,19 +6618,11 @@
         </w:numPr>
       </w:pPr>
       <w:bookmarkStart w:id="17" w:name="_Toc219641508"/>
-      <w:proofErr w:type="spellStart"/>
       <w:r>
         <w:rPr>
           <w:rStyle w:val="Ttulo2Carter"/>
         </w:rPr>
-        <w:t>Containerização</w:t>
-      </w:r>
-      <w:proofErr w:type="spellEnd"/>
-      <w:r>
-        <w:rPr>
-          <w:rStyle w:val="Ttulo2Carter"/>
-        </w:rPr>
-        <w:t xml:space="preserve"> com Docker</w:t>
+        <w:t>Containerização com Docker</w:t>
       </w:r>
       <w:bookmarkEnd w:id="17"/>
     </w:p>
@@ -7540,23 +6631,7 @@
         <w:ind w:firstLine="720"/>
       </w:pPr>
       <w:r>
-        <w:t>A API foi empacotada num container utilizando um </w:t>
-      </w:r>
-      <w:proofErr w:type="spellStart"/>
-      <w:r>
-        <w:t>Dockerfile</w:t>
-      </w:r>
-      <w:proofErr w:type="spellEnd"/>
-      <w:r>
-        <w:t xml:space="preserve"> </w:t>
-      </w:r>
-      <w:proofErr w:type="spellStart"/>
-      <w:r>
-        <w:t>multi-stage</w:t>
-      </w:r>
-      <w:proofErr w:type="spellEnd"/>
-      <w:r>
-        <w:t>. Esta abordagem separa o processo de construção do ambiente de execução final, resultando numa imagem otimizada, segura e com um tamanho drasticamente reduzido (cerca de 200MB). O SQL Server foi também configurado para correr num container, permitindo um ambiente de desenvolvimento completo e isolado.</w:t>
+        <w:t>A API foi empacotada num container utilizando um Dockerfile multi-stage. Esta abordagem separa o processo de construção do ambiente de execução final, resultando numa imagem otimizada, segura e com um tamanho drasticamente reduzido (cerca de 200MB). O SQL Server foi também configurado para correr num container, permitindo um ambiente de desenvolvimento completo e isolado.</w:t>
       </w:r>
     </w:p>
     <w:p>
@@ -7572,40 +6647,16 @@
         <w:rPr>
           <w:rStyle w:val="Ttulo2Carter"/>
         </w:rPr>
-        <w:t xml:space="preserve">Orquestração com Docker </w:t>
-      </w:r>
-      <w:proofErr w:type="spellStart"/>
-      <w:r>
-        <w:rPr>
-          <w:rStyle w:val="Ttulo2Carter"/>
-        </w:rPr>
-        <w:t>Compose</w:t>
+        <w:t>Orquestração com Docker Compose</w:t>
       </w:r>
       <w:bookmarkEnd w:id="18"/>
-      <w:proofErr w:type="spellEnd"/>
     </w:p>
     <w:p>
       <w:pPr>
         <w:ind w:firstLine="720"/>
       </w:pPr>
       <w:r>
-        <w:t xml:space="preserve">Para coordenar e ligar os múltiplos containers, utilizou-se o Docker </w:t>
-      </w:r>
-      <w:proofErr w:type="spellStart"/>
-      <w:r>
-        <w:t>Compose</w:t>
-      </w:r>
-      <w:proofErr w:type="spellEnd"/>
-      <w:r>
-        <w:t>. O ficheiro </w:t>
-      </w:r>
-      <w:proofErr w:type="spellStart"/>
-      <w:r>
-        <w:t>docker-compose.yml</w:t>
-      </w:r>
-      <w:proofErr w:type="spellEnd"/>
-      <w:r>
-        <w:t> define tanto o serviço da API como o do SQL Server, estabelecendo uma rede interna para comunicação, dependências de arranque e mapeamento de portas para acesso local. Foi também configurado um volume persistente para garantir que os dados da base de dados sobrevivem a reinicializações dos containers.</w:t>
+        <w:t>Para coordenar e ligar os múltiplos containers, utilizou-se o Docker Compose. O ficheiro docker-compose.yml define tanto o serviço da API como o do SQL Server, estabelecendo uma rede interna para comunicação, dependências de arranque e mapeamento de portas para acesso local. Foi também configurado um volume persistente para garantir que os dados da base de dados sobrevivem a reinicializações dos containers.</w:t>
       </w:r>
     </w:p>
     <w:p>
@@ -7630,53 +6681,18 @@
         <w:ind w:firstLine="720"/>
       </w:pPr>
       <w:r>
-        <w:t>Várias otimizações foram implementadas para preparar o sistema para uma carga real. Na base de dados, foi criado um índice único composto nas colunas de data, mesa e hora, acelerando drasticamente a verificação de conflitos de reservas. Na aplicação, configurou-se o </w:t>
-      </w:r>
-      <w:proofErr w:type="spellStart"/>
-      <w:r>
-        <w:t>Connection</w:t>
-      </w:r>
-      <w:proofErr w:type="spellEnd"/>
-      <w:r>
-        <w:t xml:space="preserve"> </w:t>
-      </w:r>
-      <w:proofErr w:type="spellStart"/>
-      <w:r>
-        <w:t>Pooling</w:t>
-      </w:r>
-      <w:proofErr w:type="spellEnd"/>
-      <w:r>
-        <w:t xml:space="preserve"> com resiliência a falhas. Foram ainda adotadas práticas de segurança para containers, como a execução com um utilizador não-privilegiado, e preparados mecanismos de monitorização (como </w:t>
-      </w:r>
-      <w:proofErr w:type="spellStart"/>
+        <w:t>Várias otimizações foram implementadas para preparar o sistema para uma carga real. Na base de dados, foi criado um índice único composto nas colunas de data, mesa e hora, acelerando drasticamente a verificação de conflitos de reservas. Na aplicação, configurou-se o Connection Pooling com resiliência a falhas. Foram ainda adotadas práticas de segurança para containers, como a execução com um utilizador não-privilegiado, e preparados mecanismos de monitorização (como </w:t>
+      </w:r>
       <w:r>
         <w:rPr>
           <w:i/>
           <w:iCs/>
         </w:rPr>
-        <w:t>health</w:t>
-      </w:r>
-      <w:proofErr w:type="spellEnd"/>
-      <w:r>
-        <w:rPr>
-          <w:i/>
-          <w:iCs/>
-        </w:rPr>
-        <w:t xml:space="preserve"> </w:t>
-      </w:r>
-      <w:proofErr w:type="spellStart"/>
-      <w:r>
-        <w:rPr>
-          <w:i/>
-          <w:iCs/>
-        </w:rPr>
-        <w:t>checks</w:t>
-      </w:r>
-      <w:proofErr w:type="spellEnd"/>
+        <w:t>health checks</w:t>
+      </w:r>
       <w:r>
         <w:t> e </w:t>
       </w:r>
-      <w:proofErr w:type="spellStart"/>
       <w:r>
         <w:rPr>
           <w:i/>
@@ -7684,7 +6700,6 @@
         </w:rPr>
         <w:t>logging</w:t>
       </w:r>
-      <w:proofErr w:type="spellEnd"/>
       <w:r>
         <w:t> estruturado).</w:t>
       </w:r>
@@ -7746,23 +6761,7 @@
         </w:numPr>
       </w:pPr>
       <w:r>
-        <w:t>Configuração da dependência </w:t>
-      </w:r>
-      <w:proofErr w:type="spellStart"/>
-      <w:r>
-        <w:t>depends_on</w:t>
-      </w:r>
-      <w:proofErr w:type="spellEnd"/>
-      <w:r>
-        <w:t xml:space="preserve"> no Docker </w:t>
-      </w:r>
-      <w:proofErr w:type="spellStart"/>
-      <w:r>
-        <w:t>Compose</w:t>
-      </w:r>
-      <w:proofErr w:type="spellEnd"/>
-      <w:r>
-        <w:t xml:space="preserve">; </w:t>
+        <w:t xml:space="preserve">Configuração da dependência depends_on no Docker Compose; </w:t>
       </w:r>
     </w:p>
     <w:p>
@@ -7776,7 +6775,6 @@
       <w:r>
         <w:t>Implementação de uma lógica de </w:t>
       </w:r>
-      <w:proofErr w:type="spellStart"/>
       <w:r>
         <w:rPr>
           <w:i/>
@@ -7784,11 +6782,9 @@
         </w:rPr>
         <w:t>retry</w:t>
       </w:r>
-      <w:proofErr w:type="spellEnd"/>
       <w:r>
         <w:t> com </w:t>
       </w:r>
-      <w:proofErr w:type="spellStart"/>
       <w:r>
         <w:rPr>
           <w:i/>
@@ -7796,7 +6792,6 @@
         </w:rPr>
         <w:t>backoff</w:t>
       </w:r>
-      <w:proofErr w:type="spellEnd"/>
       <w:r>
         <w:t xml:space="preserve"> exponencial no código da API; </w:t>
       </w:r>
@@ -7812,31 +6807,13 @@
       <w:r>
         <w:t>Utilização de </w:t>
       </w:r>
-      <w:proofErr w:type="spellStart"/>
       <w:r>
         <w:rPr>
           <w:i/>
           <w:iCs/>
         </w:rPr>
-        <w:t>health</w:t>
-      </w:r>
-      <w:proofErr w:type="spellEnd"/>
-      <w:r>
-        <w:rPr>
-          <w:i/>
-          <w:iCs/>
-        </w:rPr>
-        <w:t xml:space="preserve"> </w:t>
-      </w:r>
-      <w:proofErr w:type="spellStart"/>
-      <w:r>
-        <w:rPr>
-          <w:i/>
-          <w:iCs/>
-        </w:rPr>
-        <w:t>checks</w:t>
-      </w:r>
-      <w:proofErr w:type="spellEnd"/>
+        <w:t>health checks</w:t>
+      </w:r>
       <w:r>
         <w:t> para verificar a disponibilidade do SQL Server antes de permitir ligações.</w:t>
       </w:r>
@@ -7862,57 +6839,15 @@
       <w:r>
         <w:t>Era necessário utilizar </w:t>
       </w:r>
-      <w:proofErr w:type="spellStart"/>
       <w:r>
         <w:rPr>
           <w:i/>
           <w:iCs/>
         </w:rPr>
-        <w:t>connection</w:t>
-      </w:r>
-      <w:proofErr w:type="spellEnd"/>
-      <w:r>
-        <w:rPr>
-          <w:i/>
-          <w:iCs/>
-        </w:rPr>
-        <w:t xml:space="preserve"> </w:t>
-      </w:r>
-      <w:proofErr w:type="spellStart"/>
-      <w:r>
-        <w:rPr>
-          <w:i/>
-          <w:iCs/>
-        </w:rPr>
-        <w:t>strings</w:t>
-      </w:r>
-      <w:proofErr w:type="spellEnd"/>
-      <w:r>
-        <w:t> diferentes para desenvolvimento local (ligando a </w:t>
-      </w:r>
-      <w:proofErr w:type="spellStart"/>
-      <w:r>
-        <w:t>localhost</w:t>
-      </w:r>
-      <w:proofErr w:type="spellEnd"/>
-      <w:r>
-        <w:t xml:space="preserve">) e para o ambiente </w:t>
-      </w:r>
-      <w:proofErr w:type="spellStart"/>
-      <w:r>
-        <w:t>containerizado</w:t>
-      </w:r>
-      <w:proofErr w:type="spellEnd"/>
-      <w:r>
-        <w:t xml:space="preserve"> (ligando ao serviço </w:t>
-      </w:r>
-      <w:proofErr w:type="spellStart"/>
-      <w:r>
-        <w:t>sqlserver</w:t>
-      </w:r>
-      <w:proofErr w:type="spellEnd"/>
-      <w:r>
-        <w:t>).</w:t>
+        <w:t>connection strings</w:t>
+      </w:r>
+      <w:r>
+        <w:t> diferentes para desenvolvimento local (ligando a localhost) e para o ambiente containerizado (ligando ao serviço sqlserver).</w:t>
       </w:r>
     </w:p>
     <w:p>
@@ -7930,31 +6865,13 @@
         <w:t>ASP.NET</w:t>
       </w:r>
       <w:r>
-        <w:t> Core. A configuração para desenvolvimento foi mantida no ficheiro </w:t>
-      </w:r>
-      <w:proofErr w:type="spellStart"/>
-      <w:proofErr w:type="gramStart"/>
-      <w:r>
-        <w:t>appsettings.Development.json</w:t>
-      </w:r>
-      <w:proofErr w:type="spellEnd"/>
-      <w:proofErr w:type="gramEnd"/>
-      <w:r>
-        <w:t>, enquanto a configuração para os containers foi injetada através de </w:t>
+        <w:t> Core. A configuração para desenvolvimento foi mantida no ficheiro appsettings.Development.json, enquanto a configuração para os containers foi injetada através de </w:t>
       </w:r>
       <w:r>
         <w:t>variáveis de ambiente no</w:t>
       </w:r>
       <w:r>
-        <w:t xml:space="preserve"> ficheiro </w:t>
-      </w:r>
-      <w:proofErr w:type="spellStart"/>
-      <w:r>
-        <w:t>docker-compose.yml</w:t>
-      </w:r>
-      <w:proofErr w:type="spellEnd"/>
-      <w:r>
-        <w:t>, assegurando separação e segurança.</w:t>
+        <w:t xml:space="preserve"> ficheiro docker-compose.yml, assegurando separação e segurança.</w:t>
       </w:r>
     </w:p>
     <w:p>
@@ -7976,31 +6893,7 @@
         <w:ind w:firstLine="360"/>
       </w:pPr>
       <w:r>
-        <w:t xml:space="preserve">Erros intermitentes de "Login </w:t>
-      </w:r>
-      <w:proofErr w:type="spellStart"/>
-      <w:r>
-        <w:t>failed</w:t>
-      </w:r>
-      <w:proofErr w:type="spellEnd"/>
-      <w:r>
-        <w:t xml:space="preserve"> for </w:t>
-      </w:r>
-      <w:proofErr w:type="spellStart"/>
-      <w:r>
-        <w:t>user</w:t>
-      </w:r>
-      <w:proofErr w:type="spellEnd"/>
-      <w:r>
-        <w:t xml:space="preserve"> '</w:t>
-      </w:r>
-      <w:proofErr w:type="spellStart"/>
-      <w:r>
-        <w:t>sa</w:t>
-      </w:r>
-      <w:proofErr w:type="spellEnd"/>
-      <w:r>
-        <w:t>'" ocorriam mesmo com credenciais corretas.</w:t>
+        <w:t>Erros intermitentes de "Login failed for user 'sa'" ocorriam mesmo com credenciais corretas.</w:t>
       </w:r>
     </w:p>
     <w:p>
@@ -8014,59 +6907,23 @@
       <w:r>
         <w:t>: Identificou-se que o container do SQL Server precisa de tempo extra (cerca de 30-60 segundos) após ser considerado "em execução" para estar realmente pronto a aceitar ligações. A solução combinou o </w:t>
       </w:r>
-      <w:proofErr w:type="spellStart"/>
       <w:r>
         <w:rPr>
           <w:i/>
           <w:iCs/>
         </w:rPr>
-        <w:t>retry</w:t>
-      </w:r>
-      <w:proofErr w:type="spellEnd"/>
+        <w:t>retry pattern</w:t>
+      </w:r>
+      <w:r>
+        <w:t> na aplicação com a utilização de scripts de espera (</w:t>
+      </w:r>
       <w:r>
         <w:rPr>
           <w:i/>
           <w:iCs/>
         </w:rPr>
-        <w:t xml:space="preserve"> </w:t>
-      </w:r>
-      <w:proofErr w:type="spellStart"/>
-      <w:r>
-        <w:rPr>
-          <w:i/>
-          <w:iCs/>
-        </w:rPr>
-        <w:t>pattern</w:t>
-      </w:r>
-      <w:proofErr w:type="spellEnd"/>
-      <w:r>
-        <w:t> na aplicação com a utilização de scripts de espera (</w:t>
-      </w:r>
-      <w:proofErr w:type="spellStart"/>
-      <w:r>
-        <w:rPr>
-          <w:i/>
-          <w:iCs/>
-        </w:rPr>
-        <w:t>wait</w:t>
-      </w:r>
-      <w:proofErr w:type="spellEnd"/>
-      <w:r>
-        <w:rPr>
-          <w:i/>
-          <w:iCs/>
-        </w:rPr>
-        <w:t>-for-</w:t>
-      </w:r>
-      <w:proofErr w:type="spellStart"/>
-      <w:r>
-        <w:rPr>
-          <w:i/>
-          <w:iCs/>
-        </w:rPr>
-        <w:t>it</w:t>
-      </w:r>
-      <w:proofErr w:type="spellEnd"/>
+        <w:t>wait-for-it</w:t>
+      </w:r>
       <w:r>
         <w:t>) na orquestração, garantindo que a API só tenta ligar-se quando o serviço de base de dados está verdadeiramente disponível.</w:t>
       </w:r>
@@ -8133,25 +6990,8 @@
         <w:ind w:firstLine="720"/>
       </w:pPr>
       <w:r>
-        <w:t xml:space="preserve">Os testes foram implementados utilizando o </w:t>
-      </w:r>
-      <w:proofErr w:type="spellStart"/>
-      <w:r>
-        <w:t>framework</w:t>
-      </w:r>
-      <w:proofErr w:type="spellEnd"/>
-      <w:r>
-        <w:t> </w:t>
-      </w:r>
-      <w:proofErr w:type="spellStart"/>
-      <w:r>
-        <w:t>xUnit</w:t>
-      </w:r>
-      <w:proofErr w:type="spellEnd"/>
-      <w:r>
-        <w:t>, seguindo o padrão </w:t>
-      </w:r>
-      <w:proofErr w:type="spellStart"/>
+        <w:t>Os testes foram implementados utilizando o framework xUnit, seguindo o padrão </w:t>
+      </w:r>
       <w:r>
         <w:rPr>
           <w:i/>
@@ -8159,19 +6999,9 @@
         </w:rPr>
         <w:t>Arrange-Act-Assert</w:t>
       </w:r>
-      <w:proofErr w:type="spellEnd"/>
-      <w:r>
-        <w:t> (AAA) para clareza. A biblioteca </w:t>
-      </w:r>
-      <w:proofErr w:type="spellStart"/>
-      <w:r>
-        <w:t>Moq</w:t>
-      </w:r>
-      <w:proofErr w:type="spellEnd"/>
-      <w:r>
-        <w:t> foi fundamental para simular (</w:t>
-      </w:r>
-      <w:proofErr w:type="spellStart"/>
+      <w:r>
+        <w:t> (AAA) para clareza. A biblioteca Moq foi fundamental para simular (</w:t>
+      </w:r>
       <w:r>
         <w:rPr>
           <w:i/>
@@ -8179,25 +7009,8 @@
         </w:rPr>
         <w:t>mock</w:t>
       </w:r>
-      <w:proofErr w:type="spellEnd"/>
-      <w:r>
-        <w:t>) as dependências, como o </w:t>
-      </w:r>
-      <w:proofErr w:type="spellStart"/>
-      <w:r>
-        <w:t>DbContext</w:t>
-      </w:r>
-      <w:proofErr w:type="spellEnd"/>
-      <w:r>
-        <w:t>, permitindo testar a lógica da aplicação de forma isolada, sem depender de uma base de dados real. Para medição da eficácia, a ferramenta </w:t>
-      </w:r>
-      <w:proofErr w:type="spellStart"/>
-      <w:r>
-        <w:t>coverlet</w:t>
-      </w:r>
-      <w:proofErr w:type="spellEnd"/>
-      <w:r>
-        <w:t> foi integrada para gerar relatórios de cobertura de código. A estrutura dos testes foi organizada por camadas da aplicação, espelhando a organização do projeto principal.</w:t>
+      <w:r>
+        <w:t>) as dependências, como o DbContext, permitindo testar a lógica da aplicação de forma isolada, sem depender de uma base de dados real. Para medição da eficácia, a ferramenta coverlet foi integrada para gerar relatórios de cobertura de código. A estrutura dos testes foi organizada por camadas da aplicação, espelhando a organização do projeto principal.</w:t>
       </w:r>
     </w:p>
     <w:p>
@@ -8304,21 +7117,8 @@
               <w:jc w:val="center"/>
               <w:cnfStyle w:val="000000100000" w:firstRow="0" w:lastRow="0" w:firstColumn="0" w:lastColumn="0" w:oddVBand="0" w:evenVBand="0" w:oddHBand="1" w:evenHBand="0" w:firstRowFirstColumn="0" w:firstRowLastColumn="0" w:lastRowFirstColumn="0" w:lastRowLastColumn="0"/>
             </w:pPr>
-            <w:proofErr w:type="spellStart"/>
-            <w:r>
-              <w:t>Models</w:t>
-            </w:r>
-            <w:proofErr w:type="spellEnd"/>
-            <w:r>
-              <w:t>/</w:t>
-            </w:r>
-            <w:proofErr w:type="spellStart"/>
-            <w:r>
-              <w:t>ReservationTests.cs</w:t>
-            </w:r>
-            <w:proofErr w:type="spellEnd"/>
-            <w:r>
-              <w:t xml:space="preserve"> (3 testes)</w:t>
+            <w:r>
+              <w:t>Models/ReservationTests.cs (3 testes)</w:t>
             </w:r>
           </w:p>
         </w:tc>
@@ -8346,11 +7146,9 @@
             <w:pPr>
               <w:cnfStyle w:val="000000000000" w:firstRow="0" w:lastRow="0" w:firstColumn="0" w:lastColumn="0" w:oddVBand="0" w:evenVBand="0" w:oddHBand="0" w:evenHBand="0" w:firstRowFirstColumn="0" w:firstRowLastColumn="0" w:lastRowFirstColumn="0" w:lastRowLastColumn="0"/>
             </w:pPr>
-            <w:proofErr w:type="spellStart"/>
             <w:r>
               <w:t>Reservation_Should_Have_Default_CreatedAt</w:t>
             </w:r>
-            <w:proofErr w:type="spellEnd"/>
           </w:p>
         </w:tc>
         <w:tc>
@@ -8362,23 +7160,7 @@
               <w:cnfStyle w:val="000000000000" w:firstRow="0" w:lastRow="0" w:firstColumn="0" w:lastColumn="0" w:oddVBand="0" w:evenVBand="0" w:oddHBand="0" w:evenHBand="0" w:firstRowFirstColumn="0" w:firstRowLastColumn="0" w:lastRowFirstColumn="0" w:lastRowLastColumn="0"/>
             </w:pPr>
             <w:r>
-              <w:t>Verifica que a propriedade </w:t>
-            </w:r>
-            <w:proofErr w:type="spellStart"/>
-            <w:r>
-              <w:t>CreatedAt</w:t>
-            </w:r>
-            <w:proofErr w:type="spellEnd"/>
-            <w:r>
-              <w:t> é automaticamente definida com a data/hora atuais na criação de um novo objeto </w:t>
-            </w:r>
-            <w:proofErr w:type="spellStart"/>
-            <w:r>
-              <w:t>Reservation</w:t>
-            </w:r>
-            <w:proofErr w:type="spellEnd"/>
-            <w:r>
-              <w:t>.</w:t>
+              <w:t>Verifica que a propriedade CreatedAt é automaticamente definida com a data/hora atuais na criação de um novo objeto Reservation.</w:t>
             </w:r>
           </w:p>
         </w:tc>
@@ -8407,21 +7189,8 @@
             <w:pPr>
               <w:cnfStyle w:val="000000100000" w:firstRow="0" w:lastRow="0" w:firstColumn="0" w:lastColumn="0" w:oddVBand="0" w:evenVBand="0" w:oddHBand="1" w:evenHBand="0" w:firstRowFirstColumn="0" w:firstRowLastColumn="0" w:lastRowFirstColumn="0" w:lastRowLastColumn="0"/>
             </w:pPr>
-            <w:proofErr w:type="spellStart"/>
-            <w:r>
-              <w:t>Reservation_Should_Set_</w:t>
-            </w:r>
-            <w:proofErr w:type="gramStart"/>
-            <w:r>
-              <w:t>CustomerName</w:t>
-            </w:r>
-            <w:proofErr w:type="spellEnd"/>
-            <w:r>
-              <w:t>(</w:t>
-            </w:r>
-            <w:proofErr w:type="gramEnd"/>
-            <w:r>
-              <w:t>"João Silva")</w:t>
+            <w:r>
+              <w:t>Reservation_Should_Set_CustomerName("João Silva")</w:t>
             </w:r>
           </w:p>
         </w:tc>
@@ -8434,15 +7203,7 @@
               <w:cnfStyle w:val="000000100000" w:firstRow="0" w:lastRow="0" w:firstColumn="0" w:lastColumn="0" w:oddVBand="0" w:evenVBand="0" w:oddHBand="1" w:evenHBand="0" w:firstRowFirstColumn="0" w:firstRowLastColumn="0" w:lastRowFirstColumn="0" w:lastRowLastColumn="0"/>
             </w:pPr>
             <w:r>
-              <w:t>Testa a correta atribuição e recuperação da propriedade </w:t>
-            </w:r>
-            <w:proofErr w:type="spellStart"/>
-            <w:r>
-              <w:t>CustomerName</w:t>
-            </w:r>
-            <w:proofErr w:type="spellEnd"/>
-            <w:r>
-              <w:t> com um valor de exemplo.</w:t>
+              <w:t>Testa a correta atribuição e recuperação da propriedade CustomerName com um valor de exemplo.</w:t>
             </w:r>
           </w:p>
         </w:tc>
@@ -8470,21 +7231,8 @@
             <w:pPr>
               <w:cnfStyle w:val="000000000000" w:firstRow="0" w:lastRow="0" w:firstColumn="0" w:lastColumn="0" w:oddVBand="0" w:evenVBand="0" w:oddHBand="0" w:evenHBand="0" w:firstRowFirstColumn="0" w:firstRowLastColumn="0" w:lastRowFirstColumn="0" w:lastRowLastColumn="0"/>
             </w:pPr>
-            <w:proofErr w:type="spellStart"/>
-            <w:r>
-              <w:t>Reservation_Should_Set_</w:t>
-            </w:r>
-            <w:proofErr w:type="gramStart"/>
-            <w:r>
-              <w:t>CustomerName</w:t>
-            </w:r>
-            <w:proofErr w:type="spellEnd"/>
-            <w:r>
-              <w:t>(</w:t>
-            </w:r>
-            <w:proofErr w:type="gramEnd"/>
-            <w:r>
-              <w:t>"Maria Santos")</w:t>
+            <w:r>
+              <w:t>Reservation_Should_Set_CustomerName("Maria Santos")</w:t>
             </w:r>
           </w:p>
         </w:tc>
@@ -8497,15 +7245,7 @@
               <w:cnfStyle w:val="000000000000" w:firstRow="0" w:lastRow="0" w:firstColumn="0" w:lastColumn="0" w:oddVBand="0" w:evenVBand="0" w:oddHBand="0" w:evenHBand="0" w:firstRowFirstColumn="0" w:firstRowLastColumn="0" w:lastRowFirstColumn="0" w:lastRowLastColumn="0"/>
             </w:pPr>
             <w:r>
-              <w:t>Segundo caso de teste para a propriedade </w:t>
-            </w:r>
-            <w:proofErr w:type="spellStart"/>
-            <w:r>
-              <w:t>CustomerName</w:t>
-            </w:r>
-            <w:proofErr w:type="spellEnd"/>
-            <w:r>
-              <w:t>, garantindo o funcionamento com diferentes inputs.</w:t>
+              <w:t>Segundo caso de teste para a propriedade CustomerName, garantindo o funcionamento com diferentes inputs.</w:t>
             </w:r>
           </w:p>
         </w:tc>
@@ -8532,21 +7272,8 @@
               <w:jc w:val="center"/>
               <w:cnfStyle w:val="000000100000" w:firstRow="0" w:lastRow="0" w:firstColumn="0" w:lastColumn="0" w:oddVBand="0" w:evenVBand="0" w:oddHBand="1" w:evenHBand="0" w:firstRowFirstColumn="0" w:firstRowLastColumn="0" w:lastRowFirstColumn="0" w:lastRowLastColumn="0"/>
             </w:pPr>
-            <w:proofErr w:type="spellStart"/>
-            <w:r>
-              <w:t>DTOs</w:t>
-            </w:r>
-            <w:proofErr w:type="spellEnd"/>
-            <w:r>
-              <w:t>/</w:t>
-            </w:r>
-            <w:proofErr w:type="spellStart"/>
-            <w:r>
-              <w:t>ReservationDtoTests.cs</w:t>
-            </w:r>
-            <w:proofErr w:type="spellEnd"/>
-            <w:r>
-              <w:t xml:space="preserve"> (2 testes)</w:t>
+            <w:r>
+              <w:t>DTOs/ReservationDtoTests.cs (2 testes)</w:t>
             </w:r>
           </w:p>
         </w:tc>
@@ -8574,11 +7301,9 @@
             <w:pPr>
               <w:cnfStyle w:val="000000000000" w:firstRow="0" w:lastRow="0" w:firstColumn="0" w:lastColumn="0" w:oddVBand="0" w:evenVBand="0" w:oddHBand="0" w:evenHBand="0" w:firstRowFirstColumn="0" w:firstRowLastColumn="0" w:lastRowFirstColumn="0" w:lastRowLastColumn="0"/>
             </w:pPr>
-            <w:proofErr w:type="spellStart"/>
             <w:r>
               <w:t>CreateReservationDto_Validation_Should_Fail_When_Empty</w:t>
             </w:r>
-            <w:proofErr w:type="spellEnd"/>
           </w:p>
         </w:tc>
         <w:tc>
@@ -8590,31 +7315,7 @@
               <w:cnfStyle w:val="000000000000" w:firstRow="0" w:lastRow="0" w:firstColumn="0" w:lastColumn="0" w:oddVBand="0" w:evenVBand="0" w:oddHBand="0" w:evenHBand="0" w:firstRowFirstColumn="0" w:firstRowLastColumn="0" w:lastRowFirstColumn="0" w:lastRowLastColumn="0"/>
             </w:pPr>
             <w:r>
-              <w:t xml:space="preserve">Valida que o Data </w:t>
-            </w:r>
-            <w:proofErr w:type="spellStart"/>
-            <w:r>
-              <w:t>Transfer</w:t>
-            </w:r>
-            <w:proofErr w:type="spellEnd"/>
-            <w:r>
-              <w:t xml:space="preserve"> </w:t>
-            </w:r>
-            <w:proofErr w:type="spellStart"/>
-            <w:r>
-              <w:t>Object</w:t>
-            </w:r>
-            <w:proofErr w:type="spellEnd"/>
-            <w:r>
-              <w:t xml:space="preserve"> (DTO) de criação rejeita dados inválidos ou vazios, acionando as anotações de validação ([</w:t>
-            </w:r>
-            <w:proofErr w:type="spellStart"/>
-            <w:r>
-              <w:t>Required</w:t>
-            </w:r>
-            <w:proofErr w:type="spellEnd"/>
-            <w:r>
-              <w:t>]).</w:t>
+              <w:t>Valida que o Data Transfer Object (DTO) de criação rejeita dados inválidos ou vazios, acionando as anotações de validação ([Required]).</w:t>
             </w:r>
           </w:p>
         </w:tc>
@@ -8643,11 +7344,9 @@
             <w:pPr>
               <w:cnfStyle w:val="000000100000" w:firstRow="0" w:lastRow="0" w:firstColumn="0" w:lastColumn="0" w:oddVBand="0" w:evenVBand="0" w:oddHBand="1" w:evenHBand="0" w:firstRowFirstColumn="0" w:firstRowLastColumn="0" w:lastRowFirstColumn="0" w:lastRowLastColumn="0"/>
             </w:pPr>
-            <w:proofErr w:type="spellStart"/>
             <w:r>
               <w:t>CreateReservationDto_Validation_Should_Pass_When_Valid</w:t>
             </w:r>
-            <w:proofErr w:type="spellEnd"/>
           </w:p>
         </w:tc>
         <w:tc>
@@ -8685,21 +7384,8 @@
               <w:jc w:val="center"/>
               <w:cnfStyle w:val="000000000000" w:firstRow="0" w:lastRow="0" w:firstColumn="0" w:lastColumn="0" w:oddVBand="0" w:evenVBand="0" w:oddHBand="0" w:evenHBand="0" w:firstRowFirstColumn="0" w:firstRowLastColumn="0" w:lastRowFirstColumn="0" w:lastRowLastColumn="0"/>
             </w:pPr>
-            <w:proofErr w:type="spellStart"/>
-            <w:r>
-              <w:t>Services</w:t>
-            </w:r>
-            <w:proofErr w:type="spellEnd"/>
-            <w:r>
-              <w:t>/</w:t>
-            </w:r>
-            <w:proofErr w:type="spellStart"/>
-            <w:r>
-              <w:t>ReservationServiceTests.cs</w:t>
-            </w:r>
-            <w:proofErr w:type="spellEnd"/>
-            <w:r>
-              <w:t xml:space="preserve"> (6 testes)</w:t>
+            <w:r>
+              <w:t>Services/ReservationServiceTests.cs (6 testes)</w:t>
             </w:r>
           </w:p>
         </w:tc>
@@ -8728,11 +7414,9 @@
             <w:pPr>
               <w:cnfStyle w:val="000000100000" w:firstRow="0" w:lastRow="0" w:firstColumn="0" w:lastColumn="0" w:oddVBand="0" w:evenVBand="0" w:oddHBand="1" w:evenHBand="0" w:firstRowFirstColumn="0" w:firstRowLastColumn="0" w:lastRowFirstColumn="0" w:lastRowLastColumn="0"/>
             </w:pPr>
-            <w:proofErr w:type="spellStart"/>
             <w:r>
               <w:t>CreateReservationAsync_Should_Create_Reservation</w:t>
             </w:r>
-            <w:proofErr w:type="spellEnd"/>
           </w:p>
         </w:tc>
         <w:tc>
@@ -8772,11 +7456,9 @@
             <w:pPr>
               <w:cnfStyle w:val="000000000000" w:firstRow="0" w:lastRow="0" w:firstColumn="0" w:lastColumn="0" w:oddVBand="0" w:evenVBand="0" w:oddHBand="0" w:evenHBand="0" w:firstRowFirstColumn="0" w:firstRowLastColumn="0" w:lastRowFirstColumn="0" w:lastRowLastColumn="0"/>
             </w:pPr>
-            <w:proofErr w:type="spellStart"/>
             <w:r>
               <w:t>CreateReservationAsync_Should_Throw_When_TimeConflict</w:t>
             </w:r>
-            <w:proofErr w:type="spellEnd"/>
           </w:p>
         </w:tc>
         <w:tc>
@@ -8817,11 +7499,9 @@
             <w:pPr>
               <w:cnfStyle w:val="000000100000" w:firstRow="0" w:lastRow="0" w:firstColumn="0" w:lastColumn="0" w:oddVBand="0" w:evenVBand="0" w:oddHBand="1" w:evenHBand="0" w:firstRowFirstColumn="0" w:firstRowLastColumn="0" w:lastRowFirstColumn="0" w:lastRowLastColumn="0"/>
             </w:pPr>
-            <w:proofErr w:type="spellStart"/>
             <w:r>
               <w:t>GetAllReservationsAsync_Should_Return_All_Reservations</w:t>
             </w:r>
-            <w:proofErr w:type="spellEnd"/>
           </w:p>
         </w:tc>
         <w:tc>
@@ -8833,15 +7513,7 @@
               <w:cnfStyle w:val="000000100000" w:firstRow="0" w:lastRow="0" w:firstColumn="0" w:lastColumn="0" w:oddVBand="0" w:evenVBand="0" w:oddHBand="1" w:evenHBand="0" w:firstRowFirstColumn="0" w:firstRowLastColumn="0" w:lastRowFirstColumn="0" w:lastRowLastColumn="0"/>
             </w:pPr>
             <w:r>
-              <w:t xml:space="preserve">Verifica se o serviço retorna </w:t>
-            </w:r>
-            <w:proofErr w:type="gramStart"/>
-            <w:r>
-              <w:t>a</w:t>
-            </w:r>
-            <w:proofErr w:type="gramEnd"/>
-            <w:r>
-              <w:t xml:space="preserve"> coleção completa de reservas existentes.</w:t>
+              <w:t>Verifica se o serviço retorna a coleção completa de reservas existentes.</w:t>
             </w:r>
           </w:p>
         </w:tc>
@@ -8869,19 +7541,9 @@
             <w:pPr>
               <w:cnfStyle w:val="000000000000" w:firstRow="0" w:lastRow="0" w:firstColumn="0" w:lastColumn="0" w:oddVBand="0" w:evenVBand="0" w:oddHBand="0" w:evenHBand="0" w:firstRowFirstColumn="0" w:firstRowLastColumn="0" w:lastRowFirstColumn="0" w:lastRowLastColumn="0"/>
             </w:pPr>
-            <w:proofErr w:type="spellStart"/>
-            <w:r>
-              <w:t>GetReservationByIdAsync_Should_Return_Null</w:t>
-            </w:r>
-            <w:proofErr w:type="gramStart"/>
-            <w:r>
-              <w:t>_For</w:t>
-            </w:r>
-            <w:proofErr w:type="gramEnd"/>
-            <w:r>
-              <w:t>_Invalid_Id</w:t>
-            </w:r>
-            <w:proofErr w:type="spellEnd"/>
+            <w:r>
+              <w:t>GetReservationByIdAsync_Should_Return_Null_For_Invalid_Id</w:t>
+            </w:r>
           </w:p>
         </w:tc>
         <w:tc>
@@ -8893,15 +7555,7 @@
               <w:cnfStyle w:val="000000000000" w:firstRow="0" w:lastRow="0" w:firstColumn="0" w:lastColumn="0" w:oddVBand="0" w:evenVBand="0" w:oddHBand="0" w:evenHBand="0" w:firstRowFirstColumn="0" w:firstRowLastColumn="0" w:lastRowFirstColumn="0" w:lastRowLastColumn="0"/>
             </w:pPr>
             <w:r>
-              <w:t>Confirma que o serviço retorna </w:t>
-            </w:r>
-            <w:proofErr w:type="spellStart"/>
-            <w:r>
-              <w:t>null</w:t>
-            </w:r>
-            <w:proofErr w:type="spellEnd"/>
-            <w:r>
-              <w:t> quando é solicitada uma reserva com um identificador que não existe, testando a resiliência a inputs incorretos.</w:t>
+              <w:t>Confirma que o serviço retorna null quando é solicitada uma reserva com um identificador que não existe, testando a resiliência a inputs incorretos.</w:t>
             </w:r>
           </w:p>
         </w:tc>
@@ -8930,19 +7584,9 @@
             <w:pPr>
               <w:cnfStyle w:val="000000100000" w:firstRow="0" w:lastRow="0" w:firstColumn="0" w:lastColumn="0" w:oddVBand="0" w:evenVBand="0" w:oddHBand="1" w:evenHBand="0" w:firstRowFirstColumn="0" w:firstRowLastColumn="0" w:lastRowFirstColumn="0" w:lastRowLastColumn="0"/>
             </w:pPr>
-            <w:proofErr w:type="spellStart"/>
-            <w:r>
-              <w:t>DeleteReservationAsync_Should_Return</w:t>
-            </w:r>
-            <w:proofErr w:type="gramStart"/>
-            <w:r>
-              <w:t>_False</w:t>
-            </w:r>
-            <w:proofErr w:type="gramEnd"/>
-            <w:r>
-              <w:t>_For_Invalid_Id</w:t>
-            </w:r>
-            <w:proofErr w:type="spellEnd"/>
+            <w:r>
+              <w:t>DeleteReservationAsync_Should_Return_False_For_Invalid_Id</w:t>
+            </w:r>
           </w:p>
         </w:tc>
         <w:tc>
@@ -8982,29 +7626,8 @@
             <w:pPr>
               <w:cnfStyle w:val="000000000000" w:firstRow="0" w:lastRow="0" w:firstColumn="0" w:lastColumn="0" w:oddVBand="0" w:evenVBand="0" w:oddHBand="0" w:evenHBand="0" w:firstRowFirstColumn="0" w:firstRowLastColumn="0" w:lastRowFirstColumn="0" w:lastRowLastColumn="0"/>
             </w:pPr>
-            <w:proofErr w:type="spellStart"/>
-            <w:r>
-              <w:t>ReservationServiceTests</w:t>
-            </w:r>
-            <w:proofErr w:type="spellEnd"/>
-            <w:r>
-              <w:t xml:space="preserve"> (</w:t>
-            </w:r>
-            <w:proofErr w:type="spellStart"/>
-            <w:r>
-              <w:t>setup</w:t>
-            </w:r>
-            <w:proofErr w:type="spellEnd"/>
-            <w:r>
-              <w:t>/</w:t>
-            </w:r>
-            <w:proofErr w:type="spellStart"/>
-            <w:r>
-              <w:t>constructor</w:t>
-            </w:r>
-            <w:proofErr w:type="spellEnd"/>
-            <w:r>
-              <w:t>)</w:t>
+            <w:r>
+              <w:t>ReservationServiceTests (setup/constructor)</w:t>
             </w:r>
           </w:p>
         </w:tc>
@@ -9017,31 +7640,7 @@
               <w:cnfStyle w:val="000000000000" w:firstRow="0" w:lastRow="0" w:firstColumn="0" w:lastColumn="0" w:oddVBand="0" w:evenVBand="0" w:oddHBand="0" w:evenHBand="0" w:firstRowFirstColumn="0" w:firstRowLastColumn="0" w:lastRowFirstColumn="0" w:lastRowLastColumn="0"/>
             </w:pPr>
             <w:r>
-              <w:t xml:space="preserve">Prepara o ambiente de teste isolado, inicializando os </w:t>
-            </w:r>
-            <w:proofErr w:type="spellStart"/>
-            <w:r>
-              <w:t>mocks</w:t>
-            </w:r>
-            <w:proofErr w:type="spellEnd"/>
-            <w:r>
-              <w:t xml:space="preserve"> do </w:t>
-            </w:r>
-            <w:proofErr w:type="spellStart"/>
-            <w:r>
-              <w:t>DbContext</w:t>
-            </w:r>
-            <w:proofErr w:type="spellEnd"/>
-            <w:r>
-              <w:t> e do </w:t>
-            </w:r>
-            <w:proofErr w:type="spellStart"/>
-            <w:r>
-              <w:t>IMapper</w:t>
-            </w:r>
-            <w:proofErr w:type="spellEnd"/>
-            <w:r>
-              <w:t> antes da execução de cada teste.</w:t>
+              <w:t>Prepara o ambiente de teste isolado, inicializando os mocks do DbContext e do IMapper antes da execução de cada teste.</w:t>
             </w:r>
           </w:p>
         </w:tc>
@@ -9068,19 +7667,9 @@
               <w:jc w:val="center"/>
               <w:cnfStyle w:val="000000100000" w:firstRow="0" w:lastRow="0" w:firstColumn="0" w:lastColumn="0" w:oddVBand="0" w:evenVBand="0" w:oddHBand="1" w:evenHBand="0" w:firstRowFirstColumn="0" w:firstRowLastColumn="0" w:lastRowFirstColumn="0" w:lastRowLastColumn="0"/>
             </w:pPr>
-            <w:proofErr w:type="spellStart"/>
-            <w:r>
-              <w:t>Controllers</w:t>
-            </w:r>
-            <w:proofErr w:type="spellEnd"/>
-            <w:r>
-              <w:t>/</w:t>
-            </w:r>
-            <w:proofErr w:type="spellStart"/>
-            <w:r>
-              <w:t>ReservationsControllerTests.cs</w:t>
-            </w:r>
-            <w:proofErr w:type="spellEnd"/>
+            <w:r>
+              <w:t>Controllers/ReservationsControllerTests.cs</w:t>
+            </w:r>
             <w:r>
               <w:t xml:space="preserve"> (3 testes)</w:t>
             </w:r>
@@ -9110,11 +7699,9 @@
             <w:pPr>
               <w:cnfStyle w:val="000000000000" w:firstRow="0" w:lastRow="0" w:firstColumn="0" w:lastColumn="0" w:oddVBand="0" w:evenVBand="0" w:oddHBand="0" w:evenHBand="0" w:firstRowFirstColumn="0" w:firstRowLastColumn="0" w:lastRowFirstColumn="0" w:lastRowLastColumn="0"/>
             </w:pPr>
-            <w:proofErr w:type="spellStart"/>
             <w:r>
               <w:t>Post_Should_Return_Created_Reservation</w:t>
             </w:r>
-            <w:proofErr w:type="spellEnd"/>
           </w:p>
         </w:tc>
         <w:tc>
@@ -9126,47 +7713,7 @@
               <w:cnfStyle w:val="000000000000" w:firstRow="0" w:lastRow="0" w:firstColumn="0" w:lastColumn="0" w:oddVBand="0" w:evenVBand="0" w:oddHBand="0" w:evenHBand="0" w:firstRowFirstColumn="0" w:firstRowLastColumn="0" w:lastRowFirstColumn="0" w:lastRowLastColumn="0"/>
             </w:pPr>
             <w:r>
-              <w:t xml:space="preserve">Verifica que o </w:t>
-            </w:r>
-            <w:proofErr w:type="spellStart"/>
-            <w:r>
-              <w:t>endpoint</w:t>
-            </w:r>
-            <w:proofErr w:type="spellEnd"/>
-            <w:r>
-              <w:t> POST /</w:t>
-            </w:r>
-            <w:proofErr w:type="spellStart"/>
-            <w:r>
-              <w:t>api</w:t>
-            </w:r>
-            <w:proofErr w:type="spellEnd"/>
-            <w:r>
-              <w:t>/</w:t>
-            </w:r>
-            <w:proofErr w:type="spellStart"/>
-            <w:r>
-              <w:t>reservations</w:t>
-            </w:r>
-            <w:proofErr w:type="spellEnd"/>
-            <w:r>
-              <w:t> retorna o status HTTP 201 (</w:t>
-            </w:r>
-            <w:proofErr w:type="spellStart"/>
-            <w:r>
-              <w:t>Created</w:t>
-            </w:r>
-            <w:proofErr w:type="spellEnd"/>
-            <w:r>
-              <w:t>), o corpo da reserva criada e o cabeçalho </w:t>
-            </w:r>
-            <w:proofErr w:type="spellStart"/>
-            <w:r>
-              <w:t>Location</w:t>
-            </w:r>
-            <w:proofErr w:type="spellEnd"/>
-            <w:r>
-              <w:t> correto.</w:t>
+              <w:t>Verifica que o endpoint POST /api/reservations retorna o status HTTP 201 (Created), o corpo da reserva criada e o cabeçalho Location correto.</w:t>
             </w:r>
           </w:p>
         </w:tc>
@@ -9195,19 +7742,9 @@
             <w:pPr>
               <w:cnfStyle w:val="000000100000" w:firstRow="0" w:lastRow="0" w:firstColumn="0" w:lastColumn="0" w:oddVBand="0" w:evenVBand="0" w:oddHBand="1" w:evenHBand="0" w:firstRowFirstColumn="0" w:firstRowLastColumn="0" w:lastRowFirstColumn="0" w:lastRowLastColumn="0"/>
             </w:pPr>
-            <w:proofErr w:type="spellStart"/>
-            <w:r>
-              <w:t>Get_Should_Return</w:t>
-            </w:r>
-            <w:proofErr w:type="gramStart"/>
-            <w:r>
-              <w:t>_Ok</w:t>
-            </w:r>
-            <w:proofErr w:type="gramEnd"/>
-            <w:r>
-              <w:t>_With_Reservations</w:t>
-            </w:r>
-            <w:proofErr w:type="spellEnd"/>
+            <w:r>
+              <w:t>Get_Should_Return_Ok_With_Reservations</w:t>
+            </w:r>
           </w:p>
         </w:tc>
         <w:tc>
@@ -9219,23 +7756,7 @@
               <w:cnfStyle w:val="000000100000" w:firstRow="0" w:lastRow="0" w:firstColumn="0" w:lastColumn="0" w:oddVBand="0" w:evenVBand="0" w:oddHBand="1" w:evenHBand="0" w:firstRowFirstColumn="0" w:firstRowLastColumn="0" w:lastRowFirstColumn="0" w:lastRowLastColumn="0"/>
             </w:pPr>
             <w:r>
-              <w:t>GET /</w:t>
-            </w:r>
-            <w:proofErr w:type="spellStart"/>
-            <w:r>
-              <w:t>api</w:t>
-            </w:r>
-            <w:proofErr w:type="spellEnd"/>
-            <w:r>
-              <w:t>/</w:t>
-            </w:r>
-            <w:proofErr w:type="spellStart"/>
-            <w:r>
-              <w:t>reservations</w:t>
-            </w:r>
-            <w:proofErr w:type="spellEnd"/>
-            <w:r>
-              <w:t> retorna status 200 (OK) com a lista de reservas no corpo da resposta.</w:t>
+              <w:t>GET /api/reservations retorna status 200 (OK) com a lista de reservas no corpo da resposta.</w:t>
             </w:r>
           </w:p>
         </w:tc>
@@ -9263,19 +7784,9 @@
             <w:pPr>
               <w:cnfStyle w:val="000000000000" w:firstRow="0" w:lastRow="0" w:firstColumn="0" w:lastColumn="0" w:oddVBand="0" w:evenVBand="0" w:oddHBand="0" w:evenHBand="0" w:firstRowFirstColumn="0" w:firstRowLastColumn="0" w:lastRowFirstColumn="0" w:lastRowLastColumn="0"/>
             </w:pPr>
-            <w:proofErr w:type="spellStart"/>
-            <w:r>
-              <w:t>GetById_Should_Return_NotFound</w:t>
-            </w:r>
-            <w:proofErr w:type="gramStart"/>
-            <w:r>
-              <w:t>_For</w:t>
-            </w:r>
-            <w:proofErr w:type="gramEnd"/>
-            <w:r>
-              <w:t>_Invalid_Id</w:t>
-            </w:r>
-            <w:proofErr w:type="spellEnd"/>
+            <w:r>
+              <w:t>GetById_Should_Return_NotFound_For_Invalid_Id</w:t>
+            </w:r>
           </w:p>
         </w:tc>
         <w:tc>
@@ -9287,47 +7798,7 @@
               <w:cnfStyle w:val="000000000000" w:firstRow="0" w:lastRow="0" w:firstColumn="0" w:lastColumn="0" w:oddVBand="0" w:evenVBand="0" w:oddHBand="0" w:evenHBand="0" w:firstRowFirstColumn="0" w:firstRowLastColumn="0" w:lastRowFirstColumn="0" w:lastRowLastColumn="0"/>
             </w:pPr>
             <w:r>
-              <w:t xml:space="preserve">Garante que o </w:t>
-            </w:r>
-            <w:proofErr w:type="spellStart"/>
-            <w:r>
-              <w:t>endpoint</w:t>
-            </w:r>
-            <w:proofErr w:type="spellEnd"/>
-            <w:r>
-              <w:t> GET /</w:t>
-            </w:r>
-            <w:proofErr w:type="spellStart"/>
-            <w:r>
-              <w:t>api</w:t>
-            </w:r>
-            <w:proofErr w:type="spellEnd"/>
-            <w:r>
-              <w:t>/</w:t>
-            </w:r>
-            <w:proofErr w:type="spellStart"/>
-            <w:r>
-              <w:t>reservations</w:t>
-            </w:r>
-            <w:proofErr w:type="spellEnd"/>
-            <w:r>
-              <w:t>/{id} responde corretamente com status 404 (</w:t>
-            </w:r>
-            <w:proofErr w:type="spellStart"/>
-            <w:r>
-              <w:t>Not</w:t>
-            </w:r>
-            <w:proofErr w:type="spellEnd"/>
-            <w:r>
-              <w:t xml:space="preserve"> </w:t>
-            </w:r>
-            <w:proofErr w:type="spellStart"/>
-            <w:r>
-              <w:t>Found</w:t>
-            </w:r>
-            <w:proofErr w:type="spellEnd"/>
-            <w:r>
-              <w:t>) para um ID de reserva inválido.</w:t>
+              <w:t>Garante que o endpoint GET /api/reservations/{id} responde corretamente com status 404 (Not Found) para um ID de reserva inválido.</w:t>
             </w:r>
           </w:p>
         </w:tc>
@@ -9356,39 +7827,7 @@
         <w:ind w:firstLine="720"/>
       </w:pPr>
       <w:r>
-        <w:t>O teste #7 (</w:t>
-      </w:r>
-      <w:proofErr w:type="spellStart"/>
-      <w:r>
-        <w:t>CreateReservationAsync_Should_Throw_When_TimeConflict</w:t>
-      </w:r>
-      <w:proofErr w:type="spellEnd"/>
-      <w:r>
-        <w:t>) merece destaque especial, pois valida o requisito funcional mais complexo do sistema. A sua implementação garantiu que a verificação de conflitos — que combina os campos </w:t>
-      </w:r>
-      <w:proofErr w:type="spellStart"/>
-      <w:r>
-        <w:t>ReservationDate</w:t>
-      </w:r>
-      <w:proofErr w:type="spellEnd"/>
-      <w:r>
-        <w:t>, </w:t>
-      </w:r>
-      <w:proofErr w:type="spellStart"/>
-      <w:r>
-        <w:t>ReservationTime</w:t>
-      </w:r>
-      <w:proofErr w:type="spellEnd"/>
-      <w:r>
-        <w:t> e </w:t>
-      </w:r>
-      <w:proofErr w:type="spellStart"/>
-      <w:r>
-        <w:t>TableNumber</w:t>
-      </w:r>
-      <w:proofErr w:type="spellEnd"/>
-      <w:r>
-        <w:t> — funciona corretamente, lançando uma exceção apropriada quando um conflito é detetado. Esta validação é a base da integridade dos dados do sistema.</w:t>
+        <w:t>O teste #7 (CreateReservationAsync_Should_Throw_When_TimeConflict) merece destaque especial, pois valida o requisito funcional mais complexo do sistema. A sua implementação garantiu que a verificação de conflitos — que combina os campos ReservationDate, ReservationTime e TableNumber — funciona corretamente, lançando uma exceção apropriada quando um conflito é detetado. Esta validação é a base da integridade dos dados do sistema.</w:t>
       </w:r>
     </w:p>
     <w:p>
@@ -9410,71 +7849,7 @@
         <w:ind w:firstLine="360"/>
       </w:pPr>
       <w:r>
-        <w:t xml:space="preserve">Com a execução bem-sucedida dos 14 testes listados, o projeto atingiu uma cobertura de código significativa, focada nas partes mais críticas: modelos, </w:t>
-      </w:r>
-      <w:proofErr w:type="spellStart"/>
-      <w:r>
-        <w:t>DTOs</w:t>
-      </w:r>
-      <w:proofErr w:type="spellEnd"/>
-      <w:r>
-        <w:t>, serviços e controladores. O comando </w:t>
-      </w:r>
-      <w:proofErr w:type="spellStart"/>
-      <w:r>
-        <w:t>dotnet</w:t>
-      </w:r>
-      <w:proofErr w:type="spellEnd"/>
-      <w:r>
-        <w:t xml:space="preserve"> </w:t>
-      </w:r>
-      <w:proofErr w:type="spellStart"/>
-      <w:r>
-        <w:t>test</w:t>
-      </w:r>
-      <w:proofErr w:type="spellEnd"/>
-      <w:r>
-        <w:t xml:space="preserve"> --</w:t>
-      </w:r>
-      <w:proofErr w:type="spellStart"/>
-      <w:r>
-        <w:t>collect</w:t>
-      </w:r>
-      <w:proofErr w:type="spellEnd"/>
-      <w:r>
-        <w:t>:"</w:t>
-      </w:r>
-      <w:proofErr w:type="spellStart"/>
-      <w:r>
-        <w:t>XPlat</w:t>
-      </w:r>
-      <w:proofErr w:type="spellEnd"/>
-      <w:r>
-        <w:t xml:space="preserve"> </w:t>
-      </w:r>
-      <w:proofErr w:type="spellStart"/>
-      <w:r>
-        <w:t>Code</w:t>
-      </w:r>
-      <w:proofErr w:type="spellEnd"/>
-      <w:r>
-        <w:t xml:space="preserve"> </w:t>
-      </w:r>
-      <w:proofErr w:type="spellStart"/>
-      <w:r>
-        <w:t>Coverage</w:t>
-      </w:r>
-      <w:proofErr w:type="spellEnd"/>
-      <w:r>
-        <w:t xml:space="preserve">" foi executado com sucesso, gerando um relatório XML (coverage.cobertura.xml) que pode ser ingerido por ferramentas como o </w:t>
-      </w:r>
-      <w:proofErr w:type="spellStart"/>
-      <w:r>
-        <w:t>SonarQube</w:t>
-      </w:r>
-      <w:proofErr w:type="spellEnd"/>
-      <w:r>
-        <w:t>.</w:t>
+        <w:t>Com a execução bem-sucedida dos 14 testes listados, o projeto atingiu uma cobertura de código significativa, focada nas partes mais críticas: modelos, DTOs, serviços e controladores. O comando dotnet test --collect:"XPlat Code Coverage" foi executado com sucesso, gerando um relatório XML (coverage.cobertura.xml) que pode ser ingerido por ferramentas como o SonarQube.</w:t>
       </w:r>
     </w:p>
     <w:p>
@@ -9492,59 +7867,18 @@
         <w:t>suite</w:t>
       </w:r>
       <w:r>
-        <w:t> de testes está integralmente integrada no pipeline CI/CD definido no </w:t>
-      </w:r>
-      <w:proofErr w:type="spellStart"/>
-      <w:r>
-        <w:t>Jenkinsfile</w:t>
-      </w:r>
-      <w:proofErr w:type="spellEnd"/>
-      <w:r>
-        <w:t>. A etapa </w:t>
+        <w:t> de testes está integralmente integrada no pipeline CI/CD definido no Jenkinsfile. A etapa </w:t>
       </w:r>
       <w:r>
         <w:rPr>
           <w:i/>
           <w:iCs/>
         </w:rPr>
-        <w:t>"</w:t>
-      </w:r>
-      <w:proofErr w:type="spellStart"/>
-      <w:r>
-        <w:rPr>
-          <w:i/>
-          <w:iCs/>
-        </w:rPr>
-        <w:t>Unit</w:t>
-      </w:r>
-      <w:proofErr w:type="spellEnd"/>
-      <w:r>
-        <w:rPr>
-          <w:i/>
-          <w:iCs/>
-        </w:rPr>
-        <w:t xml:space="preserve"> </w:t>
-      </w:r>
-      <w:proofErr w:type="spellStart"/>
-      <w:r>
-        <w:rPr>
-          <w:i/>
-          <w:iCs/>
-        </w:rPr>
-        <w:t>Tests</w:t>
-      </w:r>
-      <w:proofErr w:type="spellEnd"/>
-      <w:r>
-        <w:rPr>
-          <w:i/>
-          <w:iCs/>
-        </w:rPr>
-        <w:t>"</w:t>
+        <w:t>"Unit Tests"</w:t>
       </w:r>
       <w:r>
         <w:t> executa automaticamente todos os testes em cada </w:t>
       </w:r>
-      <w:proofErr w:type="spellStart"/>
       <w:r>
         <w:rPr>
           <w:i/>
@@ -9552,7 +7886,6 @@
         </w:rPr>
         <w:t>commit</w:t>
       </w:r>
-      <w:proofErr w:type="spellEnd"/>
       <w:r>
         <w:t>, e a etapa </w:t>
       </w:r>
@@ -9561,28 +7894,11 @@
           <w:i/>
           <w:iCs/>
         </w:rPr>
-        <w:t>"</w:t>
-      </w:r>
-      <w:proofErr w:type="spellStart"/>
-      <w:r>
-        <w:rPr>
-          <w:i/>
-          <w:iCs/>
-        </w:rPr>
-        <w:t>Quality</w:t>
-      </w:r>
-      <w:proofErr w:type="spellEnd"/>
-      <w:r>
-        <w:rPr>
-          <w:i/>
-          <w:iCs/>
-        </w:rPr>
-        <w:t xml:space="preserve"> Gate"</w:t>
+        <w:t>"Quality Gate"</w:t>
       </w:r>
       <w:r>
         <w:t> subsequente pode bloquear a progressão para </w:t>
       </w:r>
-      <w:proofErr w:type="spellStart"/>
       <w:r>
         <w:rPr>
           <w:i/>
@@ -9590,7 +7906,6 @@
         </w:rPr>
         <w:t>deploy</w:t>
       </w:r>
-      <w:proofErr w:type="spellEnd"/>
       <w:r>
         <w:t> se a cobertura ou a qualidade do código não cumprirem os padrões definidos, assegurando que apenas código testado e validado avança para ambientes superiores.</w:t>
       </w:r>
@@ -9627,7 +7942,6 @@
       <w:r>
         <w:t> de Integração Contínua e </w:t>
       </w:r>
-      <w:proofErr w:type="spellStart"/>
       <w:r>
         <w:rPr>
           <w:i/>
@@ -9635,7 +7949,6 @@
         </w:rPr>
         <w:t>Deploy</w:t>
       </w:r>
-      <w:proofErr w:type="spellEnd"/>
       <w:r>
         <w:t> Contínuo (CI/CD) foi fundamental para automatizar o ciclo de vida do software, garantindo qualidade, consistência e agilidade na entrega. O </w:t>
       </w:r>
@@ -9647,17 +7960,8 @@
         <w:t>pipeline</w:t>
       </w:r>
       <w:r>
-        <w:t xml:space="preserve"> declarativo configurado no </w:t>
-      </w:r>
-      <w:proofErr w:type="spellStart"/>
-      <w:r>
-        <w:t>Jenkins</w:t>
-      </w:r>
-      <w:proofErr w:type="spellEnd"/>
-      <w:r>
-        <w:t xml:space="preserve"> orquestra automaticamente, a partir de um </w:t>
-      </w:r>
-      <w:proofErr w:type="spellStart"/>
+        <w:t> declarativo configurado no Jenkins orquestra automaticamente, a partir de um </w:t>
+      </w:r>
       <w:r>
         <w:rPr>
           <w:i/>
@@ -9665,19 +7969,9 @@
         </w:rPr>
         <w:t>commit</w:t>
       </w:r>
-      <w:proofErr w:type="spellEnd"/>
-      <w:r>
-        <w:t xml:space="preserve"> no repositório </w:t>
-      </w:r>
-      <w:proofErr w:type="spellStart"/>
-      <w:r>
-        <w:t>Git</w:t>
-      </w:r>
-      <w:proofErr w:type="spellEnd"/>
-      <w:r>
-        <w:t>, todo o fluxo desde a compilação até ao </w:t>
-      </w:r>
-      <w:proofErr w:type="spellStart"/>
+      <w:r>
+        <w:t> no repositório Git, todo o fluxo desde a compilação até ao </w:t>
+      </w:r>
       <w:r>
         <w:rPr>
           <w:i/>
@@ -9685,7 +7979,6 @@
         </w:rPr>
         <w:t>deploy</w:t>
       </w:r>
-      <w:proofErr w:type="spellEnd"/>
       <w:r>
         <w:t> em produção.</w:t>
       </w:r>
@@ -9726,47 +8019,7 @@
         <w:t>pipeline</w:t>
       </w:r>
       <w:r>
-        <w:t> foi definido como um processo declarativo no ficheiro </w:t>
-      </w:r>
-      <w:proofErr w:type="spellStart"/>
-      <w:r>
-        <w:t>Jenkinsfile</w:t>
-      </w:r>
-      <w:proofErr w:type="spellEnd"/>
-      <w:r>
-        <w:t> na raiz do projeto. Segue uma estratégia de "</w:t>
-      </w:r>
-      <w:proofErr w:type="spellStart"/>
-      <w:r>
-        <w:t>Build</w:t>
-      </w:r>
-      <w:proofErr w:type="spellEnd"/>
-      <w:r>
-        <w:t xml:space="preserve"> </w:t>
-      </w:r>
-      <w:proofErr w:type="spellStart"/>
-      <w:r>
-        <w:t>Once</w:t>
-      </w:r>
-      <w:proofErr w:type="spellEnd"/>
-      <w:r>
-        <w:t xml:space="preserve">, </w:t>
-      </w:r>
-      <w:proofErr w:type="spellStart"/>
-      <w:r>
-        <w:t>Deploy</w:t>
-      </w:r>
-      <w:proofErr w:type="spellEnd"/>
-      <w:r>
-        <w:t xml:space="preserve"> </w:t>
-      </w:r>
-      <w:proofErr w:type="spellStart"/>
-      <w:r>
-        <w:t>Many</w:t>
-      </w:r>
-      <w:proofErr w:type="spellEnd"/>
-      <w:r>
-        <w:t xml:space="preserve">", onde um artefacto imutável (imagem Docker) é construído uma vez e promovido através dos ambientes. </w:t>
+        <w:t xml:space="preserve"> foi definido como um processo declarativo no ficheiro Jenkinsfile na raiz do projeto. Segue uma estratégia de "Build Once, Deploy Many", onde um artefacto imutável (imagem Docker) é construído uma vez e promovido através dos ambientes. </w:t>
       </w:r>
       <w:r>
         <w:t>C</w:t>
@@ -9774,7 +8027,6 @@
       <w:r>
         <w:t>onsiste em 9 </w:t>
       </w:r>
-      <w:proofErr w:type="spellStart"/>
       <w:r>
         <w:rPr>
           <w:i/>
@@ -9782,7 +8034,6 @@
         </w:rPr>
         <w:t>stages</w:t>
       </w:r>
-      <w:proofErr w:type="spellEnd"/>
       <w:r>
         <w:t> sequenciais com </w:t>
       </w:r>
@@ -9824,21 +8075,8 @@
         <w:fldChar w:fldCharType="end"/>
       </w:r>
       <w:r>
-        <w:t xml:space="preserve"> - </w:t>
-      </w:r>
-      <w:proofErr w:type="spellStart"/>
-      <w:r>
-        <w:t>Stages</w:t>
-      </w:r>
-      <w:proofErr w:type="spellEnd"/>
-      <w:r>
-        <w:t xml:space="preserve"> do Pipeline </w:t>
-      </w:r>
-      <w:proofErr w:type="spellStart"/>
-      <w:r>
-        <w:t>Jenkins</w:t>
-      </w:r>
-      <w:proofErr w:type="spellEnd"/>
+        <w:t xml:space="preserve"> - Stages do Pipeline Jenkins</w:t>
+      </w:r>
     </w:p>
     <w:tbl>
       <w:tblPr>
@@ -9864,11 +8102,9 @@
             <w:tcW w:w="1838" w:type="dxa"/>
           </w:tcPr>
           <w:p>
-            <w:proofErr w:type="spellStart"/>
             <w:r>
               <w:t>Stage</w:t>
             </w:r>
-            <w:proofErr w:type="spellEnd"/>
           </w:p>
         </w:tc>
         <w:tc>
@@ -9923,13 +8159,8 @@
               <w:cnfStyle w:val="000000100000" w:firstRow="0" w:lastRow="0" w:firstColumn="0" w:lastColumn="0" w:oddVBand="0" w:evenVBand="0" w:oddHBand="1" w:evenHBand="0" w:firstRowFirstColumn="0" w:firstRowLastColumn="0" w:lastRowFirstColumn="0" w:lastRowLastColumn="0"/>
             </w:pPr>
             <w:r>
-              <w:t xml:space="preserve">checkout </w:t>
-            </w:r>
-            <w:proofErr w:type="spellStart"/>
-            <w:r>
-              <w:t>scm</w:t>
-            </w:r>
-            <w:proofErr w:type="spellEnd"/>
+              <w:t>checkout scm</w:t>
+            </w:r>
           </w:p>
         </w:tc>
         <w:tc>
@@ -9941,23 +8172,7 @@
               <w:cnfStyle w:val="000000100000" w:firstRow="0" w:lastRow="0" w:firstColumn="0" w:lastColumn="0" w:oddVBand="0" w:evenVBand="0" w:oddHBand="1" w:evenHBand="0" w:firstRowFirstColumn="0" w:firstRowLastColumn="0" w:lastRowFirstColumn="0" w:lastRowLastColumn="0"/>
             </w:pPr>
             <w:r>
-              <w:t xml:space="preserve">Obtém o código mais recente do repositório </w:t>
-            </w:r>
-            <w:proofErr w:type="spellStart"/>
-            <w:r>
-              <w:t>Git</w:t>
-            </w:r>
-            <w:proofErr w:type="spellEnd"/>
-            <w:r>
-              <w:t xml:space="preserve"> configurado no </w:t>
-            </w:r>
-            <w:proofErr w:type="spellStart"/>
-            <w:r>
-              <w:t>Jenkins</w:t>
-            </w:r>
-            <w:proofErr w:type="spellEnd"/>
-            <w:r>
-              <w:t>.</w:t>
+              <w:t>Obtém o código mais recente do repositório Git configurado no Jenkins.</w:t>
             </w:r>
           </w:p>
         </w:tc>
@@ -9973,13 +8188,8 @@
           </w:tcPr>
           <w:p>
             <w:r>
-              <w:t xml:space="preserve">2. </w:t>
-            </w:r>
-            <w:proofErr w:type="spellStart"/>
-            <w:r>
-              <w:t>Restore</w:t>
-            </w:r>
-            <w:proofErr w:type="spellEnd"/>
+              <w:t>2. Restore</w:t>
+            </w:r>
           </w:p>
         </w:tc>
         <w:tc>
@@ -9990,19 +8200,9 @@
             <w:pPr>
               <w:cnfStyle w:val="000000000000" w:firstRow="0" w:lastRow="0" w:firstColumn="0" w:lastColumn="0" w:oddVBand="0" w:evenVBand="0" w:oddHBand="0" w:evenHBand="0" w:firstRowFirstColumn="0" w:firstRowLastColumn="0" w:lastRowFirstColumn="0" w:lastRowLastColumn="0"/>
             </w:pPr>
-            <w:proofErr w:type="spellStart"/>
-            <w:r>
-              <w:t>dotnet</w:t>
-            </w:r>
-            <w:proofErr w:type="spellEnd"/>
-            <w:r>
-              <w:t xml:space="preserve"> </w:t>
-            </w:r>
-            <w:proofErr w:type="spellStart"/>
-            <w:r>
-              <w:t>restore</w:t>
-            </w:r>
-            <w:proofErr w:type="spellEnd"/>
+            <w:r>
+              <w:t>dotnet restore</w:t>
+            </w:r>
           </w:p>
         </w:tc>
         <w:tc>
@@ -10014,15 +8214,7 @@
               <w:cnfStyle w:val="000000000000" w:firstRow="0" w:lastRow="0" w:firstColumn="0" w:lastColumn="0" w:oddVBand="0" w:evenVBand="0" w:oddHBand="0" w:evenHBand="0" w:firstRowFirstColumn="0" w:firstRowLastColumn="0" w:lastRowFirstColumn="0" w:lastRowLastColumn="0"/>
             </w:pPr>
             <w:r>
-              <w:t xml:space="preserve">Restaura todas as dependências do projeto (pacotes </w:t>
-            </w:r>
-            <w:proofErr w:type="spellStart"/>
-            <w:r>
-              <w:t>NuGet</w:t>
-            </w:r>
-            <w:proofErr w:type="spellEnd"/>
-            <w:r>
-              <w:t>).</w:t>
+              <w:t>Restaura todas as dependências do projeto (pacotes NuGet).</w:t>
             </w:r>
           </w:p>
         </w:tc>
@@ -10039,13 +8231,8 @@
           </w:tcPr>
           <w:p>
             <w:r>
-              <w:t xml:space="preserve">3. </w:t>
-            </w:r>
-            <w:proofErr w:type="spellStart"/>
-            <w:r>
-              <w:t>Build</w:t>
-            </w:r>
-            <w:proofErr w:type="spellEnd"/>
+              <w:t>3. Build</w:t>
+            </w:r>
           </w:p>
         </w:tc>
         <w:tc>
@@ -10056,35 +8243,9 @@
             <w:pPr>
               <w:cnfStyle w:val="000000100000" w:firstRow="0" w:lastRow="0" w:firstColumn="0" w:lastColumn="0" w:oddVBand="0" w:evenVBand="0" w:oddHBand="1" w:evenHBand="0" w:firstRowFirstColumn="0" w:firstRowLastColumn="0" w:lastRowFirstColumn="0" w:lastRowLastColumn="0"/>
             </w:pPr>
-            <w:proofErr w:type="spellStart"/>
-            <w:r>
-              <w:t>dotnet</w:t>
-            </w:r>
-            <w:proofErr w:type="spellEnd"/>
-            <w:r>
-              <w:t xml:space="preserve"> </w:t>
-            </w:r>
-            <w:proofErr w:type="spellStart"/>
-            <w:r>
-              <w:t>build</w:t>
-            </w:r>
-            <w:proofErr w:type="spellEnd"/>
-            <w:r>
-              <w:t xml:space="preserve"> --</w:t>
-            </w:r>
-            <w:proofErr w:type="spellStart"/>
-            <w:r>
-              <w:t>configuration</w:t>
-            </w:r>
-            <w:proofErr w:type="spellEnd"/>
-            <w:r>
-              <w:t xml:space="preserve"> </w:t>
-            </w:r>
-            <w:proofErr w:type="spellStart"/>
-            <w:r>
-              <w:t>Release</w:t>
-            </w:r>
-            <w:proofErr w:type="spellEnd"/>
+            <w:r>
+              <w:t>dotnet build --configuration Release</w:t>
+            </w:r>
           </w:p>
         </w:tc>
         <w:tc>
@@ -10096,15 +8257,7 @@
               <w:cnfStyle w:val="000000100000" w:firstRow="0" w:lastRow="0" w:firstColumn="0" w:lastColumn="0" w:oddVBand="0" w:evenVBand="0" w:oddHBand="1" w:evenHBand="0" w:firstRowFirstColumn="0" w:firstRowLastColumn="0" w:lastRowFirstColumn="0" w:lastRowLastColumn="0"/>
             </w:pPr>
             <w:r>
-              <w:t xml:space="preserve">Compila a solução .NET no modo </w:t>
-            </w:r>
-            <w:proofErr w:type="spellStart"/>
-            <w:r>
-              <w:t>Release</w:t>
-            </w:r>
-            <w:proofErr w:type="spellEnd"/>
-            <w:r>
-              <w:t>, gerando os binários.</w:t>
+              <w:t>Compila a solução .NET no modo Release, gerando os binários.</w:t>
             </w:r>
           </w:p>
         </w:tc>
@@ -10120,21 +8273,8 @@
           </w:tcPr>
           <w:p>
             <w:r>
-              <w:t xml:space="preserve">4. </w:t>
-            </w:r>
-            <w:proofErr w:type="spellStart"/>
-            <w:r>
-              <w:t>Unit</w:t>
-            </w:r>
-            <w:proofErr w:type="spellEnd"/>
-            <w:r>
-              <w:t xml:space="preserve"> </w:t>
-            </w:r>
-            <w:proofErr w:type="spellStart"/>
-            <w:r>
-              <w:t>Tests</w:t>
-            </w:r>
-            <w:proofErr w:type="spellEnd"/>
+              <w:t>4. Unit Tests</w:t>
+            </w:r>
           </w:p>
         </w:tc>
         <w:tc>
@@ -10145,53 +8285,8 @@
             <w:pPr>
               <w:cnfStyle w:val="000000000000" w:firstRow="0" w:lastRow="0" w:firstColumn="0" w:lastColumn="0" w:oddVBand="0" w:evenVBand="0" w:oddHBand="0" w:evenHBand="0" w:firstRowFirstColumn="0" w:firstRowLastColumn="0" w:lastRowFirstColumn="0" w:lastRowLastColumn="0"/>
             </w:pPr>
-            <w:proofErr w:type="spellStart"/>
-            <w:r>
-              <w:t>dotnet</w:t>
-            </w:r>
-            <w:proofErr w:type="spellEnd"/>
-            <w:r>
-              <w:t xml:space="preserve"> </w:t>
-            </w:r>
-            <w:proofErr w:type="spellStart"/>
-            <w:r>
-              <w:t>test</w:t>
-            </w:r>
-            <w:proofErr w:type="spellEnd"/>
-            <w:r>
-              <w:t xml:space="preserve"> --</w:t>
-            </w:r>
-            <w:proofErr w:type="spellStart"/>
-            <w:r>
-              <w:t>collect</w:t>
-            </w:r>
-            <w:proofErr w:type="spellEnd"/>
-            <w:r>
-              <w:t>:"</w:t>
-            </w:r>
-            <w:proofErr w:type="spellStart"/>
-            <w:r>
-              <w:t>XPlat</w:t>
-            </w:r>
-            <w:proofErr w:type="spellEnd"/>
-            <w:r>
-              <w:t xml:space="preserve"> </w:t>
-            </w:r>
-            <w:proofErr w:type="spellStart"/>
-            <w:r>
-              <w:t>Code</w:t>
-            </w:r>
-            <w:proofErr w:type="spellEnd"/>
-            <w:r>
-              <w:t xml:space="preserve"> </w:t>
-            </w:r>
-            <w:proofErr w:type="spellStart"/>
-            <w:r>
-              <w:t>Coverage</w:t>
-            </w:r>
-            <w:proofErr w:type="spellEnd"/>
-            <w:r>
-              <w:t>"</w:t>
+            <w:r>
+              <w:t>dotnet test --collect:"XPlat Code Coverage"</w:t>
             </w:r>
           </w:p>
         </w:tc>
@@ -10214,15 +8309,7 @@
               <w:t>suite</w:t>
             </w:r>
             <w:r>
-              <w:t> de testes unitários (</w:t>
-            </w:r>
-            <w:proofErr w:type="spellStart"/>
-            <w:r>
-              <w:t>xUnit</w:t>
-            </w:r>
-            <w:proofErr w:type="spellEnd"/>
-            <w:r>
-              <w:t>) e gera relatórios de cobertura em formato Cobertura XML e resultados em formato TRX.</w:t>
+              <w:t> de testes unitários (xUnit) e gera relatórios de cobertura em formato Cobertura XML e resultados em formato TRX.</w:t>
             </w:r>
           </w:p>
         </w:tc>
@@ -10239,21 +8326,8 @@
           </w:tcPr>
           <w:p>
             <w:r>
-              <w:t xml:space="preserve">5. </w:t>
-            </w:r>
-            <w:proofErr w:type="spellStart"/>
-            <w:r>
-              <w:t>SonarQube</w:t>
-            </w:r>
-            <w:proofErr w:type="spellEnd"/>
-            <w:r>
-              <w:t xml:space="preserve"> </w:t>
-            </w:r>
-            <w:proofErr w:type="spellStart"/>
-            <w:r>
-              <w:t>Analysis</w:t>
-            </w:r>
-            <w:proofErr w:type="spellEnd"/>
+              <w:t>5. SonarQube Analysis</w:t>
+            </w:r>
           </w:p>
         </w:tc>
         <w:tc>
@@ -10264,19 +8338,9 @@
             <w:pPr>
               <w:cnfStyle w:val="000000100000" w:firstRow="0" w:lastRow="0" w:firstColumn="0" w:lastColumn="0" w:oddVBand="0" w:evenVBand="0" w:oddHBand="1" w:evenHBand="0" w:firstRowFirstColumn="0" w:firstRowLastColumn="0" w:lastRowFirstColumn="0" w:lastRowLastColumn="0"/>
             </w:pPr>
-            <w:proofErr w:type="spellStart"/>
-            <w:r>
-              <w:t>dotnet</w:t>
-            </w:r>
-            <w:proofErr w:type="spellEnd"/>
-            <w:r>
-              <w:t xml:space="preserve"> </w:t>
-            </w:r>
-            <w:proofErr w:type="spellStart"/>
-            <w:r>
-              <w:t>sonarscanner</w:t>
-            </w:r>
-            <w:proofErr w:type="spellEnd"/>
+            <w:r>
+              <w:t>dotnet sonarscanner</w:t>
+            </w:r>
           </w:p>
         </w:tc>
         <w:tc>
@@ -10300,31 +8364,13 @@
             <w:r>
               <w:t>, vulnerabilidades e </w:t>
             </w:r>
-            <w:proofErr w:type="spellStart"/>
             <w:r>
               <w:rPr>
                 <w:i/>
                 <w:iCs/>
               </w:rPr>
-              <w:t>code</w:t>
-            </w:r>
-            <w:proofErr w:type="spellEnd"/>
-            <w:r>
-              <w:rPr>
-                <w:i/>
-                <w:iCs/>
-              </w:rPr>
-              <w:t xml:space="preserve"> </w:t>
-            </w:r>
-            <w:proofErr w:type="spellStart"/>
-            <w:r>
-              <w:rPr>
-                <w:i/>
-                <w:iCs/>
-              </w:rPr>
-              <w:t>smells</w:t>
-            </w:r>
-            <w:proofErr w:type="spellEnd"/>
+              <w:t>code smells</w:t>
+            </w:r>
             <w:r>
               <w:t>.</w:t>
             </w:r>
@@ -10342,15 +8388,7 @@
           </w:tcPr>
           <w:p>
             <w:r>
-              <w:t xml:space="preserve">6. </w:t>
-            </w:r>
-            <w:proofErr w:type="spellStart"/>
-            <w:r>
-              <w:t>Quality</w:t>
-            </w:r>
-            <w:proofErr w:type="spellEnd"/>
-            <w:r>
-              <w:t xml:space="preserve"> Gate</w:t>
+              <w:t>6. Quality Gate</w:t>
             </w:r>
           </w:p>
         </w:tc>
@@ -10362,11 +8400,9 @@
             <w:pPr>
               <w:cnfStyle w:val="000000000000" w:firstRow="0" w:lastRow="0" w:firstColumn="0" w:lastColumn="0" w:oddVBand="0" w:evenVBand="0" w:oddHBand="0" w:evenHBand="0" w:firstRowFirstColumn="0" w:firstRowLastColumn="0" w:lastRowFirstColumn="0" w:lastRowLastColumn="0"/>
             </w:pPr>
-            <w:proofErr w:type="spellStart"/>
             <w:r>
               <w:t>waitForQualityGate</w:t>
             </w:r>
-            <w:proofErr w:type="spellEnd"/>
           </w:p>
         </w:tc>
         <w:tc>
@@ -10378,15 +8414,7 @@
               <w:cnfStyle w:val="000000000000" w:firstRow="0" w:lastRow="0" w:firstColumn="0" w:lastColumn="0" w:oddVBand="0" w:evenVBand="0" w:oddHBand="0" w:evenHBand="0" w:firstRowFirstColumn="0" w:firstRowLastColumn="0" w:lastRowFirstColumn="0" w:lastRowLastColumn="0"/>
             </w:pPr>
             <w:r>
-              <w:t xml:space="preserve">Aguarda e valida o resultado da análise do </w:t>
-            </w:r>
-            <w:proofErr w:type="spellStart"/>
-            <w:r>
-              <w:t>SonarQube</w:t>
-            </w:r>
-            <w:proofErr w:type="spellEnd"/>
-            <w:r>
-              <w:t>. O </w:t>
+              <w:t>Aguarda e valida o resultado da análise do SonarQube. O </w:t>
             </w:r>
             <w:r>
               <w:rPr>
@@ -10396,15 +8424,7 @@
               <w:t>pipeline</w:t>
             </w:r>
             <w:r>
-              <w:t> só prossegue se o código cumprir os padrões de qualidade (</w:t>
-            </w:r>
-            <w:proofErr w:type="spellStart"/>
-            <w:r>
-              <w:t>ex</w:t>
-            </w:r>
-            <w:proofErr w:type="spellEnd"/>
-            <w:r>
-              <w:t>: cobertura &gt;80%, zero vulnerabilidades críticas).</w:t>
+              <w:t> só prossegue se o código cumprir os padrões de qualidade (ex: cobertura &gt;80%, zero vulnerabilidades críticas).</w:t>
             </w:r>
           </w:p>
         </w:tc>
@@ -10421,21 +8441,8 @@
           </w:tcPr>
           <w:p>
             <w:r>
-              <w:t xml:space="preserve">7. </w:t>
-            </w:r>
-            <w:proofErr w:type="spellStart"/>
-            <w:r>
-              <w:t>Build</w:t>
-            </w:r>
-            <w:proofErr w:type="spellEnd"/>
-            <w:r>
-              <w:t xml:space="preserve"> Docker </w:t>
-            </w:r>
-            <w:proofErr w:type="spellStart"/>
-            <w:r>
-              <w:t>Image</w:t>
-            </w:r>
-            <w:proofErr w:type="spellEnd"/>
+              <w:t>7. Build Docker Image</w:t>
+            </w:r>
           </w:p>
         </w:tc>
         <w:tc>
@@ -10446,19 +8453,9 @@
             <w:pPr>
               <w:cnfStyle w:val="000000100000" w:firstRow="0" w:lastRow="0" w:firstColumn="0" w:lastColumn="0" w:oddVBand="0" w:evenVBand="0" w:oddHBand="1" w:evenHBand="0" w:firstRowFirstColumn="0" w:firstRowLastColumn="0" w:lastRowFirstColumn="0" w:lastRowLastColumn="0"/>
             </w:pPr>
-            <w:proofErr w:type="spellStart"/>
-            <w:r>
-              <w:t>docker</w:t>
-            </w:r>
-            <w:proofErr w:type="spellEnd"/>
-            <w:r>
-              <w:t xml:space="preserve"> </w:t>
-            </w:r>
-            <w:proofErr w:type="spellStart"/>
-            <w:r>
-              <w:t>build</w:t>
-            </w:r>
-            <w:proofErr w:type="spellEnd"/>
+            <w:r>
+              <w:t>docker build</w:t>
+            </w:r>
           </w:p>
         </w:tc>
         <w:tc>
@@ -10470,39 +8467,7 @@
               <w:cnfStyle w:val="000000100000" w:firstRow="0" w:lastRow="0" w:firstColumn="0" w:lastColumn="0" w:oddVBand="0" w:evenVBand="0" w:oddHBand="1" w:evenHBand="0" w:firstRowFirstColumn="0" w:firstRowLastColumn="0" w:lastRowFirstColumn="0" w:lastRowLastColumn="0"/>
             </w:pPr>
             <w:r>
-              <w:t>Constrói a imagem Docker da API utilizando o </w:t>
-            </w:r>
-            <w:proofErr w:type="spellStart"/>
-            <w:r>
-              <w:t>Dockerfile</w:t>
-            </w:r>
-            <w:proofErr w:type="spellEnd"/>
-            <w:r>
-              <w:t> </w:t>
-            </w:r>
-            <w:proofErr w:type="spellStart"/>
-            <w:r>
-              <w:t>multi-stage</w:t>
-            </w:r>
-            <w:proofErr w:type="spellEnd"/>
-            <w:r>
-              <w:t xml:space="preserve">, gerando uma imagem leve e otimizada, </w:t>
-            </w:r>
-            <w:proofErr w:type="spellStart"/>
-            <w:r>
-              <w:t>taggeada</w:t>
-            </w:r>
-            <w:proofErr w:type="spellEnd"/>
-            <w:r>
-              <w:t xml:space="preserve"> com o BUILD_ID único do </w:t>
-            </w:r>
-            <w:proofErr w:type="spellStart"/>
-            <w:r>
-              <w:t>Jenkins</w:t>
-            </w:r>
-            <w:proofErr w:type="spellEnd"/>
-            <w:r>
-              <w:t>.</w:t>
+              <w:t>Constrói a imagem Docker da API utilizando o Dockerfile multi-stage, gerando uma imagem leve e otimizada, taggeada com o BUILD_ID único do Jenkins.</w:t>
             </w:r>
           </w:p>
         </w:tc>
@@ -10518,21 +8483,8 @@
           </w:tcPr>
           <w:p>
             <w:r>
-              <w:t xml:space="preserve">8. </w:t>
-            </w:r>
-            <w:proofErr w:type="spellStart"/>
-            <w:r>
-              <w:t>Push</w:t>
-            </w:r>
-            <w:proofErr w:type="spellEnd"/>
-            <w:r>
-              <w:t xml:space="preserve"> Docker </w:t>
-            </w:r>
-            <w:proofErr w:type="spellStart"/>
-            <w:r>
-              <w:t>Image</w:t>
-            </w:r>
-            <w:proofErr w:type="spellEnd"/>
+              <w:t>8. Push Docker Image</w:t>
+            </w:r>
           </w:p>
         </w:tc>
         <w:tc>
@@ -10543,19 +8495,9 @@
             <w:pPr>
               <w:cnfStyle w:val="000000000000" w:firstRow="0" w:lastRow="0" w:firstColumn="0" w:lastColumn="0" w:oddVBand="0" w:evenVBand="0" w:oddHBand="0" w:evenHBand="0" w:firstRowFirstColumn="0" w:firstRowLastColumn="0" w:lastRowFirstColumn="0" w:lastRowLastColumn="0"/>
             </w:pPr>
-            <w:proofErr w:type="spellStart"/>
-            <w:r>
-              <w:t>docker</w:t>
-            </w:r>
-            <w:proofErr w:type="spellEnd"/>
-            <w:r>
-              <w:t xml:space="preserve"> </w:t>
-            </w:r>
-            <w:proofErr w:type="spellStart"/>
-            <w:r>
-              <w:t>push</w:t>
-            </w:r>
-            <w:proofErr w:type="spellEnd"/>
+            <w:r>
+              <w:t>docker push</w:t>
+            </w:r>
           </w:p>
         </w:tc>
         <w:tc>
@@ -10579,7 +8521,6 @@
             <w:r>
               <w:t> da imagem construída para um </w:t>
             </w:r>
-            <w:proofErr w:type="spellStart"/>
             <w:r>
               <w:rPr>
                 <w:i/>
@@ -10587,49 +8528,8 @@
               </w:rPr>
               <w:t>registry</w:t>
             </w:r>
-            <w:proofErr w:type="spellEnd"/>
-            <w:r>
-              <w:t> privado (</w:t>
-            </w:r>
-            <w:proofErr w:type="spellStart"/>
-            <w:r>
-              <w:t>ex</w:t>
-            </w:r>
-            <w:proofErr w:type="spellEnd"/>
-            <w:r>
-              <w:t xml:space="preserve">: Docker </w:t>
-            </w:r>
-            <w:proofErr w:type="spellStart"/>
-            <w:r>
-              <w:t>Hub</w:t>
-            </w:r>
-            <w:proofErr w:type="spellEnd"/>
-            <w:r>
-              <w:t xml:space="preserve">, </w:t>
-            </w:r>
-            <w:proofErr w:type="spellStart"/>
-            <w:r>
-              <w:t>Azure</w:t>
-            </w:r>
-            <w:proofErr w:type="spellEnd"/>
-            <w:r>
-              <w:t xml:space="preserve"> Container </w:t>
-            </w:r>
-            <w:proofErr w:type="spellStart"/>
-            <w:r>
-              <w:t>Registry</w:t>
-            </w:r>
-            <w:proofErr w:type="spellEnd"/>
-            <w:r>
-              <w:t xml:space="preserve">), tornando-a disponível para o cluster </w:t>
-            </w:r>
-            <w:proofErr w:type="spellStart"/>
-            <w:r>
-              <w:t>Kubernetes</w:t>
-            </w:r>
-            <w:proofErr w:type="spellEnd"/>
-            <w:r>
-              <w:t>.</w:t>
+            <w:r>
+              <w:t> privado (ex: Docker Hub, Azure Container Registry), tornando-a disponível para o cluster Kubernetes.</w:t>
             </w:r>
           </w:p>
         </w:tc>
@@ -10646,21 +8546,8 @@
           </w:tcPr>
           <w:p>
             <w:r>
-              <w:t xml:space="preserve">9. </w:t>
-            </w:r>
-            <w:proofErr w:type="spellStart"/>
-            <w:r>
-              <w:t>Deploy</w:t>
-            </w:r>
-            <w:proofErr w:type="spellEnd"/>
-            <w:r>
-              <w:t xml:space="preserve"> to </w:t>
-            </w:r>
-            <w:proofErr w:type="spellStart"/>
-            <w:r>
-              <w:t>Kubernetes</w:t>
-            </w:r>
-            <w:proofErr w:type="spellEnd"/>
+              <w:t>9. Deploy to Kubernetes</w:t>
+            </w:r>
           </w:p>
         </w:tc>
         <w:tc>
@@ -10671,19 +8558,9 @@
             <w:pPr>
               <w:cnfStyle w:val="000000100000" w:firstRow="0" w:lastRow="0" w:firstColumn="0" w:lastColumn="0" w:oddVBand="0" w:evenVBand="0" w:oddHBand="1" w:evenHBand="0" w:firstRowFirstColumn="0" w:firstRowLastColumn="0" w:lastRowFirstColumn="0" w:lastRowLastColumn="0"/>
             </w:pPr>
-            <w:proofErr w:type="spellStart"/>
-            <w:r>
-              <w:t>helm</w:t>
-            </w:r>
-            <w:proofErr w:type="spellEnd"/>
-            <w:r>
-              <w:t xml:space="preserve"> upgrade --</w:t>
-            </w:r>
-            <w:proofErr w:type="spellStart"/>
-            <w:r>
-              <w:t>install</w:t>
-            </w:r>
-            <w:proofErr w:type="spellEnd"/>
+            <w:r>
+              <w:t>helm upgrade --install</w:t>
+            </w:r>
           </w:p>
         </w:tc>
         <w:tc>
@@ -10695,17 +8572,8 @@
               <w:cnfStyle w:val="000000100000" w:firstRow="0" w:lastRow="0" w:firstColumn="0" w:lastColumn="0" w:oddVBand="0" w:evenVBand="0" w:oddHBand="1" w:evenHBand="0" w:firstRowFirstColumn="0" w:firstRowLastColumn="0" w:lastRowFirstColumn="0" w:lastRowLastColumn="0"/>
             </w:pPr>
             <w:r>
-              <w:t xml:space="preserve">Atualiza ou instala a aplicação no cluster </w:t>
-            </w:r>
-            <w:proofErr w:type="spellStart"/>
-            <w:r>
-              <w:t>Kubernetes</w:t>
-            </w:r>
-            <w:proofErr w:type="spellEnd"/>
-            <w:r>
-              <w:t xml:space="preserve"> utilizando os </w:t>
-            </w:r>
-            <w:proofErr w:type="spellStart"/>
+              <w:t>Atualiza ou instala a aplicação no cluster Kubernetes utilizando os </w:t>
+            </w:r>
             <w:r>
               <w:rPr>
                 <w:i/>
@@ -10713,19 +8581,9 @@
               </w:rPr>
               <w:t>charts</w:t>
             </w:r>
-            <w:proofErr w:type="spellEnd"/>
-            <w:r>
-              <w:t> </w:t>
-            </w:r>
-            <w:proofErr w:type="spellStart"/>
-            <w:r>
-              <w:t>Helm</w:t>
-            </w:r>
-            <w:proofErr w:type="spellEnd"/>
-            <w:r>
-              <w:t>. Injeta configurações específicas do </w:t>
-            </w:r>
-            <w:proofErr w:type="spellStart"/>
+            <w:r>
+              <w:t> Helm. Injeta configurações específicas do </w:t>
+            </w:r>
             <w:r>
               <w:rPr>
                 <w:i/>
@@ -10733,17 +8591,8 @@
               </w:rPr>
               <w:t>build</w:t>
             </w:r>
-            <w:proofErr w:type="spellEnd"/>
-            <w:r>
-              <w:t xml:space="preserve"> (como a </w:t>
-            </w:r>
-            <w:proofErr w:type="spellStart"/>
-            <w:r>
-              <w:t>tag</w:t>
-            </w:r>
-            <w:proofErr w:type="spellEnd"/>
-            <w:r>
-              <w:t xml:space="preserve"> da imagem) de forma segura.</w:t>
+            <w:r>
+              <w:t> (como a tag da imagem) de forma segura.</w:t>
             </w:r>
           </w:p>
         </w:tc>
@@ -10793,25 +8642,8 @@
         <w:t>pipeline</w:t>
       </w:r>
       <w:r>
-        <w:t> está configurado para ser acionado automaticamente por </w:t>
-      </w:r>
-      <w:proofErr w:type="spellStart"/>
-      <w:r>
-        <w:t>webhooks</w:t>
-      </w:r>
-      <w:proofErr w:type="spellEnd"/>
-      <w:r>
-        <w:t xml:space="preserve"> do </w:t>
-      </w:r>
-      <w:proofErr w:type="spellStart"/>
-      <w:r>
-        <w:t>Git</w:t>
-      </w:r>
-      <w:proofErr w:type="spellEnd"/>
-      <w:r>
-        <w:t>. Qualquer </w:t>
-      </w:r>
-      <w:proofErr w:type="spellStart"/>
+        <w:t> está configurado para ser acionado automaticamente por webhooks do Git. Qualquer </w:t>
+      </w:r>
       <w:r>
         <w:rPr>
           <w:i/>
@@ -10819,25 +8651,8 @@
         </w:rPr>
         <w:t>push</w:t>
       </w:r>
-      <w:proofErr w:type="spellEnd"/>
-      <w:r>
-        <w:t> para o ramo principal (</w:t>
-      </w:r>
-      <w:proofErr w:type="spellStart"/>
-      <w:r>
-        <w:t>ex</w:t>
-      </w:r>
-      <w:proofErr w:type="spellEnd"/>
-      <w:r>
-        <w:t>: </w:t>
-      </w:r>
-      <w:proofErr w:type="spellStart"/>
-      <w:r>
-        <w:t>main</w:t>
-      </w:r>
-      <w:proofErr w:type="spellEnd"/>
-      <w:r>
-        <w:t>) inicia imediatamente uma nova execução. Esta integração proporciona </w:t>
+      <w:r>
+        <w:t> para o ramo principal (ex: main) inicia imediatamente uma nova execução. Esta integração proporciona </w:t>
       </w:r>
       <w:r>
         <w:rPr>
@@ -10849,7 +8664,6 @@
       <w:r>
         <w:t> rápido aos desenvolvedores. Em caso de falha em qualquer </w:t>
       </w:r>
-      <w:proofErr w:type="spellStart"/>
       <w:r>
         <w:rPr>
           <w:i/>
@@ -10857,47 +8671,19 @@
         </w:rPr>
         <w:t>stage</w:t>
       </w:r>
-      <w:proofErr w:type="spellEnd"/>
-      <w:r>
-        <w:t> (</w:t>
-      </w:r>
-      <w:proofErr w:type="spellStart"/>
-      <w:r>
-        <w:t>ex</w:t>
-      </w:r>
-      <w:proofErr w:type="spellEnd"/>
-      <w:r>
-        <w:t>: teste quebrado, </w:t>
-      </w:r>
-      <w:proofErr w:type="spellStart"/>
+      <w:r>
+        <w:t> (ex: teste quebrado, </w:t>
+      </w:r>
       <w:r>
         <w:rPr>
           <w:i/>
           <w:iCs/>
         </w:rPr>
-        <w:t>code</w:t>
-      </w:r>
-      <w:proofErr w:type="spellEnd"/>
-      <w:r>
-        <w:rPr>
-          <w:i/>
-          <w:iCs/>
-        </w:rPr>
-        <w:t xml:space="preserve"> </w:t>
-      </w:r>
-      <w:proofErr w:type="spellStart"/>
-      <w:r>
-        <w:rPr>
-          <w:i/>
-          <w:iCs/>
-        </w:rPr>
-        <w:t>smell</w:t>
-      </w:r>
-      <w:proofErr w:type="spellEnd"/>
+        <w:t>code smell</w:t>
+      </w:r>
       <w:r>
         <w:t> novo), a equipa é notificada e o </w:t>
       </w:r>
-      <w:proofErr w:type="spellStart"/>
       <w:r>
         <w:rPr>
           <w:i/>
@@ -10905,7 +8691,6 @@
         </w:rPr>
         <w:t>deploy</w:t>
       </w:r>
-      <w:proofErr w:type="spellEnd"/>
       <w:r>
         <w:t> é automaticamente impedido, garantindo que o ramo principal permanece sempre estável.</w:t>
       </w:r>
@@ -10929,15 +8714,7 @@
         <w:ind w:firstLine="720"/>
       </w:pPr>
       <w:r>
-        <w:t xml:space="preserve">A segurança é tratada de forma centralizada através do armazenamento de credenciais do </w:t>
-      </w:r>
-      <w:proofErr w:type="spellStart"/>
-      <w:r>
-        <w:t>Jenkins</w:t>
-      </w:r>
-      <w:proofErr w:type="spellEnd"/>
-      <w:r>
-        <w:t>:</w:t>
+        <w:t>A segurança é tratada de forma centralizada através do armazenamento de credenciais do Jenkins:</w:t>
       </w:r>
     </w:p>
     <w:p>
@@ -10948,25 +8725,8 @@
         </w:numPr>
       </w:pPr>
       <w:r>
-        <w:t xml:space="preserve">Credenciais do Docker </w:t>
-      </w:r>
-      <w:proofErr w:type="spellStart"/>
-      <w:r>
-        <w:t>Registry</w:t>
-      </w:r>
-      <w:proofErr w:type="spellEnd"/>
-      <w:r>
-        <w:t>: Armazenadas como </w:t>
-      </w:r>
-      <w:proofErr w:type="spellStart"/>
-      <w:r>
-        <w:t>dockerhub-credentials</w:t>
-      </w:r>
-      <w:proofErr w:type="spellEnd"/>
-      <w:r>
-        <w:t>, usadas no </w:t>
-      </w:r>
-      <w:proofErr w:type="spellStart"/>
+        <w:t>Credenciais do Docker Registry: Armazenadas como dockerhub-credentials, usadas no </w:t>
+      </w:r>
       <w:r>
         <w:rPr>
           <w:i/>
@@ -10974,11 +8734,9 @@
         </w:rPr>
         <w:t>stage</w:t>
       </w:r>
-      <w:proofErr w:type="spellEnd"/>
       <w:r>
         <w:t> de </w:t>
       </w:r>
-      <w:proofErr w:type="spellStart"/>
       <w:r>
         <w:rPr>
           <w:i/>
@@ -10986,7 +8744,6 @@
         </w:rPr>
         <w:t>push</w:t>
       </w:r>
-      <w:proofErr w:type="spellEnd"/>
       <w:r>
         <w:t>.</w:t>
       </w:r>
@@ -10998,21 +8755,8 @@
           <w:numId w:val="137"/>
         </w:numPr>
       </w:pPr>
-      <w:proofErr w:type="spellStart"/>
-      <w:r>
-        <w:t>Token</w:t>
-      </w:r>
-      <w:proofErr w:type="spellEnd"/>
-      <w:r>
-        <w:t xml:space="preserve"> do </w:t>
-      </w:r>
-      <w:proofErr w:type="spellStart"/>
-      <w:r>
-        <w:t>SonarQube</w:t>
-      </w:r>
-      <w:proofErr w:type="spellEnd"/>
-      <w:r>
-        <w:t>: Armazenado como SONAR_TOKEN para autenticação na análise.</w:t>
+      <w:r>
+        <w:t>Token do SonarQube: Armazenado como SONAR_TOKEN para autenticação na análise.</w:t>
       </w:r>
     </w:p>
     <w:p>
@@ -11035,7 +8779,6 @@
       <w:r>
         <w:t> da base de dados é injetada no </w:t>
       </w:r>
-      <w:proofErr w:type="spellStart"/>
       <w:r>
         <w:rPr>
           <w:i/>
@@ -11043,35 +8786,9 @@
         </w:rPr>
         <w:t>deploy</w:t>
       </w:r>
-      <w:proofErr w:type="spellEnd"/>
-      <w:r>
-        <w:t xml:space="preserve"> via </w:t>
-      </w:r>
-      <w:proofErr w:type="spellStart"/>
-      <w:r>
-        <w:t>Helm</w:t>
-      </w:r>
-      <w:proofErr w:type="spellEnd"/>
-      <w:r>
-        <w:t xml:space="preserve"> a partir da credencial </w:t>
-      </w:r>
-      <w:proofErr w:type="spellStart"/>
-      <w:r>
-        <w:t>db</w:t>
-      </w:r>
-      <w:proofErr w:type="spellEnd"/>
-      <w:r>
-        <w:t xml:space="preserve">-password, nunca estando </w:t>
-      </w:r>
-      <w:proofErr w:type="spellStart"/>
-      <w:r>
-        <w:t>hardcoded</w:t>
-      </w:r>
-      <w:proofErr w:type="spellEnd"/>
-      <w:r>
-        <w:t xml:space="preserve"> no código ou nos </w:t>
-      </w:r>
-      <w:proofErr w:type="spellStart"/>
+      <w:r>
+        <w:t> via Helm a partir da credencial db-password, nunca estando hardcoded no código ou nos </w:t>
+      </w:r>
       <w:r>
         <w:rPr>
           <w:i/>
@@ -11079,7 +8796,6 @@
         </w:rPr>
         <w:t>charts</w:t>
       </w:r>
-      <w:proofErr w:type="spellEnd"/>
       <w:r>
         <w:t>.</w:t>
       </w:r>
@@ -11096,7 +8812,6 @@
       <w:r>
         <w:t>Estratégia de </w:t>
       </w:r>
-      <w:proofErr w:type="spellStart"/>
       <w:r>
         <w:rPr>
           <w:i/>
@@ -11104,7 +8819,6 @@
         </w:rPr>
         <w:t>Deploy</w:t>
       </w:r>
-      <w:proofErr w:type="spellEnd"/>
       <w:r>
         <w:t> e Resiliência</w:t>
       </w:r>
@@ -11117,7 +8831,6 @@
       <w:r>
         <w:t>O </w:t>
       </w:r>
-      <w:proofErr w:type="spellStart"/>
       <w:r>
         <w:rPr>
           <w:i/>
@@ -11125,51 +8838,9 @@
         </w:rPr>
         <w:t>deploy</w:t>
       </w:r>
-      <w:proofErr w:type="spellEnd"/>
-      <w:r>
-        <w:t> final utiliza o comando </w:t>
-      </w:r>
-      <w:proofErr w:type="spellStart"/>
-      <w:r>
-        <w:t>helm</w:t>
-      </w:r>
-      <w:proofErr w:type="spellEnd"/>
-      <w:r>
-        <w:t xml:space="preserve"> upgrade --</w:t>
-      </w:r>
-      <w:proofErr w:type="spellStart"/>
-      <w:r>
-        <w:t>install</w:t>
-      </w:r>
-      <w:proofErr w:type="spellEnd"/>
-      <w:r>
-        <w:t xml:space="preserve"> com a </w:t>
-      </w:r>
-      <w:proofErr w:type="spellStart"/>
-      <w:r>
-        <w:t>flag</w:t>
-      </w:r>
-      <w:proofErr w:type="spellEnd"/>
-      <w:r>
-        <w:t> --</w:t>
-      </w:r>
-      <w:proofErr w:type="spellStart"/>
-      <w:r>
-        <w:t>atomic</w:t>
-      </w:r>
-      <w:proofErr w:type="spellEnd"/>
-      <w:r>
-        <w:t xml:space="preserve">. Esta é uma prática essencial que garante que, se a atualização no </w:t>
-      </w:r>
-      <w:proofErr w:type="spellStart"/>
-      <w:r>
-        <w:t>Kubernetes</w:t>
-      </w:r>
-      <w:proofErr w:type="spellEnd"/>
-      <w:r>
-        <w:t xml:space="preserve"> falhar, todo o </w:t>
-      </w:r>
-      <w:proofErr w:type="spellStart"/>
+      <w:r>
+        <w:t> final utiliza o comando helm upgrade --install com a flag --atomic. Esta é uma prática essencial que garante que, se a atualização no Kubernetes falhar, todo o </w:t>
+      </w:r>
       <w:r>
         <w:rPr>
           <w:i/>
@@ -11177,11 +8848,9 @@
         </w:rPr>
         <w:t>deploy</w:t>
       </w:r>
-      <w:proofErr w:type="spellEnd"/>
       <w:r>
         <w:t> é revertido automaticamente (</w:t>
       </w:r>
-      <w:proofErr w:type="spellStart"/>
       <w:r>
         <w:rPr>
           <w:b/>
@@ -11189,7 +8858,6 @@
         </w:rPr>
         <w:t>rollback</w:t>
       </w:r>
-      <w:proofErr w:type="spellEnd"/>
       <w:r>
         <w:t>), mantendo a versão anterior da aplicação operacional e assegurando a resiliência do serviço.</w:t>
       </w:r>
@@ -11218,31 +8886,7 @@
         <w:ind w:firstLine="360"/>
       </w:pPr>
       <w:r>
-        <w:t xml:space="preserve">A fase final da automatização focou-se na preparação da aplicação para ambientes de produção escaláveis e resilientes. Através da utilização do </w:t>
-      </w:r>
-      <w:proofErr w:type="spellStart"/>
-      <w:r>
-        <w:t>Kubernetes</w:t>
-      </w:r>
-      <w:proofErr w:type="spellEnd"/>
-      <w:r>
-        <w:t xml:space="preserve"> para orquestração de containers e do </w:t>
-      </w:r>
-      <w:proofErr w:type="spellStart"/>
-      <w:r>
-        <w:t>Helm</w:t>
-      </w:r>
-      <w:proofErr w:type="spellEnd"/>
-      <w:r>
-        <w:t xml:space="preserve"> para gestão de packages e configurações, foi possível definir uma infraestrutura como código (</w:t>
-      </w:r>
-      <w:proofErr w:type="spellStart"/>
-      <w:r>
-        <w:t>IaC</w:t>
-      </w:r>
-      <w:proofErr w:type="spellEnd"/>
-      <w:r>
-        <w:t>) robusta, portátil e fácil de gerir.</w:t>
+        <w:t>A fase final da automatização focou-se na preparação da aplicação para ambientes de produção escaláveis e resilientes. Através da utilização do Kubernetes para orquestração de containers e do Helm para gestão de packages e configurações, foi possível definir uma infraestrutura como código (IaC) robusta, portátil e fácil de gerir.</w:t>
       </w:r>
     </w:p>
     <w:p>
@@ -11255,77 +8899,16 @@
       </w:pPr>
       <w:bookmarkStart w:id="34" w:name="_Toc219641525"/>
       <w:r>
-        <w:t xml:space="preserve">Arquitetura de </w:t>
-      </w:r>
-      <w:proofErr w:type="spellStart"/>
-      <w:r>
-        <w:t>Deployment</w:t>
-      </w:r>
-      <w:proofErr w:type="spellEnd"/>
-      <w:r>
-        <w:t xml:space="preserve"> no </w:t>
-      </w:r>
-      <w:proofErr w:type="spellStart"/>
-      <w:r>
-        <w:t>Kubernetes</w:t>
+        <w:t>Arquitetura de Deployment no Kubernetes</w:t>
       </w:r>
       <w:bookmarkEnd w:id="34"/>
-      <w:proofErr w:type="spellEnd"/>
     </w:p>
     <w:p>
       <w:pPr>
         <w:ind w:firstLine="360"/>
       </w:pPr>
       <w:r>
-        <w:t xml:space="preserve">O </w:t>
-      </w:r>
-      <w:proofErr w:type="spellStart"/>
-      <w:r>
-        <w:t>deployment</w:t>
-      </w:r>
-      <w:proofErr w:type="spellEnd"/>
-      <w:r>
-        <w:t xml:space="preserve"> da aplicação segue uma arquitetura de </w:t>
-      </w:r>
-      <w:proofErr w:type="spellStart"/>
-      <w:r>
-        <w:t>microsserviços</w:t>
-      </w:r>
-      <w:proofErr w:type="spellEnd"/>
-      <w:r>
-        <w:t xml:space="preserve"> </w:t>
-      </w:r>
-      <w:proofErr w:type="spellStart"/>
-      <w:r>
-        <w:t>containerizados</w:t>
-      </w:r>
-      <w:proofErr w:type="spellEnd"/>
-      <w:r>
-        <w:t xml:space="preserve">, onde a API e a base de dados são geridas como </w:t>
-      </w:r>
-      <w:proofErr w:type="spellStart"/>
-      <w:r>
-        <w:t>Pods</w:t>
-      </w:r>
-      <w:proofErr w:type="spellEnd"/>
-      <w:r>
-        <w:t xml:space="preserve"> separados dentro do mesmo cluster </w:t>
-      </w:r>
-      <w:proofErr w:type="spellStart"/>
-      <w:r>
-        <w:t>Kubernetes</w:t>
-      </w:r>
-      <w:proofErr w:type="spellEnd"/>
-      <w:r>
-        <w:t xml:space="preserve">. Esta separação permite escalar, atualizar e monitorizar cada componente de forma independente. A comunicação entre serviços é facilitada pelo mecanismo interno de descoberta de serviços do </w:t>
-      </w:r>
-      <w:proofErr w:type="spellStart"/>
-      <w:r>
-        <w:t>Kubernetes</w:t>
-      </w:r>
-      <w:proofErr w:type="spellEnd"/>
-      <w:r>
-        <w:t>.</w:t>
+        <w:t>O deployment da aplicação segue uma arquitetura de microsserviços containerizados, onde a API e a base de dados são geridas como Pods separados dentro do mesmo cluster Kubernetes. Esta separação permite escalar, atualizar e monitorizar cada componente de forma independente. A comunicação entre serviços é facilitada pelo mecanismo interno de descoberta de serviços do Kubernetes.</w:t>
       </w:r>
     </w:p>
     <w:p>
@@ -11340,47 +8923,21 @@
       <w:r>
         <w:t>Estrutura do </w:t>
       </w:r>
-      <w:proofErr w:type="spellStart"/>
       <w:r>
         <w:rPr>
           <w:i/>
           <w:iCs/>
         </w:rPr>
-        <w:t>Helm</w:t>
-      </w:r>
-      <w:proofErr w:type="spellEnd"/>
-      <w:r>
-        <w:rPr>
-          <w:i/>
-          <w:iCs/>
-        </w:rPr>
-        <w:t xml:space="preserve"> </w:t>
-      </w:r>
-      <w:proofErr w:type="spellStart"/>
-      <w:r>
-        <w:rPr>
-          <w:i/>
-          <w:iCs/>
-        </w:rPr>
-        <w:t>Chart</w:t>
+        <w:t>Helm Chart</w:t>
       </w:r>
       <w:bookmarkEnd w:id="35"/>
-      <w:proofErr w:type="spellEnd"/>
     </w:p>
     <w:p>
       <w:pPr>
         <w:ind w:firstLine="360"/>
       </w:pPr>
       <w:r>
-        <w:t xml:space="preserve">O </w:t>
-      </w:r>
-      <w:proofErr w:type="spellStart"/>
-      <w:r>
-        <w:t>Helm</w:t>
-      </w:r>
-      <w:proofErr w:type="spellEnd"/>
-      <w:r>
-        <w:t>, o gestor de </w:t>
+        <w:t>O Helm, o gestor de </w:t>
       </w:r>
       <w:r>
         <w:rPr>
@@ -11390,17 +8947,8 @@
         <w:t>packages</w:t>
       </w:r>
       <w:r>
-        <w:t xml:space="preserve"> para </w:t>
-      </w:r>
-      <w:proofErr w:type="spellStart"/>
-      <w:r>
-        <w:t>Kubernetes</w:t>
-      </w:r>
-      <w:proofErr w:type="spellEnd"/>
-      <w:r>
-        <w:t>, foi utilizado para empacotar, parametrizar e gerir o </w:t>
-      </w:r>
-      <w:proofErr w:type="spellStart"/>
+        <w:t> para Kubernetes, foi utilizado para empacotar, parametrizar e gerir o </w:t>
+      </w:r>
       <w:r>
         <w:rPr>
           <w:i/>
@@ -11408,11 +8956,9 @@
         </w:rPr>
         <w:t>deployment</w:t>
       </w:r>
-      <w:proofErr w:type="spellEnd"/>
       <w:r>
         <w:t> da aplicação. A estrutura do </w:t>
       </w:r>
-      <w:proofErr w:type="spellStart"/>
       <w:r>
         <w:rPr>
           <w:i/>
@@ -11420,25 +8966,8 @@
         </w:rPr>
         <w:t>chart</w:t>
       </w:r>
-      <w:proofErr w:type="spellEnd"/>
-      <w:r>
-        <w:t> </w:t>
-      </w:r>
-      <w:proofErr w:type="spellStart"/>
-      <w:r>
-        <w:t>restaurant-api</w:t>
-      </w:r>
-      <w:proofErr w:type="spellEnd"/>
-      <w:r>
-        <w:t xml:space="preserve"> organiza os manifestos </w:t>
-      </w:r>
-      <w:proofErr w:type="spellStart"/>
-      <w:r>
-        <w:t>Kubernetes</w:t>
-      </w:r>
-      <w:proofErr w:type="spellEnd"/>
-      <w:r>
-        <w:t xml:space="preserve"> de forma modular e configurável.</w:t>
+      <w:r>
+        <w:t> restaurant-api organiza os manifestos Kubernetes de forma modular e configurável.</w:t>
       </w:r>
     </w:p>
     <w:p>
@@ -11471,29 +9000,8 @@
         <w:t xml:space="preserve"> - </w:t>
       </w:r>
       <w:r>
-        <w:t xml:space="preserve">Estrutura do </w:t>
-      </w:r>
-      <w:proofErr w:type="spellStart"/>
-      <w:r>
-        <w:t>Helm</w:t>
-      </w:r>
-      <w:proofErr w:type="spellEnd"/>
-      <w:r>
-        <w:t xml:space="preserve"> </w:t>
-      </w:r>
-      <w:proofErr w:type="spellStart"/>
-      <w:r>
-        <w:t>Chart</w:t>
-      </w:r>
-      <w:proofErr w:type="spellEnd"/>
-      <w:r>
-        <w:t xml:space="preserve"> </w:t>
-      </w:r>
-      <w:proofErr w:type="spellStart"/>
-      <w:r>
-        <w:t>restaurant-api</w:t>
-      </w:r>
-      <w:proofErr w:type="spellEnd"/>
+        <w:t>Estrutura do Helm Chart restaurant-api</w:t>
+      </w:r>
     </w:p>
     <w:tbl>
       <w:tblPr>
@@ -11560,7 +9068,6 @@
                 <w:bCs w:val="0"/>
               </w:rPr>
             </w:pPr>
-            <w:proofErr w:type="spellStart"/>
             <w:r>
               <w:rPr>
                 <w:b w:val="0"/>
@@ -11568,7 +9075,6 @@
               </w:rPr>
               <w:t>Chart.yaml</w:t>
             </w:r>
-            <w:proofErr w:type="spellEnd"/>
           </w:p>
         </w:tc>
         <w:tc>
@@ -11580,13 +9086,8 @@
               <w:spacing w:after="160" w:line="278" w:lineRule="auto"/>
               <w:cnfStyle w:val="000000100000" w:firstRow="0" w:lastRow="0" w:firstColumn="0" w:lastColumn="0" w:oddVBand="0" w:evenVBand="0" w:oddHBand="1" w:evenHBand="0" w:firstRowFirstColumn="0" w:firstRowLastColumn="0" w:lastRowFirstColumn="0" w:lastRowLastColumn="0"/>
             </w:pPr>
-            <w:proofErr w:type="spellStart"/>
-            <w:r>
-              <w:t>Metadados</w:t>
-            </w:r>
-            <w:proofErr w:type="spellEnd"/>
-            <w:r>
-              <w:t xml:space="preserve"> do </w:t>
+            <w:r>
+              <w:t>Metadados do </w:t>
             </w:r>
             <w:r>
               <w:rPr>
@@ -11596,15 +9097,7 @@
               <w:t>package</w:t>
             </w:r>
             <w:r>
-              <w:t>: nome (</w:t>
-            </w:r>
-            <w:proofErr w:type="spellStart"/>
-            <w:r>
-              <w:t>restaurant-api</w:t>
-            </w:r>
-            <w:proofErr w:type="spellEnd"/>
-            <w:r>
-              <w:t>), versão, descrição e versão da aplicação.</w:t>
+              <w:t>: nome (restaurant-api), versão, descrição e versão da aplicação.</w:t>
             </w:r>
           </w:p>
         </w:tc>
@@ -11626,8 +9119,6 @@
                 <w:bCs w:val="0"/>
               </w:rPr>
             </w:pPr>
-            <w:proofErr w:type="spellStart"/>
-            <w:proofErr w:type="gramStart"/>
             <w:r>
               <w:rPr>
                 <w:b w:val="0"/>
@@ -11635,8 +9126,6 @@
               </w:rPr>
               <w:t>values.yaml</w:t>
             </w:r>
-            <w:proofErr w:type="spellEnd"/>
-            <w:proofErr w:type="gramEnd"/>
           </w:p>
         </w:tc>
         <w:tc>
@@ -11649,41 +9138,15 @@
               <w:cnfStyle w:val="000000000000" w:firstRow="0" w:lastRow="0" w:firstColumn="0" w:lastColumn="0" w:oddVBand="0" w:evenVBand="0" w:oddHBand="0" w:evenHBand="0" w:firstRowFirstColumn="0" w:firstRowLastColumn="0" w:lastRowFirstColumn="0" w:lastRowLastColumn="0"/>
             </w:pPr>
             <w:r>
-              <w:t>Define valores padrão parametrizáveis para todos os ambientes (</w:t>
-            </w:r>
-            <w:proofErr w:type="spellStart"/>
-            <w:r>
-              <w:t>ex</w:t>
-            </w:r>
-            <w:proofErr w:type="spellEnd"/>
-            <w:r>
-              <w:t>: número de réplicas, </w:t>
-            </w:r>
-            <w:proofErr w:type="spellStart"/>
+              <w:t>Define valores padrão parametrizáveis para todos os ambientes (ex: número de réplicas, </w:t>
+            </w:r>
             <w:r>
               <w:rPr>
                 <w:i/>
                 <w:iCs/>
               </w:rPr>
-              <w:t>image</w:t>
-            </w:r>
-            <w:proofErr w:type="spellEnd"/>
-            <w:r>
-              <w:rPr>
-                <w:i/>
-                <w:iCs/>
-              </w:rPr>
-              <w:t xml:space="preserve"> </w:t>
-            </w:r>
-            <w:proofErr w:type="spellStart"/>
-            <w:r>
-              <w:rPr>
-                <w:i/>
-                <w:iCs/>
-              </w:rPr>
-              <w:t>tag</w:t>
-            </w:r>
-            <w:proofErr w:type="spellEnd"/>
+              <w:t>image tag</w:t>
+            </w:r>
             <w:r>
               <w:t>, configurações da BD, recursos).</w:t>
             </w:r>
@@ -11708,31 +9171,13 @@
                 <w:bCs w:val="0"/>
               </w:rPr>
             </w:pPr>
-            <w:proofErr w:type="spellStart"/>
             <w:r>
               <w:rPr>
                 <w:b w:val="0"/>
                 <w:bCs w:val="0"/>
               </w:rPr>
-              <w:t>templates</w:t>
-            </w:r>
-            <w:proofErr w:type="spellEnd"/>
-            <w:r>
-              <w:rPr>
-                <w:b w:val="0"/>
-                <w:bCs w:val="0"/>
-              </w:rPr>
-              <w:t>/_</w:t>
-            </w:r>
-            <w:proofErr w:type="spellStart"/>
-            <w:r>
-              <w:rPr>
-                <w:b w:val="0"/>
-                <w:bCs w:val="0"/>
-              </w:rPr>
-              <w:t>helpers.tpl</w:t>
-            </w:r>
-            <w:proofErr w:type="spellEnd"/>
+              <w:t>templates/_helpers.tpl</w:t>
+            </w:r>
           </w:p>
         </w:tc>
         <w:tc>
@@ -11747,7 +9192,6 @@
             <w:r>
               <w:t>Funções auxiliares e </w:t>
             </w:r>
-            <w:proofErr w:type="spellStart"/>
             <w:r>
               <w:rPr>
                 <w:i/>
@@ -11755,25 +9199,8 @@
               </w:rPr>
               <w:t>templates</w:t>
             </w:r>
-            <w:proofErr w:type="spellEnd"/>
-            <w:r>
-              <w:t> partilhados (</w:t>
-            </w:r>
-            <w:proofErr w:type="spellStart"/>
-            <w:r>
-              <w:t>ex</w:t>
-            </w:r>
-            <w:proofErr w:type="spellEnd"/>
-            <w:r>
-              <w:t xml:space="preserve">: lógica para gerar nomes de </w:t>
-            </w:r>
-            <w:proofErr w:type="spellStart"/>
-            <w:r>
-              <w:t>labels</w:t>
-            </w:r>
-            <w:proofErr w:type="spellEnd"/>
-            <w:r>
-              <w:t>).</w:t>
+            <w:r>
+              <w:t> partilhados (ex: lógica para gerar nomes de labels).</w:t>
             </w:r>
           </w:p>
         </w:tc>
@@ -11795,31 +9222,13 @@
                 <w:bCs w:val="0"/>
               </w:rPr>
             </w:pPr>
-            <w:proofErr w:type="spellStart"/>
             <w:r>
               <w:rPr>
                 <w:b w:val="0"/>
                 <w:bCs w:val="0"/>
               </w:rPr>
-              <w:t>templates</w:t>
-            </w:r>
-            <w:proofErr w:type="spellEnd"/>
-            <w:r>
-              <w:rPr>
-                <w:b w:val="0"/>
-                <w:bCs w:val="0"/>
-              </w:rPr>
-              <w:t>/</w:t>
-            </w:r>
-            <w:proofErr w:type="spellStart"/>
-            <w:r>
-              <w:rPr>
-                <w:b w:val="0"/>
-                <w:bCs w:val="0"/>
-              </w:rPr>
-              <w:t>configmap.yaml</w:t>
-            </w:r>
-            <w:proofErr w:type="spellEnd"/>
+              <w:t>templates/configmap.yaml</w:t>
+            </w:r>
           </w:p>
         </w:tc>
         <w:tc>
@@ -11834,7 +9243,6 @@
             <w:r>
               <w:t>Define um </w:t>
             </w:r>
-            <w:proofErr w:type="spellStart"/>
             <w:r>
               <w:rPr>
                 <w:i/>
@@ -11842,17 +9250,8 @@
               </w:rPr>
               <w:t>ConfigMap</w:t>
             </w:r>
-            <w:proofErr w:type="spellEnd"/>
-            <w:r>
-              <w:t> para armazenar configurações da aplicação não sensíveis (</w:t>
-            </w:r>
-            <w:proofErr w:type="spellStart"/>
-            <w:r>
-              <w:t>ex</w:t>
-            </w:r>
-            <w:proofErr w:type="spellEnd"/>
-            <w:r>
-              <w:t>: níveis de </w:t>
+            <w:r>
+              <w:t> para armazenar configurações da aplicação não sensíveis (ex: níveis de </w:t>
             </w:r>
             <w:r>
               <w:rPr>
@@ -11885,31 +9284,13 @@
                 <w:bCs w:val="0"/>
               </w:rPr>
             </w:pPr>
-            <w:proofErr w:type="spellStart"/>
             <w:r>
               <w:rPr>
                 <w:b w:val="0"/>
                 <w:bCs w:val="0"/>
               </w:rPr>
-              <w:t>templates</w:t>
-            </w:r>
-            <w:proofErr w:type="spellEnd"/>
-            <w:r>
-              <w:rPr>
-                <w:b w:val="0"/>
-                <w:bCs w:val="0"/>
-              </w:rPr>
-              <w:t>/</w:t>
-            </w:r>
-            <w:proofErr w:type="spellStart"/>
-            <w:r>
-              <w:rPr>
-                <w:b w:val="0"/>
-                <w:bCs w:val="0"/>
-              </w:rPr>
-              <w:t>deployment.yaml</w:t>
-            </w:r>
-            <w:proofErr w:type="spellEnd"/>
+              <w:t>templates/deployment.yaml</w:t>
+            </w:r>
           </w:p>
         </w:tc>
         <w:tc>
@@ -11921,7 +9302,6 @@
               <w:spacing w:after="160" w:line="278" w:lineRule="auto"/>
               <w:cnfStyle w:val="000000100000" w:firstRow="0" w:lastRow="0" w:firstColumn="0" w:lastColumn="0" w:oddVBand="0" w:evenVBand="0" w:oddHBand="1" w:evenHBand="0" w:firstRowFirstColumn="0" w:firstRowLastColumn="0" w:lastRowFirstColumn="0" w:lastRowLastColumn="0"/>
             </w:pPr>
-            <w:proofErr w:type="spellStart"/>
             <w:r>
               <w:rPr>
                 <w:i/>
@@ -11929,11 +9309,9 @@
               </w:rPr>
               <w:t>Template</w:t>
             </w:r>
-            <w:proofErr w:type="spellEnd"/>
             <w:r>
               <w:t> principal que define o </w:t>
             </w:r>
-            <w:proofErr w:type="spellStart"/>
             <w:r>
               <w:rPr>
                 <w:i/>
@@ -11941,11 +9319,9 @@
               </w:rPr>
               <w:t>Deployment</w:t>
             </w:r>
-            <w:proofErr w:type="spellEnd"/>
             <w:r>
               <w:t> da API. Especifica a imagem do container, variáveis de ambiente, </w:t>
             </w:r>
-            <w:proofErr w:type="spellStart"/>
             <w:r>
               <w:rPr>
                 <w:i/>
@@ -11953,7 +9329,6 @@
               </w:rPr>
               <w:t>probes</w:t>
             </w:r>
-            <w:proofErr w:type="spellEnd"/>
             <w:r>
               <w:t> de saúde, limites de recursos e a estratégia de atualização.</w:t>
             </w:r>
@@ -11977,31 +9352,13 @@
                 <w:bCs w:val="0"/>
               </w:rPr>
             </w:pPr>
-            <w:proofErr w:type="spellStart"/>
             <w:r>
               <w:rPr>
                 <w:b w:val="0"/>
                 <w:bCs w:val="0"/>
               </w:rPr>
-              <w:t>templates</w:t>
-            </w:r>
-            <w:proofErr w:type="spellEnd"/>
-            <w:r>
-              <w:rPr>
-                <w:b w:val="0"/>
-                <w:bCs w:val="0"/>
-              </w:rPr>
-              <w:t>/</w:t>
-            </w:r>
-            <w:proofErr w:type="spellStart"/>
-            <w:r>
-              <w:rPr>
-                <w:b w:val="0"/>
-                <w:bCs w:val="0"/>
-              </w:rPr>
-              <w:t>service.yaml</w:t>
-            </w:r>
-            <w:proofErr w:type="spellEnd"/>
+              <w:t>templates/service.yaml</w:t>
+            </w:r>
           </w:p>
         </w:tc>
         <w:tc>
@@ -12016,7 +9373,6 @@
             <w:r>
               <w:t>Define o </w:t>
             </w:r>
-            <w:proofErr w:type="spellStart"/>
             <w:r>
               <w:rPr>
                 <w:i/>
@@ -12024,25 +9380,8 @@
               </w:rPr>
               <w:t>Service</w:t>
             </w:r>
-            <w:proofErr w:type="spellEnd"/>
-            <w:r>
-              <w:t> </w:t>
-            </w:r>
-            <w:proofErr w:type="spellStart"/>
-            <w:r>
-              <w:t>Kubernetes</w:t>
-            </w:r>
-            <w:proofErr w:type="spellEnd"/>
-            <w:r>
-              <w:t xml:space="preserve"> do tipo </w:t>
-            </w:r>
-            <w:proofErr w:type="spellStart"/>
-            <w:r>
-              <w:t>ClusterIP</w:t>
-            </w:r>
-            <w:proofErr w:type="spellEnd"/>
-            <w:r>
-              <w:t> que expõe a API internamente no </w:t>
+            <w:r>
+              <w:t> Kubernetes do tipo ClusterIP que expõe a API internamente no </w:t>
             </w:r>
             <w:r>
               <w:rPr>
@@ -12054,43 +9393,23 @@
             <w:r>
               <w:t>, permitindo o </w:t>
             </w:r>
-            <w:proofErr w:type="spellStart"/>
             <w:r>
               <w:rPr>
                 <w:i/>
                 <w:iCs/>
               </w:rPr>
-              <w:t>load</w:t>
-            </w:r>
-            <w:proofErr w:type="spellEnd"/>
+              <w:t>load balancing</w:t>
+            </w:r>
+            <w:r>
+              <w:t> entre os </w:t>
+            </w:r>
             <w:r>
               <w:rPr>
                 <w:i/>
                 <w:iCs/>
               </w:rPr>
-              <w:t xml:space="preserve"> </w:t>
-            </w:r>
-            <w:proofErr w:type="spellStart"/>
-            <w:r>
-              <w:rPr>
-                <w:i/>
-                <w:iCs/>
-              </w:rPr>
-              <w:t>balancing</w:t>
-            </w:r>
-            <w:proofErr w:type="spellEnd"/>
-            <w:r>
-              <w:t> entre os </w:t>
-            </w:r>
-            <w:proofErr w:type="spellStart"/>
-            <w:r>
-              <w:rPr>
-                <w:i/>
-                <w:iCs/>
-              </w:rPr>
               <w:t>pods</w:t>
             </w:r>
-            <w:proofErr w:type="spellEnd"/>
             <w:r>
               <w:t>.</w:t>
             </w:r>
@@ -12134,7 +9453,6 @@
       <w:r>
         <w:t>O </w:t>
       </w:r>
-      <w:proofErr w:type="spellStart"/>
       <w:r>
         <w:rPr>
           <w:i/>
@@ -12142,19 +9460,9 @@
         </w:rPr>
         <w:t>chart</w:t>
       </w:r>
-      <w:proofErr w:type="spellEnd"/>
-      <w:r>
-        <w:t> </w:t>
-      </w:r>
-      <w:proofErr w:type="spellStart"/>
-      <w:r>
-        <w:t>Helm</w:t>
-      </w:r>
-      <w:proofErr w:type="spellEnd"/>
-      <w:r>
-        <w:t xml:space="preserve"> incorpora várias boas práticas de </w:t>
-      </w:r>
-      <w:proofErr w:type="spellStart"/>
+      <w:r>
+        <w:t> Helm incorpora várias boas práticas de </w:t>
+      </w:r>
       <w:r>
         <w:rPr>
           <w:i/>
@@ -12162,7 +9470,6 @@
         </w:rPr>
         <w:t>deployment</w:t>
       </w:r>
-      <w:proofErr w:type="spellEnd"/>
       <w:r>
         <w:t> em produção:</w:t>
       </w:r>
@@ -12184,7 +9491,6 @@
       <w:r>
         <w:t> O </w:t>
       </w:r>
-      <w:proofErr w:type="spellStart"/>
       <w:r>
         <w:rPr>
           <w:i/>
@@ -12192,15 +9498,9 @@
         </w:rPr>
         <w:t>Deployment</w:t>
       </w:r>
-      <w:proofErr w:type="spellEnd"/>
-      <w:r>
-        <w:t> configura </w:t>
-      </w:r>
-      <w:proofErr w:type="spellStart"/>
-      <w:r>
-        <w:t>livenessProbe</w:t>
-      </w:r>
-      <w:proofErr w:type="spellEnd"/>
+      <w:r>
+        <w:t> configura livenessProbe</w:t>
+      </w:r>
       <w:r>
         <w:rPr>
           <w:b/>
@@ -12208,47 +9508,9 @@
         </w:rPr>
         <w:t> e </w:t>
       </w:r>
-      <w:proofErr w:type="spellStart"/>
-      <w:r>
-        <w:t>readinessProbe</w:t>
-      </w:r>
-      <w:proofErr w:type="spellEnd"/>
-      <w:r>
-        <w:t xml:space="preserve"> que verificam o </w:t>
-      </w:r>
-      <w:proofErr w:type="spellStart"/>
-      <w:r>
-        <w:t>endpoint</w:t>
-      </w:r>
-      <w:proofErr w:type="spellEnd"/>
-      <w:r>
-        <w:t> /</w:t>
-      </w:r>
-      <w:proofErr w:type="spellStart"/>
-      <w:r>
-        <w:t>api</w:t>
-      </w:r>
-      <w:proofErr w:type="spellEnd"/>
-      <w:r>
-        <w:t>/</w:t>
-      </w:r>
-      <w:proofErr w:type="spellStart"/>
-      <w:r>
-        <w:t>reservations</w:t>
-      </w:r>
-      <w:proofErr w:type="spellEnd"/>
-      <w:r>
-        <w:t xml:space="preserve">/status. Estas sondas garantem que o </w:t>
-      </w:r>
-      <w:proofErr w:type="spellStart"/>
-      <w:r>
-        <w:t>Kubernetes</w:t>
-      </w:r>
-      <w:proofErr w:type="spellEnd"/>
-      <w:r>
-        <w:t xml:space="preserve"> só encaminha tráfego para </w:t>
-      </w:r>
-      <w:proofErr w:type="spellStart"/>
+      <w:r>
+        <w:t>readinessProbe que verificam o endpoint /api/reservations/status. Estas sondas garantem que o Kubernetes só encaminha tráfego para </w:t>
+      </w:r>
       <w:r>
         <w:rPr>
           <w:i/>
@@ -12256,7 +9518,6 @@
         </w:rPr>
         <w:t>pods</w:t>
       </w:r>
-      <w:proofErr w:type="spellEnd"/>
       <w:r>
         <w:t> saudáveis e recicla automaticamente instâncias com problemas.</w:t>
       </w:r>
@@ -12278,7 +9539,6 @@
       <w:r>
         <w:t> São definidos limites (</w:t>
       </w:r>
-      <w:proofErr w:type="spellStart"/>
       <w:r>
         <w:rPr>
           <w:i/>
@@ -12286,11 +9546,9 @@
         </w:rPr>
         <w:t>limits</w:t>
       </w:r>
-      <w:proofErr w:type="spellEnd"/>
       <w:r>
         <w:t>) e pedidos (</w:t>
       </w:r>
-      <w:proofErr w:type="spellStart"/>
       <w:r>
         <w:rPr>
           <w:i/>
@@ -12298,11 +9556,9 @@
         </w:rPr>
         <w:t>requests</w:t>
       </w:r>
-      <w:proofErr w:type="spellEnd"/>
       <w:r>
         <w:t>) de CPU e memória para os containers, permitindo ao </w:t>
       </w:r>
-      <w:proofErr w:type="spellStart"/>
       <w:r>
         <w:rPr>
           <w:i/>
@@ -12310,17 +9566,8 @@
         </w:rPr>
         <w:t>scheduler</w:t>
       </w:r>
-      <w:proofErr w:type="spellEnd"/>
-      <w:r>
-        <w:t xml:space="preserve"> do </w:t>
-      </w:r>
-      <w:proofErr w:type="spellStart"/>
-      <w:r>
-        <w:t>Kubernetes</w:t>
-      </w:r>
-      <w:proofErr w:type="spellEnd"/>
-      <w:r>
-        <w:t xml:space="preserve"> tomar decisões otimizadas e evitar a exaustão de recursos do nó.</w:t>
+      <w:r>
+        <w:t> do Kubernetes tomar decisões otimizadas e evitar a exaustão de recursos do nó.</w:t>
       </w:r>
     </w:p>
     <w:p>
@@ -12338,15 +9585,7 @@
         <w:t>Segurança de Configuração:</w:t>
       </w:r>
       <w:r>
-        <w:t> As credenciais da base de dados (</w:t>
-      </w:r>
-      <w:proofErr w:type="spellStart"/>
-      <w:r>
-        <w:t>ex</w:t>
-      </w:r>
-      <w:proofErr w:type="spellEnd"/>
-      <w:r>
-        <w:t>: </w:t>
+        <w:t> As credenciais da base de dados (ex: </w:t>
       </w:r>
       <w:r>
         <w:rPr>
@@ -12356,23 +9595,7 @@
         <w:t>password</w:t>
       </w:r>
       <w:r>
-        <w:t>) são injetadas como variáveis de ambiente a partir de </w:t>
-      </w:r>
-      <w:proofErr w:type="spellStart"/>
-      <w:r>
-        <w:t>Kubernetes</w:t>
-      </w:r>
-      <w:proofErr w:type="spellEnd"/>
-      <w:r>
-        <w:t xml:space="preserve"> </w:t>
-      </w:r>
-      <w:proofErr w:type="spellStart"/>
-      <w:r>
-        <w:t>Secrets</w:t>
-      </w:r>
-      <w:proofErr w:type="spellEnd"/>
-      <w:r>
-        <w:t>, referenciados no </w:t>
+        <w:t>) são injetadas como variáveis de ambiente a partir de Kubernetes Secrets, referenciados no </w:t>
       </w:r>
       <w:r>
         <w:rPr>
@@ -12382,25 +9605,7 @@
         <w:t>pipeline</w:t>
       </w:r>
       <w:r>
-        <w:t> </w:t>
-      </w:r>
-      <w:proofErr w:type="spellStart"/>
-      <w:r>
-        <w:t>Jenkins</w:t>
-      </w:r>
-      <w:proofErr w:type="spellEnd"/>
-      <w:r>
-        <w:t>, nunca estando no </w:t>
-      </w:r>
-      <w:proofErr w:type="spellStart"/>
-      <w:proofErr w:type="gramStart"/>
-      <w:r>
-        <w:t>values.yaml</w:t>
-      </w:r>
-      <w:proofErr w:type="spellEnd"/>
-      <w:proofErr w:type="gramEnd"/>
-      <w:r>
-        <w:t> ou no código.</w:t>
+        <w:t> Jenkins, nunca estando no values.yaml ou no código.</w:t>
       </w:r>
     </w:p>
     <w:p>
@@ -12423,7 +9628,6 @@
       <w:r>
         <w:t> Todas as dependências de ambiente (como o </w:t>
       </w:r>
-      <w:proofErr w:type="spellStart"/>
       <w:r>
         <w:rPr>
           <w:i/>
@@ -12431,21 +9635,9 @@
         </w:rPr>
         <w:t>hostname</w:t>
       </w:r>
-      <w:proofErr w:type="spellEnd"/>
-      <w:r>
-        <w:t> do SQL Server) são parametrizadas no </w:t>
-      </w:r>
-      <w:proofErr w:type="spellStart"/>
-      <w:proofErr w:type="gramStart"/>
-      <w:r>
-        <w:t>values.yaml</w:t>
-      </w:r>
-      <w:proofErr w:type="spellEnd"/>
-      <w:proofErr w:type="gramEnd"/>
-      <w:r>
-        <w:t>, permitindo implantar a mesma </w:t>
-      </w:r>
-      <w:proofErr w:type="spellStart"/>
+      <w:r>
+        <w:t> do SQL Server) são parametrizadas no values.yaml, permitindo implantar a mesma </w:t>
+      </w:r>
       <w:r>
         <w:rPr>
           <w:i/>
@@ -12453,33 +9645,8 @@
         </w:rPr>
         <w:t>chart</w:t>
       </w:r>
-      <w:proofErr w:type="spellEnd"/>
-      <w:r>
-        <w:t> em diferentes ambientes (</w:t>
-      </w:r>
-      <w:proofErr w:type="spellStart"/>
-      <w:r>
-        <w:t>dev</w:t>
-      </w:r>
-      <w:proofErr w:type="spellEnd"/>
-      <w:r>
-        <w:t xml:space="preserve">, </w:t>
-      </w:r>
-      <w:proofErr w:type="spellStart"/>
-      <w:r>
-        <w:t>staging</w:t>
-      </w:r>
-      <w:proofErr w:type="spellEnd"/>
-      <w:r>
-        <w:t xml:space="preserve">, </w:t>
-      </w:r>
-      <w:proofErr w:type="spellStart"/>
-      <w:r>
-        <w:t>prod</w:t>
-      </w:r>
-      <w:proofErr w:type="spellEnd"/>
-      <w:r>
-        <w:t>) apenas sobrescrevendo estes valores.</w:t>
+      <w:r>
+        <w:t> em diferentes ambientes (dev, staging, prod) apenas sobrescrevendo estes valores.</w:t>
       </w:r>
     </w:p>
     <w:p>
@@ -12501,21 +9668,7 @@
         <w:rPr>
           <w:rStyle w:val="Ttulo2Carter"/>
         </w:rPr>
-        <w:t>Fluxo de </w:t>
-      </w:r>
-      <w:proofErr w:type="spellStart"/>
-      <w:r>
-        <w:rPr>
-          <w:rStyle w:val="Ttulo2Carter"/>
-        </w:rPr>
-        <w:t>Deploy</w:t>
-      </w:r>
-      <w:proofErr w:type="spellEnd"/>
-      <w:r>
-        <w:rPr>
-          <w:rStyle w:val="Ttulo2Carter"/>
-        </w:rPr>
-        <w:t> Automatizado</w:t>
+        <w:t>Fluxo de Deploy Automatizado</w:t>
       </w:r>
       <w:bookmarkEnd w:id="37"/>
     </w:p>
@@ -12526,7 +9679,6 @@
       <w:r>
         <w:t>O </w:t>
       </w:r>
-      <w:proofErr w:type="spellStart"/>
       <w:r>
         <w:rPr>
           <w:i/>
@@ -12534,7 +9686,6 @@
         </w:rPr>
         <w:t>stage</w:t>
       </w:r>
-      <w:proofErr w:type="spellEnd"/>
       <w:r>
         <w:t> final do </w:t>
       </w:r>
@@ -12546,25 +9697,8 @@
         <w:t>pipeline</w:t>
       </w:r>
       <w:r>
-        <w:t> </w:t>
-      </w:r>
-      <w:proofErr w:type="spellStart"/>
-      <w:r>
-        <w:t>Jenkins</w:t>
-      </w:r>
-      <w:proofErr w:type="spellEnd"/>
-      <w:r>
-        <w:t xml:space="preserve"> executa o comando </w:t>
-      </w:r>
-      <w:proofErr w:type="spellStart"/>
-      <w:r>
-        <w:t>Helm</w:t>
-      </w:r>
-      <w:proofErr w:type="spellEnd"/>
-      <w:r>
-        <w:t xml:space="preserve"> que concretiza o </w:t>
-      </w:r>
-      <w:proofErr w:type="spellStart"/>
+        <w:t> Jenkins executa o comando Helm que concretiza o </w:t>
+      </w:r>
       <w:r>
         <w:rPr>
           <w:i/>
@@ -12572,7 +9706,6 @@
         </w:rPr>
         <w:t>deploy</w:t>
       </w:r>
-      <w:proofErr w:type="spellEnd"/>
       <w:r>
         <w:t>:</w:t>
       </w:r>
@@ -12628,15 +9761,7 @@
         <w:ind w:firstLine="360"/>
       </w:pPr>
       <w:r>
-        <w:t>Este comando é executado dentro de um bloco </w:t>
-      </w:r>
-      <w:proofErr w:type="spellStart"/>
-      <w:r>
-        <w:t>withCredentials</w:t>
-      </w:r>
-      <w:proofErr w:type="spellEnd"/>
-      <w:r>
-        <w:t> que injeta seguramente a </w:t>
+        <w:t>Este comando é executado dentro de um bloco withCredentials que injeta seguramente a </w:t>
       </w:r>
       <w:r>
         <w:rPr>
@@ -12646,33 +9771,8 @@
         <w:t>password</w:t>
       </w:r>
       <w:r>
-        <w:t xml:space="preserve"> da base de dados a partir das credenciais geridas pelo </w:t>
-      </w:r>
-      <w:proofErr w:type="spellStart"/>
-      <w:r>
-        <w:t>Jenkins</w:t>
-      </w:r>
-      <w:proofErr w:type="spellEnd"/>
-      <w:r>
-        <w:t xml:space="preserve">. A </w:t>
-      </w:r>
-      <w:proofErr w:type="spellStart"/>
-      <w:r>
-        <w:t>flag</w:t>
-      </w:r>
-      <w:proofErr w:type="spellEnd"/>
-      <w:r>
-        <w:t> --</w:t>
-      </w:r>
-      <w:proofErr w:type="spellStart"/>
-      <w:r>
-        <w:t>atomic</w:t>
-      </w:r>
-      <w:proofErr w:type="spellEnd"/>
-      <w:r>
-        <w:t> garante que, se o </w:t>
-      </w:r>
-      <w:proofErr w:type="spellStart"/>
+        <w:t> da base de dados a partir das credenciais geridas pelo Jenkins. A flag --atomic garante que, se o </w:t>
+      </w:r>
       <w:r>
         <w:rPr>
           <w:i/>
@@ -12680,38 +9780,8 @@
         </w:rPr>
         <w:t>deploy</w:t>
       </w:r>
-      <w:proofErr w:type="spellEnd"/>
-      <w:r>
-        <w:t> falhar em qualquer ponto, é executado um </w:t>
-      </w:r>
-      <w:proofErr w:type="spellStart"/>
-      <w:r>
-        <w:t>rollback</w:t>
-      </w:r>
-      <w:proofErr w:type="spellEnd"/>
-      <w:r>
-        <w:t xml:space="preserve"> automático para a versão estável anterior, assegurando a disponibilidade contínua do serviço. A utilização da </w:t>
-      </w:r>
-      <w:proofErr w:type="spellStart"/>
-      <w:r>
-        <w:t>tag</w:t>
-      </w:r>
-      <w:proofErr w:type="spellEnd"/>
-      <w:r>
-        <w:t xml:space="preserve"> única da imagem (${</w:t>
-      </w:r>
-      <w:proofErr w:type="spellStart"/>
-      <w:proofErr w:type="gramStart"/>
-      <w:r>
-        <w:t>env.BUILD</w:t>
-      </w:r>
-      <w:proofErr w:type="gramEnd"/>
-      <w:r>
-        <w:t>_ID</w:t>
-      </w:r>
-      <w:proofErr w:type="spellEnd"/>
-      <w:r>
-        <w:t>}) garante a imutabilidade e a rastreabilidade total, assegurando que é implantada a versão exata que passou por todas as fases de validação do </w:t>
+      <w:r>
+        <w:t> falhar em qualquer ponto, é executado um rollback automático para a versão estável anterior, assegurando a disponibilidade contínua do serviço. A utilização da tag única da imagem (${env.BUILD_ID}) garante a imutabilidade e a rastreabilidade total, assegurando que é implantada a versão exata que passou por todas as fases de validação do </w:t>
       </w:r>
       <w:r>
         <w:rPr>
@@ -12748,7 +9818,6 @@
       <w:r>
         <w:t>Para garantir a manutenibilidade, segurança e qualidade a longo prazo do código, o projeto integra a análise estática contínua através do </w:t>
       </w:r>
-      <w:proofErr w:type="spellStart"/>
       <w:r>
         <w:rPr>
           <w:b/>
@@ -12756,11 +9825,9 @@
         </w:rPr>
         <w:t>SonarQube</w:t>
       </w:r>
-      <w:proofErr w:type="spellEnd"/>
       <w:r>
         <w:t>. Esta ferramenta atua como um </w:t>
       </w:r>
-      <w:proofErr w:type="spellStart"/>
       <w:r>
         <w:rPr>
           <w:i/>
@@ -12768,7 +9835,6 @@
         </w:rPr>
         <w:t>gatekeeper</w:t>
       </w:r>
-      <w:proofErr w:type="spellEnd"/>
       <w:r>
         <w:t> automatizado, assegurando que apenas código que cumpre padrões rigorosos de qualidade avança no </w:t>
       </w:r>
@@ -12802,35 +9868,8 @@
         <w:ind w:firstLine="360"/>
       </w:pPr>
       <w:r>
-        <w:t xml:space="preserve">A integração com o </w:t>
-      </w:r>
-      <w:proofErr w:type="spellStart"/>
-      <w:r>
-        <w:t>SonarQube</w:t>
-      </w:r>
-      <w:proofErr w:type="spellEnd"/>
-      <w:r>
-        <w:t xml:space="preserve"> foi configurada em duas camadas. Primeiro, através do ficheiro sonar-</w:t>
-      </w:r>
-      <w:proofErr w:type="spellStart"/>
-      <w:proofErr w:type="gramStart"/>
-      <w:r>
-        <w:t>project.properties</w:t>
-      </w:r>
-      <w:proofErr w:type="spellEnd"/>
-      <w:proofErr w:type="gramEnd"/>
-      <w:r>
-        <w:t xml:space="preserve"> na raiz do projeto, que define os </w:t>
-      </w:r>
-      <w:proofErr w:type="spellStart"/>
-      <w:r>
-        <w:t>metadados</w:t>
-      </w:r>
-      <w:proofErr w:type="spellEnd"/>
-      <w:r>
-        <w:t xml:space="preserve"> e </w:t>
-      </w:r>
-      <w:proofErr w:type="spellStart"/>
+        <w:t>A integração com o SonarQube foi configurada em duas camadas. Primeiro, através do ficheiro sonar-project.properties na raiz do projeto, que define os metadados e </w:t>
+      </w:r>
       <w:r>
         <w:rPr>
           <w:i/>
@@ -12838,7 +9877,6 @@
         </w:rPr>
         <w:t>paths</w:t>
       </w:r>
-      <w:proofErr w:type="spellEnd"/>
       <w:r>
         <w:t> essenciais para a análise</w:t>
       </w:r>
@@ -12851,17 +9889,8 @@
         <w:ind w:firstLine="360"/>
       </w:pPr>
       <w:r>
-        <w:t>Segundo, e de forma mais crucial, através do </w:t>
-      </w:r>
-      <w:proofErr w:type="spellStart"/>
-      <w:r>
-        <w:t>Jenkinsfile</w:t>
-      </w:r>
-      <w:proofErr w:type="spellEnd"/>
-      <w:r>
-        <w:t>, onde um </w:t>
-      </w:r>
-      <w:proofErr w:type="spellStart"/>
+        <w:t>Segundo, e de forma mais crucial, através do Jenkinsfile, onde um </w:t>
+      </w:r>
       <w:r>
         <w:rPr>
           <w:i/>
@@ -12869,25 +9898,8 @@
         </w:rPr>
         <w:t>stage</w:t>
       </w:r>
-      <w:proofErr w:type="spellEnd"/>
-      <w:r>
-        <w:t> dedicado (</w:t>
-      </w:r>
-      <w:proofErr w:type="spellStart"/>
-      <w:r>
-        <w:t>SonarQube</w:t>
-      </w:r>
-      <w:proofErr w:type="spellEnd"/>
-      <w:r>
-        <w:t xml:space="preserve"> </w:t>
-      </w:r>
-      <w:proofErr w:type="spellStart"/>
-      <w:r>
-        <w:t>Analysis</w:t>
-      </w:r>
-      <w:proofErr w:type="spellEnd"/>
-      <w:r>
-        <w:t>) executa o </w:t>
+      <w:r>
+        <w:t> dedicado (SonarQube Analysis) executa o </w:t>
       </w:r>
       <w:r>
         <w:rPr>
@@ -12899,7 +9911,6 @@
       <w:r>
         <w:t> e um </w:t>
       </w:r>
-      <w:proofErr w:type="spellStart"/>
       <w:r>
         <w:rPr>
           <w:i/>
@@ -12907,17 +9918,8 @@
         </w:rPr>
         <w:t>stage</w:t>
       </w:r>
-      <w:proofErr w:type="spellEnd"/>
-      <w:r>
-        <w:t> subsequente (</w:t>
-      </w:r>
-      <w:proofErr w:type="spellStart"/>
-      <w:r>
-        <w:t>Quality</w:t>
-      </w:r>
-      <w:proofErr w:type="spellEnd"/>
-      <w:r>
-        <w:t xml:space="preserve"> Gate) valida os resultados de forma bloqueante.</w:t>
+      <w:r>
+        <w:t> subsequente (Quality Gate) valida os resultados de forma bloqueante.</w:t>
       </w:r>
     </w:p>
     <w:p>
@@ -12933,35 +9935,7 @@
         <w:rPr>
           <w:rStyle w:val="Ttulo2Carter"/>
         </w:rPr>
-        <w:t>O </w:t>
-      </w:r>
-      <w:proofErr w:type="spellStart"/>
-      <w:r>
-        <w:rPr>
-          <w:rStyle w:val="Ttulo2Carter"/>
-        </w:rPr>
-        <w:t>Stage</w:t>
-      </w:r>
-      <w:proofErr w:type="spellEnd"/>
-      <w:r>
-        <w:rPr>
-          <w:rStyle w:val="Ttulo2Carter"/>
-        </w:rPr>
-        <w:t> de Análise e a </w:t>
-      </w:r>
-      <w:proofErr w:type="spellStart"/>
-      <w:r>
-        <w:rPr>
-          <w:rStyle w:val="Ttulo2Carter"/>
-        </w:rPr>
-        <w:t>Quality</w:t>
-      </w:r>
-      <w:proofErr w:type="spellEnd"/>
-      <w:r>
-        <w:rPr>
-          <w:rStyle w:val="Ttulo2Carter"/>
-        </w:rPr>
-        <w:t xml:space="preserve"> Gate</w:t>
+        <w:t>O Stage de Análise e a Quality Gate</w:t>
       </w:r>
       <w:bookmarkEnd w:id="40"/>
     </w:p>
@@ -12970,23 +9944,7 @@
         <w:ind w:firstLine="360"/>
       </w:pPr>
       <w:r>
-        <w:t>A etapa </w:t>
-      </w:r>
-      <w:proofErr w:type="spellStart"/>
-      <w:r>
-        <w:t>SonarQube</w:t>
-      </w:r>
-      <w:proofErr w:type="spellEnd"/>
-      <w:r>
-        <w:t xml:space="preserve"> </w:t>
-      </w:r>
-      <w:proofErr w:type="spellStart"/>
-      <w:r>
-        <w:t>Analysis</w:t>
-      </w:r>
-      <w:proofErr w:type="spellEnd"/>
-      <w:r>
-        <w:t> no </w:t>
+        <w:t>A etapa SonarQube Analysis no </w:t>
       </w:r>
       <w:r>
         <w:rPr>
@@ -12998,7 +9956,6 @@
       <w:r>
         <w:t> tem a função crítica de enviar o código-fonte e os relatórios de testes e cobertura (gerados no </w:t>
       </w:r>
-      <w:proofErr w:type="spellStart"/>
       <w:r>
         <w:rPr>
           <w:i/>
@@ -13006,33 +9963,8 @@
         </w:rPr>
         <w:t>stage</w:t>
       </w:r>
-      <w:proofErr w:type="spellEnd"/>
-      <w:r>
-        <w:t> </w:t>
-      </w:r>
-      <w:proofErr w:type="spellStart"/>
-      <w:r>
-        <w:t>Unit</w:t>
-      </w:r>
-      <w:proofErr w:type="spellEnd"/>
-      <w:r>
-        <w:t xml:space="preserve"> </w:t>
-      </w:r>
-      <w:proofErr w:type="spellStart"/>
-      <w:r>
-        <w:t>Tests</w:t>
-      </w:r>
-      <w:proofErr w:type="spellEnd"/>
-      <w:r>
-        <w:t xml:space="preserve">) para o servidor </w:t>
-      </w:r>
-      <w:proofErr w:type="spellStart"/>
-      <w:r>
-        <w:t>SonarQube</w:t>
-      </w:r>
-      <w:proofErr w:type="spellEnd"/>
-      <w:r>
-        <w:t>. Este realiza uma análise profunda, verificando:</w:t>
+      <w:r>
+        <w:t> Unit Tests) para o servidor SonarQube. Este realiza uma análise profunda, verificando:</w:t>
       </w:r>
     </w:p>
     <w:p>
@@ -13078,31 +10010,13 @@
           <w:numId w:val="141"/>
         </w:numPr>
       </w:pPr>
-      <w:proofErr w:type="spellStart"/>
       <w:r>
         <w:rPr>
           <w:b/>
           <w:bCs/>
         </w:rPr>
-        <w:t>Code</w:t>
-      </w:r>
-      <w:proofErr w:type="spellEnd"/>
-      <w:r>
-        <w:rPr>
-          <w:b/>
-          <w:bCs/>
-        </w:rPr>
-        <w:t xml:space="preserve"> </w:t>
-      </w:r>
-      <w:proofErr w:type="spellStart"/>
-      <w:r>
-        <w:rPr>
-          <w:b/>
-          <w:bCs/>
-        </w:rPr>
-        <w:t>Smells</w:t>
-      </w:r>
-      <w:proofErr w:type="spellEnd"/>
+        <w:t>Code Smells</w:t>
+      </w:r>
       <w:r>
         <w:t>: Más práticas de desenvolvimento que impactam a manutenibilidade.</w:t>
       </w:r>
@@ -13130,23 +10044,7 @@
         <w:ind w:firstLine="360"/>
       </w:pPr>
       <w:r>
-        <w:t>O resultado desta análise é sintetizado na </w:t>
-      </w:r>
-      <w:proofErr w:type="spellStart"/>
-      <w:r>
-        <w:t>SonarQube</w:t>
-      </w:r>
-      <w:proofErr w:type="spellEnd"/>
-      <w:r>
-        <w:t xml:space="preserve"> </w:t>
-      </w:r>
-      <w:proofErr w:type="spellStart"/>
-      <w:r>
-        <w:t>Quality</w:t>
-      </w:r>
-      <w:proofErr w:type="spellEnd"/>
-      <w:r>
-        <w:t xml:space="preserve"> Gate. Esta é uma política de qualidade configurável que define os requisitos mínimos para o código. No </w:t>
+        <w:t>O resultado desta análise é sintetizado na SonarQube Quality Gate. Esta é uma política de qualidade configurável que define os requisitos mínimos para o código. No </w:t>
       </w:r>
       <w:r>
         <w:rPr>
@@ -13158,7 +10056,6 @@
       <w:r>
         <w:t>, o </w:t>
       </w:r>
-      <w:proofErr w:type="spellStart"/>
       <w:r>
         <w:rPr>
           <w:i/>
@@ -13166,25 +10063,8 @@
         </w:rPr>
         <w:t>stage</w:t>
       </w:r>
-      <w:proofErr w:type="spellEnd"/>
-      <w:r>
-        <w:t> </w:t>
-      </w:r>
-      <w:proofErr w:type="spellStart"/>
-      <w:r>
-        <w:t>Quality</w:t>
-      </w:r>
-      <w:proofErr w:type="spellEnd"/>
-      <w:r>
-        <w:t xml:space="preserve"> Gate utiliza o comando </w:t>
-      </w:r>
-      <w:proofErr w:type="spellStart"/>
-      <w:r>
-        <w:t>waitForQualityGate</w:t>
-      </w:r>
-      <w:proofErr w:type="spellEnd"/>
-      <w:r>
-        <w:t> para consultar este veredito de forma bloqueante.</w:t>
+      <w:r>
+        <w:t> Quality Gate utiliza o comando waitForQualityGate para consultar este veredito de forma bloqueante.</w:t>
       </w:r>
     </w:p>
     <w:p>
@@ -13206,17 +10086,8 @@
         <w:ind w:firstLine="360"/>
       </w:pPr>
       <w:r>
-        <w:t xml:space="preserve">Esta integração transforma o </w:t>
-      </w:r>
-      <w:proofErr w:type="spellStart"/>
-      <w:r>
-        <w:t>SonarQube</w:t>
-      </w:r>
-      <w:proofErr w:type="spellEnd"/>
-      <w:r>
-        <w:t xml:space="preserve"> num checkpoint automatizado e obrigatório. Se um </w:t>
-      </w:r>
-      <w:proofErr w:type="spellStart"/>
+        <w:t>Esta integração transforma o SonarQube num checkpoint automatizado e obrigatório. Se um </w:t>
+      </w:r>
       <w:r>
         <w:rPr>
           <w:i/>
@@ -13224,11 +10095,9 @@
         </w:rPr>
         <w:t>developer</w:t>
       </w:r>
-      <w:proofErr w:type="spellEnd"/>
       <w:r>
         <w:t> fizer um </w:t>
       </w:r>
-      <w:proofErr w:type="spellStart"/>
       <w:r>
         <w:rPr>
           <w:i/>
@@ -13236,7 +10105,6 @@
         </w:rPr>
         <w:t>commit</w:t>
       </w:r>
-      <w:proofErr w:type="spellEnd"/>
       <w:r>
         <w:t> que introduza um </w:t>
       </w:r>
@@ -13258,17 +10126,8 @@
         <w:t>pipeline</w:t>
       </w:r>
       <w:r>
-        <w:t> irá falhar na etapa </w:t>
-      </w:r>
-      <w:proofErr w:type="spellStart"/>
-      <w:r>
-        <w:t>Quality</w:t>
-      </w:r>
-      <w:proofErr w:type="spellEnd"/>
-      <w:r>
-        <w:t xml:space="preserve"> Gate. Consequentemente, a imagem Docker não será construída e o </w:t>
-      </w:r>
-      <w:proofErr w:type="spellStart"/>
+        <w:t> irá falhar na etapa Quality Gate. Consequentemente, a imagem Docker não será construída e o </w:t>
+      </w:r>
       <w:r>
         <w:rPr>
           <w:i/>
@@ -13276,56 +10135,15 @@
         </w:rPr>
         <w:t>deploy</w:t>
       </w:r>
-      <w:proofErr w:type="spellEnd"/>
-      <w:r>
-        <w:t xml:space="preserve"> para </w:t>
-      </w:r>
-      <w:proofErr w:type="spellStart"/>
-      <w:r>
-        <w:t>Kubernetes</w:t>
-      </w:r>
-      <w:proofErr w:type="spellEnd"/>
-      <w:r>
-        <w:t xml:space="preserve"> não será executado. Este mecanismo força a correção de problemas na fase mais precoce e barata do ciclo de desenvolvimento, seguindo a filosofia </w:t>
+      <w:r>
+        <w:t> para Kubernetes não será executado. Este mecanismo força a correção de problemas na fase mais precoce e barata do ciclo de desenvolvimento, seguindo a filosofia </w:t>
       </w:r>
       <w:r>
         <w:rPr>
           <w:i/>
           <w:iCs/>
         </w:rPr>
-        <w:t>"</w:t>
-      </w:r>
-      <w:proofErr w:type="spellStart"/>
-      <w:r>
-        <w:rPr>
-          <w:i/>
-          <w:iCs/>
-        </w:rPr>
-        <w:t>shift</w:t>
-      </w:r>
-      <w:proofErr w:type="spellEnd"/>
-      <w:r>
-        <w:rPr>
-          <w:i/>
-          <w:iCs/>
-        </w:rPr>
-        <w:t xml:space="preserve"> </w:t>
-      </w:r>
-      <w:proofErr w:type="spellStart"/>
-      <w:r>
-        <w:rPr>
-          <w:i/>
-          <w:iCs/>
-        </w:rPr>
-        <w:t>left</w:t>
-      </w:r>
-      <w:proofErr w:type="spellEnd"/>
-      <w:r>
-        <w:rPr>
-          <w:i/>
-          <w:iCs/>
-        </w:rPr>
-        <w:t>"</w:t>
+        <w:t>"shift left"</w:t>
       </w:r>
       <w:r>
         <w:t>.</w:t>
@@ -13358,68 +10176,30 @@
         <w:ind w:firstLine="360"/>
       </w:pPr>
       <w:r>
-        <w:t>1. localhost:5188 (Desenvolvimento Local)</w:t>
+        <w:t xml:space="preserve">O </w:t>
+      </w:r>
+      <w:r>
+        <w:t>localhost:5188 (Desenvolvimento Local)</w:t>
+      </w:r>
+      <w:r>
+        <w:t>: Faz a e</w:t>
+      </w:r>
+      <w:r>
+        <w:t>xecução via dotnet run no ambiente nativo do sistema</w:t>
+      </w:r>
+      <w:r>
+        <w:t xml:space="preserve"> utilizando</w:t>
+      </w:r>
+      <w:r>
+        <w:t> launchSettings.json e appsettings.Development.json</w:t>
+      </w:r>
+      <w:r>
+        <w:t>.</w:t>
       </w:r>
     </w:p>
     <w:p>
       <w:pPr>
-        <w:numPr>
-          <w:ilvl w:val="0"/>
-          <w:numId w:val="142"/>
-        </w:numPr>
-      </w:pPr>
-      <w:r>
-        <w:t>Execução: via </w:t>
-      </w:r>
-      <w:proofErr w:type="spellStart"/>
-      <w:r>
-        <w:t>dotnet</w:t>
-      </w:r>
-      <w:proofErr w:type="spellEnd"/>
-      <w:r>
-        <w:t xml:space="preserve"> </w:t>
-      </w:r>
-      <w:proofErr w:type="spellStart"/>
-      <w:r>
-        <w:t>run</w:t>
-      </w:r>
-      <w:proofErr w:type="spellEnd"/>
-      <w:r>
-        <w:t> no ambiente nativo do sistema</w:t>
-      </w:r>
-    </w:p>
-    <w:p>
-      <w:pPr>
-        <w:numPr>
-          <w:ilvl w:val="0"/>
-          <w:numId w:val="142"/>
-        </w:numPr>
-      </w:pPr>
-      <w:r>
-        <w:t>Configuração: utiliza </w:t>
-      </w:r>
-      <w:proofErr w:type="spellStart"/>
-      <w:r>
-        <w:t>launchSettings.json</w:t>
-      </w:r>
-      <w:proofErr w:type="spellEnd"/>
-      <w:r>
-        <w:t> e </w:t>
-      </w:r>
-      <w:proofErr w:type="spellStart"/>
-      <w:proofErr w:type="gramStart"/>
-      <w:r>
-        <w:t>appsettings.Development.json</w:t>
-      </w:r>
-      <w:proofErr w:type="spellEnd"/>
-      <w:proofErr w:type="gramEnd"/>
-    </w:p>
-    <w:p>
-      <w:pPr>
-        <w:numPr>
-          <w:ilvl w:val="0"/>
-          <w:numId w:val="142"/>
-        </w:numPr>
+        <w:ind w:left="720"/>
       </w:pPr>
       <w:r>
         <w:t>Características:</w:t>
@@ -13433,15 +10213,10 @@
         </w:numPr>
       </w:pPr>
       <w:r>
-        <w:t xml:space="preserve">Hot </w:t>
-      </w:r>
-      <w:proofErr w:type="spellStart"/>
-      <w:r>
-        <w:t>reload</w:t>
-      </w:r>
-      <w:proofErr w:type="spellEnd"/>
-      <w:r>
-        <w:t xml:space="preserve"> automático para desenvolvimento ágil</w:t>
+        <w:t>Hot reload automático para desenvolvimento ágil</w:t>
+      </w:r>
+      <w:r>
+        <w:t>;</w:t>
       </w:r>
     </w:p>
     <w:p>
@@ -13452,21 +10227,11 @@
         </w:numPr>
       </w:pPr>
       <w:r>
-        <w:t xml:space="preserve">Facilidade de </w:t>
-      </w:r>
-      <w:proofErr w:type="spellStart"/>
-      <w:r>
-        <w:t>debugging</w:t>
-      </w:r>
-      <w:proofErr w:type="spellEnd"/>
-      <w:r>
-        <w:t xml:space="preserve"> em ferramentas como VS </w:t>
-      </w:r>
-      <w:proofErr w:type="spellStart"/>
-      <w:r>
-        <w:t>Code</w:t>
-      </w:r>
-      <w:proofErr w:type="spellEnd"/>
+        <w:t>Facilidade de debugging em ferramentas como VS Code</w:t>
+      </w:r>
+      <w:r>
+        <w:t>;</w:t>
+      </w:r>
     </w:p>
     <w:p>
       <w:pPr>
@@ -13478,80 +10243,39 @@
       <w:r>
         <w:t>Requer instância de SQL Server disponível localmente ou em container</w:t>
       </w:r>
+      <w:r>
+        <w:t>.</w:t>
+      </w:r>
     </w:p>
     <w:p>
       <w:pPr>
         <w:ind w:firstLine="360"/>
       </w:pPr>
       <w:r>
-        <w:t xml:space="preserve">2. localhost:5000 (Ambiente </w:t>
-      </w:r>
-      <w:proofErr w:type="spellStart"/>
-      <w:r>
-        <w:t>Containerizado</w:t>
-      </w:r>
-      <w:proofErr w:type="spellEnd"/>
-      <w:r>
-        <w:t>)</w:t>
+        <w:t xml:space="preserve">E o </w:t>
+      </w:r>
+      <w:r>
+        <w:t>localhost:5000 (Ambiente Containerizado)</w:t>
+      </w:r>
+      <w:r>
+        <w:t>: Faz a e</w:t>
+      </w:r>
+      <w:r>
+        <w:t>xecução via docker-compose up com containers Docker</w:t>
+      </w:r>
+      <w:r>
+        <w:t xml:space="preserve"> </w:t>
+      </w:r>
+      <w:r>
+        <w:t>gerida por docker-compose.yml e variáveis de ambiente no Dockerfile</w:t>
+      </w:r>
+      <w:r>
+        <w:t>.</w:t>
       </w:r>
     </w:p>
     <w:p>
       <w:pPr>
-        <w:numPr>
-          <w:ilvl w:val="0"/>
-          <w:numId w:val="143"/>
-        </w:numPr>
-      </w:pPr>
-      <w:r>
-        <w:t>Execução: via </w:t>
-      </w:r>
-      <w:proofErr w:type="spellStart"/>
-      <w:r>
-        <w:t>docker-compose</w:t>
-      </w:r>
-      <w:proofErr w:type="spellEnd"/>
-      <w:r>
-        <w:t xml:space="preserve"> </w:t>
-      </w:r>
-      <w:proofErr w:type="spellStart"/>
-      <w:r>
-        <w:t>up</w:t>
-      </w:r>
-      <w:proofErr w:type="spellEnd"/>
-      <w:r>
-        <w:t> com containers Docker</w:t>
-      </w:r>
-    </w:p>
-    <w:p>
-      <w:pPr>
-        <w:numPr>
-          <w:ilvl w:val="0"/>
-          <w:numId w:val="143"/>
-        </w:numPr>
-      </w:pPr>
-      <w:r>
-        <w:t>Configuração: gerida por </w:t>
-      </w:r>
-      <w:proofErr w:type="spellStart"/>
-      <w:r>
-        <w:t>docker-compose.yml</w:t>
-      </w:r>
-      <w:proofErr w:type="spellEnd"/>
-      <w:r>
-        <w:t xml:space="preserve"> e variáveis de ambiente no </w:t>
-      </w:r>
-      <w:proofErr w:type="spellStart"/>
-      <w:r>
-        <w:t>Dockerfile</w:t>
-      </w:r>
-      <w:proofErr w:type="spellEnd"/>
-    </w:p>
-    <w:p>
-      <w:pPr>
-        <w:numPr>
-          <w:ilvl w:val="0"/>
-          <w:numId w:val="143"/>
-        </w:numPr>
+        <w:ind w:left="720"/>
       </w:pPr>
       <w:r>
         <w:t>Características:</w:t>
@@ -13565,15 +10289,10 @@
         </w:numPr>
       </w:pPr>
       <w:r>
-        <w:t>Ambiente isolado (</w:t>
-      </w:r>
-      <w:proofErr w:type="spellStart"/>
-      <w:r>
-        <w:t>sandbox</w:t>
-      </w:r>
-      <w:proofErr w:type="spellEnd"/>
-      <w:r>
-        <w:t>) idêntico ao de produção</w:t>
+        <w:t>Ambiente isolado (sandbox) idêntico ao de produção</w:t>
+      </w:r>
+      <w:r>
+        <w:t>;</w:t>
       </w:r>
     </w:p>
     <w:p>
@@ -13586,6 +10305,9 @@
       <w:r>
         <w:t>SQL Server executado em container separado</w:t>
       </w:r>
+      <w:r>
+        <w:t>;</w:t>
+      </w:r>
     </w:p>
     <w:p>
       <w:pPr>
@@ -13597,6 +10319,9 @@
       <w:r>
         <w:t>Porta 5000 mapeada para a porta 8080 interna do container</w:t>
       </w:r>
+      <w:r>
+        <w:t>.</w:t>
+      </w:r>
     </w:p>
     <w:p>
       <w:pPr>
@@ -13614,15 +10339,10 @@
         </w:numPr>
       </w:pPr>
       <w:r>
-        <w:t xml:space="preserve">A porta 5188 é padrão do </w:t>
-      </w:r>
-      <w:proofErr w:type="spellStart"/>
-      <w:r>
-        <w:t>template</w:t>
-      </w:r>
-      <w:proofErr w:type="spellEnd"/>
-      <w:r>
-        <w:t xml:space="preserve"> .NET Web API</w:t>
+        <w:t>A porta 5188 é padrão do template .NET Web API</w:t>
+      </w:r>
+      <w:r>
+        <w:t>;</w:t>
       </w:r>
     </w:p>
     <w:p>
@@ -13635,6 +10355,9 @@
       <w:r>
         <w:t>A porta 5000 é comum para desenvolvimento e mapeia para 8080 no container</w:t>
       </w:r>
+      <w:r>
+        <w:t>;</w:t>
+      </w:r>
     </w:p>
     <w:p>
       <w:pPr>
@@ -13646,11 +10369,14 @@
       <w:r>
         <w:t>Ambas podem ser configuradas nos respetivos ficheiros de configuração</w:t>
       </w:r>
+      <w:r>
+        <w:t>.</w:t>
+      </w:r>
     </w:p>
     <w:p>
-      <w:pPr>
-        <w:ind w:firstLine="360"/>
-      </w:pPr>
+      <w:r>
+        <w:br w:type="page"/>
+      </w:r>
     </w:p>
     <w:p>
       <w:pPr>
@@ -13671,7 +10397,6 @@
       <w:r>
         <w:t>O projeto </w:t>
       </w:r>
-      <w:proofErr w:type="spellStart"/>
       <w:r>
         <w:rPr>
           <w:rStyle w:val="Forte"/>
@@ -13680,18 +10405,7 @@
           <w:bCs w:val="0"/>
           <w:color w:val="0F1115"/>
         </w:rPr>
-        <w:t>RestaurantReservations</w:t>
-      </w:r>
-      <w:proofErr w:type="spellEnd"/>
-      <w:r>
-        <w:rPr>
-          <w:rStyle w:val="Forte"/>
-          <w:rFonts w:ascii="Segoe UI" w:hAnsi="Segoe UI" w:cs="Segoe UI"/>
-          <w:b w:val="0"/>
-          <w:bCs w:val="0"/>
-          <w:color w:val="0F1115"/>
-        </w:rPr>
-        <w:t xml:space="preserve"> API</w:t>
+        <w:t>RestaurantReservations API</w:t>
       </w:r>
       <w:r>
         <w:t> foi implementado com sucesso, percorrendo todo o ciclo de desenvolvimento de uma aplicação moderna. Desenvolveu-se uma </w:t>
@@ -13754,7 +10468,6 @@
       <w:r>
         <w:t>, ambas totalmente </w:t>
       </w:r>
-      <w:proofErr w:type="spellStart"/>
       <w:r>
         <w:rPr>
           <w:rStyle w:val="Forte"/>
@@ -13763,18 +10476,7 @@
           <w:bCs w:val="0"/>
           <w:color w:val="0F1115"/>
         </w:rPr>
-        <w:t>containerizadas</w:t>
-      </w:r>
-      <w:proofErr w:type="spellEnd"/>
-      <w:r>
-        <w:rPr>
-          <w:rStyle w:val="Forte"/>
-          <w:rFonts w:ascii="Segoe UI" w:hAnsi="Segoe UI" w:cs="Segoe UI"/>
-          <w:b w:val="0"/>
-          <w:bCs w:val="0"/>
-          <w:color w:val="0F1115"/>
-        </w:rPr>
-        <w:t xml:space="preserve"> com Docker</w:t>
+        <w:t>containerizadas com Docker</w:t>
       </w:r>
       <w:r>
         <w:t> para garantir portabilidade. A qualidade do código foi assegurada por uma </w:t>
@@ -13800,24 +10502,11 @@
           <w:bCs w:val="0"/>
           <w:color w:val="0F1115"/>
         </w:rPr>
-        <w:t xml:space="preserve">pipeline CI/CD automático com </w:t>
-      </w:r>
-      <w:proofErr w:type="spellStart"/>
-      <w:r>
-        <w:rPr>
-          <w:rStyle w:val="Forte"/>
-          <w:rFonts w:ascii="Segoe UI" w:hAnsi="Segoe UI" w:cs="Segoe UI"/>
-          <w:b w:val="0"/>
-          <w:bCs w:val="0"/>
-          <w:color w:val="0F1115"/>
-        </w:rPr>
-        <w:t>Jenkins</w:t>
-      </w:r>
-      <w:proofErr w:type="spellEnd"/>
+        <w:t>pipeline CI/CD automático com Jenkins</w:t>
+      </w:r>
       <w:r>
         <w:t>, que orquestra testes, análise estática com </w:t>
       </w:r>
-      <w:proofErr w:type="spellStart"/>
       <w:r>
         <w:rPr>
           <w:rStyle w:val="Forte"/>
@@ -13828,11 +10517,9 @@
         </w:rPr>
         <w:t>SonarQube</w:t>
       </w:r>
-      <w:proofErr w:type="spellEnd"/>
       <w:r>
         <w:t>, construção de imagens e </w:t>
       </w:r>
-      <w:proofErr w:type="spellStart"/>
       <w:r>
         <w:rPr>
           <w:rStyle w:val="nfase"/>
@@ -13841,11 +10528,9 @@
         </w:rPr>
         <w:t>deploy</w:t>
       </w:r>
-      <w:proofErr w:type="spellEnd"/>
       <w:r>
         <w:t> seguro para </w:t>
       </w:r>
-      <w:proofErr w:type="spellStart"/>
       <w:r>
         <w:rPr>
           <w:rStyle w:val="Forte"/>
@@ -13854,31 +10539,8 @@
           <w:bCs w:val="0"/>
           <w:color w:val="0F1115"/>
         </w:rPr>
-        <w:t>Kubernetes</w:t>
-      </w:r>
-      <w:proofErr w:type="spellEnd"/>
-      <w:r>
-        <w:rPr>
-          <w:rStyle w:val="Forte"/>
-          <w:rFonts w:ascii="Segoe UI" w:hAnsi="Segoe UI" w:cs="Segoe UI"/>
-          <w:b w:val="0"/>
-          <w:bCs w:val="0"/>
-          <w:color w:val="0F1115"/>
-        </w:rPr>
-        <w:t xml:space="preserve"> via </w:t>
-      </w:r>
-      <w:proofErr w:type="spellStart"/>
-      <w:r>
-        <w:rPr>
-          <w:rStyle w:val="Forte"/>
-          <w:rFonts w:ascii="Segoe UI" w:hAnsi="Segoe UI" w:cs="Segoe UI"/>
-          <w:b w:val="0"/>
-          <w:bCs w:val="0"/>
-          <w:color w:val="0F1115"/>
-        </w:rPr>
-        <w:t>Helm</w:t>
-      </w:r>
-      <w:proofErr w:type="spellEnd"/>
+        <w:t>Kubernetes via Helm</w:t>
+      </w:r>
       <w:r>
         <w:t>.</w:t>
       </w:r>
@@ -13890,34 +10552,14 @@
       <w:r>
         <w:t>Os principais desafios técnicos, como a sincronização de containers e a gestão de configurações, foram resolvidos com </w:t>
       </w:r>
-      <w:proofErr w:type="spellStart"/>
       <w:r>
         <w:rPr>
           <w:rStyle w:val="nfase"/>
           <w:rFonts w:ascii="Segoe UI" w:hAnsi="Segoe UI" w:cs="Segoe UI"/>
           <w:color w:val="0F1115"/>
         </w:rPr>
-        <w:t>health</w:t>
-      </w:r>
-      <w:proofErr w:type="spellEnd"/>
-      <w:r>
-        <w:rPr>
-          <w:rStyle w:val="nfase"/>
-          <w:rFonts w:ascii="Segoe UI" w:hAnsi="Segoe UI" w:cs="Segoe UI"/>
-          <w:color w:val="0F1115"/>
-        </w:rPr>
-        <w:t xml:space="preserve"> </w:t>
-      </w:r>
-      <w:proofErr w:type="spellStart"/>
-      <w:r>
-        <w:rPr>
-          <w:rStyle w:val="nfase"/>
-          <w:rFonts w:ascii="Segoe UI" w:hAnsi="Segoe UI" w:cs="Segoe UI"/>
-          <w:color w:val="0F1115"/>
-        </w:rPr>
-        <w:t>checks</w:t>
-      </w:r>
-      <w:proofErr w:type="spellEnd"/>
+        <w:t>health checks</w:t>
+      </w:r>
       <w:r>
         <w:t> e variáveis de ambiente, reforçando a importância da resiliência e automação. O sistema resultante é </w:t>
       </w:r>
@@ -13934,7 +10576,6 @@
       <w:r>
         <w:t>, demonstrando a aplicação prática de um </w:t>
       </w:r>
-      <w:proofErr w:type="spellStart"/>
       <w:r>
         <w:rPr>
           <w:rStyle w:val="nfase"/>
@@ -13943,17 +10584,8 @@
         </w:rPr>
         <w:t>stack</w:t>
       </w:r>
-      <w:proofErr w:type="spellEnd"/>
-      <w:r>
-        <w:t xml:space="preserve"> tecnológico completo e de metodologias </w:t>
-      </w:r>
-      <w:proofErr w:type="spellStart"/>
-      <w:r>
-        <w:t>DevOps</w:t>
-      </w:r>
-      <w:proofErr w:type="spellEnd"/>
-      <w:r>
-        <w:t>.</w:t>
+      <w:r>
+        <w:t> tecnológico completo e de metodologias DevOps.</w:t>
       </w:r>
     </w:p>
     <w:p/>
@@ -35071,6 +31703,7 @@
   <w:style w:type="character" w:default="1" w:styleId="Tipodeletrapredefinidodopargrafo">
     <w:name w:val="Default Paragraph Font"/>
     <w:uiPriority w:val="1"/>
+    <w:semiHidden/>
     <w:unhideWhenUsed/>
   </w:style>
   <w:style w:type="table" w:default="1" w:styleId="Tabelanormal">
